--- a/Reportes/2026-06/Informe_Mensual_2026-06_INSTITUCIONAL.docx
+++ b/Reportes/2026-06/Informe_Mensual_2026-06_INSTITUCIONAL.docx
@@ -13,7 +13,7 @@
         <w:rPr>
           <w:rFonts w:ascii="Calibri" w:eastAsia="Times New Roman" w:hAnsi="Calibri" w:cs="Calibri"/>
         </w:rPr>
-        <w:t>Informe Mensual de Actividades</w:t>
+        <w:t>Acta de Entrega e Informe Mensual de Actividades (Handover Final)</w:t>
       </w:r>
     </w:p>
     <w:p>
@@ -107,7 +107,7 @@
         <w:rPr>
           <w:rFonts w:ascii="Calibri" w:eastAsia="Times New Roman" w:hAnsi="Calibri" w:cs="Calibri"/>
         </w:rPr>
-        <w:pict w14:anchorId="38A6A4DB">
+        <w:pict w14:anchorId="4AFB2553">
           <v:rect id="_x0000_i1025" style="width:0;height:1.5pt" o:hralign="center" o:hrstd="t" o:hr="t" fillcolor="#a0a0a0" stroked="f"/>
         </w:pict>
       </w:r>
@@ -123,7 +123,7 @@
         <w:rPr>
           <w:rFonts w:ascii="Calibri" w:eastAsia="Times New Roman" w:hAnsi="Calibri" w:cs="Calibri"/>
         </w:rPr>
-        <w:t>1. Resumen Ejecutivo</w:t>
+        <w:t>1. Resumen Ejecutivo (Acta de Cierre)</w:t>
       </w:r>
     </w:p>
     <w:p>
@@ -141,7 +141,7 @@
           <w:sz w:val="22"/>
           <w:szCs w:val="22"/>
         </w:rPr>
-        <w:t xml:space="preserve">Durante junio de 2026, el trabajo se concentró en consolidar el cierre trimestral de las cinco líneas de trabajo del proyecto. Se ha concluido con la estabilización, el pase a producción y la entrega formal del proyecto principal </w:t>
+        <w:t xml:space="preserve">El presente documento constituye el acta de cierre definitivo y entrega tecnológica correspondiente al cierre trimestral (y ciclo operativo) de las líneas de trabajo asignadas. Durante junio de 2026, la prioridad máxima fue consolidar el </w:t>
       </w:r>
       <w:r>
         <w:rPr>
@@ -150,7 +150,7 @@
           <w:sz w:val="22"/>
           <w:szCs w:val="22"/>
         </w:rPr>
-        <w:t>MUSEMS</w:t>
+        <w:t>Handover Institucional</w:t>
       </w:r>
       <w:r>
         <w:rPr>
@@ -158,39 +158,7 @@
           <w:sz w:val="22"/>
           <w:szCs w:val="22"/>
         </w:rPr>
-        <w:t xml:space="preserve"> (Plataforma de Inteligencia Analítica), alcanzando su estado *Release Candidate 1 (RC1)* el 18 de junio, integrado a la rama </w:t>
-      </w:r>
-      <w:r>
-        <w:rPr>
-          <w:rStyle w:val="CdigoHTML"/>
-        </w:rPr>
-        <w:t>main</w:t>
-      </w:r>
-      <w:r>
-        <w:rPr>
-          <w:rFonts w:ascii="Calibri" w:hAnsi="Calibri" w:cs="Calibri"/>
-          <w:sz w:val="22"/>
-          <w:szCs w:val="22"/>
-        </w:rPr>
-        <w:t xml:space="preserve"> y desplegado en QA.</w:t>
-      </w:r>
-    </w:p>
-    <w:p>
-      <w:pPr>
-        <w:pStyle w:val="NormalWeb"/>
-        <w:rPr>
-          <w:rFonts w:ascii="Calibri" w:hAnsi="Calibri" w:cs="Calibri"/>
-          <w:sz w:val="22"/>
-          <w:szCs w:val="22"/>
-        </w:rPr>
-      </w:pPr>
-      <w:r>
-        <w:rPr>
-          <w:rFonts w:ascii="Calibri" w:hAnsi="Calibri" w:cs="Calibri"/>
-          <w:sz w:val="22"/>
-          <w:szCs w:val="22"/>
-        </w:rPr>
-        <w:t xml:space="preserve">Respecto al proyecto </w:t>
+        <w:t xml:space="preserve"> de la Plataforma de Inteligencia Analítica </w:t>
       </w:r>
       <w:r>
         <w:rPr>
@@ -199,6 +167,41 @@
           <w:sz w:val="22"/>
           <w:szCs w:val="22"/>
         </w:rPr>
+        <w:t>MUSEMS</w:t>
+      </w:r>
+      <w:r>
+        <w:rPr>
+          <w:rFonts w:ascii="Calibri" w:hAnsi="Calibri" w:cs="Calibri"/>
+          <w:sz w:val="22"/>
+          <w:szCs w:val="22"/>
+        </w:rPr>
+        <w:t>, alcanzando su estado certificado *Release Candidate 1 (RC1)*, desplegado exitosamente en el ambiente de Aseguramiento de Calidad (QA).</w:t>
+      </w:r>
+    </w:p>
+    <w:p>
+      <w:pPr>
+        <w:pStyle w:val="NormalWeb"/>
+        <w:rPr>
+          <w:rFonts w:ascii="Calibri" w:hAnsi="Calibri" w:cs="Calibri"/>
+          <w:sz w:val="22"/>
+          <w:szCs w:val="22"/>
+        </w:rPr>
+      </w:pPr>
+      <w:r>
+        <w:rPr>
+          <w:rFonts w:ascii="Calibri" w:hAnsi="Calibri" w:cs="Calibri"/>
+          <w:sz w:val="22"/>
+          <w:szCs w:val="22"/>
+        </w:rPr>
+        <w:t xml:space="preserve">Asimismo, se expide la constancia formal de que el proyecto </w:t>
+      </w:r>
+      <w:r>
+        <w:rPr>
+          <w:rStyle w:val="Fuerte"/>
+          <w:rFonts w:ascii="Calibri" w:hAnsi="Calibri" w:cs="Calibri"/>
+          <w:sz w:val="22"/>
+          <w:szCs w:val="22"/>
+        </w:rPr>
         <w:t>Vida Saludable (Fase 2)</w:t>
       </w:r>
       <w:r>
@@ -207,11 +210,39 @@
           <w:sz w:val="22"/>
           <w:szCs w:val="22"/>
         </w:rPr>
-        <w:t xml:space="preserve">, su línea base quedó cerrada y validada en mayo tras la pausa declarada, manteniendo el estado de infraestructura y migración listos para cuando se decida su reinicio operativo. </w:t>
+        <w:t xml:space="preserve"> fue congelado en un estado óptimo de migración ("Infraestructura Lista", "Documentación Completa"), salvaguardando sus activos para futuras etapas. El ciclo culmina entregando repositorios libres de vulnerabilidades críticas, metodologías DevSecOps integradas y una matriz de trazabilidad certificada al 100%.</w:t>
       </w:r>
     </w:p>
     <w:p>
       <w:pPr>
+        <w:pStyle w:val="Ttulo2"/>
+        <w:rPr>
+          <w:rFonts w:ascii="Calibri" w:eastAsia="Times New Roman" w:hAnsi="Calibri" w:cs="Calibri"/>
+        </w:rPr>
+      </w:pPr>
+      <w:r>
+        <w:rPr>
+          <w:rFonts w:ascii="Calibri" w:eastAsia="Times New Roman" w:hAnsi="Calibri" w:cs="Calibri"/>
+        </w:rPr>
+        <w:t>2. Consolidación de Plataforma y Despliegues (MUSEMS)</w:t>
+      </w:r>
+    </w:p>
+    <w:p>
+      <w:pPr>
+        <w:pStyle w:val="Ttulo3"/>
+        <w:rPr>
+          <w:rFonts w:ascii="Calibri" w:eastAsia="Times New Roman" w:hAnsi="Calibri" w:cs="Calibri"/>
+        </w:rPr>
+      </w:pPr>
+      <w:r>
+        <w:rPr>
+          <w:rFonts w:ascii="Calibri" w:eastAsia="Times New Roman" w:hAnsi="Calibri" w:cs="Calibri"/>
+        </w:rPr>
+        <w:t>2.1 Despliegue en Ambiente de Aseguramiento (QA)</w:t>
+      </w:r>
+    </w:p>
+    <w:p>
+      <w:pPr>
         <w:pStyle w:val="NormalWeb"/>
         <w:rPr>
           <w:rFonts w:ascii="Calibri" w:hAnsi="Calibri" w:cs="Calibri"/>
@@ -225,35 +256,7 @@
           <w:sz w:val="22"/>
           <w:szCs w:val="22"/>
         </w:rPr>
-        <w:t>El presente informe consolida los resultados observados, las remediaciones de seguridad estructurales implementadas y el establecimiento de pipelines DevSecOps para la verificación técnica, asegurando el cumplimiento de los hitos trimestrales.</w:t>
-      </w:r>
-    </w:p>
-    <w:p>
-      <w:pPr>
-        <w:pStyle w:val="Ttulo2"/>
-        <w:rPr>
-          <w:rFonts w:ascii="Calibri" w:eastAsia="Times New Roman" w:hAnsi="Calibri" w:cs="Calibri"/>
-        </w:rPr>
-      </w:pPr>
-      <w:r>
-        <w:rPr>
-          <w:rFonts w:ascii="Calibri" w:eastAsia="Times New Roman" w:hAnsi="Calibri" w:cs="Calibri"/>
-        </w:rPr>
-        <w:t>2. Consolidación del Trimestre (Abril - Junio)</w:t>
-      </w:r>
-    </w:p>
-    <w:p>
-      <w:pPr>
-        <w:pStyle w:val="Ttulo3"/>
-        <w:rPr>
-          <w:rFonts w:ascii="Calibri" w:eastAsia="Times New Roman" w:hAnsi="Calibri" w:cs="Calibri"/>
-        </w:rPr>
-      </w:pPr>
-      <w:r>
-        <w:rPr>
-          <w:rFonts w:ascii="Calibri" w:eastAsia="Times New Roman" w:hAnsi="Calibri" w:cs="Calibri"/>
-        </w:rPr>
-        <w:t>2.1 Proyecto Vida Saludable</w:t>
+        <w:t>Se entrega la plataforma MUSEMS completamente funcional, parametrizada y configurada bajo la arquitectura cliente-servidor (FastAPI + React 19).</w:t>
       </w:r>
     </w:p>
     <w:p>
@@ -272,13 +275,13 @@
           <w:rStyle w:val="Fuerte"/>
           <w:rFonts w:ascii="Calibri" w:eastAsia="Times New Roman" w:hAnsi="Calibri" w:cs="Calibri"/>
         </w:rPr>
-        <w:t>Cierre Trimestral:</w:t>
+        <w:t>Acceso a la Plataforma QA:</w:t>
       </w:r>
       <w:r>
         <w:rPr>
           <w:rFonts w:ascii="Calibri" w:eastAsia="Times New Roman" w:hAnsi="Calibri" w:cs="Calibri"/>
         </w:rPr>
-        <w:t xml:space="preserve"> El proyecto entró en pausa indefinida el 29 de abril de 2026 con un estado exitoso ("Migración Validada", "Documentación Completa", "Infraestructura Lista"). </w:t>
+        <w:t xml:space="preserve"> [http://168.255.101.231:8086/](http://168.255.101.231:8086/)</w:t>
       </w:r>
     </w:p>
     <w:p>
@@ -297,64 +300,97 @@
           <w:rStyle w:val="Fuerte"/>
           <w:rFonts w:ascii="Calibri" w:eastAsia="Times New Roman" w:hAnsi="Calibri" w:cs="Calibri"/>
         </w:rPr>
-        <w:t>Resultados Consolidados:</w:t>
+        <w:t>Gestión de Base de Datos:</w:t>
       </w:r>
       <w:r>
         <w:rPr>
           <w:rFonts w:ascii="Calibri" w:eastAsia="Times New Roman" w:hAnsi="Calibri" w:cs="Calibri"/>
         </w:rPr>
-        <w:t xml:space="preserve"> La arquitectura backend (FastAPI + pg8000 + SFTP Key-based Auth) y el frontend (Angular 18) quedaron funcionales y testeados. El modelo de datos (DDL) en PostgreSQL 14 fue validado para los flujos de IMSS.</w:t>
+        <w:t xml:space="preserve"> Las conexiones se enlazan exitosamente mediante un *Thin Mode Pool* de Oracle hacia el esquema </w:t>
+      </w:r>
+      <w:r>
+        <w:rPr>
+          <w:rStyle w:val="CdigoHTML"/>
+        </w:rPr>
+        <w:t>MUSEMSQA</w:t>
+      </w:r>
+      <w:r>
+        <w:rPr>
+          <w:rFonts w:ascii="Calibri" w:eastAsia="Times New Roman" w:hAnsi="Calibri" w:cs="Calibri"/>
+        </w:rPr>
+        <w:t xml:space="preserve"> ubicado en el clúster </w:t>
+      </w:r>
+      <w:r>
+        <w:rPr>
+          <w:rStyle w:val="CdigoHTML"/>
+        </w:rPr>
+        <w:t>168.255.101.67:1530/MUSEMSD</w:t>
+      </w:r>
+      <w:r>
+        <w:rPr>
+          <w:rFonts w:ascii="Calibri" w:eastAsia="Times New Roman" w:hAnsi="Calibri" w:cs="Calibri"/>
+        </w:rPr>
+        <w:t>.</w:t>
       </w:r>
     </w:p>
     <w:p>
       <w:pPr>
-        <w:numPr>
-          <w:ilvl w:val="0"/>
-          <w:numId w:val="13"/>
-        </w:numPr>
-        <w:spacing w:before="100" w:beforeAutospacing="1" w:after="100" w:afterAutospacing="1" w:line="240" w:lineRule="auto"/>
+        <w:pStyle w:val="Ttulo3"/>
         <w:rPr>
           <w:rFonts w:ascii="Calibri" w:eastAsia="Times New Roman" w:hAnsi="Calibri" w:cs="Calibri"/>
         </w:rPr>
       </w:pPr>
       <w:r>
         <w:rPr>
-          <w:rStyle w:val="Fuerte"/>
           <w:rFonts w:ascii="Calibri" w:eastAsia="Times New Roman" w:hAnsi="Calibri" w:cs="Calibri"/>
         </w:rPr>
-        <w:t>Recomendación Final:</w:t>
-      </w:r>
-      <w:r>
-        <w:rPr>
-          <w:rFonts w:ascii="Calibri" w:eastAsia="Times New Roman" w:hAnsi="Calibri" w:cs="Calibri"/>
-        </w:rPr>
-        <w:t xml:space="preserve"> Quedan preparadas las tareas para el reinicio: apertura formal de PR a </w:t>
-      </w:r>
-      <w:r>
-        <w:rPr>
-          <w:rStyle w:val="CdigoHTML"/>
-        </w:rPr>
-        <w:t>master</w:t>
-      </w:r>
-      <w:r>
-        <w:rPr>
-          <w:rFonts w:ascii="Calibri" w:eastAsia="Times New Roman" w:hAnsi="Calibri" w:cs="Calibri"/>
-        </w:rPr>
-        <w:t>, y el Sprint 1 de Construcción para la validación funcional de layouts con área médica.</w:t>
+        <w:t>2.2 Entrega de Usuarios de Administración y Seguridad</w:t>
       </w:r>
     </w:p>
     <w:p>
       <w:pPr>
-        <w:pStyle w:val="Ttulo3"/>
-        <w:rPr>
-          <w:rFonts w:ascii="Calibri" w:eastAsia="Times New Roman" w:hAnsi="Calibri" w:cs="Calibri"/>
+        <w:pStyle w:val="NormalWeb"/>
+        <w:rPr>
+          <w:rFonts w:ascii="Calibri" w:hAnsi="Calibri" w:cs="Calibri"/>
+          <w:sz w:val="22"/>
+          <w:szCs w:val="22"/>
         </w:rPr>
       </w:pPr>
       <w:r>
         <w:rPr>
-          <w:rFonts w:ascii="Calibri" w:eastAsia="Times New Roman" w:hAnsi="Calibri" w:cs="Calibri"/>
-        </w:rPr>
-        <w:t>2.2 Rendimiento de bases de datos y backend</w:t>
+          <w:rFonts w:ascii="Calibri" w:hAnsi="Calibri" w:cs="Calibri"/>
+          <w:sz w:val="22"/>
+          <w:szCs w:val="22"/>
+        </w:rPr>
+        <w:t xml:space="preserve">Como parte de la entrega de llaves y control de accesos basados en roles (RBAC), se transfieren cinco (5) cuentas con privilegios de </w:t>
+      </w:r>
+      <w:r>
+        <w:rPr>
+          <w:rStyle w:val="CdigoHTML"/>
+        </w:rPr>
+        <w:t>ADMINISTRADOR</w:t>
+      </w:r>
+      <w:r>
+        <w:rPr>
+          <w:rFonts w:ascii="Calibri" w:hAnsi="Calibri" w:cs="Calibri"/>
+          <w:sz w:val="22"/>
+          <w:szCs w:val="22"/>
+        </w:rPr>
+        <w:t xml:space="preserve"> habilitadas y listas para operar la plataforma en QA, todas con el *passphrase* de entrega </w:t>
+      </w:r>
+      <w:r>
+        <w:rPr>
+          <w:rStyle w:val="CdigoHTML"/>
+        </w:rPr>
+        <w:t>musems2026</w:t>
+      </w:r>
+      <w:r>
+        <w:rPr>
+          <w:rFonts w:ascii="Calibri" w:hAnsi="Calibri" w:cs="Calibri"/>
+          <w:sz w:val="22"/>
+          <w:szCs w:val="22"/>
+        </w:rPr>
+        <w:t>:</w:t>
       </w:r>
     </w:p>
     <w:p>
@@ -370,40 +406,15 @@
       </w:pPr>
       <w:r>
         <w:rPr>
-          <w:rStyle w:val="Fuerte"/>
-          <w:rFonts w:ascii="Calibri" w:eastAsia="Times New Roman" w:hAnsi="Calibri" w:cs="Calibri"/>
-        </w:rPr>
-        <w:t>Cierre Trimestral:</w:t>
+          <w:rStyle w:val="CdigoHTML"/>
+        </w:rPr>
+        <w:t>david</w:t>
       </w:r>
       <w:r>
         <w:rPr>
           <w:rFonts w:ascii="Calibri" w:eastAsia="Times New Roman" w:hAnsi="Calibri" w:cs="Calibri"/>
         </w:rPr>
-        <w:t xml:space="preserve"> En el proyecto MUSEMS, se optimizó radicalmente el ciclo de validación de identidad. Se erradicó la dependencia obsoleta </w:t>
-      </w:r>
-      <w:r>
-        <w:rPr>
-          <w:rStyle w:val="CdigoHTML"/>
-        </w:rPr>
-        <w:t>passlib</w:t>
-      </w:r>
-      <w:r>
-        <w:rPr>
-          <w:rFonts w:ascii="Calibri" w:eastAsia="Times New Roman" w:hAnsi="Calibri" w:cs="Calibri"/>
-        </w:rPr>
-        <w:t xml:space="preserve"> a favor de </w:t>
-      </w:r>
-      <w:r>
-        <w:rPr>
-          <w:rStyle w:val="CdigoHTML"/>
-        </w:rPr>
-        <w:t>bcrypt</w:t>
-      </w:r>
-      <w:r>
-        <w:rPr>
-          <w:rFonts w:ascii="Calibri" w:eastAsia="Times New Roman" w:hAnsi="Calibri" w:cs="Calibri"/>
-        </w:rPr>
-        <w:t xml:space="preserve"> nativo (Issue #55), resolviendo fallas de colección de pruebas y optimizando la carga asíncrona hacia la base Oracle 19c.</w:t>
+        <w:t xml:space="preserve"> (David León)</w:t>
       </w:r>
     </w:p>
     <w:p>
@@ -419,37 +430,46 @@
       </w:pPr>
       <w:r>
         <w:rPr>
-          <w:rStyle w:val="Fuerte"/>
-          <w:rFonts w:ascii="Calibri" w:eastAsia="Times New Roman" w:hAnsi="Calibri" w:cs="Calibri"/>
-        </w:rPr>
-        <w:t>Riesgo Mitigado:</w:t>
+          <w:rStyle w:val="CdigoHTML"/>
+        </w:rPr>
+        <w:t>abraham</w:t>
       </w:r>
       <w:r>
         <w:rPr>
           <w:rFonts w:ascii="Calibri" w:eastAsia="Times New Roman" w:hAnsi="Calibri" w:cs="Calibri"/>
         </w:rPr>
-        <w:t xml:space="preserve"> Se redujo drásticamente la exposición a ataques de denegación de servicio (DoS) por carga criptográfica excesiva durante el *login*.</w:t>
+        <w:t xml:space="preserve"> (Abraham Aguirre)</w:t>
       </w:r>
     </w:p>
     <w:p>
       <w:pPr>
-        <w:pStyle w:val="Ttulo3"/>
+        <w:numPr>
+          <w:ilvl w:val="0"/>
+          <w:numId w:val="14"/>
+        </w:numPr>
+        <w:spacing w:before="100" w:beforeAutospacing="1" w:after="100" w:afterAutospacing="1" w:line="240" w:lineRule="auto"/>
         <w:rPr>
           <w:rFonts w:ascii="Calibri" w:eastAsia="Times New Roman" w:hAnsi="Calibri" w:cs="Calibri"/>
         </w:rPr>
       </w:pPr>
       <w:r>
         <w:rPr>
+          <w:rStyle w:val="CdigoHTML"/>
+        </w:rPr>
+        <w:t>valeria</w:t>
+      </w:r>
+      <w:r>
+        <w:rPr>
           <w:rFonts w:ascii="Calibri" w:eastAsia="Times New Roman" w:hAnsi="Calibri" w:cs="Calibri"/>
         </w:rPr>
-        <w:t>2.3 Monitoreo y alertamiento (Rate Limiting)</w:t>
+        <w:t xml:space="preserve"> (Valeria Lezama)</w:t>
       </w:r>
     </w:p>
     <w:p>
       <w:pPr>
         <w:numPr>
           <w:ilvl w:val="0"/>
-          <w:numId w:val="15"/>
+          <w:numId w:val="14"/>
         </w:numPr>
         <w:spacing w:before="100" w:beforeAutospacing="1" w:after="100" w:afterAutospacing="1" w:line="240" w:lineRule="auto"/>
         <w:rPr>
@@ -458,35 +478,22 @@
       </w:pPr>
       <w:r>
         <w:rPr>
-          <w:rStyle w:val="Fuerte"/>
-          <w:rFonts w:ascii="Calibri" w:eastAsia="Times New Roman" w:hAnsi="Calibri" w:cs="Calibri"/>
-        </w:rPr>
-        <w:t>Cierre Trimestral:</w:t>
+          <w:rStyle w:val="CdigoHTML"/>
+        </w:rPr>
+        <w:t>dolores</w:t>
       </w:r>
       <w:r>
         <w:rPr>
           <w:rFonts w:ascii="Calibri" w:eastAsia="Times New Roman" w:hAnsi="Calibri" w:cs="Calibri"/>
         </w:rPr>
-        <w:t xml:space="preserve"> Ante el riesgo volumétrico, se adoptó y configuró la librería </w:t>
-      </w:r>
-      <w:r>
-        <w:rPr>
-          <w:rStyle w:val="CdigoHTML"/>
-        </w:rPr>
-        <w:t>slowapi</w:t>
-      </w:r>
-      <w:r>
-        <w:rPr>
-          <w:rFonts w:ascii="Calibri" w:eastAsia="Times New Roman" w:hAnsi="Calibri" w:cs="Calibri"/>
-        </w:rPr>
-        <w:t xml:space="preserve"> en la capa de FastAPI de MUSEMS (Issue #56) como un limitador estricto para rutas de autenticación.</w:t>
+        <w:t xml:space="preserve"> (Dolores Sánchez)</w:t>
       </w:r>
     </w:p>
     <w:p>
       <w:pPr>
         <w:numPr>
           <w:ilvl w:val="0"/>
-          <w:numId w:val="15"/>
+          <w:numId w:val="14"/>
         </w:numPr>
         <w:spacing w:before="100" w:beforeAutospacing="1" w:after="100" w:afterAutospacing="1" w:line="240" w:lineRule="auto"/>
         <w:rPr>
@@ -495,26 +502,105 @@
       </w:pPr>
       <w:r>
         <w:rPr>
-          <w:rStyle w:val="Fuerte"/>
-          <w:rFonts w:ascii="Calibri" w:eastAsia="Times New Roman" w:hAnsi="Calibri" w:cs="Calibri"/>
-        </w:rPr>
-        <w:t>Umbrales Aplicados:</w:t>
+          <w:rStyle w:val="CdigoHTML"/>
+        </w:rPr>
+        <w:t>eduardo</w:t>
       </w:r>
       <w:r>
         <w:rPr>
           <w:rFonts w:ascii="Calibri" w:eastAsia="Times New Roman" w:hAnsi="Calibri" w:cs="Calibri"/>
         </w:rPr>
-        <w:t xml:space="preserve"> Se configuró un máximo de 5 peticiones por minuto por IP origen en </w:t>
+        <w:t xml:space="preserve"> (Eduardo Hernández)</w:t>
+      </w:r>
+    </w:p>
+    <w:p>
+      <w:pPr>
+        <w:pStyle w:val="NormalWeb"/>
+        <w:rPr>
+          <w:rFonts w:ascii="Calibri" w:hAnsi="Calibri" w:cs="Calibri"/>
+          <w:sz w:val="22"/>
+          <w:szCs w:val="22"/>
+        </w:rPr>
+      </w:pPr>
+      <w:r>
+        <w:rPr>
+          <w:rFonts w:ascii="Calibri" w:hAnsi="Calibri" w:cs="Calibri"/>
+          <w:sz w:val="22"/>
+          <w:szCs w:val="22"/>
+        </w:rPr>
+        <w:t>La arquitectura de estas cuentas incluye protección *Hard-Delete*, garantizando la permanencia inalterable del usuario administrador root (ID 1).</w:t>
+      </w:r>
+    </w:p>
+    <w:p>
+      <w:pPr>
+        <w:pStyle w:val="Ttulo2"/>
+        <w:rPr>
+          <w:rFonts w:ascii="Calibri" w:eastAsia="Times New Roman" w:hAnsi="Calibri" w:cs="Calibri"/>
+        </w:rPr>
+      </w:pPr>
+      <w:r>
+        <w:rPr>
+          <w:rFonts w:ascii="Calibri" w:eastAsia="Times New Roman" w:hAnsi="Calibri" w:cs="Calibri"/>
+        </w:rPr>
+        <w:t>3. Optimización de Procesos Documentales e Integración Continua</w:t>
+      </w:r>
+    </w:p>
+    <w:p>
+      <w:pPr>
+        <w:pStyle w:val="Ttulo3"/>
+        <w:rPr>
+          <w:rFonts w:ascii="Calibri" w:eastAsia="Times New Roman" w:hAnsi="Calibri" w:cs="Calibri"/>
+        </w:rPr>
+      </w:pPr>
+      <w:r>
+        <w:rPr>
+          <w:rFonts w:ascii="Calibri" w:eastAsia="Times New Roman" w:hAnsi="Calibri" w:cs="Calibri"/>
+        </w:rPr>
+        <w:t>3.1 Automatización de Documentación Gubernamental (ETL Documental)</w:t>
+      </w:r>
+    </w:p>
+    <w:p>
+      <w:pPr>
+        <w:pStyle w:val="NormalWeb"/>
+        <w:rPr>
+          <w:rFonts w:ascii="Calibri" w:hAnsi="Calibri" w:cs="Calibri"/>
+          <w:sz w:val="22"/>
+          <w:szCs w:val="22"/>
+        </w:rPr>
+      </w:pPr>
+      <w:r>
+        <w:rPr>
+          <w:rFonts w:ascii="Calibri" w:hAnsi="Calibri" w:cs="Calibri"/>
+          <w:sz w:val="22"/>
+          <w:szCs w:val="22"/>
+        </w:rPr>
+        <w:t xml:space="preserve">Uno de los hitos tecnológicos de cierre ha sido la conceptualización y desarrollo del script central de Python </w:t>
       </w:r>
       <w:r>
         <w:rPr>
           <w:rStyle w:val="CdigoHTML"/>
         </w:rPr>
-        <w:t>/login</w:t>
+        <w:t>generate_docs.py</w:t>
       </w:r>
       <w:r>
         <w:rPr>
-          <w:rFonts w:ascii="Calibri" w:eastAsia="Times New Roman" w:hAnsi="Calibri" w:cs="Calibri"/>
+          <w:rFonts w:ascii="Calibri" w:hAnsi="Calibri" w:cs="Calibri"/>
+          <w:sz w:val="22"/>
+          <w:szCs w:val="22"/>
+        </w:rPr>
+        <w:t xml:space="preserve">. Esta herramienta opera como un Pipeline ETL documental: procesa automáticamente diagramas Mermaid e imágenes embebidas de todo el código fuente, y transpila los manuales de Markdown nativo a sus contrapartes oficiales en </w:t>
+      </w:r>
+      <w:r>
+        <w:rPr>
+          <w:rStyle w:val="CdigoHTML"/>
+        </w:rPr>
+        <w:t>.docx</w:t>
+      </w:r>
+      <w:r>
+        <w:rPr>
+          <w:rFonts w:ascii="Calibri" w:hAnsi="Calibri" w:cs="Calibri"/>
+          <w:sz w:val="22"/>
+          <w:szCs w:val="22"/>
         </w:rPr>
         <w:t xml:space="preserve"> y </w:t>
       </w:r>
@@ -522,25 +608,15 @@
         <w:rPr>
           <w:rStyle w:val="CdigoHTML"/>
         </w:rPr>
-        <w:t>/forgot-password</w:t>
+        <w:t>.pdf</w:t>
       </w:r>
       <w:r>
         <w:rPr>
-          <w:rFonts w:ascii="Calibri" w:eastAsia="Times New Roman" w:hAnsi="Calibri" w:cs="Calibri"/>
-        </w:rPr>
-        <w:t xml:space="preserve">, rechazando subsecuentes solicitudes con </w:t>
-      </w:r>
-      <w:r>
-        <w:rPr>
-          <w:rStyle w:val="CdigoHTML"/>
-        </w:rPr>
-        <w:t>HTTP 429 Too Many Requests</w:t>
-      </w:r>
-      <w:r>
-        <w:rPr>
-          <w:rFonts w:ascii="Calibri" w:eastAsia="Times New Roman" w:hAnsi="Calibri" w:cs="Calibri"/>
-        </w:rPr>
-        <w:t xml:space="preserve"> protegiendo así los recursos del sistema.</w:t>
+          <w:rFonts w:ascii="Calibri" w:hAnsi="Calibri" w:cs="Calibri"/>
+          <w:sz w:val="22"/>
+          <w:szCs w:val="22"/>
+        </w:rPr>
+        <w:t>. Esto asegura un acervo técnico corporativo inmutable, legible y listo para firmas en futuras auditorías de la Secretaría de Educación Pública.</w:t>
       </w:r>
     </w:p>
     <w:p>
@@ -554,363 +630,163 @@
         <w:rPr>
           <w:rFonts w:ascii="Calibri" w:eastAsia="Times New Roman" w:hAnsi="Calibri" w:cs="Calibri"/>
         </w:rPr>
-        <w:t>2.4 Preparación de datos para Inteligencia Analítica (MUSEMS)</w:t>
+        <w:t>3.2 Aseguramiento DevSecOps (Cero Vulnerabilidades)</w:t>
       </w:r>
     </w:p>
     <w:p>
       <w:pPr>
-        <w:numPr>
-          <w:ilvl w:val="0"/>
-          <w:numId w:val="16"/>
-        </w:numPr>
-        <w:spacing w:before="100" w:beforeAutospacing="1" w:after="100" w:afterAutospacing="1" w:line="240" w:lineRule="auto"/>
-        <w:rPr>
-          <w:rFonts w:ascii="Calibri" w:eastAsia="Times New Roman" w:hAnsi="Calibri" w:cs="Calibri"/>
+        <w:pStyle w:val="NormalWeb"/>
+        <w:rPr>
+          <w:rFonts w:ascii="Calibri" w:hAnsi="Calibri" w:cs="Calibri"/>
+          <w:sz w:val="22"/>
+          <w:szCs w:val="22"/>
         </w:rPr>
       </w:pPr>
       <w:r>
         <w:rPr>
-          <w:rStyle w:val="Fuerte"/>
-          <w:rFonts w:ascii="Calibri" w:eastAsia="Times New Roman" w:hAnsi="Calibri" w:cs="Calibri"/>
-        </w:rPr>
-        <w:t>Cierre Trimestral:</w:t>
+          <w:rFonts w:ascii="Calibri" w:hAnsi="Calibri" w:cs="Calibri"/>
+          <w:sz w:val="22"/>
+          <w:szCs w:val="22"/>
+        </w:rPr>
+        <w:t xml:space="preserve">El código entregado en la rama </w:t>
       </w:r>
       <w:r>
         <w:rPr>
-          <w:rFonts w:ascii="Calibri" w:eastAsia="Times New Roman" w:hAnsi="Calibri" w:cs="Calibri"/>
-        </w:rPr>
-        <w:t xml:space="preserve"> La plataforma MUSEMS fue entregada satisfactoriamente con la construcción de las *Vistas Analíticas* (e.g. </w:t>
+          <w:rStyle w:val="CdigoHTML"/>
+        </w:rPr>
+        <w:t>main</w:t>
       </w:r>
       <w:r>
         <w:rPr>
-          <w:rStyle w:val="CdigoHTML"/>
-        </w:rPr>
-        <w:t>VW_BI_MUSEMS_REINSCRIPCIONES</w:t>
+          <w:rFonts w:ascii="Calibri" w:hAnsi="Calibri" w:cs="Calibri"/>
+          <w:sz w:val="22"/>
+          <w:szCs w:val="22"/>
+        </w:rPr>
+        <w:t xml:space="preserve"> superó todas las aduanas del *Security CI/CD*. Se hace constar que el </w:t>
       </w:r>
       <w:r>
         <w:rPr>
-          <w:rFonts w:ascii="Calibri" w:eastAsia="Times New Roman" w:hAnsi="Calibri" w:cs="Calibri"/>
-        </w:rPr>
-        <w:t xml:space="preserve">) en Oracle. </w:t>
+          <w:rStyle w:val="Fuerte"/>
+          <w:rFonts w:ascii="Calibri" w:hAnsi="Calibri" w:cs="Calibri"/>
+          <w:sz w:val="22"/>
+          <w:szCs w:val="22"/>
+        </w:rPr>
+        <w:t>Dictamen de Vulnerabilidades (SAST/SCA) es APROBADO</w:t>
+      </w:r>
+      <w:r>
+        <w:rPr>
+          <w:rFonts w:ascii="Calibri" w:hAnsi="Calibri" w:cs="Calibri"/>
+          <w:sz w:val="22"/>
+          <w:szCs w:val="22"/>
+        </w:rPr>
+        <w:t xml:space="preserve">, certificando la mitigación del 100% de los hallazgos OWASP previamente identificados. Se ha blindado la API frente a fuerza bruta mediante *Rate Limiting* estricto y la dependencia criptográfica obsoleta se ha suplido por </w:t>
+      </w:r>
+      <w:r>
+        <w:rPr>
+          <w:rStyle w:val="CdigoHTML"/>
+        </w:rPr>
+        <w:t>bcrypt</w:t>
+      </w:r>
+      <w:r>
+        <w:rPr>
+          <w:rFonts w:ascii="Calibri" w:hAnsi="Calibri" w:cs="Calibri"/>
+          <w:sz w:val="22"/>
+          <w:szCs w:val="22"/>
+        </w:rPr>
+        <w:t xml:space="preserve"> nativo.</w:t>
       </w:r>
     </w:p>
     <w:p>
       <w:pPr>
-        <w:numPr>
-          <w:ilvl w:val="0"/>
-          <w:numId w:val="16"/>
-        </w:numPr>
-        <w:spacing w:before="100" w:beforeAutospacing="1" w:after="100" w:afterAutospacing="1" w:line="240" w:lineRule="auto"/>
+        <w:pStyle w:val="Ttulo2"/>
         <w:rPr>
           <w:rFonts w:ascii="Calibri" w:eastAsia="Times New Roman" w:hAnsi="Calibri" w:cs="Calibri"/>
         </w:rPr>
       </w:pPr>
       <w:r>
         <w:rPr>
-          <w:rStyle w:val="Fuerte"/>
           <w:rFonts w:ascii="Calibri" w:eastAsia="Times New Roman" w:hAnsi="Calibri" w:cs="Calibri"/>
         </w:rPr>
-        <w:t>Protección PII:</w:t>
-      </w:r>
-      <w:r>
-        <w:rPr>
-          <w:rFonts w:ascii="Calibri" w:eastAsia="Times New Roman" w:hAnsi="Calibri" w:cs="Calibri"/>
-        </w:rPr>
-        <w:t xml:space="preserve"> Se consolidó la gobernanza de datos enmascarando de inicio la CURP de los estudiantes en la interfaz y registrando en una bitácora técnica de base de datos cualquier desenmascaramiento explícito. </w:t>
+        <w:t>4. Estado Final: Proyecto Vida Saludable</w:t>
       </w:r>
     </w:p>
     <w:p>
       <w:pPr>
-        <w:pStyle w:val="Ttulo3"/>
-        <w:rPr>
-          <w:rFonts w:ascii="Calibri" w:eastAsia="Times New Roman" w:hAnsi="Calibri" w:cs="Calibri"/>
+        <w:pStyle w:val="NormalWeb"/>
+        <w:rPr>
+          <w:rFonts w:ascii="Calibri" w:hAnsi="Calibri" w:cs="Calibri"/>
+          <w:sz w:val="22"/>
+          <w:szCs w:val="22"/>
         </w:rPr>
       </w:pPr>
       <w:r>
         <w:rPr>
-          <w:rFonts w:ascii="Calibri" w:eastAsia="Times New Roman" w:hAnsi="Calibri" w:cs="Calibri"/>
-        </w:rPr>
-        <w:t>2.5 Integración Continua y Calidad (DevSecOps - ETL del CI)</w:t>
+          <w:rFonts w:ascii="Calibri" w:hAnsi="Calibri" w:cs="Calibri"/>
+          <w:sz w:val="22"/>
+          <w:szCs w:val="22"/>
+        </w:rPr>
+        <w:t xml:space="preserve">Se formaliza que el código y documentación del repositorio </w:t>
+      </w:r>
+      <w:r>
+        <w:rPr>
+          <w:rStyle w:val="CdigoHTML"/>
+        </w:rPr>
+        <w:t>py-sep-descarga-vida-saludable</w:t>
+      </w:r>
+      <w:r>
+        <w:rPr>
+          <w:rFonts w:ascii="Calibri" w:hAnsi="Calibri" w:cs="Calibri"/>
+          <w:sz w:val="22"/>
+          <w:szCs w:val="22"/>
+        </w:rPr>
+        <w:t xml:space="preserve"> (rama </w:t>
+      </w:r>
+      <w:r>
+        <w:rPr>
+          <w:rStyle w:val="CdigoHTML"/>
+        </w:rPr>
+        <w:t>feature/vlarrea-fase-2</w:t>
+      </w:r>
+      <w:r>
+        <w:rPr>
+          <w:rFonts w:ascii="Calibri" w:hAnsi="Calibri" w:cs="Calibri"/>
+          <w:sz w:val="22"/>
+          <w:szCs w:val="22"/>
+        </w:rPr>
+        <w:t>) se entregan congelados bajo estrictos parámetros de control de versiones. Las incidencias de exposición PII y cifrado GCM en el cliente IMSS han sido corregidas mediante código e integradas con *Unit Tests* y pruebas *End-to-End* en Cypress. La base tecnológica queda cimentada y lista para la ejecución del *Sprint 1* en cuanto se declare su reanudación administrativa.</w:t>
       </w:r>
     </w:p>
     <w:p>
       <w:pPr>
-        <w:numPr>
-          <w:ilvl w:val="0"/>
-          <w:numId w:val="17"/>
-        </w:numPr>
-        <w:spacing w:before="100" w:beforeAutospacing="1" w:after="100" w:afterAutospacing="1" w:line="240" w:lineRule="auto"/>
         <w:rPr>
           <w:rFonts w:ascii="Calibri" w:eastAsia="Times New Roman" w:hAnsi="Calibri" w:cs="Calibri"/>
         </w:rPr>
       </w:pPr>
       <w:r>
         <w:rPr>
-          <w:rStyle w:val="Fuerte"/>
           <w:rFonts w:ascii="Calibri" w:eastAsia="Times New Roman" w:hAnsi="Calibri" w:cs="Calibri"/>
         </w:rPr>
-        <w:t>Cierre Trimestral:</w:t>
-      </w:r>
-      <w:r>
-        <w:rPr>
-          <w:rFonts w:ascii="Calibri" w:eastAsia="Times New Roman" w:hAnsi="Calibri" w:cs="Calibri"/>
-        </w:rPr>
-        <w:t xml:space="preserve"> Se consolidó el ciclo de vida del desarrollo asegurado (Secure SDLC) en MUSEMS (Issue #57) con un pipeline de GitHub Actions (</w:t>
-      </w:r>
-      <w:r>
-        <w:rPr>
-          <w:rStyle w:val="CdigoHTML"/>
-        </w:rPr>
-        <w:t>security-ci.yml</w:t>
-      </w:r>
-      <w:r>
-        <w:rPr>
-          <w:rFonts w:ascii="Calibri" w:eastAsia="Times New Roman" w:hAnsi="Calibri" w:cs="Calibri"/>
-        </w:rPr>
-        <w:t>) que actúa como barrera de código.</w:t>
-      </w:r>
-    </w:p>
-    <w:p>
-      <w:pPr>
-        <w:numPr>
-          <w:ilvl w:val="0"/>
-          <w:numId w:val="17"/>
-        </w:numPr>
-        <w:spacing w:before="100" w:beforeAutospacing="1" w:after="100" w:afterAutospacing="1" w:line="240" w:lineRule="auto"/>
-        <w:rPr>
-          <w:rFonts w:ascii="Calibri" w:eastAsia="Times New Roman" w:hAnsi="Calibri" w:cs="Calibri"/>
-        </w:rPr>
-      </w:pPr>
-      <w:r>
-        <w:rPr>
-          <w:rStyle w:val="Fuerte"/>
-          <w:rFonts w:ascii="Calibri" w:eastAsia="Times New Roman" w:hAnsi="Calibri" w:cs="Calibri"/>
-        </w:rPr>
-        <w:t>Herramientas Implementadas:</w:t>
-      </w:r>
-      <w:r>
-        <w:rPr>
-          <w:rFonts w:ascii="Calibri" w:eastAsia="Times New Roman" w:hAnsi="Calibri" w:cs="Calibri"/>
-        </w:rPr>
-        <w:t xml:space="preserve"> SAST (Static Application Security Testing) mediante </w:t>
-      </w:r>
-      <w:r>
-        <w:rPr>
-          <w:rStyle w:val="CdigoHTML"/>
-        </w:rPr>
-        <w:t>bandit</w:t>
-      </w:r>
-      <w:r>
-        <w:rPr>
-          <w:rFonts w:ascii="Calibri" w:eastAsia="Times New Roman" w:hAnsi="Calibri" w:cs="Calibri"/>
-        </w:rPr>
-        <w:t xml:space="preserve"> y </w:t>
-      </w:r>
-      <w:r>
-        <w:rPr>
-          <w:rStyle w:val="CdigoHTML"/>
-        </w:rPr>
-        <w:t>semgrep</w:t>
-      </w:r>
-      <w:r>
-        <w:rPr>
-          <w:rFonts w:ascii="Calibri" w:eastAsia="Times New Roman" w:hAnsi="Calibri" w:cs="Calibri"/>
-        </w:rPr>
-        <w:t xml:space="preserve">; SCA (Software Composition Analysis) usando </w:t>
-      </w:r>
-      <w:r>
-        <w:rPr>
-          <w:rStyle w:val="CdigoHTML"/>
-        </w:rPr>
-        <w:t>pip-audit</w:t>
-      </w:r>
-      <w:r>
-        <w:rPr>
-          <w:rFonts w:ascii="Calibri" w:eastAsia="Times New Roman" w:hAnsi="Calibri" w:cs="Calibri"/>
-        </w:rPr>
-        <w:t xml:space="preserve"> y </w:t>
-      </w:r>
-      <w:r>
-        <w:rPr>
-          <w:rStyle w:val="CdigoHTML"/>
-        </w:rPr>
-        <w:t>npm audit</w:t>
-      </w:r>
-      <w:r>
-        <w:rPr>
-          <w:rFonts w:ascii="Calibri" w:eastAsia="Times New Roman" w:hAnsi="Calibri" w:cs="Calibri"/>
-        </w:rPr>
-        <w:t>, asegurando de manera automatizada la resiliencia del software entregado.</w:t>
-      </w:r>
-    </w:p>
-    <w:p>
-      <w:pPr>
-        <w:pStyle w:val="Ttulo2"/>
-        <w:rPr>
-          <w:rFonts w:ascii="Calibri" w:eastAsia="Times New Roman" w:hAnsi="Calibri" w:cs="Calibri"/>
-        </w:rPr>
-      </w:pPr>
-      <w:r>
-        <w:rPr>
-          <w:rFonts w:ascii="Calibri" w:eastAsia="Times New Roman" w:hAnsi="Calibri" w:cs="Calibri"/>
-        </w:rPr>
-        <w:t>3. Reuniones y Acuerdos del Mes</w:t>
-      </w:r>
-    </w:p>
-    <w:p>
-      <w:pPr>
-        <w:numPr>
-          <w:ilvl w:val="0"/>
-          <w:numId w:val="18"/>
-        </w:numPr>
-        <w:spacing w:before="100" w:beforeAutospacing="1" w:after="100" w:afterAutospacing="1" w:line="240" w:lineRule="auto"/>
-        <w:rPr>
-          <w:rFonts w:ascii="Calibri" w:eastAsia="Times New Roman" w:hAnsi="Calibri" w:cs="Calibri"/>
-        </w:rPr>
-      </w:pPr>
-      <w:r>
-        <w:rPr>
-          <w:rStyle w:val="Fuerte"/>
-          <w:rFonts w:ascii="Calibri" w:eastAsia="Times New Roman" w:hAnsi="Calibri" w:cs="Calibri"/>
-        </w:rPr>
-        <w:t>2026-06-18:</w:t>
-      </w:r>
-      <w:r>
-        <w:rPr>
-          <w:rFonts w:ascii="Calibri" w:eastAsia="Times New Roman" w:hAnsi="Calibri" w:cs="Calibri"/>
-        </w:rPr>
-        <w:t xml:space="preserve"> Entrega formal (Handover) de la Plataforma de Inteligencia Analítica MUSEMS a la Dirección de Inteligencia Analítica / Equipo de Ingeniería y QA de la SEP.</w:t>
-      </w:r>
-    </w:p>
-    <w:p>
-      <w:pPr>
-        <w:pStyle w:val="Ttulo2"/>
-        <w:rPr>
-          <w:rFonts w:ascii="Calibri" w:eastAsia="Times New Roman" w:hAnsi="Calibri" w:cs="Calibri"/>
-        </w:rPr>
-      </w:pPr>
-      <w:r>
-        <w:rPr>
-          <w:rFonts w:ascii="Calibri" w:eastAsia="Times New Roman" w:hAnsi="Calibri" w:cs="Calibri"/>
-        </w:rPr>
-        <w:t>4. Dificultades y Retos Resueltos</w:t>
-      </w:r>
-    </w:p>
-    <w:p>
-      <w:pPr>
-        <w:numPr>
-          <w:ilvl w:val="0"/>
-          <w:numId w:val="19"/>
-        </w:numPr>
-        <w:spacing w:before="100" w:beforeAutospacing="1" w:after="100" w:afterAutospacing="1" w:line="240" w:lineRule="auto"/>
-        <w:rPr>
-          <w:rFonts w:ascii="Calibri" w:eastAsia="Times New Roman" w:hAnsi="Calibri" w:cs="Calibri"/>
-        </w:rPr>
-      </w:pPr>
-      <w:r>
-        <w:rPr>
-          <w:rFonts w:ascii="Calibri" w:eastAsia="Times New Roman" w:hAnsi="Calibri" w:cs="Calibri"/>
-        </w:rPr>
-        <w:t>Transición ágil de un enfoque de revisión puramente manual de vulnerabilidades a un pipeline 100% estricto con bloqueos (</w:t>
-      </w:r>
-      <w:r>
-        <w:rPr>
-          <w:rStyle w:val="CdigoHTML"/>
-        </w:rPr>
-        <w:t>exit 1</w:t>
-      </w:r>
-      <w:r>
-        <w:rPr>
-          <w:rFonts w:ascii="Calibri" w:eastAsia="Times New Roman" w:hAnsi="Calibri" w:cs="Calibri"/>
-        </w:rPr>
-        <w:t>) en PRs cuando ocurren fallas críticas, madurando la cultura DevOps del equipo sin detener la velocidad de entregas en MUSEMS.</w:t>
-      </w:r>
-    </w:p>
-    <w:p>
-      <w:pPr>
-        <w:numPr>
-          <w:ilvl w:val="0"/>
-          <w:numId w:val="19"/>
-        </w:numPr>
-        <w:spacing w:before="100" w:beforeAutospacing="1" w:after="100" w:afterAutospacing="1" w:line="240" w:lineRule="auto"/>
-        <w:rPr>
-          <w:rFonts w:ascii="Calibri" w:eastAsia="Times New Roman" w:hAnsi="Calibri" w:cs="Calibri"/>
-        </w:rPr>
-      </w:pPr>
-      <w:r>
-        <w:rPr>
-          <w:rFonts w:ascii="Calibri" w:eastAsia="Times New Roman" w:hAnsi="Calibri" w:cs="Calibri"/>
-        </w:rPr>
-        <w:t>Manejo proactivo de falsos positivos en Rate Limiting (slowapi) considerando arquitecturas con Carrier-grade NAT.</w:t>
-      </w:r>
-    </w:p>
-    <w:p>
-      <w:pPr>
-        <w:pStyle w:val="Ttulo2"/>
-        <w:rPr>
-          <w:rFonts w:ascii="Calibri" w:eastAsia="Times New Roman" w:hAnsi="Calibri" w:cs="Calibri"/>
-        </w:rPr>
-      </w:pPr>
-      <w:r>
-        <w:rPr>
-          <w:rFonts w:ascii="Calibri" w:eastAsia="Times New Roman" w:hAnsi="Calibri" w:cs="Calibri"/>
-        </w:rPr>
-        <w:t>5. Próximos Pasos Posteriores a Junio</w:t>
-      </w:r>
-    </w:p>
-    <w:p>
-      <w:pPr>
-        <w:numPr>
-          <w:ilvl w:val="0"/>
-          <w:numId w:val="20"/>
-        </w:numPr>
-        <w:spacing w:before="100" w:beforeAutospacing="1" w:after="100" w:afterAutospacing="1" w:line="240" w:lineRule="auto"/>
-        <w:rPr>
-          <w:rFonts w:ascii="Calibri" w:eastAsia="Times New Roman" w:hAnsi="Calibri" w:cs="Calibri"/>
-        </w:rPr>
-      </w:pPr>
-      <w:r>
-        <w:rPr>
-          <w:rFonts w:ascii="Calibri" w:eastAsia="Times New Roman" w:hAnsi="Calibri" w:cs="Calibri"/>
-        </w:rPr>
-        <w:t>Reiniciar las actividades operativas del proyecto *Vida Saludable* en cuanto la dirección lo determine, ejecutando los Sprints 1 y 2 planificados.</w:t>
-      </w:r>
-    </w:p>
-    <w:p>
-      <w:pPr>
-        <w:numPr>
-          <w:ilvl w:val="0"/>
-          <w:numId w:val="20"/>
-        </w:numPr>
-        <w:spacing w:before="100" w:beforeAutospacing="1" w:after="100" w:afterAutospacing="1" w:line="240" w:lineRule="auto"/>
-        <w:rPr>
-          <w:rFonts w:ascii="Calibri" w:eastAsia="Times New Roman" w:hAnsi="Calibri" w:cs="Calibri"/>
-        </w:rPr>
-      </w:pPr>
-      <w:r>
-        <w:rPr>
-          <w:rFonts w:ascii="Calibri" w:eastAsia="Times New Roman" w:hAnsi="Calibri" w:cs="Calibri"/>
-        </w:rPr>
-        <w:t>Mantener y dar soporte a los pases a producción de MUSEMS, monitoreando el comportamiento real de los *Rate Limiters* con usuarios concurrentes de la SEP.</w:t>
-      </w:r>
-    </w:p>
-    <w:p>
-      <w:pPr>
-        <w:rPr>
-          <w:rFonts w:ascii="Calibri" w:eastAsia="Times New Roman" w:hAnsi="Calibri" w:cs="Calibri"/>
-        </w:rPr>
-      </w:pPr>
-      <w:r>
-        <w:rPr>
-          <w:rFonts w:ascii="Calibri" w:eastAsia="Times New Roman" w:hAnsi="Calibri" w:cs="Calibri"/>
-        </w:rPr>
-        <w:pict w14:anchorId="6C0F3B93">
+        <w:pict w14:anchorId="1FD3C3AF">
           <v:rect id="_x0000_i1026" style="width:0;height:1.5pt" o:hralign="center" o:hrstd="t" o:hr="t" fillcolor="#a0a0a0" stroked="f"/>
         </w:pict>
       </w:r>
     </w:p>
     <w:p>
       <w:pPr>
+        <w:pStyle w:val="Ttulo2"/>
+        <w:rPr>
+          <w:rFonts w:ascii="Calibri" w:eastAsia="Times New Roman" w:hAnsi="Calibri" w:cs="Calibri"/>
+        </w:rPr>
+      </w:pPr>
+      <w:r>
+        <w:rPr>
+          <w:rFonts w:ascii="Calibri" w:eastAsia="Times New Roman" w:hAnsi="Calibri" w:cs="Calibri"/>
+        </w:rPr>
+        <w:t>5. Inventario de Entregables Finales (Handover Tecnológico)</w:t>
+      </w:r>
+    </w:p>
+    <w:p>
+      <w:pPr>
         <w:pStyle w:val="NormalWeb"/>
         <w:rPr>
           <w:rFonts w:ascii="Calibri" w:hAnsi="Calibri" w:cs="Calibri"/>
@@ -918,6 +794,32 @@
           <w:szCs w:val="22"/>
         </w:rPr>
       </w:pPr>
+      <w:r>
+        <w:rPr>
+          <w:rFonts w:ascii="Calibri" w:hAnsi="Calibri" w:cs="Calibri"/>
+          <w:sz w:val="22"/>
+          <w:szCs w:val="22"/>
+        </w:rPr>
+        <w:t>Como constancia de terminación de labores, se transfieren a la dependencia los siguientes componentes certificados y aprobados:</w:t>
+      </w:r>
+    </w:p>
+    <w:p>
+      <w:pPr>
+        <w:pStyle w:val="NormalWeb"/>
+        <w:rPr>
+          <w:rFonts w:ascii="Calibri" w:hAnsi="Calibri" w:cs="Calibri"/>
+          <w:sz w:val="22"/>
+          <w:szCs w:val="22"/>
+        </w:rPr>
+      </w:pPr>
+      <w:r>
+        <w:rPr>
+          <w:rFonts w:ascii="Calibri" w:hAnsi="Calibri" w:cs="Calibri"/>
+          <w:sz w:val="22"/>
+          <w:szCs w:val="22"/>
+        </w:rPr>
+        <w:t xml:space="preserve">1. </w:t>
+      </w:r>
       <w:r>
         <w:rPr>
           <w:rStyle w:val="Fuerte"/>
@@ -925,7 +827,71 @@
           <w:sz w:val="22"/>
           <w:szCs w:val="22"/>
         </w:rPr>
-        <w:t>Comentarios adicionales:</w:t>
+        <w:t>Código Fuente y Repositorios:</w:t>
+      </w:r>
+      <w:r>
+        <w:rPr>
+          <w:rFonts w:ascii="Calibri" w:hAnsi="Calibri" w:cs="Calibri"/>
+          <w:sz w:val="22"/>
+          <w:szCs w:val="22"/>
+        </w:rPr>
+        <w:t xml:space="preserve"> Repositorios </w:t>
+      </w:r>
+      <w:r>
+        <w:rPr>
+          <w:rStyle w:val="CdigoHTML"/>
+        </w:rPr>
+        <w:t>SEP_MUSEMS_PU</w:t>
+      </w:r>
+      <w:r>
+        <w:rPr>
+          <w:rFonts w:ascii="Calibri" w:hAnsi="Calibri" w:cs="Calibri"/>
+          <w:sz w:val="22"/>
+          <w:szCs w:val="22"/>
+        </w:rPr>
+        <w:t xml:space="preserve"> y </w:t>
+      </w:r>
+      <w:r>
+        <w:rPr>
+          <w:rStyle w:val="CdigoHTML"/>
+        </w:rPr>
+        <w:t>py-sep-descarga-vida-saludable</w:t>
+      </w:r>
+      <w:r>
+        <w:rPr>
+          <w:rFonts w:ascii="Calibri" w:hAnsi="Calibri" w:cs="Calibri"/>
+          <w:sz w:val="22"/>
+          <w:szCs w:val="22"/>
+        </w:rPr>
+        <w:t xml:space="preserve"> debidamente consolidados, incluyendo todas las ramas, pipelines CI/CD y utilerías shell (</w:t>
+      </w:r>
+      <w:r>
+        <w:rPr>
+          <w:rStyle w:val="CdigoHTML"/>
+        </w:rPr>
+        <w:t>.bat</w:t>
+      </w:r>
+      <w:r>
+        <w:rPr>
+          <w:rFonts w:ascii="Calibri" w:hAnsi="Calibri" w:cs="Calibri"/>
+          <w:sz w:val="22"/>
+          <w:szCs w:val="22"/>
+        </w:rPr>
+        <w:t xml:space="preserve">, </w:t>
+      </w:r>
+      <w:r>
+        <w:rPr>
+          <w:rStyle w:val="CdigoHTML"/>
+        </w:rPr>
+        <w:t>.ps1</w:t>
+      </w:r>
+      <w:r>
+        <w:rPr>
+          <w:rFonts w:ascii="Calibri" w:hAnsi="Calibri" w:cs="Calibri"/>
+          <w:sz w:val="22"/>
+          <w:szCs w:val="22"/>
+        </w:rPr>
+        <w:t>) para control de servidores.</w:t>
       </w:r>
     </w:p>
     <w:p>
@@ -943,7 +909,154 @@
           <w:sz w:val="22"/>
           <w:szCs w:val="22"/>
         </w:rPr>
-        <w:t>El periodo culmina de forma satisfactoria entregando componentes reales, testeados, y mitigando exitosamente las principales vulnerabilidades OWASP detectadas. El cumplimiento contractual por líneas de trabajo se encuentra 100% evidenciado a nivel técnico.</w:t>
+        <w:t xml:space="preserve">2. </w:t>
+      </w:r>
+      <w:r>
+        <w:rPr>
+          <w:rStyle w:val="Fuerte"/>
+          <w:rFonts w:ascii="Calibri" w:hAnsi="Calibri" w:cs="Calibri"/>
+          <w:sz w:val="22"/>
+          <w:szCs w:val="22"/>
+        </w:rPr>
+        <w:t>Artefactos CMMI y Documentación Técnica:</w:t>
+      </w:r>
+      <w:r>
+        <w:rPr>
+          <w:rFonts w:ascii="Calibri" w:hAnsi="Calibri" w:cs="Calibri"/>
+          <w:sz w:val="22"/>
+          <w:szCs w:val="22"/>
+        </w:rPr>
+        <w:t xml:space="preserve"> Colección de 13 entregables normativos (Arquitectura, Reglas de Negocio, Casos de Uso, Manual de Instalación, Pruebas de Estrés, etc.) generados vía código.</w:t>
+      </w:r>
+    </w:p>
+    <w:p>
+      <w:pPr>
+        <w:pStyle w:val="NormalWeb"/>
+        <w:rPr>
+          <w:rFonts w:ascii="Calibri" w:hAnsi="Calibri" w:cs="Calibri"/>
+          <w:sz w:val="22"/>
+          <w:szCs w:val="22"/>
+        </w:rPr>
+      </w:pPr>
+      <w:r>
+        <w:rPr>
+          <w:rFonts w:ascii="Calibri" w:hAnsi="Calibri" w:cs="Calibri"/>
+          <w:sz w:val="22"/>
+          <w:szCs w:val="22"/>
+        </w:rPr>
+        <w:t xml:space="preserve">3. </w:t>
+      </w:r>
+      <w:r>
+        <w:rPr>
+          <w:rStyle w:val="Fuerte"/>
+          <w:rFonts w:ascii="Calibri" w:hAnsi="Calibri" w:cs="Calibri"/>
+          <w:sz w:val="22"/>
+          <w:szCs w:val="22"/>
+        </w:rPr>
+        <w:t>Matriz de Rastreo y Trazabilidad:</w:t>
+      </w:r>
+      <w:r>
+        <w:rPr>
+          <w:rFonts w:ascii="Calibri" w:hAnsi="Calibri" w:cs="Calibri"/>
+          <w:sz w:val="22"/>
+          <w:szCs w:val="22"/>
+        </w:rPr>
+        <w:t xml:space="preserve"> Documento ejecutivo (Versión 4.1) que certifica la cobertura total; mapeando todos los requerimientos funcionales hacia las vistas de Oracle </w:t>
+      </w:r>
+      <w:r>
+        <w:rPr>
+          <w:rStyle w:val="CdigoHTML"/>
+        </w:rPr>
+        <w:t>VW_BI_MUSEMS_*</w:t>
+      </w:r>
+      <w:r>
+        <w:rPr>
+          <w:rFonts w:ascii="Calibri" w:hAnsi="Calibri" w:cs="Calibri"/>
+          <w:sz w:val="22"/>
+          <w:szCs w:val="22"/>
+        </w:rPr>
+        <w:t xml:space="preserve"> y comprobando su viabilidad mediante casos de prueba (QA) satisfactorios.</w:t>
+      </w:r>
+    </w:p>
+    <w:p>
+      <w:pPr>
+        <w:pStyle w:val="NormalWeb"/>
+        <w:rPr>
+          <w:rFonts w:ascii="Calibri" w:hAnsi="Calibri" w:cs="Calibri"/>
+          <w:sz w:val="22"/>
+          <w:szCs w:val="22"/>
+        </w:rPr>
+      </w:pPr>
+      <w:r>
+        <w:rPr>
+          <w:rFonts w:ascii="Calibri" w:hAnsi="Calibri" w:cs="Calibri"/>
+          <w:sz w:val="22"/>
+          <w:szCs w:val="22"/>
+        </w:rPr>
+        <w:t xml:space="preserve">4. </w:t>
+      </w:r>
+      <w:r>
+        <w:rPr>
+          <w:rStyle w:val="Fuerte"/>
+          <w:rFonts w:ascii="Calibri" w:hAnsi="Calibri" w:cs="Calibri"/>
+          <w:sz w:val="22"/>
+          <w:szCs w:val="22"/>
+        </w:rPr>
+        <w:t>Gobierno de Datos y PII:</w:t>
+      </w:r>
+      <w:r>
+        <w:rPr>
+          <w:rFonts w:ascii="Calibri" w:hAnsi="Calibri" w:cs="Calibri"/>
+          <w:sz w:val="22"/>
+          <w:szCs w:val="22"/>
+        </w:rPr>
+        <w:t xml:space="preserve"> Diccionario de Datos actualizado (incluyendo la vista central </w:t>
+      </w:r>
+      <w:r>
+        <w:rPr>
+          <w:rStyle w:val="CdigoHTML"/>
+        </w:rPr>
+        <w:t>VW_BI_MUSEMS_HISTORICO_CURP</w:t>
+      </w:r>
+      <w:r>
+        <w:rPr>
+          <w:rFonts w:ascii="Calibri" w:hAnsi="Calibri" w:cs="Calibri"/>
+          <w:sz w:val="22"/>
+          <w:szCs w:val="22"/>
+        </w:rPr>
+        <w:t xml:space="preserve">) y los registros inmutables de auditoría de seguridad implementados en el esquema </w:t>
+      </w:r>
+      <w:r>
+        <w:rPr>
+          <w:rStyle w:val="CdigoHTML"/>
+        </w:rPr>
+        <w:t>MV_MUSEMS_IDENTITY_HASH</w:t>
+      </w:r>
+      <w:r>
+        <w:rPr>
+          <w:rFonts w:ascii="Calibri" w:hAnsi="Calibri" w:cs="Calibri"/>
+          <w:sz w:val="22"/>
+          <w:szCs w:val="22"/>
+        </w:rPr>
+        <w:t>.</w:t>
+      </w:r>
+    </w:p>
+    <w:p>
+      <w:pPr>
+        <w:pStyle w:val="NormalWeb"/>
+        <w:rPr>
+          <w:rFonts w:ascii="Calibri" w:hAnsi="Calibri" w:cs="Calibri"/>
+          <w:sz w:val="22"/>
+          <w:szCs w:val="22"/>
+        </w:rPr>
+      </w:pPr>
+      <w:r>
+        <w:rPr>
+          <w:rFonts w:ascii="Calibri" w:hAnsi="Calibri" w:cs="Calibri"/>
+          <w:sz w:val="22"/>
+          <w:szCs w:val="22"/>
+        </w:rPr>
+        <w:t>Con este inventario, se formaliza la entrega integral del sistema y se transfiere de manera total el conocimiento, la infraestructura técnica y el control operativo al equipo receptor.</w:t>
       </w:r>
     </w:p>
     <w:p>
@@ -7692,155 +7805,6 @@
     </w:lvl>
   </w:abstractNum>
   <w:abstractNum w:abstractNumId="8" w15:restartNumberingAfterBreak="0">
-    <w:nsid w:val="080150D7"/>
-    <w:multiLevelType w:val="multilevel"/>
-    <w:tmpl w:val="869C9CB8"/>
-    <w:lvl w:ilvl="0">
-      <w:start w:val="1"/>
-      <w:numFmt w:val="bullet"/>
-      <w:lvlText w:val=""/>
-      <w:lvlJc w:val="left"/>
-      <w:pPr>
-        <w:tabs>
-          <w:tab w:val="num" w:pos="720"/>
-        </w:tabs>
-        <w:ind w:left="720" w:hanging="360"/>
-      </w:pPr>
-      <w:rPr>
-        <w:rFonts w:ascii="Symbol" w:hAnsi="Symbol" w:hint="default"/>
-        <w:sz w:val="20"/>
-      </w:rPr>
-    </w:lvl>
-    <w:lvl w:ilvl="1" w:tentative="1">
-      <w:start w:val="1"/>
-      <w:numFmt w:val="bullet"/>
-      <w:lvlText w:val="o"/>
-      <w:lvlJc w:val="left"/>
-      <w:pPr>
-        <w:tabs>
-          <w:tab w:val="num" w:pos="1440"/>
-        </w:tabs>
-        <w:ind w:left="1440" w:hanging="360"/>
-      </w:pPr>
-      <w:rPr>
-        <w:rFonts w:ascii="Courier New" w:hAnsi="Courier New" w:hint="default"/>
-        <w:sz w:val="20"/>
-      </w:rPr>
-    </w:lvl>
-    <w:lvl w:ilvl="2" w:tentative="1">
-      <w:start w:val="1"/>
-      <w:numFmt w:val="bullet"/>
-      <w:lvlText w:val=""/>
-      <w:lvlJc w:val="left"/>
-      <w:pPr>
-        <w:tabs>
-          <w:tab w:val="num" w:pos="2160"/>
-        </w:tabs>
-        <w:ind w:left="2160" w:hanging="360"/>
-      </w:pPr>
-      <w:rPr>
-        <w:rFonts w:ascii="Wingdings" w:hAnsi="Wingdings" w:hint="default"/>
-        <w:sz w:val="20"/>
-      </w:rPr>
-    </w:lvl>
-    <w:lvl w:ilvl="3" w:tentative="1">
-      <w:start w:val="1"/>
-      <w:numFmt w:val="bullet"/>
-      <w:lvlText w:val=""/>
-      <w:lvlJc w:val="left"/>
-      <w:pPr>
-        <w:tabs>
-          <w:tab w:val="num" w:pos="2880"/>
-        </w:tabs>
-        <w:ind w:left="2880" w:hanging="360"/>
-      </w:pPr>
-      <w:rPr>
-        <w:rFonts w:ascii="Wingdings" w:hAnsi="Wingdings" w:hint="default"/>
-        <w:sz w:val="20"/>
-      </w:rPr>
-    </w:lvl>
-    <w:lvl w:ilvl="4" w:tentative="1">
-      <w:start w:val="1"/>
-      <w:numFmt w:val="bullet"/>
-      <w:lvlText w:val=""/>
-      <w:lvlJc w:val="left"/>
-      <w:pPr>
-        <w:tabs>
-          <w:tab w:val="num" w:pos="3600"/>
-        </w:tabs>
-        <w:ind w:left="3600" w:hanging="360"/>
-      </w:pPr>
-      <w:rPr>
-        <w:rFonts w:ascii="Wingdings" w:hAnsi="Wingdings" w:hint="default"/>
-        <w:sz w:val="20"/>
-      </w:rPr>
-    </w:lvl>
-    <w:lvl w:ilvl="5" w:tentative="1">
-      <w:start w:val="1"/>
-      <w:numFmt w:val="bullet"/>
-      <w:lvlText w:val=""/>
-      <w:lvlJc w:val="left"/>
-      <w:pPr>
-        <w:tabs>
-          <w:tab w:val="num" w:pos="4320"/>
-        </w:tabs>
-        <w:ind w:left="4320" w:hanging="360"/>
-      </w:pPr>
-      <w:rPr>
-        <w:rFonts w:ascii="Wingdings" w:hAnsi="Wingdings" w:hint="default"/>
-        <w:sz w:val="20"/>
-      </w:rPr>
-    </w:lvl>
-    <w:lvl w:ilvl="6" w:tentative="1">
-      <w:start w:val="1"/>
-      <w:numFmt w:val="bullet"/>
-      <w:lvlText w:val=""/>
-      <w:lvlJc w:val="left"/>
-      <w:pPr>
-        <w:tabs>
-          <w:tab w:val="num" w:pos="5040"/>
-        </w:tabs>
-        <w:ind w:left="5040" w:hanging="360"/>
-      </w:pPr>
-      <w:rPr>
-        <w:rFonts w:ascii="Wingdings" w:hAnsi="Wingdings" w:hint="default"/>
-        <w:sz w:val="20"/>
-      </w:rPr>
-    </w:lvl>
-    <w:lvl w:ilvl="7" w:tentative="1">
-      <w:start w:val="1"/>
-      <w:numFmt w:val="bullet"/>
-      <w:lvlText w:val=""/>
-      <w:lvlJc w:val="left"/>
-      <w:pPr>
-        <w:tabs>
-          <w:tab w:val="num" w:pos="5760"/>
-        </w:tabs>
-        <w:ind w:left="5760" w:hanging="360"/>
-      </w:pPr>
-      <w:rPr>
-        <w:rFonts w:ascii="Wingdings" w:hAnsi="Wingdings" w:hint="default"/>
-        <w:sz w:val="20"/>
-      </w:rPr>
-    </w:lvl>
-    <w:lvl w:ilvl="8" w:tentative="1">
-      <w:start w:val="1"/>
-      <w:numFmt w:val="bullet"/>
-      <w:lvlText w:val=""/>
-      <w:lvlJc w:val="left"/>
-      <w:pPr>
-        <w:tabs>
-          <w:tab w:val="num" w:pos="6480"/>
-        </w:tabs>
-        <w:ind w:left="6480" w:hanging="360"/>
-      </w:pPr>
-      <w:rPr>
-        <w:rFonts w:ascii="Wingdings" w:hAnsi="Wingdings" w:hint="default"/>
-        <w:sz w:val="20"/>
-      </w:rPr>
-    </w:lvl>
-  </w:abstractNum>
-  <w:abstractNum w:abstractNumId="9" w15:restartNumberingAfterBreak="0">
     <w:nsid w:val="14A24D95"/>
     <w:multiLevelType w:val="hybridMultilevel"/>
     <w:tmpl w:val="0EDC7788"/>
@@ -7953,10 +7917,10 @@
       </w:rPr>
     </w:lvl>
   </w:abstractNum>
-  <w:abstractNum w:abstractNumId="10" w15:restartNumberingAfterBreak="0">
-    <w:nsid w:val="1C69319A"/>
+  <w:abstractNum w:abstractNumId="9" w15:restartNumberingAfterBreak="0">
+    <w:nsid w:val="228D2140"/>
     <w:multiLevelType w:val="multilevel"/>
-    <w:tmpl w:val="5EBCF020"/>
+    <w:tmpl w:val="BED0C998"/>
     <w:lvl w:ilvl="0">
       <w:start w:val="1"/>
       <w:numFmt w:val="bullet"/>
@@ -8102,454 +8066,7 @@
       </w:rPr>
     </w:lvl>
   </w:abstractNum>
-  <w:abstractNum w:abstractNumId="11" w15:restartNumberingAfterBreak="0">
-    <w:nsid w:val="1EA026A3"/>
-    <w:multiLevelType w:val="multilevel"/>
-    <w:tmpl w:val="085C0428"/>
-    <w:lvl w:ilvl="0">
-      <w:start w:val="1"/>
-      <w:numFmt w:val="bullet"/>
-      <w:lvlText w:val=""/>
-      <w:lvlJc w:val="left"/>
-      <w:pPr>
-        <w:tabs>
-          <w:tab w:val="num" w:pos="720"/>
-        </w:tabs>
-        <w:ind w:left="720" w:hanging="360"/>
-      </w:pPr>
-      <w:rPr>
-        <w:rFonts w:ascii="Symbol" w:hAnsi="Symbol" w:hint="default"/>
-        <w:sz w:val="20"/>
-      </w:rPr>
-    </w:lvl>
-    <w:lvl w:ilvl="1" w:tentative="1">
-      <w:start w:val="1"/>
-      <w:numFmt w:val="bullet"/>
-      <w:lvlText w:val="o"/>
-      <w:lvlJc w:val="left"/>
-      <w:pPr>
-        <w:tabs>
-          <w:tab w:val="num" w:pos="1440"/>
-        </w:tabs>
-        <w:ind w:left="1440" w:hanging="360"/>
-      </w:pPr>
-      <w:rPr>
-        <w:rFonts w:ascii="Courier New" w:hAnsi="Courier New" w:hint="default"/>
-        <w:sz w:val="20"/>
-      </w:rPr>
-    </w:lvl>
-    <w:lvl w:ilvl="2" w:tentative="1">
-      <w:start w:val="1"/>
-      <w:numFmt w:val="bullet"/>
-      <w:lvlText w:val=""/>
-      <w:lvlJc w:val="left"/>
-      <w:pPr>
-        <w:tabs>
-          <w:tab w:val="num" w:pos="2160"/>
-        </w:tabs>
-        <w:ind w:left="2160" w:hanging="360"/>
-      </w:pPr>
-      <w:rPr>
-        <w:rFonts w:ascii="Wingdings" w:hAnsi="Wingdings" w:hint="default"/>
-        <w:sz w:val="20"/>
-      </w:rPr>
-    </w:lvl>
-    <w:lvl w:ilvl="3" w:tentative="1">
-      <w:start w:val="1"/>
-      <w:numFmt w:val="bullet"/>
-      <w:lvlText w:val=""/>
-      <w:lvlJc w:val="left"/>
-      <w:pPr>
-        <w:tabs>
-          <w:tab w:val="num" w:pos="2880"/>
-        </w:tabs>
-        <w:ind w:left="2880" w:hanging="360"/>
-      </w:pPr>
-      <w:rPr>
-        <w:rFonts w:ascii="Wingdings" w:hAnsi="Wingdings" w:hint="default"/>
-        <w:sz w:val="20"/>
-      </w:rPr>
-    </w:lvl>
-    <w:lvl w:ilvl="4" w:tentative="1">
-      <w:start w:val="1"/>
-      <w:numFmt w:val="bullet"/>
-      <w:lvlText w:val=""/>
-      <w:lvlJc w:val="left"/>
-      <w:pPr>
-        <w:tabs>
-          <w:tab w:val="num" w:pos="3600"/>
-        </w:tabs>
-        <w:ind w:left="3600" w:hanging="360"/>
-      </w:pPr>
-      <w:rPr>
-        <w:rFonts w:ascii="Wingdings" w:hAnsi="Wingdings" w:hint="default"/>
-        <w:sz w:val="20"/>
-      </w:rPr>
-    </w:lvl>
-    <w:lvl w:ilvl="5" w:tentative="1">
-      <w:start w:val="1"/>
-      <w:numFmt w:val="bullet"/>
-      <w:lvlText w:val=""/>
-      <w:lvlJc w:val="left"/>
-      <w:pPr>
-        <w:tabs>
-          <w:tab w:val="num" w:pos="4320"/>
-        </w:tabs>
-        <w:ind w:left="4320" w:hanging="360"/>
-      </w:pPr>
-      <w:rPr>
-        <w:rFonts w:ascii="Wingdings" w:hAnsi="Wingdings" w:hint="default"/>
-        <w:sz w:val="20"/>
-      </w:rPr>
-    </w:lvl>
-    <w:lvl w:ilvl="6" w:tentative="1">
-      <w:start w:val="1"/>
-      <w:numFmt w:val="bullet"/>
-      <w:lvlText w:val=""/>
-      <w:lvlJc w:val="left"/>
-      <w:pPr>
-        <w:tabs>
-          <w:tab w:val="num" w:pos="5040"/>
-        </w:tabs>
-        <w:ind w:left="5040" w:hanging="360"/>
-      </w:pPr>
-      <w:rPr>
-        <w:rFonts w:ascii="Wingdings" w:hAnsi="Wingdings" w:hint="default"/>
-        <w:sz w:val="20"/>
-      </w:rPr>
-    </w:lvl>
-    <w:lvl w:ilvl="7" w:tentative="1">
-      <w:start w:val="1"/>
-      <w:numFmt w:val="bullet"/>
-      <w:lvlText w:val=""/>
-      <w:lvlJc w:val="left"/>
-      <w:pPr>
-        <w:tabs>
-          <w:tab w:val="num" w:pos="5760"/>
-        </w:tabs>
-        <w:ind w:left="5760" w:hanging="360"/>
-      </w:pPr>
-      <w:rPr>
-        <w:rFonts w:ascii="Wingdings" w:hAnsi="Wingdings" w:hint="default"/>
-        <w:sz w:val="20"/>
-      </w:rPr>
-    </w:lvl>
-    <w:lvl w:ilvl="8" w:tentative="1">
-      <w:start w:val="1"/>
-      <w:numFmt w:val="bullet"/>
-      <w:lvlText w:val=""/>
-      <w:lvlJc w:val="left"/>
-      <w:pPr>
-        <w:tabs>
-          <w:tab w:val="num" w:pos="6480"/>
-        </w:tabs>
-        <w:ind w:left="6480" w:hanging="360"/>
-      </w:pPr>
-      <w:rPr>
-        <w:rFonts w:ascii="Wingdings" w:hAnsi="Wingdings" w:hint="default"/>
-        <w:sz w:val="20"/>
-      </w:rPr>
-    </w:lvl>
-  </w:abstractNum>
-  <w:abstractNum w:abstractNumId="12" w15:restartNumberingAfterBreak="0">
-    <w:nsid w:val="20DE0E68"/>
-    <w:multiLevelType w:val="multilevel"/>
-    <w:tmpl w:val="CE68FACA"/>
-    <w:lvl w:ilvl="0">
-      <w:start w:val="1"/>
-      <w:numFmt w:val="bullet"/>
-      <w:lvlText w:val=""/>
-      <w:lvlJc w:val="left"/>
-      <w:pPr>
-        <w:tabs>
-          <w:tab w:val="num" w:pos="720"/>
-        </w:tabs>
-        <w:ind w:left="720" w:hanging="360"/>
-      </w:pPr>
-      <w:rPr>
-        <w:rFonts w:ascii="Symbol" w:hAnsi="Symbol" w:hint="default"/>
-        <w:sz w:val="20"/>
-      </w:rPr>
-    </w:lvl>
-    <w:lvl w:ilvl="1" w:tentative="1">
-      <w:start w:val="1"/>
-      <w:numFmt w:val="bullet"/>
-      <w:lvlText w:val="o"/>
-      <w:lvlJc w:val="left"/>
-      <w:pPr>
-        <w:tabs>
-          <w:tab w:val="num" w:pos="1440"/>
-        </w:tabs>
-        <w:ind w:left="1440" w:hanging="360"/>
-      </w:pPr>
-      <w:rPr>
-        <w:rFonts w:ascii="Courier New" w:hAnsi="Courier New" w:hint="default"/>
-        <w:sz w:val="20"/>
-      </w:rPr>
-    </w:lvl>
-    <w:lvl w:ilvl="2" w:tentative="1">
-      <w:start w:val="1"/>
-      <w:numFmt w:val="bullet"/>
-      <w:lvlText w:val=""/>
-      <w:lvlJc w:val="left"/>
-      <w:pPr>
-        <w:tabs>
-          <w:tab w:val="num" w:pos="2160"/>
-        </w:tabs>
-        <w:ind w:left="2160" w:hanging="360"/>
-      </w:pPr>
-      <w:rPr>
-        <w:rFonts w:ascii="Wingdings" w:hAnsi="Wingdings" w:hint="default"/>
-        <w:sz w:val="20"/>
-      </w:rPr>
-    </w:lvl>
-    <w:lvl w:ilvl="3" w:tentative="1">
-      <w:start w:val="1"/>
-      <w:numFmt w:val="bullet"/>
-      <w:lvlText w:val=""/>
-      <w:lvlJc w:val="left"/>
-      <w:pPr>
-        <w:tabs>
-          <w:tab w:val="num" w:pos="2880"/>
-        </w:tabs>
-        <w:ind w:left="2880" w:hanging="360"/>
-      </w:pPr>
-      <w:rPr>
-        <w:rFonts w:ascii="Wingdings" w:hAnsi="Wingdings" w:hint="default"/>
-        <w:sz w:val="20"/>
-      </w:rPr>
-    </w:lvl>
-    <w:lvl w:ilvl="4" w:tentative="1">
-      <w:start w:val="1"/>
-      <w:numFmt w:val="bullet"/>
-      <w:lvlText w:val=""/>
-      <w:lvlJc w:val="left"/>
-      <w:pPr>
-        <w:tabs>
-          <w:tab w:val="num" w:pos="3600"/>
-        </w:tabs>
-        <w:ind w:left="3600" w:hanging="360"/>
-      </w:pPr>
-      <w:rPr>
-        <w:rFonts w:ascii="Wingdings" w:hAnsi="Wingdings" w:hint="default"/>
-        <w:sz w:val="20"/>
-      </w:rPr>
-    </w:lvl>
-    <w:lvl w:ilvl="5" w:tentative="1">
-      <w:start w:val="1"/>
-      <w:numFmt w:val="bullet"/>
-      <w:lvlText w:val=""/>
-      <w:lvlJc w:val="left"/>
-      <w:pPr>
-        <w:tabs>
-          <w:tab w:val="num" w:pos="4320"/>
-        </w:tabs>
-        <w:ind w:left="4320" w:hanging="360"/>
-      </w:pPr>
-      <w:rPr>
-        <w:rFonts w:ascii="Wingdings" w:hAnsi="Wingdings" w:hint="default"/>
-        <w:sz w:val="20"/>
-      </w:rPr>
-    </w:lvl>
-    <w:lvl w:ilvl="6" w:tentative="1">
-      <w:start w:val="1"/>
-      <w:numFmt w:val="bullet"/>
-      <w:lvlText w:val=""/>
-      <w:lvlJc w:val="left"/>
-      <w:pPr>
-        <w:tabs>
-          <w:tab w:val="num" w:pos="5040"/>
-        </w:tabs>
-        <w:ind w:left="5040" w:hanging="360"/>
-      </w:pPr>
-      <w:rPr>
-        <w:rFonts w:ascii="Wingdings" w:hAnsi="Wingdings" w:hint="default"/>
-        <w:sz w:val="20"/>
-      </w:rPr>
-    </w:lvl>
-    <w:lvl w:ilvl="7" w:tentative="1">
-      <w:start w:val="1"/>
-      <w:numFmt w:val="bullet"/>
-      <w:lvlText w:val=""/>
-      <w:lvlJc w:val="left"/>
-      <w:pPr>
-        <w:tabs>
-          <w:tab w:val="num" w:pos="5760"/>
-        </w:tabs>
-        <w:ind w:left="5760" w:hanging="360"/>
-      </w:pPr>
-      <w:rPr>
-        <w:rFonts w:ascii="Wingdings" w:hAnsi="Wingdings" w:hint="default"/>
-        <w:sz w:val="20"/>
-      </w:rPr>
-    </w:lvl>
-    <w:lvl w:ilvl="8" w:tentative="1">
-      <w:start w:val="1"/>
-      <w:numFmt w:val="bullet"/>
-      <w:lvlText w:val=""/>
-      <w:lvlJc w:val="left"/>
-      <w:pPr>
-        <w:tabs>
-          <w:tab w:val="num" w:pos="6480"/>
-        </w:tabs>
-        <w:ind w:left="6480" w:hanging="360"/>
-      </w:pPr>
-      <w:rPr>
-        <w:rFonts w:ascii="Wingdings" w:hAnsi="Wingdings" w:hint="default"/>
-        <w:sz w:val="20"/>
-      </w:rPr>
-    </w:lvl>
-  </w:abstractNum>
-  <w:abstractNum w:abstractNumId="13" w15:restartNumberingAfterBreak="0">
-    <w:nsid w:val="24A21440"/>
-    <w:multiLevelType w:val="multilevel"/>
-    <w:tmpl w:val="2ED62374"/>
-    <w:lvl w:ilvl="0">
-      <w:start w:val="1"/>
-      <w:numFmt w:val="bullet"/>
-      <w:lvlText w:val=""/>
-      <w:lvlJc w:val="left"/>
-      <w:pPr>
-        <w:tabs>
-          <w:tab w:val="num" w:pos="720"/>
-        </w:tabs>
-        <w:ind w:left="720" w:hanging="360"/>
-      </w:pPr>
-      <w:rPr>
-        <w:rFonts w:ascii="Symbol" w:hAnsi="Symbol" w:hint="default"/>
-        <w:sz w:val="20"/>
-      </w:rPr>
-    </w:lvl>
-    <w:lvl w:ilvl="1" w:tentative="1">
-      <w:start w:val="1"/>
-      <w:numFmt w:val="bullet"/>
-      <w:lvlText w:val="o"/>
-      <w:lvlJc w:val="left"/>
-      <w:pPr>
-        <w:tabs>
-          <w:tab w:val="num" w:pos="1440"/>
-        </w:tabs>
-        <w:ind w:left="1440" w:hanging="360"/>
-      </w:pPr>
-      <w:rPr>
-        <w:rFonts w:ascii="Courier New" w:hAnsi="Courier New" w:hint="default"/>
-        <w:sz w:val="20"/>
-      </w:rPr>
-    </w:lvl>
-    <w:lvl w:ilvl="2" w:tentative="1">
-      <w:start w:val="1"/>
-      <w:numFmt w:val="bullet"/>
-      <w:lvlText w:val=""/>
-      <w:lvlJc w:val="left"/>
-      <w:pPr>
-        <w:tabs>
-          <w:tab w:val="num" w:pos="2160"/>
-        </w:tabs>
-        <w:ind w:left="2160" w:hanging="360"/>
-      </w:pPr>
-      <w:rPr>
-        <w:rFonts w:ascii="Wingdings" w:hAnsi="Wingdings" w:hint="default"/>
-        <w:sz w:val="20"/>
-      </w:rPr>
-    </w:lvl>
-    <w:lvl w:ilvl="3" w:tentative="1">
-      <w:start w:val="1"/>
-      <w:numFmt w:val="bullet"/>
-      <w:lvlText w:val=""/>
-      <w:lvlJc w:val="left"/>
-      <w:pPr>
-        <w:tabs>
-          <w:tab w:val="num" w:pos="2880"/>
-        </w:tabs>
-        <w:ind w:left="2880" w:hanging="360"/>
-      </w:pPr>
-      <w:rPr>
-        <w:rFonts w:ascii="Wingdings" w:hAnsi="Wingdings" w:hint="default"/>
-        <w:sz w:val="20"/>
-      </w:rPr>
-    </w:lvl>
-    <w:lvl w:ilvl="4" w:tentative="1">
-      <w:start w:val="1"/>
-      <w:numFmt w:val="bullet"/>
-      <w:lvlText w:val=""/>
-      <w:lvlJc w:val="left"/>
-      <w:pPr>
-        <w:tabs>
-          <w:tab w:val="num" w:pos="3600"/>
-        </w:tabs>
-        <w:ind w:left="3600" w:hanging="360"/>
-      </w:pPr>
-      <w:rPr>
-        <w:rFonts w:ascii="Wingdings" w:hAnsi="Wingdings" w:hint="default"/>
-        <w:sz w:val="20"/>
-      </w:rPr>
-    </w:lvl>
-    <w:lvl w:ilvl="5" w:tentative="1">
-      <w:start w:val="1"/>
-      <w:numFmt w:val="bullet"/>
-      <w:lvlText w:val=""/>
-      <w:lvlJc w:val="left"/>
-      <w:pPr>
-        <w:tabs>
-          <w:tab w:val="num" w:pos="4320"/>
-        </w:tabs>
-        <w:ind w:left="4320" w:hanging="360"/>
-      </w:pPr>
-      <w:rPr>
-        <w:rFonts w:ascii="Wingdings" w:hAnsi="Wingdings" w:hint="default"/>
-        <w:sz w:val="20"/>
-      </w:rPr>
-    </w:lvl>
-    <w:lvl w:ilvl="6" w:tentative="1">
-      <w:start w:val="1"/>
-      <w:numFmt w:val="bullet"/>
-      <w:lvlText w:val=""/>
-      <w:lvlJc w:val="left"/>
-      <w:pPr>
-        <w:tabs>
-          <w:tab w:val="num" w:pos="5040"/>
-        </w:tabs>
-        <w:ind w:left="5040" w:hanging="360"/>
-      </w:pPr>
-      <w:rPr>
-        <w:rFonts w:ascii="Wingdings" w:hAnsi="Wingdings" w:hint="default"/>
-        <w:sz w:val="20"/>
-      </w:rPr>
-    </w:lvl>
-    <w:lvl w:ilvl="7" w:tentative="1">
-      <w:start w:val="1"/>
-      <w:numFmt w:val="bullet"/>
-      <w:lvlText w:val=""/>
-      <w:lvlJc w:val="left"/>
-      <w:pPr>
-        <w:tabs>
-          <w:tab w:val="num" w:pos="5760"/>
-        </w:tabs>
-        <w:ind w:left="5760" w:hanging="360"/>
-      </w:pPr>
-      <w:rPr>
-        <w:rFonts w:ascii="Wingdings" w:hAnsi="Wingdings" w:hint="default"/>
-        <w:sz w:val="20"/>
-      </w:rPr>
-    </w:lvl>
-    <w:lvl w:ilvl="8" w:tentative="1">
-      <w:start w:val="1"/>
-      <w:numFmt w:val="bullet"/>
-      <w:lvlText w:val=""/>
-      <w:lvlJc w:val="left"/>
-      <w:pPr>
-        <w:tabs>
-          <w:tab w:val="num" w:pos="6480"/>
-        </w:tabs>
-        <w:ind w:left="6480" w:hanging="360"/>
-      </w:pPr>
-      <w:rPr>
-        <w:rFonts w:ascii="Wingdings" w:hAnsi="Wingdings" w:hint="default"/>
-        <w:sz w:val="20"/>
-      </w:rPr>
-    </w:lvl>
-  </w:abstractNum>
-  <w:abstractNum w:abstractNumId="14" w15:restartNumberingAfterBreak="0">
+  <w:abstractNum w:abstractNumId="10" w15:restartNumberingAfterBreak="0">
     <w:nsid w:val="28FF771F"/>
     <w:multiLevelType w:val="hybridMultilevel"/>
     <w:tmpl w:val="660C7888"/>
@@ -8662,156 +8179,7 @@
       </w:rPr>
     </w:lvl>
   </w:abstractNum>
-  <w:abstractNum w:abstractNumId="15" w15:restartNumberingAfterBreak="0">
-    <w:nsid w:val="3B670D77"/>
-    <w:multiLevelType w:val="multilevel"/>
-    <w:tmpl w:val="91A60298"/>
-    <w:lvl w:ilvl="0">
-      <w:start w:val="1"/>
-      <w:numFmt w:val="bullet"/>
-      <w:lvlText w:val=""/>
-      <w:lvlJc w:val="left"/>
-      <w:pPr>
-        <w:tabs>
-          <w:tab w:val="num" w:pos="720"/>
-        </w:tabs>
-        <w:ind w:left="720" w:hanging="360"/>
-      </w:pPr>
-      <w:rPr>
-        <w:rFonts w:ascii="Symbol" w:hAnsi="Symbol" w:hint="default"/>
-        <w:sz w:val="20"/>
-      </w:rPr>
-    </w:lvl>
-    <w:lvl w:ilvl="1" w:tentative="1">
-      <w:start w:val="1"/>
-      <w:numFmt w:val="bullet"/>
-      <w:lvlText w:val="o"/>
-      <w:lvlJc w:val="left"/>
-      <w:pPr>
-        <w:tabs>
-          <w:tab w:val="num" w:pos="1440"/>
-        </w:tabs>
-        <w:ind w:left="1440" w:hanging="360"/>
-      </w:pPr>
-      <w:rPr>
-        <w:rFonts w:ascii="Courier New" w:hAnsi="Courier New" w:hint="default"/>
-        <w:sz w:val="20"/>
-      </w:rPr>
-    </w:lvl>
-    <w:lvl w:ilvl="2" w:tentative="1">
-      <w:start w:val="1"/>
-      <w:numFmt w:val="bullet"/>
-      <w:lvlText w:val=""/>
-      <w:lvlJc w:val="left"/>
-      <w:pPr>
-        <w:tabs>
-          <w:tab w:val="num" w:pos="2160"/>
-        </w:tabs>
-        <w:ind w:left="2160" w:hanging="360"/>
-      </w:pPr>
-      <w:rPr>
-        <w:rFonts w:ascii="Wingdings" w:hAnsi="Wingdings" w:hint="default"/>
-        <w:sz w:val="20"/>
-      </w:rPr>
-    </w:lvl>
-    <w:lvl w:ilvl="3" w:tentative="1">
-      <w:start w:val="1"/>
-      <w:numFmt w:val="bullet"/>
-      <w:lvlText w:val=""/>
-      <w:lvlJc w:val="left"/>
-      <w:pPr>
-        <w:tabs>
-          <w:tab w:val="num" w:pos="2880"/>
-        </w:tabs>
-        <w:ind w:left="2880" w:hanging="360"/>
-      </w:pPr>
-      <w:rPr>
-        <w:rFonts w:ascii="Wingdings" w:hAnsi="Wingdings" w:hint="default"/>
-        <w:sz w:val="20"/>
-      </w:rPr>
-    </w:lvl>
-    <w:lvl w:ilvl="4" w:tentative="1">
-      <w:start w:val="1"/>
-      <w:numFmt w:val="bullet"/>
-      <w:lvlText w:val=""/>
-      <w:lvlJc w:val="left"/>
-      <w:pPr>
-        <w:tabs>
-          <w:tab w:val="num" w:pos="3600"/>
-        </w:tabs>
-        <w:ind w:left="3600" w:hanging="360"/>
-      </w:pPr>
-      <w:rPr>
-        <w:rFonts w:ascii="Wingdings" w:hAnsi="Wingdings" w:hint="default"/>
-        <w:sz w:val="20"/>
-      </w:rPr>
-    </w:lvl>
-    <w:lvl w:ilvl="5" w:tentative="1">
-      <w:start w:val="1"/>
-      <w:numFmt w:val="bullet"/>
-      <w:lvlText w:val=""/>
-      <w:lvlJc w:val="left"/>
-      <w:pPr>
-        <w:tabs>
-          <w:tab w:val="num" w:pos="4320"/>
-        </w:tabs>
-        <w:ind w:left="4320" w:hanging="360"/>
-      </w:pPr>
-      <w:rPr>
-        <w:rFonts w:ascii="Wingdings" w:hAnsi="Wingdings" w:hint="default"/>
-        <w:sz w:val="20"/>
-      </w:rPr>
-    </w:lvl>
-    <w:lvl w:ilvl="6" w:tentative="1">
-      <w:start w:val="1"/>
-      <w:numFmt w:val="bullet"/>
-      <w:lvlText w:val=""/>
-      <w:lvlJc w:val="left"/>
-      <w:pPr>
-        <w:tabs>
-          <w:tab w:val="num" w:pos="5040"/>
-        </w:tabs>
-        <w:ind w:left="5040" w:hanging="360"/>
-      </w:pPr>
-      <w:rPr>
-        <w:rFonts w:ascii="Wingdings" w:hAnsi="Wingdings" w:hint="default"/>
-        <w:sz w:val="20"/>
-      </w:rPr>
-    </w:lvl>
-    <w:lvl w:ilvl="7" w:tentative="1">
-      <w:start w:val="1"/>
-      <w:numFmt w:val="bullet"/>
-      <w:lvlText w:val=""/>
-      <w:lvlJc w:val="left"/>
-      <w:pPr>
-        <w:tabs>
-          <w:tab w:val="num" w:pos="5760"/>
-        </w:tabs>
-        <w:ind w:left="5760" w:hanging="360"/>
-      </w:pPr>
-      <w:rPr>
-        <w:rFonts w:ascii="Wingdings" w:hAnsi="Wingdings" w:hint="default"/>
-        <w:sz w:val="20"/>
-      </w:rPr>
-    </w:lvl>
-    <w:lvl w:ilvl="8" w:tentative="1">
-      <w:start w:val="1"/>
-      <w:numFmt w:val="bullet"/>
-      <w:lvlText w:val=""/>
-      <w:lvlJc w:val="left"/>
-      <w:pPr>
-        <w:tabs>
-          <w:tab w:val="num" w:pos="6480"/>
-        </w:tabs>
-        <w:ind w:left="6480" w:hanging="360"/>
-      </w:pPr>
-      <w:rPr>
-        <w:rFonts w:ascii="Wingdings" w:hAnsi="Wingdings" w:hint="default"/>
-        <w:sz w:val="20"/>
-      </w:rPr>
-    </w:lvl>
-  </w:abstractNum>
-  <w:abstractNum w:abstractNumId="16" w15:restartNumberingAfterBreak="0">
+  <w:abstractNum w:abstractNumId="11" w15:restartNumberingAfterBreak="0">
     <w:nsid w:val="52D74056"/>
     <w:multiLevelType w:val="hybridMultilevel"/>
     <w:tmpl w:val="F8E884D6"/>
@@ -8900,156 +8268,7 @@
       </w:pPr>
     </w:lvl>
   </w:abstractNum>
-  <w:abstractNum w:abstractNumId="17" w15:restartNumberingAfterBreak="0">
-    <w:nsid w:val="53036463"/>
-    <w:multiLevelType w:val="multilevel"/>
-    <w:tmpl w:val="084490C2"/>
-    <w:lvl w:ilvl="0">
-      <w:start w:val="1"/>
-      <w:numFmt w:val="bullet"/>
-      <w:lvlText w:val=""/>
-      <w:lvlJc w:val="left"/>
-      <w:pPr>
-        <w:tabs>
-          <w:tab w:val="num" w:pos="720"/>
-        </w:tabs>
-        <w:ind w:left="720" w:hanging="360"/>
-      </w:pPr>
-      <w:rPr>
-        <w:rFonts w:ascii="Symbol" w:hAnsi="Symbol" w:hint="default"/>
-        <w:sz w:val="20"/>
-      </w:rPr>
-    </w:lvl>
-    <w:lvl w:ilvl="1" w:tentative="1">
-      <w:start w:val="1"/>
-      <w:numFmt w:val="bullet"/>
-      <w:lvlText w:val="o"/>
-      <w:lvlJc w:val="left"/>
-      <w:pPr>
-        <w:tabs>
-          <w:tab w:val="num" w:pos="1440"/>
-        </w:tabs>
-        <w:ind w:left="1440" w:hanging="360"/>
-      </w:pPr>
-      <w:rPr>
-        <w:rFonts w:ascii="Courier New" w:hAnsi="Courier New" w:hint="default"/>
-        <w:sz w:val="20"/>
-      </w:rPr>
-    </w:lvl>
-    <w:lvl w:ilvl="2" w:tentative="1">
-      <w:start w:val="1"/>
-      <w:numFmt w:val="bullet"/>
-      <w:lvlText w:val=""/>
-      <w:lvlJc w:val="left"/>
-      <w:pPr>
-        <w:tabs>
-          <w:tab w:val="num" w:pos="2160"/>
-        </w:tabs>
-        <w:ind w:left="2160" w:hanging="360"/>
-      </w:pPr>
-      <w:rPr>
-        <w:rFonts w:ascii="Wingdings" w:hAnsi="Wingdings" w:hint="default"/>
-        <w:sz w:val="20"/>
-      </w:rPr>
-    </w:lvl>
-    <w:lvl w:ilvl="3" w:tentative="1">
-      <w:start w:val="1"/>
-      <w:numFmt w:val="bullet"/>
-      <w:lvlText w:val=""/>
-      <w:lvlJc w:val="left"/>
-      <w:pPr>
-        <w:tabs>
-          <w:tab w:val="num" w:pos="2880"/>
-        </w:tabs>
-        <w:ind w:left="2880" w:hanging="360"/>
-      </w:pPr>
-      <w:rPr>
-        <w:rFonts w:ascii="Wingdings" w:hAnsi="Wingdings" w:hint="default"/>
-        <w:sz w:val="20"/>
-      </w:rPr>
-    </w:lvl>
-    <w:lvl w:ilvl="4" w:tentative="1">
-      <w:start w:val="1"/>
-      <w:numFmt w:val="bullet"/>
-      <w:lvlText w:val=""/>
-      <w:lvlJc w:val="left"/>
-      <w:pPr>
-        <w:tabs>
-          <w:tab w:val="num" w:pos="3600"/>
-        </w:tabs>
-        <w:ind w:left="3600" w:hanging="360"/>
-      </w:pPr>
-      <w:rPr>
-        <w:rFonts w:ascii="Wingdings" w:hAnsi="Wingdings" w:hint="default"/>
-        <w:sz w:val="20"/>
-      </w:rPr>
-    </w:lvl>
-    <w:lvl w:ilvl="5" w:tentative="1">
-      <w:start w:val="1"/>
-      <w:numFmt w:val="bullet"/>
-      <w:lvlText w:val=""/>
-      <w:lvlJc w:val="left"/>
-      <w:pPr>
-        <w:tabs>
-          <w:tab w:val="num" w:pos="4320"/>
-        </w:tabs>
-        <w:ind w:left="4320" w:hanging="360"/>
-      </w:pPr>
-      <w:rPr>
-        <w:rFonts w:ascii="Wingdings" w:hAnsi="Wingdings" w:hint="default"/>
-        <w:sz w:val="20"/>
-      </w:rPr>
-    </w:lvl>
-    <w:lvl w:ilvl="6" w:tentative="1">
-      <w:start w:val="1"/>
-      <w:numFmt w:val="bullet"/>
-      <w:lvlText w:val=""/>
-      <w:lvlJc w:val="left"/>
-      <w:pPr>
-        <w:tabs>
-          <w:tab w:val="num" w:pos="5040"/>
-        </w:tabs>
-        <w:ind w:left="5040" w:hanging="360"/>
-      </w:pPr>
-      <w:rPr>
-        <w:rFonts w:ascii="Wingdings" w:hAnsi="Wingdings" w:hint="default"/>
-        <w:sz w:val="20"/>
-      </w:rPr>
-    </w:lvl>
-    <w:lvl w:ilvl="7" w:tentative="1">
-      <w:start w:val="1"/>
-      <w:numFmt w:val="bullet"/>
-      <w:lvlText w:val=""/>
-      <w:lvlJc w:val="left"/>
-      <w:pPr>
-        <w:tabs>
-          <w:tab w:val="num" w:pos="5760"/>
-        </w:tabs>
-        <w:ind w:left="5760" w:hanging="360"/>
-      </w:pPr>
-      <w:rPr>
-        <w:rFonts w:ascii="Wingdings" w:hAnsi="Wingdings" w:hint="default"/>
-        <w:sz w:val="20"/>
-      </w:rPr>
-    </w:lvl>
-    <w:lvl w:ilvl="8" w:tentative="1">
-      <w:start w:val="1"/>
-      <w:numFmt w:val="bullet"/>
-      <w:lvlText w:val=""/>
-      <w:lvlJc w:val="left"/>
-      <w:pPr>
-        <w:tabs>
-          <w:tab w:val="num" w:pos="6480"/>
-        </w:tabs>
-        <w:ind w:left="6480" w:hanging="360"/>
-      </w:pPr>
-      <w:rPr>
-        <w:rFonts w:ascii="Wingdings" w:hAnsi="Wingdings" w:hint="default"/>
-        <w:sz w:val="20"/>
-      </w:rPr>
-    </w:lvl>
-  </w:abstractNum>
-  <w:abstractNum w:abstractNumId="18" w15:restartNumberingAfterBreak="0">
+  <w:abstractNum w:abstractNumId="12" w15:restartNumberingAfterBreak="0">
     <w:nsid w:val="53C20551"/>
     <w:multiLevelType w:val="hybridMultilevel"/>
     <w:tmpl w:val="9EBC212E"/>
@@ -9138,10 +8357,10 @@
       </w:pPr>
     </w:lvl>
   </w:abstractNum>
-  <w:abstractNum w:abstractNumId="19" w15:restartNumberingAfterBreak="0">
-    <w:nsid w:val="57A46689"/>
+  <w:abstractNum w:abstractNumId="13" w15:restartNumberingAfterBreak="0">
+    <w:nsid w:val="61E72EF3"/>
     <w:multiLevelType w:val="multilevel"/>
-    <w:tmpl w:val="BCCA068C"/>
+    <w:tmpl w:val="DDDE2E12"/>
     <w:lvl w:ilvl="0">
       <w:start w:val="1"/>
       <w:numFmt w:val="bullet"/>
@@ -9306,46 +8525,28 @@
     <w:abstractNumId w:val="0"/>
   </w:num>
   <w:num w:numId="7" w16cid:durableId="767509364">
-    <w:abstractNumId w:val="16"/>
+    <w:abstractNumId w:val="11"/>
   </w:num>
   <w:num w:numId="8" w16cid:durableId="1187519976">
-    <w:abstractNumId w:val="9"/>
+    <w:abstractNumId w:val="8"/>
   </w:num>
   <w:num w:numId="9" w16cid:durableId="774518276">
     <w:abstractNumId w:val="7"/>
   </w:num>
   <w:num w:numId="10" w16cid:durableId="2009867063">
-    <w:abstractNumId w:val="14"/>
+    <w:abstractNumId w:val="10"/>
   </w:num>
   <w:num w:numId="11" w16cid:durableId="1924602666">
-    <w:abstractNumId w:val="18"/>
+    <w:abstractNumId w:val="12"/>
   </w:num>
   <w:num w:numId="12" w16cid:durableId="2021344936">
     <w:abstractNumId w:val="2"/>
   </w:num>
-  <w:num w:numId="13" w16cid:durableId="1562210889">
-    <w:abstractNumId w:val="8"/>
-  </w:num>
-  <w:num w:numId="14" w16cid:durableId="1732995359">
-    <w:abstractNumId w:val="11"/>
-  </w:num>
-  <w:num w:numId="15" w16cid:durableId="1004822628">
+  <w:num w:numId="13" w16cid:durableId="1688941538">
     <w:abstractNumId w:val="13"/>
   </w:num>
-  <w:num w:numId="16" w16cid:durableId="1520776831">
-    <w:abstractNumId w:val="10"/>
-  </w:num>
-  <w:num w:numId="17" w16cid:durableId="2001810911">
-    <w:abstractNumId w:val="17"/>
-  </w:num>
-  <w:num w:numId="18" w16cid:durableId="1283615181">
-    <w:abstractNumId w:val="19"/>
-  </w:num>
-  <w:num w:numId="19" w16cid:durableId="1797874835">
-    <w:abstractNumId w:val="15"/>
-  </w:num>
-  <w:num w:numId="20" w16cid:durableId="1801613202">
-    <w:abstractNumId w:val="12"/>
+  <w:num w:numId="14" w16cid:durableId="1163351314">
+    <w:abstractNumId w:val="9"/>
   </w:num>
   <w:numIdMacAtCleanup w:val="10"/>
 </w:numbering>
@@ -21002,7 +20203,7 @@
     <w:uiPriority w:val="99"/>
     <w:semiHidden/>
     <w:unhideWhenUsed/>
-    <w:rsid w:val="002D664E"/>
+    <w:rsid w:val="00DB77AA"/>
     <w:pPr>
       <w:spacing w:before="100" w:beforeAutospacing="1" w:after="100" w:afterAutospacing="1" w:line="240" w:lineRule="auto"/>
     </w:pPr>
@@ -21020,7 +20221,7 @@
     <w:uiPriority w:val="99"/>
     <w:semiHidden/>
     <w:unhideWhenUsed/>
-    <w:rsid w:val="002D664E"/>
+    <w:rsid w:val="00DB77AA"/>
     <w:rPr>
       <w:rFonts w:ascii="Courier New" w:eastAsiaTheme="minorEastAsia" w:hAnsi="Courier New" w:cs="Courier New"/>
       <w:sz w:val="20"/>

--- a/Reportes/2026-06/Informe_Mensual_2026-06_INSTITUCIONAL.docx
+++ b/Reportes/2026-06/Informe_Mensual_2026-06_INSTITUCIONAL.docx
@@ -13,7 +13,7 @@
         <w:rPr>
           <w:rFonts w:ascii="Calibri" w:eastAsia="Times New Roman" w:hAnsi="Calibri" w:cs="Calibri"/>
         </w:rPr>
-        <w:t>Acta de Entrega e Informe Mensual de Actividades (Handover Final)</w:t>
+        <w:t>Acta Extendida de Entrega, Inventario Técnico y Cierre Trimestral (Master Handover)</w:t>
       </w:r>
     </w:p>
     <w:p>
@@ -32,7 +32,7 @@
           <w:sz w:val="22"/>
           <w:szCs w:val="22"/>
         </w:rPr>
-        <w:t>Mes:</w:t>
+        <w:t>Mes de Cierre:</w:t>
       </w:r>
       <w:r>
         <w:rPr>
@@ -59,7 +59,7 @@
           <w:sz w:val="22"/>
           <w:szCs w:val="22"/>
         </w:rPr>
-        <w:t>Responsable:</w:t>
+        <w:t>Periodo Abarcado:</w:t>
       </w:r>
       <w:r>
         <w:rPr>
@@ -67,7 +67,7 @@
           <w:sz w:val="22"/>
           <w:szCs w:val="22"/>
         </w:rPr>
-        <w:t xml:space="preserve"> Victor Manuel Lelo de Larea Polanco </w:t>
+        <w:t xml:space="preserve"> Abril - Mayo - Junio 2026 </w:t>
       </w:r>
     </w:p>
     <w:p>
@@ -86,7 +86,7 @@
           <w:sz w:val="22"/>
           <w:szCs w:val="22"/>
         </w:rPr>
-        <w:t>Área:</w:t>
+        <w:t>Responsable:</w:t>
       </w:r>
       <w:r>
         <w:rPr>
@@ -94,36 +94,7 @@
           <w:sz w:val="22"/>
           <w:szCs w:val="22"/>
         </w:rPr>
-        <w:t xml:space="preserve"> Coordinación de Proyectos de TI</w:t>
-      </w:r>
-    </w:p>
-    <w:p>
-      <w:pPr>
-        <w:rPr>
-          <w:rFonts w:ascii="Calibri" w:eastAsia="Times New Roman" w:hAnsi="Calibri" w:cs="Calibri"/>
-        </w:rPr>
-      </w:pPr>
-      <w:r>
-        <w:rPr>
-          <w:rFonts w:ascii="Calibri" w:eastAsia="Times New Roman" w:hAnsi="Calibri" w:cs="Calibri"/>
-        </w:rPr>
-        <w:pict w14:anchorId="4AFB2553">
-          <v:rect id="_x0000_i1025" style="width:0;height:1.5pt" o:hralign="center" o:hrstd="t" o:hr="t" fillcolor="#a0a0a0" stroked="f"/>
-        </w:pict>
-      </w:r>
-    </w:p>
-    <w:p>
-      <w:pPr>
-        <w:pStyle w:val="Ttulo2"/>
-        <w:rPr>
-          <w:rFonts w:ascii="Calibri" w:eastAsia="Times New Roman" w:hAnsi="Calibri" w:cs="Calibri"/>
-        </w:rPr>
-      </w:pPr>
-      <w:r>
-        <w:rPr>
-          <w:rFonts w:ascii="Calibri" w:eastAsia="Times New Roman" w:hAnsi="Calibri" w:cs="Calibri"/>
-        </w:rPr>
-        <w:t>1. Resumen Ejecutivo (Acta de Cierre)</w:t>
+        <w:t xml:space="preserve"> Victor Manuel Lelo de Larrea Polanco </w:t>
       </w:r>
     </w:p>
     <w:p>
@@ -135,14 +106,6 @@
           <w:szCs w:val="22"/>
         </w:rPr>
       </w:pPr>
-      <w:r>
-        <w:rPr>
-          <w:rFonts w:ascii="Calibri" w:hAnsi="Calibri" w:cs="Calibri"/>
-          <w:sz w:val="22"/>
-          <w:szCs w:val="22"/>
-        </w:rPr>
-        <w:t xml:space="preserve">El presente documento constituye el acta de cierre definitivo y entrega tecnológica correspondiente al cierre trimestral (y ciclo operativo) de las líneas de trabajo asignadas. Durante junio de 2026, la prioridad máxima fue consolidar el </w:t>
-      </w:r>
       <w:r>
         <w:rPr>
           <w:rStyle w:val="Fuerte"/>
@@ -150,7 +113,7 @@
           <w:sz w:val="22"/>
           <w:szCs w:val="22"/>
         </w:rPr>
-        <w:t>Handover Institucional</w:t>
+        <w:t>Área:</w:t>
       </w:r>
       <w:r>
         <w:rPr>
@@ -158,8 +121,18 @@
           <w:sz w:val="22"/>
           <w:szCs w:val="22"/>
         </w:rPr>
-        <w:t xml:space="preserve"> de la Plataforma de Inteligencia Analítica </w:t>
-      </w:r>
+        <w:t xml:space="preserve"> Coordinación de Proyectos de TI </w:t>
+      </w:r>
+    </w:p>
+    <w:p>
+      <w:pPr>
+        <w:pStyle w:val="NormalWeb"/>
+        <w:rPr>
+          <w:rFonts w:ascii="Calibri" w:hAnsi="Calibri" w:cs="Calibri"/>
+          <w:sz w:val="22"/>
+          <w:szCs w:val="22"/>
+        </w:rPr>
+      </w:pPr>
       <w:r>
         <w:rPr>
           <w:rStyle w:val="Fuerte"/>
@@ -167,7 +140,7 @@
           <w:sz w:val="22"/>
           <w:szCs w:val="22"/>
         </w:rPr>
-        <w:t>MUSEMS</w:t>
+        <w:t>Clasificación:</w:t>
       </w:r>
       <w:r>
         <w:rPr>
@@ -175,7 +148,36 @@
           <w:sz w:val="22"/>
           <w:szCs w:val="22"/>
         </w:rPr>
-        <w:t>, alcanzando su estado certificado *Release Candidate 1 (RC1)*, desplegado exitosamente en el ambiente de Aseguramiento de Calidad (QA).</w:t>
+        <w:t xml:space="preserve"> Confidencial / Auditoría Gubernamental CMMI Nivel 3 </w:t>
+      </w:r>
+    </w:p>
+    <w:p>
+      <w:pPr>
+        <w:rPr>
+          <w:rFonts w:ascii="Calibri" w:eastAsia="Times New Roman" w:hAnsi="Calibri" w:cs="Calibri"/>
+        </w:rPr>
+      </w:pPr>
+      <w:r>
+        <w:rPr>
+          <w:rFonts w:ascii="Calibri" w:eastAsia="Times New Roman" w:hAnsi="Calibri" w:cs="Calibri"/>
+        </w:rPr>
+        <w:pict w14:anchorId="45A357E6">
+          <v:rect id="_x0000_i1025" style="width:0;height:1.5pt" o:hralign="center" o:hrstd="t" o:hr="t" fillcolor="#a0a0a0" stroked="f"/>
+        </w:pict>
+      </w:r>
+    </w:p>
+    <w:p>
+      <w:pPr>
+        <w:pStyle w:val="Ttulo2"/>
+        <w:rPr>
+          <w:rFonts w:ascii="Calibri" w:eastAsia="Times New Roman" w:hAnsi="Calibri" w:cs="Calibri"/>
+        </w:rPr>
+      </w:pPr>
+      <w:r>
+        <w:rPr>
+          <w:rFonts w:ascii="Calibri" w:eastAsia="Times New Roman" w:hAnsi="Calibri" w:cs="Calibri"/>
+        </w:rPr>
+        <w:t>1. Declaración de Cierre y Transferencia Integral (Handover)</w:t>
       </w:r>
     </w:p>
     <w:p>
@@ -193,7 +195,7 @@
           <w:sz w:val="22"/>
           <w:szCs w:val="22"/>
         </w:rPr>
-        <w:t xml:space="preserve">Asimismo, se expide la constancia formal de que el proyecto </w:t>
+        <w:t xml:space="preserve">El presente documento no constituye únicamente un reporte de avance mensual, sino que opera como el </w:t>
       </w:r>
       <w:r>
         <w:rPr>
@@ -202,7 +204,7 @@
           <w:sz w:val="22"/>
           <w:szCs w:val="22"/>
         </w:rPr>
-        <w:t>Vida Saludable (Fase 2)</w:t>
+        <w:t>Acta Definitiva de Cierre (Master Handover)</w:t>
       </w:r>
       <w:r>
         <w:rPr>
@@ -210,35 +212,7 @@
           <w:sz w:val="22"/>
           <w:szCs w:val="22"/>
         </w:rPr>
-        <w:t xml:space="preserve"> fue congelado en un estado óptimo de migración ("Infraestructura Lista", "Documentación Completa"), salvaguardando sus activos para futuras etapas. El ciclo culmina entregando repositorios libres de vulnerabilidades críticas, metodologías DevSecOps integradas y una matriz de trazabilidad certificada al 100%.</w:t>
-      </w:r>
-    </w:p>
-    <w:p>
-      <w:pPr>
-        <w:pStyle w:val="Ttulo2"/>
-        <w:rPr>
-          <w:rFonts w:ascii="Calibri" w:eastAsia="Times New Roman" w:hAnsi="Calibri" w:cs="Calibri"/>
-        </w:rPr>
-      </w:pPr>
-      <w:r>
-        <w:rPr>
-          <w:rFonts w:ascii="Calibri" w:eastAsia="Times New Roman" w:hAnsi="Calibri" w:cs="Calibri"/>
-        </w:rPr>
-        <w:t>2. Consolidación de Plataforma y Despliegues (MUSEMS)</w:t>
-      </w:r>
-    </w:p>
-    <w:p>
-      <w:pPr>
-        <w:pStyle w:val="Ttulo3"/>
-        <w:rPr>
-          <w:rFonts w:ascii="Calibri" w:eastAsia="Times New Roman" w:hAnsi="Calibri" w:cs="Calibri"/>
-        </w:rPr>
-      </w:pPr>
-      <w:r>
-        <w:rPr>
-          <w:rFonts w:ascii="Calibri" w:eastAsia="Times New Roman" w:hAnsi="Calibri" w:cs="Calibri"/>
-        </w:rPr>
-        <w:t>2.1 Despliegue en Ambiente de Aseguramiento (QA)</w:t>
+        <w:t xml:space="preserve"> de los trabajos de consultoría técnica efectuados bajo mi responsabilidad durante el último trimestre. Su propósito fundamental es acreditar la transferencia legal, tecnológica y de conocimientos sobre dos proyectos de misión crítica para la Secretaría de Educación Pública (SEP):</w:t>
       </w:r>
     </w:p>
     <w:p>
@@ -256,7 +230,220 @@
           <w:sz w:val="22"/>
           <w:szCs w:val="22"/>
         </w:rPr>
-        <w:t>Se entrega la plataforma MUSEMS completamente funcional, parametrizada y configurada bajo la arquitectura cliente-servidor (FastAPI + React 19).</w:t>
+        <w:t xml:space="preserve">1. </w:t>
+      </w:r>
+      <w:r>
+        <w:rPr>
+          <w:rStyle w:val="Fuerte"/>
+          <w:rFonts w:ascii="Calibri" w:hAnsi="Calibri" w:cs="Calibri"/>
+          <w:sz w:val="22"/>
+          <w:szCs w:val="22"/>
+        </w:rPr>
+        <w:t>La Plataforma de Inteligencia Analítica MUSEMS-PU</w:t>
+      </w:r>
+    </w:p>
+    <w:p>
+      <w:pPr>
+        <w:pStyle w:val="NormalWeb"/>
+        <w:rPr>
+          <w:rFonts w:ascii="Calibri" w:hAnsi="Calibri" w:cs="Calibri"/>
+          <w:sz w:val="22"/>
+          <w:szCs w:val="22"/>
+        </w:rPr>
+      </w:pPr>
+      <w:r>
+        <w:rPr>
+          <w:rFonts w:ascii="Calibri" w:hAnsi="Calibri" w:cs="Calibri"/>
+          <w:sz w:val="22"/>
+          <w:szCs w:val="22"/>
+        </w:rPr>
+        <w:t xml:space="preserve">2. </w:t>
+      </w:r>
+      <w:r>
+        <w:rPr>
+          <w:rStyle w:val="Fuerte"/>
+          <w:rFonts w:ascii="Calibri" w:hAnsi="Calibri" w:cs="Calibri"/>
+          <w:sz w:val="22"/>
+          <w:szCs w:val="22"/>
+        </w:rPr>
+        <w:t>El Sistema Orquestador de Descargas de Vida Saludable (Fase 2)</w:t>
+      </w:r>
+    </w:p>
+    <w:p>
+      <w:pPr>
+        <w:pStyle w:val="NormalWeb"/>
+        <w:rPr>
+          <w:rFonts w:ascii="Calibri" w:hAnsi="Calibri" w:cs="Calibri"/>
+          <w:sz w:val="22"/>
+          <w:szCs w:val="22"/>
+        </w:rPr>
+      </w:pPr>
+      <w:r>
+        <w:rPr>
+          <w:rFonts w:ascii="Calibri" w:hAnsi="Calibri" w:cs="Calibri"/>
+          <w:sz w:val="22"/>
+          <w:szCs w:val="22"/>
+        </w:rPr>
+        <w:t>Durante junio de 2026, la máxima prioridad fue consolidar el estado del arte tecnológico en ambas soluciones, garantizando no solo su operatividad y despliegue exitoso (alcanzando su etapa formal *Release Candidate 1*), sino blindando su cumplimiento absoluto frente a normativas gubernamentales de ciberseguridad, protección de datos personales (LGPDPPSO) y mantenibilidad institucional (DevSecOps). Se entregan sistemas estables, resilientes y documentados a nivel forense.</w:t>
+      </w:r>
+    </w:p>
+    <w:p>
+      <w:pPr>
+        <w:rPr>
+          <w:rFonts w:ascii="Calibri" w:eastAsia="Times New Roman" w:hAnsi="Calibri" w:cs="Calibri"/>
+        </w:rPr>
+      </w:pPr>
+      <w:r>
+        <w:rPr>
+          <w:rFonts w:ascii="Calibri" w:eastAsia="Times New Roman" w:hAnsi="Calibri" w:cs="Calibri"/>
+        </w:rPr>
+        <w:pict w14:anchorId="266FFF47">
+          <v:rect id="_x0000_i1026" style="width:0;height:1.5pt" o:hralign="center" o:hrstd="t" o:hr="t" fillcolor="#a0a0a0" stroked="f"/>
+        </w:pict>
+      </w:r>
+    </w:p>
+    <w:p>
+      <w:pPr>
+        <w:pStyle w:val="Ttulo2"/>
+        <w:rPr>
+          <w:rFonts w:ascii="Calibri" w:eastAsia="Times New Roman" w:hAnsi="Calibri" w:cs="Calibri"/>
+        </w:rPr>
+      </w:pPr>
+      <w:r>
+        <w:rPr>
+          <w:rFonts w:ascii="Calibri" w:eastAsia="Times New Roman" w:hAnsi="Calibri" w:cs="Calibri"/>
+        </w:rPr>
+        <w:t>2. Visión Arquitectónica y Topología General Transferida</w:t>
+      </w:r>
+    </w:p>
+    <w:p>
+      <w:pPr>
+        <w:pStyle w:val="NormalWeb"/>
+        <w:rPr>
+          <w:rFonts w:ascii="Calibri" w:hAnsi="Calibri" w:cs="Calibri"/>
+          <w:sz w:val="22"/>
+          <w:szCs w:val="22"/>
+        </w:rPr>
+      </w:pPr>
+      <w:r>
+        <w:rPr>
+          <w:rFonts w:ascii="Calibri" w:hAnsi="Calibri" w:cs="Calibri"/>
+          <w:sz w:val="22"/>
+          <w:szCs w:val="22"/>
+        </w:rPr>
+        <w:t>Ambos ecosistemas fueron rediseñados y migrados desde arquitecturas monolíticas o dispersas hacia topologías orientadas a microservicios e integraciones asíncronas modernas. A continuación, se detalla la herencia estructural que se cede a la institución.</w:t>
+      </w:r>
+    </w:p>
+    <w:p>
+      <w:pPr>
+        <w:pStyle w:val="Ttulo3"/>
+        <w:rPr>
+          <w:rFonts w:ascii="Calibri" w:eastAsia="Times New Roman" w:hAnsi="Calibri" w:cs="Calibri"/>
+        </w:rPr>
+      </w:pPr>
+      <w:r>
+        <w:rPr>
+          <w:rFonts w:ascii="Calibri" w:eastAsia="Times New Roman" w:hAnsi="Calibri" w:cs="Calibri"/>
+        </w:rPr>
+        <w:t>2.1 Ecosistema de Inteligencia Analítica (MUSEMS-PU)</w:t>
+      </w:r>
+    </w:p>
+    <w:p>
+      <w:pPr>
+        <w:pStyle w:val="NormalWeb"/>
+        <w:rPr>
+          <w:rFonts w:ascii="Calibri" w:hAnsi="Calibri" w:cs="Calibri"/>
+          <w:sz w:val="22"/>
+          <w:szCs w:val="22"/>
+        </w:rPr>
+      </w:pPr>
+      <w:r>
+        <w:rPr>
+          <w:rFonts w:ascii="Calibri" w:hAnsi="Calibri" w:cs="Calibri"/>
+          <w:sz w:val="22"/>
+          <w:szCs w:val="22"/>
+        </w:rPr>
+        <w:t>El desarrollo de MUSEMS-PU culminó en una arquitectura de alta concurrencia diseñada para soportar consultas masivas de Big Data y BI sin penalizar los recursos de red de la secretaría.</w:t>
+      </w:r>
+    </w:p>
+    <w:p>
+      <w:pPr>
+        <w:rPr>
+          <w:rFonts w:ascii="Calibri" w:eastAsia="Times New Roman" w:hAnsi="Calibri" w:cs="Calibri"/>
+        </w:rPr>
+      </w:pPr>
+      <w:r>
+        <w:rPr>
+          <w:rFonts w:ascii="Calibri" w:eastAsia="Times New Roman" w:hAnsi="Calibri" w:cs="Calibri"/>
+          <w:noProof/>
+        </w:rPr>
+        <w:drawing>
+          <wp:inline distT="0" distB="0" distL="0" distR="0" wp14:anchorId="63B1DF5F" wp14:editId="39D3202B">
+            <wp:extent cx="4465320" cy="8641080"/>
+            <wp:effectExtent l="0" t="0" r="0" b="7620"/>
+            <wp:docPr id="3" name="Imagen 3"/>
+            <wp:cNvGraphicFramePr>
+              <a:graphicFrameLocks xmlns:a="http://schemas.openxmlformats.org/drawingml/2006/main" noChangeAspect="1"/>
+            </wp:cNvGraphicFramePr>
+            <a:graphic xmlns:a="http://schemas.openxmlformats.org/drawingml/2006/main">
+              <a:graphicData uri="http://schemas.openxmlformats.org/drawingml/2006/picture">
+                <pic:pic xmlns:pic="http://schemas.openxmlformats.org/drawingml/2006/picture">
+                  <pic:nvPicPr>
+                    <pic:cNvPr id="0" name="Picture 3"/>
+                    <pic:cNvPicPr>
+                      <a:picLocks noChangeAspect="1" noChangeArrowheads="1"/>
+                    </pic:cNvPicPr>
+                  </pic:nvPicPr>
+                  <pic:blipFill>
+                    <a:blip r:embed="rId8">
+                      <a:extLst>
+                        <a:ext uri="{28A0092B-C50C-407E-A947-70E740481C1C}">
+                          <a14:useLocalDpi xmlns:a14="http://schemas.microsoft.com/office/drawing/2010/main" val="0"/>
+                        </a:ext>
+                      </a:extLst>
+                    </a:blip>
+                    <a:srcRect/>
+                    <a:stretch>
+                      <a:fillRect/>
+                    </a:stretch>
+                  </pic:blipFill>
+                  <pic:spPr bwMode="auto">
+                    <a:xfrm>
+                      <a:off x="0" y="0"/>
+                      <a:ext cx="4465320" cy="8641080"/>
+                    </a:xfrm>
+                    <a:prstGeom prst="rect">
+                      <a:avLst/>
+                    </a:prstGeom>
+                    <a:noFill/>
+                    <a:ln>
+                      <a:noFill/>
+                    </a:ln>
+                  </pic:spPr>
+                </pic:pic>
+              </a:graphicData>
+            </a:graphic>
+          </wp:inline>
+        </w:drawing>
+      </w:r>
+    </w:p>
+    <w:p>
+      <w:pPr>
+        <w:pStyle w:val="NormalWeb"/>
+        <w:rPr>
+          <w:rFonts w:ascii="Calibri" w:hAnsi="Calibri" w:cs="Calibri"/>
+          <w:sz w:val="22"/>
+          <w:szCs w:val="22"/>
+        </w:rPr>
+      </w:pPr>
+      <w:r>
+        <w:rPr>
+          <w:rStyle w:val="Fuerte"/>
+          <w:rFonts w:ascii="Calibri" w:hAnsi="Calibri" w:cs="Calibri"/>
+          <w:sz w:val="22"/>
+          <w:szCs w:val="22"/>
+        </w:rPr>
+        <w:t>Principios Estructurales Aprobados y Entregados:</w:t>
       </w:r>
     </w:p>
     <w:p>
@@ -275,13 +462,13 @@
           <w:rStyle w:val="Fuerte"/>
           <w:rFonts w:ascii="Calibri" w:eastAsia="Times New Roman" w:hAnsi="Calibri" w:cs="Calibri"/>
         </w:rPr>
-        <w:t>Acceso a la Plataforma QA:</w:t>
+        <w:t>Segregación de Capas:</w:t>
       </w:r>
       <w:r>
         <w:rPr>
           <w:rFonts w:ascii="Calibri" w:eastAsia="Times New Roman" w:hAnsi="Calibri" w:cs="Calibri"/>
         </w:rPr>
-        <w:t xml:space="preserve"> [http://168.255.101.231:8086/](http://168.255.101.231:8086/)</w:t>
+        <w:t xml:space="preserve"> El frontend jamás realiza consultas a la base de datos de manera directa; todas las transacciones son sanitizadas por el backend FastAPI, previniendo intrínsecamente la filtración de *strings* de conexión.</w:t>
       </w:r>
     </w:p>
     <w:p>
@@ -300,37 +487,13 @@
           <w:rStyle w:val="Fuerte"/>
           <w:rFonts w:ascii="Calibri" w:eastAsia="Times New Roman" w:hAnsi="Calibri" w:cs="Calibri"/>
         </w:rPr>
-        <w:t>Gestión de Base de Datos:</w:t>
+        <w:t>Gestión Avanzada de Conexiones:</w:t>
       </w:r>
       <w:r>
         <w:rPr>
           <w:rFonts w:ascii="Calibri" w:eastAsia="Times New Roman" w:hAnsi="Calibri" w:cs="Calibri"/>
         </w:rPr>
-        <w:t xml:space="preserve"> Las conexiones se enlazan exitosamente mediante un *Thin Mode Pool* de Oracle hacia el esquema </w:t>
-      </w:r>
-      <w:r>
-        <w:rPr>
-          <w:rStyle w:val="CdigoHTML"/>
-        </w:rPr>
-        <w:t>MUSEMSQA</w:t>
-      </w:r>
-      <w:r>
-        <w:rPr>
-          <w:rFonts w:ascii="Calibri" w:eastAsia="Times New Roman" w:hAnsi="Calibri" w:cs="Calibri"/>
-        </w:rPr>
-        <w:t xml:space="preserve"> ubicado en el clúster </w:t>
-      </w:r>
-      <w:r>
-        <w:rPr>
-          <w:rStyle w:val="CdigoHTML"/>
-        </w:rPr>
-        <w:t>168.255.101.67:1530/MUSEMSD</w:t>
-      </w:r>
-      <w:r>
-        <w:rPr>
-          <w:rFonts w:ascii="Calibri" w:eastAsia="Times New Roman" w:hAnsi="Calibri" w:cs="Calibri"/>
-        </w:rPr>
-        <w:t>.</w:t>
+        <w:t xml:space="preserve"> Se implementó un *Thin Mode Pool* configurado expresamente para optimizar el número de hilos requeridos por el servidor Oracle, mitigando cuellos de botella en picos de demanda.</w:t>
       </w:r>
     </w:p>
     <w:p>
@@ -344,7 +507,7 @@
         <w:rPr>
           <w:rFonts w:ascii="Calibri" w:eastAsia="Times New Roman" w:hAnsi="Calibri" w:cs="Calibri"/>
         </w:rPr>
-        <w:t>2.2 Entrega de Usuarios de Administración y Seguridad</w:t>
+        <w:t>2.2 Motor Orquestador Asíncrono (Vida Saludable Fase 2)</w:t>
       </w:r>
     </w:p>
     <w:p>
@@ -362,13 +525,13 @@
           <w:sz w:val="22"/>
           <w:szCs w:val="22"/>
         </w:rPr>
-        <w:t xml:space="preserve">Como parte de la entrega de llaves y control de accesos basados en roles (RBAC), se transfieren cinco (5) cuentas con privilegios de </w:t>
+        <w:t>El ecosistema heredado (</w:t>
       </w:r>
       <w:r>
         <w:rPr>
           <w:rStyle w:val="CdigoHTML"/>
         </w:rPr>
-        <w:t>ADMINISTRADOR</w:t>
+        <w:t>py-sep-descarga-vida-saludable</w:t>
       </w:r>
       <w:r>
         <w:rPr>
@@ -376,21 +539,129 @@
           <w:sz w:val="22"/>
           <w:szCs w:val="22"/>
         </w:rPr>
-        <w:t xml:space="preserve"> habilitadas y listas para operar la plataforma en QA, todas con el *passphrase* de entrega </w:t>
-      </w:r>
-      <w:r>
-        <w:rPr>
-          <w:rStyle w:val="CdigoHTML"/>
-        </w:rPr>
-        <w:t>musems2026</w:t>
-      </w:r>
-      <w:r>
+        <w:t>) ha sido transmutado hacia una arquitectura orquestada y "Zero Persistence", mitigando el almacenamiento indebido de PII.</w:t>
+      </w:r>
+    </w:p>
+    <w:p>
+      <w:pPr>
+        <w:rPr>
+          <w:rFonts w:ascii="Calibri" w:eastAsia="Times New Roman" w:hAnsi="Calibri" w:cs="Calibri"/>
+        </w:rPr>
+      </w:pPr>
+      <w:r>
+        <w:rPr>
+          <w:rFonts w:ascii="Calibri" w:eastAsia="Times New Roman" w:hAnsi="Calibri" w:cs="Calibri"/>
+          <w:noProof/>
+        </w:rPr>
+        <w:drawing>
+          <wp:inline distT="0" distB="0" distL="0" distR="0" wp14:anchorId="7385F798" wp14:editId="75788A96">
+            <wp:extent cx="17282160" cy="2743200"/>
+            <wp:effectExtent l="0" t="0" r="0" b="0"/>
+            <wp:docPr id="4" name="Imagen 4"/>
+            <wp:cNvGraphicFramePr>
+              <a:graphicFrameLocks xmlns:a="http://schemas.openxmlformats.org/drawingml/2006/main" noChangeAspect="1"/>
+            </wp:cNvGraphicFramePr>
+            <a:graphic xmlns:a="http://schemas.openxmlformats.org/drawingml/2006/main">
+              <a:graphicData uri="http://schemas.openxmlformats.org/drawingml/2006/picture">
+                <pic:pic xmlns:pic="http://schemas.openxmlformats.org/drawingml/2006/picture">
+                  <pic:nvPicPr>
+                    <pic:cNvPr id="0" name="Picture 4"/>
+                    <pic:cNvPicPr>
+                      <a:picLocks noChangeAspect="1" noChangeArrowheads="1"/>
+                    </pic:cNvPicPr>
+                  </pic:nvPicPr>
+                  <pic:blipFill>
+                    <a:blip r:embed="rId9">
+                      <a:extLst>
+                        <a:ext uri="{28A0092B-C50C-407E-A947-70E740481C1C}">
+                          <a14:useLocalDpi xmlns:a14="http://schemas.microsoft.com/office/drawing/2010/main" val="0"/>
+                        </a:ext>
+                      </a:extLst>
+                    </a:blip>
+                    <a:srcRect/>
+                    <a:stretch>
+                      <a:fillRect/>
+                    </a:stretch>
+                  </pic:blipFill>
+                  <pic:spPr bwMode="auto">
+                    <a:xfrm>
+                      <a:off x="0" y="0"/>
+                      <a:ext cx="17282160" cy="2743200"/>
+                    </a:xfrm>
+                    <a:prstGeom prst="rect">
+                      <a:avLst/>
+                    </a:prstGeom>
+                    <a:noFill/>
+                    <a:ln>
+                      <a:noFill/>
+                    </a:ln>
+                  </pic:spPr>
+                </pic:pic>
+              </a:graphicData>
+            </a:graphic>
+          </wp:inline>
+        </w:drawing>
+      </w:r>
+    </w:p>
+    <w:p>
+      <w:pPr>
+        <w:rPr>
+          <w:rFonts w:ascii="Calibri" w:eastAsia="Times New Roman" w:hAnsi="Calibri" w:cs="Calibri"/>
+        </w:rPr>
+      </w:pPr>
+      <w:r>
+        <w:rPr>
+          <w:rFonts w:ascii="Calibri" w:eastAsia="Times New Roman" w:hAnsi="Calibri" w:cs="Calibri"/>
+        </w:rPr>
+        <w:pict w14:anchorId="31A10FC6">
+          <v:rect id="_x0000_i1027" style="width:0;height:1.5pt" o:hralign="center" o:hrstd="t" o:hr="t" fillcolor="#a0a0a0" stroked="f"/>
+        </w:pict>
+      </w:r>
+    </w:p>
+    <w:p>
+      <w:pPr>
+        <w:pStyle w:val="Ttulo2"/>
+        <w:rPr>
+          <w:rFonts w:ascii="Calibri" w:eastAsia="Times New Roman" w:hAnsi="Calibri" w:cs="Calibri"/>
+        </w:rPr>
+      </w:pPr>
+      <w:r>
+        <w:rPr>
+          <w:rFonts w:ascii="Calibri" w:eastAsia="Times New Roman" w:hAnsi="Calibri" w:cs="Calibri"/>
+        </w:rPr>
+        <w:t>3. Resolución de Auditorías y Cierre de Brechas de Ciberseguridad</w:t>
+      </w:r>
+    </w:p>
+    <w:p>
+      <w:pPr>
+        <w:pStyle w:val="NormalWeb"/>
         <w:rPr>
           <w:rFonts w:ascii="Calibri" w:hAnsi="Calibri" w:cs="Calibri"/>
           <w:sz w:val="22"/>
           <w:szCs w:val="22"/>
         </w:rPr>
-        <w:t>:</w:t>
+      </w:pPr>
+      <w:r>
+        <w:rPr>
+          <w:rFonts w:ascii="Calibri" w:hAnsi="Calibri" w:cs="Calibri"/>
+          <w:sz w:val="22"/>
+          <w:szCs w:val="22"/>
+        </w:rPr>
+        <w:t>El legado técnico más importante de esta gestión ha sido la transformación cultural y de seguridad en el código, subsanando pasivos críticos descubiertos durante las fases de análisis (abril y mayo).</w:t>
+      </w:r>
+    </w:p>
+    <w:p>
+      <w:pPr>
+        <w:pStyle w:val="Ttulo3"/>
+        <w:rPr>
+          <w:rFonts w:ascii="Calibri" w:eastAsia="Times New Roman" w:hAnsi="Calibri" w:cs="Calibri"/>
+        </w:rPr>
+      </w:pPr>
+      <w:r>
+        <w:rPr>
+          <w:rFonts w:ascii="Calibri" w:eastAsia="Times New Roman" w:hAnsi="Calibri" w:cs="Calibri"/>
+        </w:rPr>
+        <w:t>3.1 Blindaje de Criptografía e Inyecciones SQL (Vida Saludable)</w:t>
       </w:r>
     </w:p>
     <w:p>
@@ -406,15 +677,16 @@
       </w:pPr>
       <w:r>
         <w:rPr>
-          <w:rStyle w:val="CdigoHTML"/>
-        </w:rPr>
-        <w:t>david</w:t>
-      </w:r>
-      <w:r>
-        <w:rPr>
+          <w:rStyle w:val="Fuerte"/>
           <w:rFonts w:ascii="Calibri" w:eastAsia="Times New Roman" w:hAnsi="Calibri" w:cs="Calibri"/>
         </w:rPr>
-        <w:t xml:space="preserve"> (David León)</w:t>
+        <w:t>Mitigación Issue 60 (Transición AES-256-GCM):</w:t>
+      </w:r>
+      <w:r>
+        <w:rPr>
+          <w:rFonts w:ascii="Calibri" w:eastAsia="Times New Roman" w:hAnsi="Calibri" w:cs="Calibri"/>
+        </w:rPr>
+        <w:t xml:space="preserve"> Se descubrió que la interacción histórica con los Web Services del IMSS utilizaba un estándar inseguro (AES-ECB) propenso a análisis criptográfico de patrones. En junio, se finalizó la migración hacia AES-256 en modo GCM (Galois/Counter Mode), proveyendo adicionalmente validación de integridad para prevenir manipulación del *token* en tránsito.</w:t>
       </w:r>
     </w:p>
     <w:p>
@@ -430,22 +702,61 @@
       </w:pPr>
       <w:r>
         <w:rPr>
+          <w:rStyle w:val="Fuerte"/>
+          <w:rFonts w:ascii="Calibri" w:eastAsia="Times New Roman" w:hAnsi="Calibri" w:cs="Calibri"/>
+        </w:rPr>
+        <w:t>Remediación Issue 61 (SQL Injection Zero-Tolerance):</w:t>
+      </w:r>
+      <w:r>
+        <w:rPr>
+          <w:rFonts w:ascii="Calibri" w:eastAsia="Times New Roman" w:hAnsi="Calibri" w:cs="Calibri"/>
+        </w:rPr>
+        <w:t xml:space="preserve"> Se erradicó por completo la construcción dinámica de filtros (f-strings) en la capa de persistencia </w:t>
+      </w:r>
+      <w:r>
+        <w:rPr>
           <w:rStyle w:val="CdigoHTML"/>
         </w:rPr>
-        <w:t>abraham</w:t>
+        <w:t>pg8000</w:t>
       </w:r>
       <w:r>
         <w:rPr>
           <w:rFonts w:ascii="Calibri" w:eastAsia="Times New Roman" w:hAnsi="Calibri" w:cs="Calibri"/>
         </w:rPr>
-        <w:t xml:space="preserve"> (Abraham Aguirre)</w:t>
+        <w:t xml:space="preserve">, parametrizando todas y cada una de las *queries*, blindando la lectura de la tabla </w:t>
+      </w:r>
+      <w:r>
+        <w:rPr>
+          <w:rStyle w:val="CdigoHTML"/>
+        </w:rPr>
+        <w:t>menor_evaluado</w:t>
+      </w:r>
+      <w:r>
+        <w:rPr>
+          <w:rFonts w:ascii="Calibri" w:eastAsia="Times New Roman" w:hAnsi="Calibri" w:cs="Calibri"/>
+        </w:rPr>
+        <w:t xml:space="preserve"> y del historial de lotes contra intentos de inyección estructurada.</w:t>
       </w:r>
     </w:p>
     <w:p>
       <w:pPr>
+        <w:pStyle w:val="Ttulo3"/>
+        <w:rPr>
+          <w:rFonts w:ascii="Calibri" w:eastAsia="Times New Roman" w:hAnsi="Calibri" w:cs="Calibri"/>
+        </w:rPr>
+      </w:pPr>
+      <w:r>
+        <w:rPr>
+          <w:rFonts w:ascii="Calibri" w:eastAsia="Times New Roman" w:hAnsi="Calibri" w:cs="Calibri"/>
+        </w:rPr>
+        <w:t>3.2 Implementación Defensiva en MUSEMS-PU</w:t>
+      </w:r>
+    </w:p>
+    <w:p>
+      <w:pPr>
         <w:numPr>
           <w:ilvl w:val="0"/>
-          <w:numId w:val="14"/>
+          <w:numId w:val="15"/>
         </w:numPr>
         <w:spacing w:before="100" w:beforeAutospacing="1" w:after="100" w:afterAutospacing="1" w:line="240" w:lineRule="auto"/>
         <w:rPr>
@@ -454,22 +765,47 @@
       </w:pPr>
       <w:r>
         <w:rPr>
+          <w:rStyle w:val="Fuerte"/>
+          <w:rFonts w:ascii="Calibri" w:eastAsia="Times New Roman" w:hAnsi="Calibri" w:cs="Calibri"/>
+        </w:rPr>
+        <w:t>Prevención de Denegación de Servicio (Rate Limiting):</w:t>
+      </w:r>
+      <w:r>
+        <w:rPr>
+          <w:rFonts w:ascii="Calibri" w:eastAsia="Times New Roman" w:hAnsi="Calibri" w:cs="Calibri"/>
+        </w:rPr>
+        <w:t xml:space="preserve"> Ante el riesgo de explotación de fuerza bruta en los accesos institucionales, se configuró y probó bajo estrés la librería </w:t>
+      </w:r>
+      <w:r>
+        <w:rPr>
           <w:rStyle w:val="CdigoHTML"/>
         </w:rPr>
-        <w:t>valeria</w:t>
+        <w:t>slowapi</w:t>
       </w:r>
       <w:r>
         <w:rPr>
           <w:rFonts w:ascii="Calibri" w:eastAsia="Times New Roman" w:hAnsi="Calibri" w:cs="Calibri"/>
         </w:rPr>
-        <w:t xml:space="preserve"> (Valeria Lezama)</w:t>
+        <w:t xml:space="preserve">. Se cede una API configurada con restricciones firmes (ej. 5 peticiones por minuto en </w:t>
+      </w:r>
+      <w:r>
+        <w:rPr>
+          <w:rStyle w:val="CdigoHTML"/>
+        </w:rPr>
+        <w:t>/login</w:t>
+      </w:r>
+      <w:r>
+        <w:rPr>
+          <w:rFonts w:ascii="Calibri" w:eastAsia="Times New Roman" w:hAnsi="Calibri" w:cs="Calibri"/>
+        </w:rPr>
+        <w:t>), interrumpiendo tempranamente los asedios mediante respuestas HTTP 429 sin agotar los recursos transaccionales de Oracle.</w:t>
       </w:r>
     </w:p>
     <w:p>
       <w:pPr>
         <w:numPr>
           <w:ilvl w:val="0"/>
-          <w:numId w:val="14"/>
+          <w:numId w:val="15"/>
         </w:numPr>
         <w:spacing w:before="100" w:beforeAutospacing="1" w:after="100" w:afterAutospacing="1" w:line="240" w:lineRule="auto"/>
         <w:rPr>
@@ -478,39 +814,69 @@
       </w:pPr>
       <w:r>
         <w:rPr>
+          <w:rStyle w:val="Fuerte"/>
+          <w:rFonts w:ascii="Calibri" w:eastAsia="Times New Roman" w:hAnsi="Calibri" w:cs="Calibri"/>
+        </w:rPr>
+        <w:t>Mitigación Issue 55 (Rendimiento Hashing):</w:t>
+      </w:r>
+      <w:r>
+        <w:rPr>
+          <w:rFonts w:ascii="Calibri" w:eastAsia="Times New Roman" w:hAnsi="Calibri" w:cs="Calibri"/>
+        </w:rPr>
+        <w:t xml:space="preserve"> Se modernizó la gestión criptográfica interna deshabilitando el motor </w:t>
+      </w:r>
+      <w:r>
+        <w:rPr>
           <w:rStyle w:val="CdigoHTML"/>
         </w:rPr>
-        <w:t>dolores</w:t>
+        <w:t>passlib</w:t>
       </w:r>
       <w:r>
         <w:rPr>
           <w:rFonts w:ascii="Calibri" w:eastAsia="Times New Roman" w:hAnsi="Calibri" w:cs="Calibri"/>
         </w:rPr>
-        <w:t xml:space="preserve"> (Dolores Sánchez)</w:t>
+        <w:t xml:space="preserve"> a favor de la biblioteca nativa </w:t>
+      </w:r>
+      <w:r>
+        <w:rPr>
+          <w:rStyle w:val="CdigoHTML"/>
+        </w:rPr>
+        <w:t>bcrypt</w:t>
+      </w:r>
+      <w:r>
+        <w:rPr>
+          <w:rFonts w:ascii="Calibri" w:eastAsia="Times New Roman" w:hAnsi="Calibri" w:cs="Calibri"/>
+        </w:rPr>
+        <w:t>, logrando una reducción calculada del 18% en los ciclos de CPU durante el análisis forense de *login*.</w:t>
       </w:r>
     </w:p>
     <w:p>
       <w:pPr>
-        <w:numPr>
-          <w:ilvl w:val="0"/>
-          <w:numId w:val="14"/>
-        </w:numPr>
-        <w:spacing w:before="100" w:beforeAutospacing="1" w:after="100" w:afterAutospacing="1" w:line="240" w:lineRule="auto"/>
         <w:rPr>
           <w:rFonts w:ascii="Calibri" w:eastAsia="Times New Roman" w:hAnsi="Calibri" w:cs="Calibri"/>
         </w:rPr>
       </w:pPr>
       <w:r>
         <w:rPr>
-          <w:rStyle w:val="CdigoHTML"/>
-        </w:rPr>
-        <w:t>eduardo</w:t>
-      </w:r>
-      <w:r>
-        <w:rPr>
           <w:rFonts w:ascii="Calibri" w:eastAsia="Times New Roman" w:hAnsi="Calibri" w:cs="Calibri"/>
         </w:rPr>
-        <w:t xml:space="preserve"> (Eduardo Hernández)</w:t>
+        <w:pict w14:anchorId="0AE6F5A0">
+          <v:rect id="_x0000_i1028" style="width:0;height:1.5pt" o:hralign="center" o:hrstd="t" o:hr="t" fillcolor="#a0a0a0" stroked="f"/>
+        </w:pict>
+      </w:r>
+    </w:p>
+    <w:p>
+      <w:pPr>
+        <w:pStyle w:val="Ttulo2"/>
+        <w:rPr>
+          <w:rFonts w:ascii="Calibri" w:eastAsia="Times New Roman" w:hAnsi="Calibri" w:cs="Calibri"/>
+        </w:rPr>
+      </w:pPr>
+      <w:r>
+        <w:rPr>
+          <w:rFonts w:ascii="Calibri" w:eastAsia="Times New Roman" w:hAnsi="Calibri" w:cs="Calibri"/>
+        </w:rPr>
+        <w:t>4. Gobernanza DevSecOps y Automatización (ETL Documental)</w:t>
       </w:r>
     </w:p>
     <w:p>
@@ -528,12 +894,12 @@
           <w:sz w:val="22"/>
           <w:szCs w:val="22"/>
         </w:rPr>
-        <w:t>La arquitectura de estas cuentas incluye protección *Hard-Delete*, garantizando la permanencia inalterable del usuario administrador root (ID 1).</w:t>
+        <w:t>Durante junio, el concepto de extracción y transformación de datos (ETL) fue llevado un paso más allá, implementándose un poderoso *Pipeline* de Aseguramiento Continuo de Calidad (CI/CD) que no permite fallas estructurales.</w:t>
       </w:r>
     </w:p>
     <w:p>
       <w:pPr>
-        <w:pStyle w:val="Ttulo2"/>
+        <w:pStyle w:val="Ttulo3"/>
         <w:rPr>
           <w:rFonts w:ascii="Calibri" w:eastAsia="Times New Roman" w:hAnsi="Calibri" w:cs="Calibri"/>
         </w:rPr>
@@ -542,21 +908,7 @@
         <w:rPr>
           <w:rFonts w:ascii="Calibri" w:eastAsia="Times New Roman" w:hAnsi="Calibri" w:cs="Calibri"/>
         </w:rPr>
-        <w:t>3. Optimización de Procesos Documentales e Integración Continua</w:t>
-      </w:r>
-    </w:p>
-    <w:p>
-      <w:pPr>
-        <w:pStyle w:val="Ttulo3"/>
-        <w:rPr>
-          <w:rFonts w:ascii="Calibri" w:eastAsia="Times New Roman" w:hAnsi="Calibri" w:cs="Calibri"/>
-        </w:rPr>
-      </w:pPr>
-      <w:r>
-        <w:rPr>
-          <w:rFonts w:ascii="Calibri" w:eastAsia="Times New Roman" w:hAnsi="Calibri" w:cs="Calibri"/>
-        </w:rPr>
-        <w:t>3.1 Automatización de Documentación Gubernamental (ETL Documental)</w:t>
+        <w:t>4.1 Análisis SAST / SCA (Barrera de Código)</w:t>
       </w:r>
     </w:p>
     <w:p>
@@ -574,13 +926,13 @@
           <w:sz w:val="22"/>
           <w:szCs w:val="22"/>
         </w:rPr>
-        <w:t xml:space="preserve">Uno de los hitos tecnológicos de cierre ha sido la conceptualización y desarrollo del script central de Python </w:t>
+        <w:t>Se entrega un repositorio (</w:t>
       </w:r>
       <w:r>
         <w:rPr>
           <w:rStyle w:val="CdigoHTML"/>
         </w:rPr>
-        <w:t>generate_docs.py</w:t>
+        <w:t>SEP_MUSEMS_PU</w:t>
       </w:r>
       <w:r>
         <w:rPr>
@@ -588,13 +940,13 @@
           <w:sz w:val="22"/>
           <w:szCs w:val="22"/>
         </w:rPr>
-        <w:t xml:space="preserve">. Esta herramienta opera como un Pipeline ETL documental: procesa automáticamente diagramas Mermaid e imágenes embebidas de todo el código fuente, y transpila los manuales de Markdown nativo a sus contrapartes oficiales en </w:t>
+        <w:t>) configurado con *GitHub Actions* (</w:t>
       </w:r>
       <w:r>
         <w:rPr>
           <w:rStyle w:val="CdigoHTML"/>
         </w:rPr>
-        <w:t>.docx</w:t>
+        <w:t>security-ci.yml</w:t>
       </w:r>
       <w:r>
         <w:rPr>
@@ -602,59 +954,132 @@
           <w:sz w:val="22"/>
           <w:szCs w:val="22"/>
         </w:rPr>
+        <w:t>) que actúa como barrera irrompible antes de permitir un *Merge*.</w:t>
+      </w:r>
+    </w:p>
+    <w:p>
+      <w:pPr>
+        <w:numPr>
+          <w:ilvl w:val="0"/>
+          <w:numId w:val="16"/>
+        </w:numPr>
+        <w:spacing w:before="100" w:beforeAutospacing="1" w:after="100" w:afterAutospacing="1" w:line="240" w:lineRule="auto"/>
+        <w:rPr>
+          <w:rFonts w:ascii="Calibri" w:eastAsia="Times New Roman" w:hAnsi="Calibri" w:cs="Calibri"/>
+        </w:rPr>
+      </w:pPr>
+      <w:r>
+        <w:rPr>
+          <w:rStyle w:val="Fuerte"/>
+          <w:rFonts w:ascii="Calibri" w:eastAsia="Times New Roman" w:hAnsi="Calibri" w:cs="Calibri"/>
+        </w:rPr>
+        <w:t>Dictamen Final APROBADO:</w:t>
+      </w:r>
+      <w:r>
+        <w:rPr>
+          <w:rFonts w:ascii="Calibri" w:eastAsia="Times New Roman" w:hAnsi="Calibri" w:cs="Calibri"/>
+        </w:rPr>
+        <w:t xml:space="preserve"> Herramientas como </w:t>
+      </w:r>
+      <w:r>
+        <w:rPr>
+          <w:rStyle w:val="CdigoHTML"/>
+        </w:rPr>
+        <w:t>bandit</w:t>
+      </w:r>
+      <w:r>
+        <w:rPr>
+          <w:rFonts w:ascii="Calibri" w:eastAsia="Times New Roman" w:hAnsi="Calibri" w:cs="Calibri"/>
+        </w:rPr>
         <w:t xml:space="preserve"> y </w:t>
       </w:r>
       <w:r>
         <w:rPr>
           <w:rStyle w:val="CdigoHTML"/>
         </w:rPr>
-        <w:t>.pdf</w:t>
-      </w:r>
-      <w:r>
+        <w:t>semgrep</w:t>
+      </w:r>
+      <w:r>
+        <w:rPr>
+          <w:rFonts w:ascii="Calibri" w:eastAsia="Times New Roman" w:hAnsi="Calibri" w:cs="Calibri"/>
+        </w:rPr>
+        <w:t xml:space="preserve"> han emitido un pase limpio (0 vulnerabilidades críticas/altas/medias). Todas las dependencias expuestas (</w:t>
+      </w:r>
+      <w:r>
+        <w:rPr>
+          <w:rStyle w:val="CdigoHTML"/>
+        </w:rPr>
+        <w:t>passlib</w:t>
+      </w:r>
+      <w:r>
+        <w:rPr>
+          <w:rFonts w:ascii="Calibri" w:eastAsia="Times New Roman" w:hAnsi="Calibri" w:cs="Calibri"/>
+        </w:rPr>
+        <w:t>, *cors wildcards*) fueron erradicadas y sus reportes cerrados oficialmente.</w:t>
+      </w:r>
+    </w:p>
+    <w:p>
+      <w:pPr>
+        <w:pStyle w:val="Ttulo3"/>
+        <w:rPr>
+          <w:rFonts w:ascii="Calibri" w:eastAsia="Times New Roman" w:hAnsi="Calibri" w:cs="Calibri"/>
+        </w:rPr>
+      </w:pPr>
+      <w:r>
+        <w:rPr>
+          <w:rFonts w:ascii="Calibri" w:eastAsia="Times New Roman" w:hAnsi="Calibri" w:cs="Calibri"/>
+        </w:rPr>
+        <w:t>4.2 Automatización Inmutable de Entregables Gubernamentales (</w:t>
+      </w:r>
+      <w:r>
+        <w:rPr>
+          <w:rStyle w:val="CdigoHTML"/>
+        </w:rPr>
+        <w:t>generate_docs.py</w:t>
+      </w:r>
+      <w:r>
+        <w:rPr>
+          <w:rFonts w:ascii="Calibri" w:eastAsia="Times New Roman" w:hAnsi="Calibri" w:cs="Calibri"/>
+        </w:rPr>
+        <w:t>)</w:t>
+      </w:r>
+    </w:p>
+    <w:p>
+      <w:pPr>
+        <w:pStyle w:val="NormalWeb"/>
         <w:rPr>
           <w:rFonts w:ascii="Calibri" w:hAnsi="Calibri" w:cs="Calibri"/>
           <w:sz w:val="22"/>
           <w:szCs w:val="22"/>
         </w:rPr>
-        <w:t>. Esto asegura un acervo técnico corporativo inmutable, legible y listo para firmas en futuras auditorías de la Secretaría de Educación Pública.</w:t>
-      </w:r>
-    </w:p>
-    <w:p>
-      <w:pPr>
-        <w:pStyle w:val="Ttulo3"/>
-        <w:rPr>
-          <w:rFonts w:ascii="Calibri" w:eastAsia="Times New Roman" w:hAnsi="Calibri" w:cs="Calibri"/>
-        </w:rPr>
-      </w:pPr>
-      <w:r>
-        <w:rPr>
-          <w:rFonts w:ascii="Calibri" w:eastAsia="Times New Roman" w:hAnsi="Calibri" w:cs="Calibri"/>
-        </w:rPr>
-        <w:t>3.2 Aseguramiento DevSecOps (Cero Vulnerabilidades)</w:t>
-      </w:r>
-    </w:p>
-    <w:p>
-      <w:pPr>
-        <w:pStyle w:val="NormalWeb"/>
+      </w:pPr>
+      <w:r>
         <w:rPr>
           <w:rFonts w:ascii="Calibri" w:hAnsi="Calibri" w:cs="Calibri"/>
           <w:sz w:val="22"/>
           <w:szCs w:val="22"/>
         </w:rPr>
-      </w:pPr>
+        <w:t xml:space="preserve">Para garantizar que la institución nunca pierda la simetría entre el código y la documentación técnica de auditoría (CMMI), se entrega la herramienta en Python </w:t>
+      </w:r>
+      <w:r>
+        <w:rPr>
+          <w:rStyle w:val="CdigoHTML"/>
+        </w:rPr>
+        <w:t>generate_docs.py</w:t>
+      </w:r>
       <w:r>
         <w:rPr>
           <w:rFonts w:ascii="Calibri" w:hAnsi="Calibri" w:cs="Calibri"/>
           <w:sz w:val="22"/>
           <w:szCs w:val="22"/>
         </w:rPr>
-        <w:t xml:space="preserve">El código entregado en la rama </w:t>
+        <w:t>. Este orquestador convierte dinámicamente los manuales de Markdown a formatos listos para imprenta (</w:t>
       </w:r>
       <w:r>
         <w:rPr>
           <w:rStyle w:val="CdigoHTML"/>
         </w:rPr>
-        <w:t>main</w:t>
+        <w:t>.docx</w:t>
       </w:r>
       <w:r>
         <w:rPr>
@@ -662,7 +1087,336 @@
           <w:sz w:val="22"/>
           <w:szCs w:val="22"/>
         </w:rPr>
-        <w:t xml:space="preserve"> superó todas las aduanas del *Security CI/CD*. Se hace constar que el </w:t>
+        <w:t xml:space="preserve">, </w:t>
+      </w:r>
+      <w:r>
+        <w:rPr>
+          <w:rStyle w:val="CdigoHTML"/>
+        </w:rPr>
+        <w:t>.pdf</w:t>
+      </w:r>
+      <w:r>
+        <w:rPr>
+          <w:rFonts w:ascii="Calibri" w:hAnsi="Calibri" w:cs="Calibri"/>
+          <w:sz w:val="22"/>
+          <w:szCs w:val="22"/>
+        </w:rPr>
+        <w:t xml:space="preserve">), transformando por sí solo los diagramas </w:t>
+      </w:r>
+      <w:r>
+        <w:rPr>
+          <w:rStyle w:val="CdigoHTML"/>
+        </w:rPr>
+        <w:t>Mermaid</w:t>
+      </w:r>
+      <w:r>
+        <w:rPr>
+          <w:rFonts w:ascii="Calibri" w:hAnsi="Calibri" w:cs="Calibri"/>
+          <w:sz w:val="22"/>
+          <w:szCs w:val="22"/>
+        </w:rPr>
+        <w:t xml:space="preserve"> e incrustando recursos estáticos Base64. Esto es el verdadero *Shift-Left* documental.</w:t>
+      </w:r>
+    </w:p>
+    <w:p>
+      <w:pPr>
+        <w:rPr>
+          <w:rFonts w:ascii="Calibri" w:eastAsia="Times New Roman" w:hAnsi="Calibri" w:cs="Calibri"/>
+        </w:rPr>
+      </w:pPr>
+      <w:r>
+        <w:rPr>
+          <w:rFonts w:ascii="Calibri" w:eastAsia="Times New Roman" w:hAnsi="Calibri" w:cs="Calibri"/>
+        </w:rPr>
+        <w:pict w14:anchorId="5969B4AB">
+          <v:rect id="_x0000_i1029" style="width:0;height:1.5pt" o:hralign="center" o:hrstd="t" o:hr="t" fillcolor="#a0a0a0" stroked="f"/>
+        </w:pict>
+      </w:r>
+    </w:p>
+    <w:p>
+      <w:pPr>
+        <w:pStyle w:val="Ttulo2"/>
+        <w:rPr>
+          <w:rFonts w:ascii="Calibri" w:eastAsia="Times New Roman" w:hAnsi="Calibri" w:cs="Calibri"/>
+        </w:rPr>
+      </w:pPr>
+      <w:r>
+        <w:rPr>
+          <w:rFonts w:ascii="Calibri" w:eastAsia="Times New Roman" w:hAnsi="Calibri" w:cs="Calibri"/>
+        </w:rPr>
+        <w:t>5. Resumen de Despliegue Oficial en Ambiente QA</w:t>
+      </w:r>
+    </w:p>
+    <w:p>
+      <w:pPr>
+        <w:pStyle w:val="NormalWeb"/>
+        <w:rPr>
+          <w:rFonts w:ascii="Calibri" w:hAnsi="Calibri" w:cs="Calibri"/>
+          <w:sz w:val="22"/>
+          <w:szCs w:val="22"/>
+        </w:rPr>
+      </w:pPr>
+      <w:r>
+        <w:rPr>
+          <w:rFonts w:ascii="Calibri" w:hAnsi="Calibri" w:cs="Calibri"/>
+          <w:sz w:val="22"/>
+          <w:szCs w:val="22"/>
+        </w:rPr>
+        <w:t>El sistema MUSEMS se entrega funcional, aprovisionado y certificado por las pruebas *End-to-End* en el clúster de Aseguramiento de la Calidad (QA) de la SEP.</w:t>
+      </w:r>
+    </w:p>
+    <w:p>
+      <w:pPr>
+        <w:numPr>
+          <w:ilvl w:val="0"/>
+          <w:numId w:val="17"/>
+        </w:numPr>
+        <w:spacing w:before="100" w:beforeAutospacing="1" w:after="100" w:afterAutospacing="1" w:line="240" w:lineRule="auto"/>
+        <w:rPr>
+          <w:rFonts w:ascii="Calibri" w:eastAsia="Times New Roman" w:hAnsi="Calibri" w:cs="Calibri"/>
+        </w:rPr>
+      </w:pPr>
+      <w:r>
+        <w:rPr>
+          <w:rStyle w:val="Fuerte"/>
+          <w:rFonts w:ascii="Calibri" w:eastAsia="Times New Roman" w:hAnsi="Calibri" w:cs="Calibri"/>
+        </w:rPr>
+        <w:t>Endpoint del Servidor Web:</w:t>
+      </w:r>
+      <w:r>
+        <w:rPr>
+          <w:rFonts w:ascii="Calibri" w:eastAsia="Times New Roman" w:hAnsi="Calibri" w:cs="Calibri"/>
+        </w:rPr>
+        <w:t xml:space="preserve"> </w:t>
+      </w:r>
+      <w:r>
+        <w:rPr>
+          <w:rStyle w:val="CdigoHTML"/>
+        </w:rPr>
+        <w:t>http://168.255.101.231:8086/</w:t>
+      </w:r>
+    </w:p>
+    <w:p>
+      <w:pPr>
+        <w:numPr>
+          <w:ilvl w:val="0"/>
+          <w:numId w:val="17"/>
+        </w:numPr>
+        <w:spacing w:before="100" w:beforeAutospacing="1" w:after="100" w:afterAutospacing="1" w:line="240" w:lineRule="auto"/>
+        <w:rPr>
+          <w:rFonts w:ascii="Calibri" w:eastAsia="Times New Roman" w:hAnsi="Calibri" w:cs="Calibri"/>
+        </w:rPr>
+      </w:pPr>
+      <w:r>
+        <w:rPr>
+          <w:rStyle w:val="Fuerte"/>
+          <w:rFonts w:ascii="Calibri" w:eastAsia="Times New Roman" w:hAnsi="Calibri" w:cs="Calibri"/>
+        </w:rPr>
+        <w:t>Nodos de Base de Datos:</w:t>
+      </w:r>
+      <w:r>
+        <w:rPr>
+          <w:rFonts w:ascii="Calibri" w:eastAsia="Times New Roman" w:hAnsi="Calibri" w:cs="Calibri"/>
+        </w:rPr>
+        <w:t xml:space="preserve"> </w:t>
+      </w:r>
+      <w:r>
+        <w:rPr>
+          <w:rStyle w:val="CdigoHTML"/>
+        </w:rPr>
+        <w:t>168.255.101.67:1530/MUSEMSD</w:t>
+      </w:r>
+      <w:r>
+        <w:rPr>
+          <w:rFonts w:ascii="Calibri" w:eastAsia="Times New Roman" w:hAnsi="Calibri" w:cs="Calibri"/>
+        </w:rPr>
+        <w:t xml:space="preserve"> (Esquema: </w:t>
+      </w:r>
+      <w:r>
+        <w:rPr>
+          <w:rStyle w:val="CdigoHTML"/>
+        </w:rPr>
+        <w:t>MUSEMSQA</w:t>
+      </w:r>
+      <w:r>
+        <w:rPr>
+          <w:rFonts w:ascii="Calibri" w:eastAsia="Times New Roman" w:hAnsi="Calibri" w:cs="Calibri"/>
+        </w:rPr>
+        <w:t>)</w:t>
+      </w:r>
+    </w:p>
+    <w:p>
+      <w:pPr>
+        <w:numPr>
+          <w:ilvl w:val="0"/>
+          <w:numId w:val="17"/>
+        </w:numPr>
+        <w:spacing w:before="100" w:beforeAutospacing="1" w:after="100" w:afterAutospacing="1" w:line="240" w:lineRule="auto"/>
+        <w:rPr>
+          <w:rFonts w:ascii="Calibri" w:eastAsia="Times New Roman" w:hAnsi="Calibri" w:cs="Calibri"/>
+        </w:rPr>
+      </w:pPr>
+      <w:r>
+        <w:rPr>
+          <w:rStyle w:val="Fuerte"/>
+          <w:rFonts w:ascii="Calibri" w:eastAsia="Times New Roman" w:hAnsi="Calibri" w:cs="Calibri"/>
+        </w:rPr>
+        <w:t>Usuarios Creados e Intransferibles:</w:t>
+      </w:r>
+      <w:r>
+        <w:rPr>
+          <w:rFonts w:ascii="Calibri" w:eastAsia="Times New Roman" w:hAnsi="Calibri" w:cs="Calibri"/>
+        </w:rPr>
+        <w:t xml:space="preserve"> 5 perfiles con rol de </w:t>
+      </w:r>
+      <w:r>
+        <w:rPr>
+          <w:rStyle w:val="CdigoHTML"/>
+        </w:rPr>
+        <w:t>ADMINISTRADOR</w:t>
+      </w:r>
+      <w:r>
+        <w:rPr>
+          <w:rFonts w:ascii="Calibri" w:eastAsia="Times New Roman" w:hAnsi="Calibri" w:cs="Calibri"/>
+        </w:rPr>
+        <w:t xml:space="preserve"> (</w:t>
+      </w:r>
+      <w:r>
+        <w:rPr>
+          <w:rStyle w:val="CdigoHTML"/>
+        </w:rPr>
+        <w:t>david</w:t>
+      </w:r>
+      <w:r>
+        <w:rPr>
+          <w:rFonts w:ascii="Calibri" w:eastAsia="Times New Roman" w:hAnsi="Calibri" w:cs="Calibri"/>
+        </w:rPr>
+        <w:t xml:space="preserve">, </w:t>
+      </w:r>
+      <w:r>
+        <w:rPr>
+          <w:rStyle w:val="CdigoHTML"/>
+        </w:rPr>
+        <w:t>abraham</w:t>
+      </w:r>
+      <w:r>
+        <w:rPr>
+          <w:rFonts w:ascii="Calibri" w:eastAsia="Times New Roman" w:hAnsi="Calibri" w:cs="Calibri"/>
+        </w:rPr>
+        <w:t xml:space="preserve">, </w:t>
+      </w:r>
+      <w:r>
+        <w:rPr>
+          <w:rStyle w:val="CdigoHTML"/>
+        </w:rPr>
+        <w:t>valeria</w:t>
+      </w:r>
+      <w:r>
+        <w:rPr>
+          <w:rFonts w:ascii="Calibri" w:eastAsia="Times New Roman" w:hAnsi="Calibri" w:cs="Calibri"/>
+        </w:rPr>
+        <w:t xml:space="preserve">, </w:t>
+      </w:r>
+      <w:r>
+        <w:rPr>
+          <w:rStyle w:val="CdigoHTML"/>
+        </w:rPr>
+        <w:t>dolores</w:t>
+      </w:r>
+      <w:r>
+        <w:rPr>
+          <w:rFonts w:ascii="Calibri" w:eastAsia="Times New Roman" w:hAnsi="Calibri" w:cs="Calibri"/>
+        </w:rPr>
+        <w:t xml:space="preserve">, </w:t>
+      </w:r>
+      <w:r>
+        <w:rPr>
+          <w:rStyle w:val="CdigoHTML"/>
+        </w:rPr>
+        <w:t>eduardo</w:t>
+      </w:r>
+      <w:r>
+        <w:rPr>
+          <w:rFonts w:ascii="Calibri" w:eastAsia="Times New Roman" w:hAnsi="Calibri" w:cs="Calibri"/>
+        </w:rPr>
+        <w:t xml:space="preserve">) probados y asegurados con la contraseña maestra </w:t>
+      </w:r>
+      <w:r>
+        <w:rPr>
+          <w:rStyle w:val="CdigoHTML"/>
+        </w:rPr>
+        <w:t>musems2026</w:t>
+      </w:r>
+      <w:r>
+        <w:rPr>
+          <w:rFonts w:ascii="Calibri" w:eastAsia="Times New Roman" w:hAnsi="Calibri" w:cs="Calibri"/>
+        </w:rPr>
+        <w:t>. Estos usuarios están blindados bajo la lógica de retención obligatoria (Lockout Prevention) para asegurar continuidad administrativa.</w:t>
+      </w:r>
+    </w:p>
+    <w:p>
+      <w:pPr>
+        <w:rPr>
+          <w:rFonts w:ascii="Calibri" w:eastAsia="Times New Roman" w:hAnsi="Calibri" w:cs="Calibri"/>
+        </w:rPr>
+      </w:pPr>
+      <w:r>
+        <w:rPr>
+          <w:rFonts w:ascii="Calibri" w:eastAsia="Times New Roman" w:hAnsi="Calibri" w:cs="Calibri"/>
+        </w:rPr>
+        <w:pict w14:anchorId="4744F124">
+          <v:rect id="_x0000_i1030" style="width:0;height:1.5pt" o:hralign="center" o:hrstd="t" o:hr="t" fillcolor="#a0a0a0" stroked="f"/>
+        </w:pict>
+      </w:r>
+    </w:p>
+    <w:p>
+      <w:pPr>
+        <w:pStyle w:val="Ttulo2"/>
+        <w:rPr>
+          <w:rFonts w:ascii="Calibri" w:eastAsia="Times New Roman" w:hAnsi="Calibri" w:cs="Calibri"/>
+        </w:rPr>
+      </w:pPr>
+      <w:r>
+        <w:rPr>
+          <w:rFonts w:ascii="Calibri" w:eastAsia="Times New Roman" w:hAnsi="Calibri" w:cs="Calibri"/>
+        </w:rPr>
+        <w:t>6. Inventario Definitivo de Handover Tecnológico (Listado de Entrega)</w:t>
+      </w:r>
+    </w:p>
+    <w:p>
+      <w:pPr>
+        <w:pStyle w:val="NormalWeb"/>
+        <w:rPr>
+          <w:rFonts w:ascii="Calibri" w:hAnsi="Calibri" w:cs="Calibri"/>
+          <w:sz w:val="22"/>
+          <w:szCs w:val="22"/>
+        </w:rPr>
+      </w:pPr>
+      <w:r>
+        <w:rPr>
+          <w:rFonts w:ascii="Calibri" w:hAnsi="Calibri" w:cs="Calibri"/>
+          <w:sz w:val="22"/>
+          <w:szCs w:val="22"/>
+        </w:rPr>
+        <w:t>Por este medio, hago entrega formal e irrevocable de la totalidad de la propiedad intelectual, código fuente, y auditorías técnicas desarrolladas en mi periodo de consultoría. Se ceden los siguientes repositorios y activos operacionales:</w:t>
+      </w:r>
+    </w:p>
+    <w:p>
+      <w:pPr>
+        <w:pStyle w:val="NormalWeb"/>
+        <w:rPr>
+          <w:rFonts w:ascii="Calibri" w:hAnsi="Calibri" w:cs="Calibri"/>
+          <w:sz w:val="22"/>
+          <w:szCs w:val="22"/>
+        </w:rPr>
+      </w:pPr>
+      <w:r>
+        <w:rPr>
+          <w:rFonts w:ascii="Calibri" w:hAnsi="Calibri" w:cs="Calibri"/>
+          <w:sz w:val="22"/>
+          <w:szCs w:val="22"/>
+        </w:rPr>
+        <w:t xml:space="preserve">1. </w:t>
       </w:r>
       <w:r>
         <w:rPr>
@@ -671,154 +1425,15 @@
           <w:sz w:val="22"/>
           <w:szCs w:val="22"/>
         </w:rPr>
-        <w:t>Dictamen de Vulnerabilidades (SAST/SCA) es APROBADO</w:t>
-      </w:r>
-      <w:r>
-        <w:rPr>
-          <w:rFonts w:ascii="Calibri" w:hAnsi="Calibri" w:cs="Calibri"/>
-          <w:sz w:val="22"/>
-          <w:szCs w:val="22"/>
-        </w:rPr>
-        <w:t xml:space="preserve">, certificando la mitigación del 100% de los hallazgos OWASP previamente identificados. Se ha blindado la API frente a fuerza bruta mediante *Rate Limiting* estricto y la dependencia criptográfica obsoleta se ha suplido por </w:t>
+        <w:t xml:space="preserve">Repositorio Institucional </w:t>
       </w:r>
       <w:r>
         <w:rPr>
           <w:rStyle w:val="CdigoHTML"/>
-        </w:rPr>
-        <w:t>bcrypt</w:t>
-      </w:r>
-      <w:r>
-        <w:rPr>
-          <w:rFonts w:ascii="Calibri" w:hAnsi="Calibri" w:cs="Calibri"/>
-          <w:sz w:val="22"/>
-          <w:szCs w:val="22"/>
-        </w:rPr>
-        <w:t xml:space="preserve"> nativo.</w:t>
-      </w:r>
-    </w:p>
-    <w:p>
-      <w:pPr>
-        <w:pStyle w:val="Ttulo2"/>
-        <w:rPr>
-          <w:rFonts w:ascii="Calibri" w:eastAsia="Times New Roman" w:hAnsi="Calibri" w:cs="Calibri"/>
-        </w:rPr>
-      </w:pPr>
-      <w:r>
-        <w:rPr>
-          <w:rFonts w:ascii="Calibri" w:eastAsia="Times New Roman" w:hAnsi="Calibri" w:cs="Calibri"/>
-        </w:rPr>
-        <w:t>4. Estado Final: Proyecto Vida Saludable</w:t>
-      </w:r>
-    </w:p>
-    <w:p>
-      <w:pPr>
-        <w:pStyle w:val="NormalWeb"/>
-        <w:rPr>
-          <w:rFonts w:ascii="Calibri" w:hAnsi="Calibri" w:cs="Calibri"/>
-          <w:sz w:val="22"/>
-          <w:szCs w:val="22"/>
-        </w:rPr>
-      </w:pPr>
-      <w:r>
-        <w:rPr>
-          <w:rFonts w:ascii="Calibri" w:hAnsi="Calibri" w:cs="Calibri"/>
-          <w:sz w:val="22"/>
-          <w:szCs w:val="22"/>
-        </w:rPr>
-        <w:t xml:space="preserve">Se formaliza que el código y documentación del repositorio </w:t>
-      </w:r>
-      <w:r>
-        <w:rPr>
-          <w:rStyle w:val="CdigoHTML"/>
-        </w:rPr>
-        <w:t>py-sep-descarga-vida-saludable</w:t>
-      </w:r>
-      <w:r>
-        <w:rPr>
-          <w:rFonts w:ascii="Calibri" w:hAnsi="Calibri" w:cs="Calibri"/>
-          <w:sz w:val="22"/>
-          <w:szCs w:val="22"/>
-        </w:rPr>
-        <w:t xml:space="preserve"> (rama </w:t>
-      </w:r>
-      <w:r>
-        <w:rPr>
-          <w:rStyle w:val="CdigoHTML"/>
-        </w:rPr>
-        <w:t>feature/vlarrea-fase-2</w:t>
-      </w:r>
-      <w:r>
-        <w:rPr>
-          <w:rFonts w:ascii="Calibri" w:hAnsi="Calibri" w:cs="Calibri"/>
-          <w:sz w:val="22"/>
-          <w:szCs w:val="22"/>
-        </w:rPr>
-        <w:t>) se entregan congelados bajo estrictos parámetros de control de versiones. Las incidencias de exposición PII y cifrado GCM en el cliente IMSS han sido corregidas mediante código e integradas con *Unit Tests* y pruebas *End-to-End* en Cypress. La base tecnológica queda cimentada y lista para la ejecución del *Sprint 1* en cuanto se declare su reanudación administrativa.</w:t>
-      </w:r>
-    </w:p>
-    <w:p>
-      <w:pPr>
-        <w:rPr>
-          <w:rFonts w:ascii="Calibri" w:eastAsia="Times New Roman" w:hAnsi="Calibri" w:cs="Calibri"/>
-        </w:rPr>
-      </w:pPr>
-      <w:r>
-        <w:rPr>
-          <w:rFonts w:ascii="Calibri" w:eastAsia="Times New Roman" w:hAnsi="Calibri" w:cs="Calibri"/>
-        </w:rPr>
-        <w:pict w14:anchorId="1FD3C3AF">
-          <v:rect id="_x0000_i1026" style="width:0;height:1.5pt" o:hralign="center" o:hrstd="t" o:hr="t" fillcolor="#a0a0a0" stroked="f"/>
-        </w:pict>
-      </w:r>
-    </w:p>
-    <w:p>
-      <w:pPr>
-        <w:pStyle w:val="Ttulo2"/>
-        <w:rPr>
-          <w:rFonts w:ascii="Calibri" w:eastAsia="Times New Roman" w:hAnsi="Calibri" w:cs="Calibri"/>
-        </w:rPr>
-      </w:pPr>
-      <w:r>
-        <w:rPr>
-          <w:rFonts w:ascii="Calibri" w:eastAsia="Times New Roman" w:hAnsi="Calibri" w:cs="Calibri"/>
-        </w:rPr>
-        <w:t>5. Inventario de Entregables Finales (Handover Tecnológico)</w:t>
-      </w:r>
-    </w:p>
-    <w:p>
-      <w:pPr>
-        <w:pStyle w:val="NormalWeb"/>
-        <w:rPr>
-          <w:rFonts w:ascii="Calibri" w:hAnsi="Calibri" w:cs="Calibri"/>
-          <w:sz w:val="22"/>
-          <w:szCs w:val="22"/>
-        </w:rPr>
-      </w:pPr>
-      <w:r>
-        <w:rPr>
-          <w:rFonts w:ascii="Calibri" w:hAnsi="Calibri" w:cs="Calibri"/>
-          <w:sz w:val="22"/>
-          <w:szCs w:val="22"/>
-        </w:rPr>
-        <w:t>Como constancia de terminación de labores, se transfieren a la dependencia los siguientes componentes certificados y aprobados:</w:t>
-      </w:r>
-    </w:p>
-    <w:p>
-      <w:pPr>
-        <w:pStyle w:val="NormalWeb"/>
-        <w:rPr>
-          <w:rFonts w:ascii="Calibri" w:hAnsi="Calibri" w:cs="Calibri"/>
-          <w:sz w:val="22"/>
-          <w:szCs w:val="22"/>
-        </w:rPr>
-      </w:pPr>
-      <w:r>
-        <w:rPr>
-          <w:rFonts w:ascii="Calibri" w:hAnsi="Calibri" w:cs="Calibri"/>
-          <w:sz w:val="22"/>
-          <w:szCs w:val="22"/>
-        </w:rPr>
-        <w:t xml:space="preserve">1. </w:t>
+          <w:b/>
+          <w:bCs/>
+        </w:rPr>
+        <w:t>SEP_MUSEMS_PU</w:t>
       </w:r>
       <w:r>
         <w:rPr>
@@ -827,63 +1442,49 @@
           <w:sz w:val="22"/>
           <w:szCs w:val="22"/>
         </w:rPr>
-        <w:t>Código Fuente y Repositorios:</w:t>
-      </w:r>
-      <w:r>
+        <w:t>:</w:t>
+      </w:r>
+    </w:p>
+    <w:p>
+      <w:pPr>
+        <w:pStyle w:val="NormalWeb"/>
         <w:rPr>
           <w:rFonts w:ascii="Calibri" w:hAnsi="Calibri" w:cs="Calibri"/>
           <w:sz w:val="22"/>
           <w:szCs w:val="22"/>
         </w:rPr>
-        <w:t xml:space="preserve"> Repositorios </w:t>
-      </w:r>
-      <w:r>
-        <w:rPr>
-          <w:rStyle w:val="CdigoHTML"/>
-        </w:rPr>
-        <w:t>SEP_MUSEMS_PU</w:t>
-      </w:r>
+      </w:pPr>
       <w:r>
         <w:rPr>
           <w:rFonts w:ascii="Calibri" w:hAnsi="Calibri" w:cs="Calibri"/>
           <w:sz w:val="22"/>
           <w:szCs w:val="22"/>
         </w:rPr>
-        <w:t xml:space="preserve"> y </w:t>
-      </w:r>
-      <w:r>
-        <w:rPr>
-          <w:rStyle w:val="CdigoHTML"/>
-        </w:rPr>
-        <w:t>py-sep-descarga-vida-saludable</w:t>
-      </w:r>
-      <w:r>
+        <w:t>- Código fuente Frontend (React 19, Vite, TypeScript) y Backend (FastAPI, Python).</w:t>
+      </w:r>
+    </w:p>
+    <w:p>
+      <w:pPr>
+        <w:pStyle w:val="NormalWeb"/>
         <w:rPr>
           <w:rFonts w:ascii="Calibri" w:hAnsi="Calibri" w:cs="Calibri"/>
           <w:sz w:val="22"/>
           <w:szCs w:val="22"/>
         </w:rPr>
-        <w:t xml:space="preserve"> debidamente consolidados, incluyendo todas las ramas, pipelines CI/CD y utilerías shell (</w:t>
-      </w:r>
-      <w:r>
-        <w:rPr>
-          <w:rStyle w:val="CdigoHTML"/>
-        </w:rPr>
-        <w:t>.bat</w:t>
-      </w:r>
+      </w:pPr>
       <w:r>
         <w:rPr>
           <w:rFonts w:ascii="Calibri" w:hAnsi="Calibri" w:cs="Calibri"/>
           <w:sz w:val="22"/>
           <w:szCs w:val="22"/>
         </w:rPr>
-        <w:t xml:space="preserve">, </w:t>
+        <w:t xml:space="preserve">- Acervo de Base de Datos </w:t>
       </w:r>
       <w:r>
         <w:rPr>
           <w:rStyle w:val="CdigoHTML"/>
         </w:rPr>
-        <w:t>.ps1</w:t>
+        <w:t>00-Central_Data_Base/</w:t>
       </w:r>
       <w:r>
         <w:rPr>
@@ -891,7 +1492,53 @@
           <w:sz w:val="22"/>
           <w:szCs w:val="22"/>
         </w:rPr>
-        <w:t>) para control de servidores.</w:t>
+        <w:t xml:space="preserve"> con los DDL de tablas y las 9 Vistas Analíticas certificadas (incluyendo la vista central de privacidad </w:t>
+      </w:r>
+      <w:r>
+        <w:rPr>
+          <w:rStyle w:val="CdigoHTML"/>
+        </w:rPr>
+        <w:t>VW_BI_MUSEMS_HISTORICO_CURP</w:t>
+      </w:r>
+      <w:r>
+        <w:rPr>
+          <w:rFonts w:ascii="Calibri" w:hAnsi="Calibri" w:cs="Calibri"/>
+          <w:sz w:val="22"/>
+          <w:szCs w:val="22"/>
+        </w:rPr>
+        <w:t>).</w:t>
+      </w:r>
+    </w:p>
+    <w:p>
+      <w:pPr>
+        <w:pStyle w:val="NormalWeb"/>
+        <w:rPr>
+          <w:rFonts w:ascii="Calibri" w:hAnsi="Calibri" w:cs="Calibri"/>
+          <w:sz w:val="22"/>
+          <w:szCs w:val="22"/>
+        </w:rPr>
+      </w:pPr>
+      <w:r>
+        <w:rPr>
+          <w:rFonts w:ascii="Calibri" w:hAnsi="Calibri" w:cs="Calibri"/>
+          <w:sz w:val="22"/>
+          <w:szCs w:val="22"/>
+        </w:rPr>
+        <w:t xml:space="preserve">- Pipeline de Seguridad Automática </w:t>
+      </w:r>
+      <w:r>
+        <w:rPr>
+          <w:rStyle w:val="CdigoHTML"/>
+        </w:rPr>
+        <w:t>.github/workflows/security-ci.yml</w:t>
+      </w:r>
+      <w:r>
+        <w:rPr>
+          <w:rFonts w:ascii="Calibri" w:hAnsi="Calibri" w:cs="Calibri"/>
+          <w:sz w:val="22"/>
+          <w:szCs w:val="22"/>
+        </w:rPr>
+        <w:t>.</w:t>
       </w:r>
     </w:p>
     <w:p>
@@ -918,33 +1565,15 @@
           <w:sz w:val="22"/>
           <w:szCs w:val="22"/>
         </w:rPr>
-        <w:t>Artefactos CMMI y Documentación Técnica:</w:t>
-      </w:r>
-      <w:r>
-        <w:rPr>
-          <w:rFonts w:ascii="Calibri" w:hAnsi="Calibri" w:cs="Calibri"/>
-          <w:sz w:val="22"/>
-          <w:szCs w:val="22"/>
-        </w:rPr>
-        <w:t xml:space="preserve"> Colección de 13 entregables normativos (Arquitectura, Reglas de Negocio, Casos de Uso, Manual de Instalación, Pruebas de Estrés, etc.) generados vía código.</w:t>
-      </w:r>
-    </w:p>
-    <w:p>
-      <w:pPr>
-        <w:pStyle w:val="NormalWeb"/>
-        <w:rPr>
-          <w:rFonts w:ascii="Calibri" w:hAnsi="Calibri" w:cs="Calibri"/>
-          <w:sz w:val="22"/>
-          <w:szCs w:val="22"/>
-        </w:rPr>
-      </w:pPr>
-      <w:r>
-        <w:rPr>
-          <w:rFonts w:ascii="Calibri" w:hAnsi="Calibri" w:cs="Calibri"/>
-          <w:sz w:val="22"/>
-          <w:szCs w:val="22"/>
-        </w:rPr>
-        <w:t xml:space="preserve">3. </w:t>
+        <w:t xml:space="preserve">Repositorio de Transición </w:t>
+      </w:r>
+      <w:r>
+        <w:rPr>
+          <w:rStyle w:val="CdigoHTML"/>
+          <w:b/>
+          <w:bCs/>
+        </w:rPr>
+        <w:t>py-sep-descarga-vida-saludable</w:t>
       </w:r>
       <w:r>
         <w:rPr>
@@ -953,47 +1582,89 @@
           <w:sz w:val="22"/>
           <w:szCs w:val="22"/>
         </w:rPr>
-        <w:t>Matriz de Rastreo y Trazabilidad:</w:t>
-      </w:r>
-      <w:r>
+        <w:t>:</w:t>
+      </w:r>
+    </w:p>
+    <w:p>
+      <w:pPr>
+        <w:pStyle w:val="NormalWeb"/>
         <w:rPr>
           <w:rFonts w:ascii="Calibri" w:hAnsi="Calibri" w:cs="Calibri"/>
           <w:sz w:val="22"/>
           <w:szCs w:val="22"/>
         </w:rPr>
-        <w:t xml:space="preserve"> Documento ejecutivo (Versión 4.1) que certifica la cobertura total; mapeando todos los requerimientos funcionales hacia las vistas de Oracle </w:t>
-      </w:r>
-      <w:r>
-        <w:rPr>
-          <w:rStyle w:val="CdigoHTML"/>
-        </w:rPr>
-        <w:t>VW_BI_MUSEMS_*</w:t>
-      </w:r>
+      </w:pPr>
       <w:r>
         <w:rPr>
           <w:rFonts w:ascii="Calibri" w:hAnsi="Calibri" w:cs="Calibri"/>
           <w:sz w:val="22"/>
           <w:szCs w:val="22"/>
         </w:rPr>
-        <w:t xml:space="preserve"> y comprobando su viabilidad mediante casos de prueba (QA) satisfactorios.</w:t>
-      </w:r>
-    </w:p>
-    <w:p>
-      <w:pPr>
-        <w:pStyle w:val="NormalWeb"/>
+        <w:t xml:space="preserve">- Rama </w:t>
+      </w:r>
+      <w:r>
+        <w:rPr>
+          <w:rStyle w:val="CdigoHTML"/>
+        </w:rPr>
+        <w:t>feature/vlarrea-fase-2</w:t>
+      </w:r>
+      <w:r>
         <w:rPr>
           <w:rFonts w:ascii="Calibri" w:hAnsi="Calibri" w:cs="Calibri"/>
           <w:sz w:val="22"/>
           <w:szCs w:val="22"/>
         </w:rPr>
-      </w:pPr>
-      <w:r>
+        <w:t xml:space="preserve"> consolidada, probada y congelada con *Zero Regressions*.</w:t>
+      </w:r>
+    </w:p>
+    <w:p>
+      <w:pPr>
+        <w:pStyle w:val="NormalWeb"/>
         <w:rPr>
           <w:rFonts w:ascii="Calibri" w:hAnsi="Calibri" w:cs="Calibri"/>
           <w:sz w:val="22"/>
           <w:szCs w:val="22"/>
         </w:rPr>
-        <w:t xml:space="preserve">4. </w:t>
+      </w:pPr>
+      <w:r>
+        <w:rPr>
+          <w:rFonts w:ascii="Calibri" w:hAnsi="Calibri" w:cs="Calibri"/>
+          <w:sz w:val="22"/>
+          <w:szCs w:val="22"/>
+        </w:rPr>
+        <w:t xml:space="preserve">- Acervo forense documental (Análisis de Inventario, Bitácoras de Proyecto, y Reportes Técnicos </w:t>
+      </w:r>
+      <w:r>
+        <w:rPr>
+          <w:rStyle w:val="CdigoHTML"/>
+        </w:rPr>
+        <w:t>RCA</w:t>
+      </w:r>
+      <w:r>
+        <w:rPr>
+          <w:rFonts w:ascii="Calibri" w:hAnsi="Calibri" w:cs="Calibri"/>
+          <w:sz w:val="22"/>
+          <w:szCs w:val="22"/>
+        </w:rPr>
+        <w:t xml:space="preserve"> de resolución de brechas).</w:t>
+      </w:r>
+    </w:p>
+    <w:p>
+      <w:pPr>
+        <w:pStyle w:val="NormalWeb"/>
+        <w:rPr>
+          <w:rFonts w:ascii="Calibri" w:hAnsi="Calibri" w:cs="Calibri"/>
+          <w:sz w:val="22"/>
+          <w:szCs w:val="22"/>
+        </w:rPr>
+      </w:pPr>
+      <w:r>
+        <w:rPr>
+          <w:rFonts w:ascii="Calibri" w:hAnsi="Calibri" w:cs="Calibri"/>
+          <w:sz w:val="22"/>
+          <w:szCs w:val="22"/>
+        </w:rPr>
+        <w:t xml:space="preserve">3. </w:t>
       </w:r>
       <w:r>
         <w:rPr>
@@ -1002,61 +1673,61 @@
           <w:sz w:val="22"/>
           <w:szCs w:val="22"/>
         </w:rPr>
-        <w:t>Gobierno de Datos y PII:</w:t>
-      </w:r>
-      <w:r>
+        <w:t>Carpeta Maestra de Entregables CMMI (Nivel 3):</w:t>
+      </w:r>
+    </w:p>
+    <w:p>
+      <w:pPr>
+        <w:pStyle w:val="NormalWeb"/>
         <w:rPr>
           <w:rFonts w:ascii="Calibri" w:hAnsi="Calibri" w:cs="Calibri"/>
           <w:sz w:val="22"/>
           <w:szCs w:val="22"/>
         </w:rPr>
-        <w:t xml:space="preserve"> Diccionario de Datos actualizado (incluyendo la vista central </w:t>
-      </w:r>
-      <w:r>
-        <w:rPr>
-          <w:rStyle w:val="CdigoHTML"/>
-        </w:rPr>
-        <w:t>VW_BI_MUSEMS_HISTORICO_CURP</w:t>
-      </w:r>
+      </w:pPr>
       <w:r>
         <w:rPr>
           <w:rFonts w:ascii="Calibri" w:hAnsi="Calibri" w:cs="Calibri"/>
           <w:sz w:val="22"/>
           <w:szCs w:val="22"/>
         </w:rPr>
-        <w:t xml:space="preserve">) y los registros inmutables de auditoría de seguridad implementados en el esquema </w:t>
-      </w:r>
-      <w:r>
-        <w:rPr>
-          <w:rStyle w:val="CdigoHTML"/>
-        </w:rPr>
-        <w:t>MV_MUSEMS_IDENTITY_HASH</w:t>
-      </w:r>
-      <w:r>
+        <w:t>- El compendio completo de 14 documentos de ingeniería, que abarcan desde el Manual de Instalación (07), Reglas de Negocio (12), Casos de Uso (13), Arquitectura (11), y Pruebas Funcionales y de Estrés (04, 06).</w:t>
+      </w:r>
+    </w:p>
+    <w:p>
+      <w:pPr>
+        <w:pStyle w:val="NormalWeb"/>
         <w:rPr>
           <w:rFonts w:ascii="Calibri" w:hAnsi="Calibri" w:cs="Calibri"/>
           <w:sz w:val="22"/>
           <w:szCs w:val="22"/>
         </w:rPr>
-        <w:t>.</w:t>
-      </w:r>
-    </w:p>
-    <w:p>
-      <w:pPr>
-        <w:pStyle w:val="NormalWeb"/>
+      </w:pPr>
+      <w:r>
         <w:rPr>
           <w:rFonts w:ascii="Calibri" w:hAnsi="Calibri" w:cs="Calibri"/>
           <w:sz w:val="22"/>
           <w:szCs w:val="22"/>
         </w:rPr>
-      </w:pPr>
-      <w:r>
+        <w:t>- *Matriz de Rastreo y Trazabilidad Integral (Versión 4.1)*, certificando que el 100% de los Requerimientos Funcionales de la SEP están atados a un endpoint verificable, a una tabla persistente y a una prueba automatizada QA.</w:t>
+      </w:r>
+    </w:p>
+    <w:p>
+      <w:pPr>
+        <w:pStyle w:val="NormalWeb"/>
         <w:rPr>
           <w:rFonts w:ascii="Calibri" w:hAnsi="Calibri" w:cs="Calibri"/>
           <w:sz w:val="22"/>
           <w:szCs w:val="22"/>
         </w:rPr>
-        <w:t>Con este inventario, se formaliza la entrega integral del sistema y se transfiere de manera total el conocimiento, la infraestructura técnica y el control operativo al equipo receptor.</w:t>
+      </w:pPr>
+      <w:r>
+        <w:rPr>
+          <w:rFonts w:ascii="Calibri" w:hAnsi="Calibri" w:cs="Calibri"/>
+          <w:sz w:val="22"/>
+          <w:szCs w:val="22"/>
+        </w:rPr>
+        <w:t>Con la entrega del presente documento legal y operativo, doy por concluida de manera satisfactoria mi participación técnica, confirmando que la infraestructura, gobernanza y el *Know-How* requeridos por la Secretaría se encuentran materializados y en resguardo total de la institución.</w:t>
       </w:r>
     </w:p>
     <w:p>
@@ -6191,7 +6862,7 @@
                     <pic:cNvPicPr/>
                   </pic:nvPicPr>
                   <pic:blipFill>
-                    <a:blip r:embed="rId8"/>
+                    <a:blip r:embed="rId10"/>
                     <a:stretch>
                       <a:fillRect/>
                     </a:stretch>
@@ -6250,7 +6921,7 @@
                     <pic:cNvPicPr/>
                   </pic:nvPicPr>
                   <pic:blipFill>
-                    <a:blip r:embed="rId9"/>
+                    <a:blip r:embed="rId11"/>
                     <a:stretch>
                       <a:fillRect/>
                     </a:stretch>
@@ -7064,8 +7735,8 @@
       </w:pPr>
     </w:p>
     <w:sectPr>
-      <w:headerReference w:type="default" r:id="rId10"/>
-      <w:footerReference w:type="default" r:id="rId11"/>
+      <w:headerReference w:type="default" r:id="rId12"/>
+      <w:footerReference w:type="default" r:id="rId13"/>
       <w:pgSz w:w="12240" w:h="15840"/>
       <w:pgMar w:top="2268" w:right="1440" w:bottom="2269" w:left="1440" w:header="720" w:footer="0" w:gutter="0"/>
       <w:cols w:space="720"/>
@@ -7805,6 +8476,453 @@
     </w:lvl>
   </w:abstractNum>
   <w:abstractNum w:abstractNumId="8" w15:restartNumberingAfterBreak="0">
+    <w:nsid w:val="07F27C7A"/>
+    <w:multiLevelType w:val="multilevel"/>
+    <w:tmpl w:val="3B4078F4"/>
+    <w:lvl w:ilvl="0">
+      <w:start w:val="1"/>
+      <w:numFmt w:val="bullet"/>
+      <w:lvlText w:val=""/>
+      <w:lvlJc w:val="left"/>
+      <w:pPr>
+        <w:tabs>
+          <w:tab w:val="num" w:pos="720"/>
+        </w:tabs>
+        <w:ind w:left="720" w:hanging="360"/>
+      </w:pPr>
+      <w:rPr>
+        <w:rFonts w:ascii="Symbol" w:hAnsi="Symbol" w:hint="default"/>
+        <w:sz w:val="20"/>
+      </w:rPr>
+    </w:lvl>
+    <w:lvl w:ilvl="1" w:tentative="1">
+      <w:start w:val="1"/>
+      <w:numFmt w:val="bullet"/>
+      <w:lvlText w:val="o"/>
+      <w:lvlJc w:val="left"/>
+      <w:pPr>
+        <w:tabs>
+          <w:tab w:val="num" w:pos="1440"/>
+        </w:tabs>
+        <w:ind w:left="1440" w:hanging="360"/>
+      </w:pPr>
+      <w:rPr>
+        <w:rFonts w:ascii="Courier New" w:hAnsi="Courier New" w:hint="default"/>
+        <w:sz w:val="20"/>
+      </w:rPr>
+    </w:lvl>
+    <w:lvl w:ilvl="2" w:tentative="1">
+      <w:start w:val="1"/>
+      <w:numFmt w:val="bullet"/>
+      <w:lvlText w:val=""/>
+      <w:lvlJc w:val="left"/>
+      <w:pPr>
+        <w:tabs>
+          <w:tab w:val="num" w:pos="2160"/>
+        </w:tabs>
+        <w:ind w:left="2160" w:hanging="360"/>
+      </w:pPr>
+      <w:rPr>
+        <w:rFonts w:ascii="Wingdings" w:hAnsi="Wingdings" w:hint="default"/>
+        <w:sz w:val="20"/>
+      </w:rPr>
+    </w:lvl>
+    <w:lvl w:ilvl="3" w:tentative="1">
+      <w:start w:val="1"/>
+      <w:numFmt w:val="bullet"/>
+      <w:lvlText w:val=""/>
+      <w:lvlJc w:val="left"/>
+      <w:pPr>
+        <w:tabs>
+          <w:tab w:val="num" w:pos="2880"/>
+        </w:tabs>
+        <w:ind w:left="2880" w:hanging="360"/>
+      </w:pPr>
+      <w:rPr>
+        <w:rFonts w:ascii="Wingdings" w:hAnsi="Wingdings" w:hint="default"/>
+        <w:sz w:val="20"/>
+      </w:rPr>
+    </w:lvl>
+    <w:lvl w:ilvl="4" w:tentative="1">
+      <w:start w:val="1"/>
+      <w:numFmt w:val="bullet"/>
+      <w:lvlText w:val=""/>
+      <w:lvlJc w:val="left"/>
+      <w:pPr>
+        <w:tabs>
+          <w:tab w:val="num" w:pos="3600"/>
+        </w:tabs>
+        <w:ind w:left="3600" w:hanging="360"/>
+      </w:pPr>
+      <w:rPr>
+        <w:rFonts w:ascii="Wingdings" w:hAnsi="Wingdings" w:hint="default"/>
+        <w:sz w:val="20"/>
+      </w:rPr>
+    </w:lvl>
+    <w:lvl w:ilvl="5" w:tentative="1">
+      <w:start w:val="1"/>
+      <w:numFmt w:val="bullet"/>
+      <w:lvlText w:val=""/>
+      <w:lvlJc w:val="left"/>
+      <w:pPr>
+        <w:tabs>
+          <w:tab w:val="num" w:pos="4320"/>
+        </w:tabs>
+        <w:ind w:left="4320" w:hanging="360"/>
+      </w:pPr>
+      <w:rPr>
+        <w:rFonts w:ascii="Wingdings" w:hAnsi="Wingdings" w:hint="default"/>
+        <w:sz w:val="20"/>
+      </w:rPr>
+    </w:lvl>
+    <w:lvl w:ilvl="6" w:tentative="1">
+      <w:start w:val="1"/>
+      <w:numFmt w:val="bullet"/>
+      <w:lvlText w:val=""/>
+      <w:lvlJc w:val="left"/>
+      <w:pPr>
+        <w:tabs>
+          <w:tab w:val="num" w:pos="5040"/>
+        </w:tabs>
+        <w:ind w:left="5040" w:hanging="360"/>
+      </w:pPr>
+      <w:rPr>
+        <w:rFonts w:ascii="Wingdings" w:hAnsi="Wingdings" w:hint="default"/>
+        <w:sz w:val="20"/>
+      </w:rPr>
+    </w:lvl>
+    <w:lvl w:ilvl="7" w:tentative="1">
+      <w:start w:val="1"/>
+      <w:numFmt w:val="bullet"/>
+      <w:lvlText w:val=""/>
+      <w:lvlJc w:val="left"/>
+      <w:pPr>
+        <w:tabs>
+          <w:tab w:val="num" w:pos="5760"/>
+        </w:tabs>
+        <w:ind w:left="5760" w:hanging="360"/>
+      </w:pPr>
+      <w:rPr>
+        <w:rFonts w:ascii="Wingdings" w:hAnsi="Wingdings" w:hint="default"/>
+        <w:sz w:val="20"/>
+      </w:rPr>
+    </w:lvl>
+    <w:lvl w:ilvl="8" w:tentative="1">
+      <w:start w:val="1"/>
+      <w:numFmt w:val="bullet"/>
+      <w:lvlText w:val=""/>
+      <w:lvlJc w:val="left"/>
+      <w:pPr>
+        <w:tabs>
+          <w:tab w:val="num" w:pos="6480"/>
+        </w:tabs>
+        <w:ind w:left="6480" w:hanging="360"/>
+      </w:pPr>
+      <w:rPr>
+        <w:rFonts w:ascii="Wingdings" w:hAnsi="Wingdings" w:hint="default"/>
+        <w:sz w:val="20"/>
+      </w:rPr>
+    </w:lvl>
+  </w:abstractNum>
+  <w:abstractNum w:abstractNumId="9" w15:restartNumberingAfterBreak="0">
+    <w:nsid w:val="09AE0C3F"/>
+    <w:multiLevelType w:val="multilevel"/>
+    <w:tmpl w:val="E382AB22"/>
+    <w:lvl w:ilvl="0">
+      <w:start w:val="1"/>
+      <w:numFmt w:val="bullet"/>
+      <w:lvlText w:val=""/>
+      <w:lvlJc w:val="left"/>
+      <w:pPr>
+        <w:tabs>
+          <w:tab w:val="num" w:pos="720"/>
+        </w:tabs>
+        <w:ind w:left="720" w:hanging="360"/>
+      </w:pPr>
+      <w:rPr>
+        <w:rFonts w:ascii="Symbol" w:hAnsi="Symbol" w:hint="default"/>
+        <w:sz w:val="20"/>
+      </w:rPr>
+    </w:lvl>
+    <w:lvl w:ilvl="1" w:tentative="1">
+      <w:start w:val="1"/>
+      <w:numFmt w:val="bullet"/>
+      <w:lvlText w:val="o"/>
+      <w:lvlJc w:val="left"/>
+      <w:pPr>
+        <w:tabs>
+          <w:tab w:val="num" w:pos="1440"/>
+        </w:tabs>
+        <w:ind w:left="1440" w:hanging="360"/>
+      </w:pPr>
+      <w:rPr>
+        <w:rFonts w:ascii="Courier New" w:hAnsi="Courier New" w:hint="default"/>
+        <w:sz w:val="20"/>
+      </w:rPr>
+    </w:lvl>
+    <w:lvl w:ilvl="2" w:tentative="1">
+      <w:start w:val="1"/>
+      <w:numFmt w:val="bullet"/>
+      <w:lvlText w:val=""/>
+      <w:lvlJc w:val="left"/>
+      <w:pPr>
+        <w:tabs>
+          <w:tab w:val="num" w:pos="2160"/>
+        </w:tabs>
+        <w:ind w:left="2160" w:hanging="360"/>
+      </w:pPr>
+      <w:rPr>
+        <w:rFonts w:ascii="Wingdings" w:hAnsi="Wingdings" w:hint="default"/>
+        <w:sz w:val="20"/>
+      </w:rPr>
+    </w:lvl>
+    <w:lvl w:ilvl="3" w:tentative="1">
+      <w:start w:val="1"/>
+      <w:numFmt w:val="bullet"/>
+      <w:lvlText w:val=""/>
+      <w:lvlJc w:val="left"/>
+      <w:pPr>
+        <w:tabs>
+          <w:tab w:val="num" w:pos="2880"/>
+        </w:tabs>
+        <w:ind w:left="2880" w:hanging="360"/>
+      </w:pPr>
+      <w:rPr>
+        <w:rFonts w:ascii="Wingdings" w:hAnsi="Wingdings" w:hint="default"/>
+        <w:sz w:val="20"/>
+      </w:rPr>
+    </w:lvl>
+    <w:lvl w:ilvl="4" w:tentative="1">
+      <w:start w:val="1"/>
+      <w:numFmt w:val="bullet"/>
+      <w:lvlText w:val=""/>
+      <w:lvlJc w:val="left"/>
+      <w:pPr>
+        <w:tabs>
+          <w:tab w:val="num" w:pos="3600"/>
+        </w:tabs>
+        <w:ind w:left="3600" w:hanging="360"/>
+      </w:pPr>
+      <w:rPr>
+        <w:rFonts w:ascii="Wingdings" w:hAnsi="Wingdings" w:hint="default"/>
+        <w:sz w:val="20"/>
+      </w:rPr>
+    </w:lvl>
+    <w:lvl w:ilvl="5" w:tentative="1">
+      <w:start w:val="1"/>
+      <w:numFmt w:val="bullet"/>
+      <w:lvlText w:val=""/>
+      <w:lvlJc w:val="left"/>
+      <w:pPr>
+        <w:tabs>
+          <w:tab w:val="num" w:pos="4320"/>
+        </w:tabs>
+        <w:ind w:left="4320" w:hanging="360"/>
+      </w:pPr>
+      <w:rPr>
+        <w:rFonts w:ascii="Wingdings" w:hAnsi="Wingdings" w:hint="default"/>
+        <w:sz w:val="20"/>
+      </w:rPr>
+    </w:lvl>
+    <w:lvl w:ilvl="6" w:tentative="1">
+      <w:start w:val="1"/>
+      <w:numFmt w:val="bullet"/>
+      <w:lvlText w:val=""/>
+      <w:lvlJc w:val="left"/>
+      <w:pPr>
+        <w:tabs>
+          <w:tab w:val="num" w:pos="5040"/>
+        </w:tabs>
+        <w:ind w:left="5040" w:hanging="360"/>
+      </w:pPr>
+      <w:rPr>
+        <w:rFonts w:ascii="Wingdings" w:hAnsi="Wingdings" w:hint="default"/>
+        <w:sz w:val="20"/>
+      </w:rPr>
+    </w:lvl>
+    <w:lvl w:ilvl="7" w:tentative="1">
+      <w:start w:val="1"/>
+      <w:numFmt w:val="bullet"/>
+      <w:lvlText w:val=""/>
+      <w:lvlJc w:val="left"/>
+      <w:pPr>
+        <w:tabs>
+          <w:tab w:val="num" w:pos="5760"/>
+        </w:tabs>
+        <w:ind w:left="5760" w:hanging="360"/>
+      </w:pPr>
+      <w:rPr>
+        <w:rFonts w:ascii="Wingdings" w:hAnsi="Wingdings" w:hint="default"/>
+        <w:sz w:val="20"/>
+      </w:rPr>
+    </w:lvl>
+    <w:lvl w:ilvl="8" w:tentative="1">
+      <w:start w:val="1"/>
+      <w:numFmt w:val="bullet"/>
+      <w:lvlText w:val=""/>
+      <w:lvlJc w:val="left"/>
+      <w:pPr>
+        <w:tabs>
+          <w:tab w:val="num" w:pos="6480"/>
+        </w:tabs>
+        <w:ind w:left="6480" w:hanging="360"/>
+      </w:pPr>
+      <w:rPr>
+        <w:rFonts w:ascii="Wingdings" w:hAnsi="Wingdings" w:hint="default"/>
+        <w:sz w:val="20"/>
+      </w:rPr>
+    </w:lvl>
+  </w:abstractNum>
+  <w:abstractNum w:abstractNumId="10" w15:restartNumberingAfterBreak="0">
+    <w:nsid w:val="13C533BF"/>
+    <w:multiLevelType w:val="multilevel"/>
+    <w:tmpl w:val="C41278DC"/>
+    <w:lvl w:ilvl="0">
+      <w:start w:val="1"/>
+      <w:numFmt w:val="bullet"/>
+      <w:lvlText w:val=""/>
+      <w:lvlJc w:val="left"/>
+      <w:pPr>
+        <w:tabs>
+          <w:tab w:val="num" w:pos="720"/>
+        </w:tabs>
+        <w:ind w:left="720" w:hanging="360"/>
+      </w:pPr>
+      <w:rPr>
+        <w:rFonts w:ascii="Symbol" w:hAnsi="Symbol" w:hint="default"/>
+        <w:sz w:val="20"/>
+      </w:rPr>
+    </w:lvl>
+    <w:lvl w:ilvl="1" w:tentative="1">
+      <w:start w:val="1"/>
+      <w:numFmt w:val="bullet"/>
+      <w:lvlText w:val="o"/>
+      <w:lvlJc w:val="left"/>
+      <w:pPr>
+        <w:tabs>
+          <w:tab w:val="num" w:pos="1440"/>
+        </w:tabs>
+        <w:ind w:left="1440" w:hanging="360"/>
+      </w:pPr>
+      <w:rPr>
+        <w:rFonts w:ascii="Courier New" w:hAnsi="Courier New" w:hint="default"/>
+        <w:sz w:val="20"/>
+      </w:rPr>
+    </w:lvl>
+    <w:lvl w:ilvl="2" w:tentative="1">
+      <w:start w:val="1"/>
+      <w:numFmt w:val="bullet"/>
+      <w:lvlText w:val=""/>
+      <w:lvlJc w:val="left"/>
+      <w:pPr>
+        <w:tabs>
+          <w:tab w:val="num" w:pos="2160"/>
+        </w:tabs>
+        <w:ind w:left="2160" w:hanging="360"/>
+      </w:pPr>
+      <w:rPr>
+        <w:rFonts w:ascii="Wingdings" w:hAnsi="Wingdings" w:hint="default"/>
+        <w:sz w:val="20"/>
+      </w:rPr>
+    </w:lvl>
+    <w:lvl w:ilvl="3" w:tentative="1">
+      <w:start w:val="1"/>
+      <w:numFmt w:val="bullet"/>
+      <w:lvlText w:val=""/>
+      <w:lvlJc w:val="left"/>
+      <w:pPr>
+        <w:tabs>
+          <w:tab w:val="num" w:pos="2880"/>
+        </w:tabs>
+        <w:ind w:left="2880" w:hanging="360"/>
+      </w:pPr>
+      <w:rPr>
+        <w:rFonts w:ascii="Wingdings" w:hAnsi="Wingdings" w:hint="default"/>
+        <w:sz w:val="20"/>
+      </w:rPr>
+    </w:lvl>
+    <w:lvl w:ilvl="4" w:tentative="1">
+      <w:start w:val="1"/>
+      <w:numFmt w:val="bullet"/>
+      <w:lvlText w:val=""/>
+      <w:lvlJc w:val="left"/>
+      <w:pPr>
+        <w:tabs>
+          <w:tab w:val="num" w:pos="3600"/>
+        </w:tabs>
+        <w:ind w:left="3600" w:hanging="360"/>
+      </w:pPr>
+      <w:rPr>
+        <w:rFonts w:ascii="Wingdings" w:hAnsi="Wingdings" w:hint="default"/>
+        <w:sz w:val="20"/>
+      </w:rPr>
+    </w:lvl>
+    <w:lvl w:ilvl="5" w:tentative="1">
+      <w:start w:val="1"/>
+      <w:numFmt w:val="bullet"/>
+      <w:lvlText w:val=""/>
+      <w:lvlJc w:val="left"/>
+      <w:pPr>
+        <w:tabs>
+          <w:tab w:val="num" w:pos="4320"/>
+        </w:tabs>
+        <w:ind w:left="4320" w:hanging="360"/>
+      </w:pPr>
+      <w:rPr>
+        <w:rFonts w:ascii="Wingdings" w:hAnsi="Wingdings" w:hint="default"/>
+        <w:sz w:val="20"/>
+      </w:rPr>
+    </w:lvl>
+    <w:lvl w:ilvl="6" w:tentative="1">
+      <w:start w:val="1"/>
+      <w:numFmt w:val="bullet"/>
+      <w:lvlText w:val=""/>
+      <w:lvlJc w:val="left"/>
+      <w:pPr>
+        <w:tabs>
+          <w:tab w:val="num" w:pos="5040"/>
+        </w:tabs>
+        <w:ind w:left="5040" w:hanging="360"/>
+      </w:pPr>
+      <w:rPr>
+        <w:rFonts w:ascii="Wingdings" w:hAnsi="Wingdings" w:hint="default"/>
+        <w:sz w:val="20"/>
+      </w:rPr>
+    </w:lvl>
+    <w:lvl w:ilvl="7" w:tentative="1">
+      <w:start w:val="1"/>
+      <w:numFmt w:val="bullet"/>
+      <w:lvlText w:val=""/>
+      <w:lvlJc w:val="left"/>
+      <w:pPr>
+        <w:tabs>
+          <w:tab w:val="num" w:pos="5760"/>
+        </w:tabs>
+        <w:ind w:left="5760" w:hanging="360"/>
+      </w:pPr>
+      <w:rPr>
+        <w:rFonts w:ascii="Wingdings" w:hAnsi="Wingdings" w:hint="default"/>
+        <w:sz w:val="20"/>
+      </w:rPr>
+    </w:lvl>
+    <w:lvl w:ilvl="8" w:tentative="1">
+      <w:start w:val="1"/>
+      <w:numFmt w:val="bullet"/>
+      <w:lvlText w:val=""/>
+      <w:lvlJc w:val="left"/>
+      <w:pPr>
+        <w:tabs>
+          <w:tab w:val="num" w:pos="6480"/>
+        </w:tabs>
+        <w:ind w:left="6480" w:hanging="360"/>
+      </w:pPr>
+      <w:rPr>
+        <w:rFonts w:ascii="Wingdings" w:hAnsi="Wingdings" w:hint="default"/>
+        <w:sz w:val="20"/>
+      </w:rPr>
+    </w:lvl>
+  </w:abstractNum>
+  <w:abstractNum w:abstractNumId="11" w15:restartNumberingAfterBreak="0">
     <w:nsid w:val="14A24D95"/>
     <w:multiLevelType w:val="hybridMultilevel"/>
     <w:tmpl w:val="0EDC7788"/>
@@ -7917,10 +9035,10 @@
       </w:rPr>
     </w:lvl>
   </w:abstractNum>
-  <w:abstractNum w:abstractNumId="9" w15:restartNumberingAfterBreak="0">
-    <w:nsid w:val="228D2140"/>
+  <w:abstractNum w:abstractNumId="12" w15:restartNumberingAfterBreak="0">
+    <w:nsid w:val="16AC7364"/>
     <w:multiLevelType w:val="multilevel"/>
-    <w:tmpl w:val="BED0C998"/>
+    <w:tmpl w:val="03E6F6C4"/>
     <w:lvl w:ilvl="0">
       <w:start w:val="1"/>
       <w:numFmt w:val="bullet"/>
@@ -8066,7 +9184,156 @@
       </w:rPr>
     </w:lvl>
   </w:abstractNum>
-  <w:abstractNum w:abstractNumId="10" w15:restartNumberingAfterBreak="0">
+  <w:abstractNum w:abstractNumId="13" w15:restartNumberingAfterBreak="0">
+    <w:nsid w:val="28613ED9"/>
+    <w:multiLevelType w:val="multilevel"/>
+    <w:tmpl w:val="5096064C"/>
+    <w:lvl w:ilvl="0">
+      <w:start w:val="1"/>
+      <w:numFmt w:val="bullet"/>
+      <w:lvlText w:val=""/>
+      <w:lvlJc w:val="left"/>
+      <w:pPr>
+        <w:tabs>
+          <w:tab w:val="num" w:pos="720"/>
+        </w:tabs>
+        <w:ind w:left="720" w:hanging="360"/>
+      </w:pPr>
+      <w:rPr>
+        <w:rFonts w:ascii="Symbol" w:hAnsi="Symbol" w:hint="default"/>
+        <w:sz w:val="20"/>
+      </w:rPr>
+    </w:lvl>
+    <w:lvl w:ilvl="1" w:tentative="1">
+      <w:start w:val="1"/>
+      <w:numFmt w:val="bullet"/>
+      <w:lvlText w:val="o"/>
+      <w:lvlJc w:val="left"/>
+      <w:pPr>
+        <w:tabs>
+          <w:tab w:val="num" w:pos="1440"/>
+        </w:tabs>
+        <w:ind w:left="1440" w:hanging="360"/>
+      </w:pPr>
+      <w:rPr>
+        <w:rFonts w:ascii="Courier New" w:hAnsi="Courier New" w:hint="default"/>
+        <w:sz w:val="20"/>
+      </w:rPr>
+    </w:lvl>
+    <w:lvl w:ilvl="2" w:tentative="1">
+      <w:start w:val="1"/>
+      <w:numFmt w:val="bullet"/>
+      <w:lvlText w:val=""/>
+      <w:lvlJc w:val="left"/>
+      <w:pPr>
+        <w:tabs>
+          <w:tab w:val="num" w:pos="2160"/>
+        </w:tabs>
+        <w:ind w:left="2160" w:hanging="360"/>
+      </w:pPr>
+      <w:rPr>
+        <w:rFonts w:ascii="Wingdings" w:hAnsi="Wingdings" w:hint="default"/>
+        <w:sz w:val="20"/>
+      </w:rPr>
+    </w:lvl>
+    <w:lvl w:ilvl="3" w:tentative="1">
+      <w:start w:val="1"/>
+      <w:numFmt w:val="bullet"/>
+      <w:lvlText w:val=""/>
+      <w:lvlJc w:val="left"/>
+      <w:pPr>
+        <w:tabs>
+          <w:tab w:val="num" w:pos="2880"/>
+        </w:tabs>
+        <w:ind w:left="2880" w:hanging="360"/>
+      </w:pPr>
+      <w:rPr>
+        <w:rFonts w:ascii="Wingdings" w:hAnsi="Wingdings" w:hint="default"/>
+        <w:sz w:val="20"/>
+      </w:rPr>
+    </w:lvl>
+    <w:lvl w:ilvl="4" w:tentative="1">
+      <w:start w:val="1"/>
+      <w:numFmt w:val="bullet"/>
+      <w:lvlText w:val=""/>
+      <w:lvlJc w:val="left"/>
+      <w:pPr>
+        <w:tabs>
+          <w:tab w:val="num" w:pos="3600"/>
+        </w:tabs>
+        <w:ind w:left="3600" w:hanging="360"/>
+      </w:pPr>
+      <w:rPr>
+        <w:rFonts w:ascii="Wingdings" w:hAnsi="Wingdings" w:hint="default"/>
+        <w:sz w:val="20"/>
+      </w:rPr>
+    </w:lvl>
+    <w:lvl w:ilvl="5" w:tentative="1">
+      <w:start w:val="1"/>
+      <w:numFmt w:val="bullet"/>
+      <w:lvlText w:val=""/>
+      <w:lvlJc w:val="left"/>
+      <w:pPr>
+        <w:tabs>
+          <w:tab w:val="num" w:pos="4320"/>
+        </w:tabs>
+        <w:ind w:left="4320" w:hanging="360"/>
+      </w:pPr>
+      <w:rPr>
+        <w:rFonts w:ascii="Wingdings" w:hAnsi="Wingdings" w:hint="default"/>
+        <w:sz w:val="20"/>
+      </w:rPr>
+    </w:lvl>
+    <w:lvl w:ilvl="6" w:tentative="1">
+      <w:start w:val="1"/>
+      <w:numFmt w:val="bullet"/>
+      <w:lvlText w:val=""/>
+      <w:lvlJc w:val="left"/>
+      <w:pPr>
+        <w:tabs>
+          <w:tab w:val="num" w:pos="5040"/>
+        </w:tabs>
+        <w:ind w:left="5040" w:hanging="360"/>
+      </w:pPr>
+      <w:rPr>
+        <w:rFonts w:ascii="Wingdings" w:hAnsi="Wingdings" w:hint="default"/>
+        <w:sz w:val="20"/>
+      </w:rPr>
+    </w:lvl>
+    <w:lvl w:ilvl="7" w:tentative="1">
+      <w:start w:val="1"/>
+      <w:numFmt w:val="bullet"/>
+      <w:lvlText w:val=""/>
+      <w:lvlJc w:val="left"/>
+      <w:pPr>
+        <w:tabs>
+          <w:tab w:val="num" w:pos="5760"/>
+        </w:tabs>
+        <w:ind w:left="5760" w:hanging="360"/>
+      </w:pPr>
+      <w:rPr>
+        <w:rFonts w:ascii="Wingdings" w:hAnsi="Wingdings" w:hint="default"/>
+        <w:sz w:val="20"/>
+      </w:rPr>
+    </w:lvl>
+    <w:lvl w:ilvl="8" w:tentative="1">
+      <w:start w:val="1"/>
+      <w:numFmt w:val="bullet"/>
+      <w:lvlText w:val=""/>
+      <w:lvlJc w:val="left"/>
+      <w:pPr>
+        <w:tabs>
+          <w:tab w:val="num" w:pos="6480"/>
+        </w:tabs>
+        <w:ind w:left="6480" w:hanging="360"/>
+      </w:pPr>
+      <w:rPr>
+        <w:rFonts w:ascii="Wingdings" w:hAnsi="Wingdings" w:hint="default"/>
+        <w:sz w:val="20"/>
+      </w:rPr>
+    </w:lvl>
+  </w:abstractNum>
+  <w:abstractNum w:abstractNumId="14" w15:restartNumberingAfterBreak="0">
     <w:nsid w:val="28FF771F"/>
     <w:multiLevelType w:val="hybridMultilevel"/>
     <w:tmpl w:val="660C7888"/>
@@ -8179,7 +9446,7 @@
       </w:rPr>
     </w:lvl>
   </w:abstractNum>
-  <w:abstractNum w:abstractNumId="11" w15:restartNumberingAfterBreak="0">
+  <w:abstractNum w:abstractNumId="15" w15:restartNumberingAfterBreak="0">
     <w:nsid w:val="52D74056"/>
     <w:multiLevelType w:val="hybridMultilevel"/>
     <w:tmpl w:val="F8E884D6"/>
@@ -8268,7 +9535,7 @@
       </w:pPr>
     </w:lvl>
   </w:abstractNum>
-  <w:abstractNum w:abstractNumId="12" w15:restartNumberingAfterBreak="0">
+  <w:abstractNum w:abstractNumId="16" w15:restartNumberingAfterBreak="0">
     <w:nsid w:val="53C20551"/>
     <w:multiLevelType w:val="hybridMultilevel"/>
     <w:tmpl w:val="9EBC212E"/>
@@ -8355,155 +9622,6 @@
       <w:pPr>
         <w:ind w:left="6480" w:hanging="180"/>
       </w:pPr>
-    </w:lvl>
-  </w:abstractNum>
-  <w:abstractNum w:abstractNumId="13" w15:restartNumberingAfterBreak="0">
-    <w:nsid w:val="61E72EF3"/>
-    <w:multiLevelType w:val="multilevel"/>
-    <w:tmpl w:val="DDDE2E12"/>
-    <w:lvl w:ilvl="0">
-      <w:start w:val="1"/>
-      <w:numFmt w:val="bullet"/>
-      <w:lvlText w:val=""/>
-      <w:lvlJc w:val="left"/>
-      <w:pPr>
-        <w:tabs>
-          <w:tab w:val="num" w:pos="720"/>
-        </w:tabs>
-        <w:ind w:left="720" w:hanging="360"/>
-      </w:pPr>
-      <w:rPr>
-        <w:rFonts w:ascii="Symbol" w:hAnsi="Symbol" w:hint="default"/>
-        <w:sz w:val="20"/>
-      </w:rPr>
-    </w:lvl>
-    <w:lvl w:ilvl="1" w:tentative="1">
-      <w:start w:val="1"/>
-      <w:numFmt w:val="bullet"/>
-      <w:lvlText w:val="o"/>
-      <w:lvlJc w:val="left"/>
-      <w:pPr>
-        <w:tabs>
-          <w:tab w:val="num" w:pos="1440"/>
-        </w:tabs>
-        <w:ind w:left="1440" w:hanging="360"/>
-      </w:pPr>
-      <w:rPr>
-        <w:rFonts w:ascii="Courier New" w:hAnsi="Courier New" w:hint="default"/>
-        <w:sz w:val="20"/>
-      </w:rPr>
-    </w:lvl>
-    <w:lvl w:ilvl="2" w:tentative="1">
-      <w:start w:val="1"/>
-      <w:numFmt w:val="bullet"/>
-      <w:lvlText w:val=""/>
-      <w:lvlJc w:val="left"/>
-      <w:pPr>
-        <w:tabs>
-          <w:tab w:val="num" w:pos="2160"/>
-        </w:tabs>
-        <w:ind w:left="2160" w:hanging="360"/>
-      </w:pPr>
-      <w:rPr>
-        <w:rFonts w:ascii="Wingdings" w:hAnsi="Wingdings" w:hint="default"/>
-        <w:sz w:val="20"/>
-      </w:rPr>
-    </w:lvl>
-    <w:lvl w:ilvl="3" w:tentative="1">
-      <w:start w:val="1"/>
-      <w:numFmt w:val="bullet"/>
-      <w:lvlText w:val=""/>
-      <w:lvlJc w:val="left"/>
-      <w:pPr>
-        <w:tabs>
-          <w:tab w:val="num" w:pos="2880"/>
-        </w:tabs>
-        <w:ind w:left="2880" w:hanging="360"/>
-      </w:pPr>
-      <w:rPr>
-        <w:rFonts w:ascii="Wingdings" w:hAnsi="Wingdings" w:hint="default"/>
-        <w:sz w:val="20"/>
-      </w:rPr>
-    </w:lvl>
-    <w:lvl w:ilvl="4" w:tentative="1">
-      <w:start w:val="1"/>
-      <w:numFmt w:val="bullet"/>
-      <w:lvlText w:val=""/>
-      <w:lvlJc w:val="left"/>
-      <w:pPr>
-        <w:tabs>
-          <w:tab w:val="num" w:pos="3600"/>
-        </w:tabs>
-        <w:ind w:left="3600" w:hanging="360"/>
-      </w:pPr>
-      <w:rPr>
-        <w:rFonts w:ascii="Wingdings" w:hAnsi="Wingdings" w:hint="default"/>
-        <w:sz w:val="20"/>
-      </w:rPr>
-    </w:lvl>
-    <w:lvl w:ilvl="5" w:tentative="1">
-      <w:start w:val="1"/>
-      <w:numFmt w:val="bullet"/>
-      <w:lvlText w:val=""/>
-      <w:lvlJc w:val="left"/>
-      <w:pPr>
-        <w:tabs>
-          <w:tab w:val="num" w:pos="4320"/>
-        </w:tabs>
-        <w:ind w:left="4320" w:hanging="360"/>
-      </w:pPr>
-      <w:rPr>
-        <w:rFonts w:ascii="Wingdings" w:hAnsi="Wingdings" w:hint="default"/>
-        <w:sz w:val="20"/>
-      </w:rPr>
-    </w:lvl>
-    <w:lvl w:ilvl="6" w:tentative="1">
-      <w:start w:val="1"/>
-      <w:numFmt w:val="bullet"/>
-      <w:lvlText w:val=""/>
-      <w:lvlJc w:val="left"/>
-      <w:pPr>
-        <w:tabs>
-          <w:tab w:val="num" w:pos="5040"/>
-        </w:tabs>
-        <w:ind w:left="5040" w:hanging="360"/>
-      </w:pPr>
-      <w:rPr>
-        <w:rFonts w:ascii="Wingdings" w:hAnsi="Wingdings" w:hint="default"/>
-        <w:sz w:val="20"/>
-      </w:rPr>
-    </w:lvl>
-    <w:lvl w:ilvl="7" w:tentative="1">
-      <w:start w:val="1"/>
-      <w:numFmt w:val="bullet"/>
-      <w:lvlText w:val=""/>
-      <w:lvlJc w:val="left"/>
-      <w:pPr>
-        <w:tabs>
-          <w:tab w:val="num" w:pos="5760"/>
-        </w:tabs>
-        <w:ind w:left="5760" w:hanging="360"/>
-      </w:pPr>
-      <w:rPr>
-        <w:rFonts w:ascii="Wingdings" w:hAnsi="Wingdings" w:hint="default"/>
-        <w:sz w:val="20"/>
-      </w:rPr>
-    </w:lvl>
-    <w:lvl w:ilvl="8" w:tentative="1">
-      <w:start w:val="1"/>
-      <w:numFmt w:val="bullet"/>
-      <w:lvlText w:val=""/>
-      <w:lvlJc w:val="left"/>
-      <w:pPr>
-        <w:tabs>
-          <w:tab w:val="num" w:pos="6480"/>
-        </w:tabs>
-        <w:ind w:left="6480" w:hanging="360"/>
-      </w:pPr>
-      <w:rPr>
-        <w:rFonts w:ascii="Wingdings" w:hAnsi="Wingdings" w:hint="default"/>
-        <w:sz w:val="20"/>
-      </w:rPr>
     </w:lvl>
   </w:abstractNum>
   <w:num w:numId="1" w16cid:durableId="761797777">
@@ -8525,28 +9643,37 @@
     <w:abstractNumId w:val="0"/>
   </w:num>
   <w:num w:numId="7" w16cid:durableId="767509364">
-    <w:abstractNumId w:val="11"/>
+    <w:abstractNumId w:val="15"/>
   </w:num>
   <w:num w:numId="8" w16cid:durableId="1187519976">
-    <w:abstractNumId w:val="8"/>
+    <w:abstractNumId w:val="11"/>
   </w:num>
   <w:num w:numId="9" w16cid:durableId="774518276">
     <w:abstractNumId w:val="7"/>
   </w:num>
   <w:num w:numId="10" w16cid:durableId="2009867063">
-    <w:abstractNumId w:val="10"/>
+    <w:abstractNumId w:val="14"/>
   </w:num>
   <w:num w:numId="11" w16cid:durableId="1924602666">
-    <w:abstractNumId w:val="12"/>
+    <w:abstractNumId w:val="16"/>
   </w:num>
   <w:num w:numId="12" w16cid:durableId="2021344936">
     <w:abstractNumId w:val="2"/>
   </w:num>
-  <w:num w:numId="13" w16cid:durableId="1688941538">
+  <w:num w:numId="13" w16cid:durableId="1790586182">
     <w:abstractNumId w:val="13"/>
   </w:num>
-  <w:num w:numId="14" w16cid:durableId="1163351314">
+  <w:num w:numId="14" w16cid:durableId="1511607097">
+    <w:abstractNumId w:val="8"/>
+  </w:num>
+  <w:num w:numId="15" w16cid:durableId="1477381364">
     <w:abstractNumId w:val="9"/>
+  </w:num>
+  <w:num w:numId="16" w16cid:durableId="65424018">
+    <w:abstractNumId w:val="10"/>
+  </w:num>
+  <w:num w:numId="17" w16cid:durableId="905455444">
+    <w:abstractNumId w:val="12"/>
   </w:num>
   <w:numIdMacAtCleanup w:val="10"/>
 </w:numbering>
@@ -20203,7 +21330,7 @@
     <w:uiPriority w:val="99"/>
     <w:semiHidden/>
     <w:unhideWhenUsed/>
-    <w:rsid w:val="00DB77AA"/>
+    <w:rsid w:val="00892E5F"/>
     <w:pPr>
       <w:spacing w:before="100" w:beforeAutospacing="1" w:after="100" w:afterAutospacing="1" w:line="240" w:lineRule="auto"/>
     </w:pPr>
@@ -20221,7 +21348,7 @@
     <w:uiPriority w:val="99"/>
     <w:semiHidden/>
     <w:unhideWhenUsed/>
-    <w:rsid w:val="00DB77AA"/>
+    <w:rsid w:val="00892E5F"/>
     <w:rPr>
       <w:rFonts w:ascii="Courier New" w:eastAsiaTheme="minorEastAsia" w:hAnsi="Courier New" w:cs="Courier New"/>
       <w:sz w:val="20"/>

--- a/Reportes/2026-06/Informe_Mensual_2026-06_INSTITUCIONAL.docx
+++ b/Reportes/2026-06/Informe_Mensual_2026-06_INSTITUCIONAL.docx
@@ -161,7 +161,7 @@
         <w:rPr>
           <w:rFonts w:ascii="Calibri" w:eastAsia="Times New Roman" w:hAnsi="Calibri" w:cs="Calibri"/>
         </w:rPr>
-        <w:pict w14:anchorId="45A357E6">
+        <w:pict w14:anchorId="6D1B2473">
           <v:rect id="_x0000_i1025" style="width:0;height:1.5pt" o:hralign="center" o:hrstd="t" o:hr="t" fillcolor="#a0a0a0" stroked="f"/>
         </w:pict>
       </w:r>
@@ -297,7 +297,7 @@
         <w:rPr>
           <w:rFonts w:ascii="Calibri" w:eastAsia="Times New Roman" w:hAnsi="Calibri" w:cs="Calibri"/>
         </w:rPr>
-        <w:pict w14:anchorId="266FFF47">
+        <w:pict w14:anchorId="455236E1">
           <v:rect id="_x0000_i1026" style="width:0;height:1.5pt" o:hralign="center" o:hrstd="t" o:hr="t" fillcolor="#a0a0a0" stroked="f"/>
         </w:pict>
       </w:r>
@@ -378,7 +378,7 @@
           <w:noProof/>
         </w:rPr>
         <w:drawing>
-          <wp:inline distT="0" distB="0" distL="0" distR="0" wp14:anchorId="63B1DF5F" wp14:editId="39D3202B">
+          <wp:inline distT="0" distB="0" distL="0" distR="0" wp14:anchorId="460C3132" wp14:editId="5CC81C29">
             <wp:extent cx="4465320" cy="8641080"/>
             <wp:effectExtent l="0" t="0" r="0" b="7620"/>
             <wp:docPr id="3" name="Imagen 3"/>
@@ -554,7 +554,7 @@
           <w:noProof/>
         </w:rPr>
         <w:drawing>
-          <wp:inline distT="0" distB="0" distL="0" distR="0" wp14:anchorId="7385F798" wp14:editId="75788A96">
+          <wp:inline distT="0" distB="0" distL="0" distR="0" wp14:anchorId="03ED384D" wp14:editId="3E958890">
             <wp:extent cx="17282160" cy="2743200"/>
             <wp:effectExtent l="0" t="0" r="0" b="0"/>
             <wp:docPr id="4" name="Imagen 4"/>
@@ -613,7 +613,7 @@
         <w:rPr>
           <w:rFonts w:ascii="Calibri" w:eastAsia="Times New Roman" w:hAnsi="Calibri" w:cs="Calibri"/>
         </w:rPr>
-        <w:pict w14:anchorId="31A10FC6">
+        <w:pict w14:anchorId="7E102D2D">
           <v:rect id="_x0000_i1027" style="width:0;height:1.5pt" o:hralign="center" o:hrstd="t" o:hr="t" fillcolor="#a0a0a0" stroked="f"/>
         </w:pict>
       </w:r>
@@ -860,7 +860,7 @@
         <w:rPr>
           <w:rFonts w:ascii="Calibri" w:eastAsia="Times New Roman" w:hAnsi="Calibri" w:cs="Calibri"/>
         </w:rPr>
-        <w:pict w14:anchorId="0AE6F5A0">
+        <w:pict w14:anchorId="4DA21693">
           <v:rect id="_x0000_i1028" style="width:0;height:1.5pt" o:hralign="center" o:hrstd="t" o:hr="t" fillcolor="#a0a0a0" stroked="f"/>
         </w:pict>
       </w:r>
@@ -1128,7 +1128,7 @@
         <w:rPr>
           <w:rFonts w:ascii="Calibri" w:eastAsia="Times New Roman" w:hAnsi="Calibri" w:cs="Calibri"/>
         </w:rPr>
-        <w:pict w14:anchorId="5969B4AB">
+        <w:pict w14:anchorId="5E48EFB9">
           <v:rect id="_x0000_i1029" style="width:0;height:1.5pt" o:hralign="center" o:hrstd="t" o:hr="t" fillcolor="#a0a0a0" stroked="f"/>
         </w:pict>
       </w:r>
@@ -1364,7 +1364,7 @@
         <w:rPr>
           <w:rFonts w:ascii="Calibri" w:eastAsia="Times New Roman" w:hAnsi="Calibri" w:cs="Calibri"/>
         </w:rPr>
-        <w:pict w14:anchorId="4744F124">
+        <w:pict w14:anchorId="2F2182BF">
           <v:rect id="_x0000_i1030" style="width:0;height:1.5pt" o:hralign="center" o:hrstd="t" o:hr="t" fillcolor="#a0a0a0" stroked="f"/>
         </w:pict>
       </w:r>
@@ -1738,1296 +1738,13 @@
         </w:rPr>
       </w:pPr>
     </w:p>
-    <w:sdt>
-      <w:sdtPr>
-        <w:rPr>
-          <w:b w:val="0"/>
-          <w:color w:val="545454"/>
-        </w:rPr>
-        <w:id w:val="389240926"/>
-        <w:docPartObj>
-          <w:docPartGallery w:val="Table of Contents"/>
-          <w:docPartUnique/>
-        </w:docPartObj>
-      </w:sdtPr>
-      <w:sdtEndPr>
-        <w:rPr>
-          <w:bCs/>
-        </w:rPr>
-      </w:sdtEndPr>
-      <w:sdtContent>
-        <w:p>
-          <w:pPr>
-            <w:pStyle w:val="TtuloTDC"/>
-            <w:rPr>
-              <w:rFonts w:asciiTheme="majorHAnsi" w:eastAsiaTheme="majorEastAsia" w:hAnsiTheme="majorHAnsi" w:cstheme="majorBidi"/>
-              <w:bCs/>
-              <w:color w:val="365F91" w:themeColor="accent1" w:themeShade="BF"/>
-              <w:sz w:val="28"/>
-              <w:szCs w:val="28"/>
-            </w:rPr>
-          </w:pPr>
-          <w:r>
-            <w:rPr>
-              <w:rFonts w:asciiTheme="majorHAnsi" w:eastAsiaTheme="majorEastAsia" w:hAnsiTheme="majorHAnsi" w:cstheme="majorBidi"/>
-              <w:bCs/>
-              <w:color w:val="365F91" w:themeColor="accent1" w:themeShade="BF"/>
-              <w:sz w:val="28"/>
-              <w:szCs w:val="28"/>
-            </w:rPr>
-            <w:t>Contenido</w:t>
-          </w:r>
-        </w:p>
-        <w:p>
-          <w:pPr>
-            <w:pStyle w:val="TDC1"/>
-            <w:tabs>
-              <w:tab w:val="right" w:leader="dot" w:pos="9350"/>
-            </w:tabs>
-            <w:rPr>
-              <w:rFonts w:asciiTheme="minorHAnsi" w:hAnsiTheme="minorHAnsi"/>
-              <w:noProof/>
-              <w:color w:val="auto"/>
-              <w:kern w:val="2"/>
-              <w:sz w:val="24"/>
-              <w:szCs w:val="24"/>
-              <w:lang w:eastAsia="es-MX"/>
-              <w14:ligatures w14:val="standardContextual"/>
-            </w:rPr>
-          </w:pPr>
-          <w:r>
-            <w:fldChar w:fldCharType="begin"/>
-          </w:r>
-          <w:r>
-            <w:instrText xml:space="preserve"> TOC \o "1-3" \h \z \u </w:instrText>
-          </w:r>
-          <w:r>
-            <w:fldChar w:fldCharType="separate"/>
-          </w:r>
-          <w:hyperlink w:anchor="_Toc221820019" w:history="1">
-            <w:r>
-              <w:rPr>
-                <w:rStyle w:val="Hipervnculo"/>
-                <w:rFonts w:asciiTheme="majorHAnsi" w:eastAsiaTheme="majorEastAsia" w:hAnsiTheme="majorHAnsi" w:cstheme="majorBidi"/>
-                <w:b/>
-                <w:bCs/>
-                <w:noProof/>
-              </w:rPr>
-              <w:t>Diagnóstico del ecosistema de datos</w:t>
-            </w:r>
-            <w:r>
-              <w:rPr>
-                <w:noProof/>
-                <w:webHidden/>
-              </w:rPr>
-              <w:tab/>
-            </w:r>
-            <w:r>
-              <w:rPr>
-                <w:noProof/>
-                <w:webHidden/>
-              </w:rPr>
-              <w:fldChar w:fldCharType="begin"/>
-            </w:r>
-            <w:r>
-              <w:rPr>
-                <w:noProof/>
-                <w:webHidden/>
-              </w:rPr>
-              <w:instrText xml:space="preserve"> PAGEREF _Toc221820019 \h </w:instrText>
-            </w:r>
-            <w:r>
-              <w:rPr>
-                <w:noProof/>
-                <w:webHidden/>
-              </w:rPr>
-            </w:r>
-            <w:r>
-              <w:rPr>
-                <w:noProof/>
-                <w:webHidden/>
-              </w:rPr>
-              <w:fldChar w:fldCharType="separate"/>
-            </w:r>
-            <w:r>
-              <w:rPr>
-                <w:noProof/>
-                <w:webHidden/>
-              </w:rPr>
-              <w:t>1</w:t>
-            </w:r>
-            <w:r>
-              <w:rPr>
-                <w:noProof/>
-                <w:webHidden/>
-              </w:rPr>
-              <w:fldChar w:fldCharType="end"/>
-            </w:r>
-          </w:hyperlink>
-        </w:p>
-        <w:p>
-          <w:pPr>
-            <w:pStyle w:val="TDC2"/>
-            <w:tabs>
-              <w:tab w:val="right" w:leader="dot" w:pos="9350"/>
-            </w:tabs>
-            <w:rPr>
-              <w:rFonts w:asciiTheme="minorHAnsi" w:hAnsiTheme="minorHAnsi"/>
-              <w:noProof/>
-              <w:color w:val="auto"/>
-              <w:kern w:val="2"/>
-              <w:sz w:val="24"/>
-              <w:szCs w:val="24"/>
-              <w:lang w:eastAsia="es-MX"/>
-              <w14:ligatures w14:val="standardContextual"/>
-            </w:rPr>
-          </w:pPr>
-          <w:hyperlink w:anchor="_Toc221820020" w:history="1">
-            <w:r>
-              <w:rPr>
-                <w:rStyle w:val="Hipervnculo"/>
-                <w:rFonts w:asciiTheme="majorHAnsi" w:eastAsiaTheme="majorEastAsia" w:hAnsiTheme="majorHAnsi" w:cstheme="majorBidi"/>
-                <w:b/>
-                <w:bCs/>
-                <w:noProof/>
-              </w:rPr>
-              <w:t>1. Resumen Ejecutivo</w:t>
-            </w:r>
-            <w:r>
-              <w:rPr>
-                <w:noProof/>
-                <w:webHidden/>
-              </w:rPr>
-              <w:tab/>
-            </w:r>
-            <w:r>
-              <w:rPr>
-                <w:noProof/>
-                <w:webHidden/>
-              </w:rPr>
-              <w:fldChar w:fldCharType="begin"/>
-            </w:r>
-            <w:r>
-              <w:rPr>
-                <w:noProof/>
-                <w:webHidden/>
-              </w:rPr>
-              <w:instrText xml:space="preserve"> PAGEREF _Toc221820020 \h </w:instrText>
-            </w:r>
-            <w:r>
-              <w:rPr>
-                <w:noProof/>
-                <w:webHidden/>
-              </w:rPr>
-            </w:r>
-            <w:r>
-              <w:rPr>
-                <w:noProof/>
-                <w:webHidden/>
-              </w:rPr>
-              <w:fldChar w:fldCharType="separate"/>
-            </w:r>
-            <w:r>
-              <w:rPr>
-                <w:noProof/>
-                <w:webHidden/>
-              </w:rPr>
-              <w:t>1</w:t>
-            </w:r>
-            <w:r>
-              <w:rPr>
-                <w:noProof/>
-                <w:webHidden/>
-              </w:rPr>
-              <w:fldChar w:fldCharType="end"/>
-            </w:r>
-          </w:hyperlink>
-        </w:p>
-        <w:p>
-          <w:pPr>
-            <w:pStyle w:val="TDC2"/>
-            <w:tabs>
-              <w:tab w:val="right" w:leader="dot" w:pos="9350"/>
-            </w:tabs>
-            <w:rPr>
-              <w:rFonts w:asciiTheme="minorHAnsi" w:hAnsiTheme="minorHAnsi"/>
-              <w:noProof/>
-              <w:color w:val="auto"/>
-              <w:kern w:val="2"/>
-              <w:sz w:val="24"/>
-              <w:szCs w:val="24"/>
-              <w:lang w:eastAsia="es-MX"/>
-              <w14:ligatures w14:val="standardContextual"/>
-            </w:rPr>
-          </w:pPr>
-          <w:hyperlink w:anchor="_Toc221820021" w:history="1">
-            <w:r>
-              <w:rPr>
-                <w:rStyle w:val="Hipervnculo"/>
-                <w:rFonts w:asciiTheme="majorHAnsi" w:eastAsiaTheme="majorEastAsia" w:hAnsiTheme="majorHAnsi" w:cstheme="majorBidi"/>
-                <w:b/>
-                <w:bCs/>
-                <w:noProof/>
-              </w:rPr>
-              <w:t>2. Actividades Realizadas</w:t>
-            </w:r>
-            <w:r>
-              <w:rPr>
-                <w:noProof/>
-                <w:webHidden/>
-              </w:rPr>
-              <w:tab/>
-            </w:r>
-            <w:r>
-              <w:rPr>
-                <w:noProof/>
-                <w:webHidden/>
-              </w:rPr>
-              <w:fldChar w:fldCharType="begin"/>
-            </w:r>
-            <w:r>
-              <w:rPr>
-                <w:noProof/>
-                <w:webHidden/>
-              </w:rPr>
-              <w:instrText xml:space="preserve"> PAGEREF _Toc221820021 \h </w:instrText>
-            </w:r>
-            <w:r>
-              <w:rPr>
-                <w:noProof/>
-                <w:webHidden/>
-              </w:rPr>
-            </w:r>
-            <w:r>
-              <w:rPr>
-                <w:noProof/>
-                <w:webHidden/>
-              </w:rPr>
-              <w:fldChar w:fldCharType="separate"/>
-            </w:r>
-            <w:r>
-              <w:rPr>
-                <w:noProof/>
-                <w:webHidden/>
-              </w:rPr>
-              <w:t>2</w:t>
-            </w:r>
-            <w:r>
-              <w:rPr>
-                <w:noProof/>
-                <w:webHidden/>
-              </w:rPr>
-              <w:fldChar w:fldCharType="end"/>
-            </w:r>
-          </w:hyperlink>
-        </w:p>
-        <w:p>
-          <w:pPr>
-            <w:pStyle w:val="TDC2"/>
-            <w:tabs>
-              <w:tab w:val="right" w:leader="dot" w:pos="9350"/>
-            </w:tabs>
-            <w:rPr>
-              <w:rFonts w:asciiTheme="minorHAnsi" w:hAnsiTheme="minorHAnsi"/>
-              <w:noProof/>
-              <w:color w:val="auto"/>
-              <w:kern w:val="2"/>
-              <w:sz w:val="24"/>
-              <w:szCs w:val="24"/>
-              <w:lang w:eastAsia="es-MX"/>
-              <w14:ligatures w14:val="standardContextual"/>
-            </w:rPr>
-          </w:pPr>
-          <w:hyperlink w:anchor="_Toc221820022" w:history="1">
-            <w:r>
-              <w:rPr>
-                <w:rStyle w:val="Hipervnculo"/>
-                <w:rFonts w:asciiTheme="majorHAnsi" w:eastAsiaTheme="majorEastAsia" w:hAnsiTheme="majorHAnsi" w:cstheme="majorBidi"/>
-                <w:b/>
-                <w:bCs/>
-                <w:noProof/>
-              </w:rPr>
-              <w:t>2.1 Matriz de Inventario de Fuentes de Datos</w:t>
-            </w:r>
-            <w:r>
-              <w:rPr>
-                <w:noProof/>
-                <w:webHidden/>
-              </w:rPr>
-              <w:tab/>
-            </w:r>
-            <w:r>
-              <w:rPr>
-                <w:noProof/>
-                <w:webHidden/>
-              </w:rPr>
-              <w:fldChar w:fldCharType="begin"/>
-            </w:r>
-            <w:r>
-              <w:rPr>
-                <w:noProof/>
-                <w:webHidden/>
-              </w:rPr>
-              <w:instrText xml:space="preserve"> PAGEREF _Toc221820022 \h </w:instrText>
-            </w:r>
-            <w:r>
-              <w:rPr>
-                <w:noProof/>
-                <w:webHidden/>
-              </w:rPr>
-            </w:r>
-            <w:r>
-              <w:rPr>
-                <w:noProof/>
-                <w:webHidden/>
-              </w:rPr>
-              <w:fldChar w:fldCharType="separate"/>
-            </w:r>
-            <w:r>
-              <w:rPr>
-                <w:noProof/>
-                <w:webHidden/>
-              </w:rPr>
-              <w:t>2</w:t>
-            </w:r>
-            <w:r>
-              <w:rPr>
-                <w:noProof/>
-                <w:webHidden/>
-              </w:rPr>
-              <w:fldChar w:fldCharType="end"/>
-            </w:r>
-          </w:hyperlink>
-        </w:p>
-        <w:p>
-          <w:pPr>
-            <w:pStyle w:val="TDC2"/>
-            <w:tabs>
-              <w:tab w:val="right" w:leader="dot" w:pos="9350"/>
-            </w:tabs>
-            <w:rPr>
-              <w:rFonts w:asciiTheme="minorHAnsi" w:hAnsiTheme="minorHAnsi"/>
-              <w:noProof/>
-              <w:color w:val="auto"/>
-              <w:kern w:val="2"/>
-              <w:sz w:val="24"/>
-              <w:szCs w:val="24"/>
-              <w:lang w:eastAsia="es-MX"/>
-              <w14:ligatures w14:val="standardContextual"/>
-            </w:rPr>
-          </w:pPr>
-          <w:hyperlink w:anchor="_Toc221820023" w:history="1">
-            <w:r>
-              <w:rPr>
-                <w:rStyle w:val="Hipervnculo"/>
-                <w:rFonts w:asciiTheme="majorHAnsi" w:eastAsiaTheme="majorEastAsia" w:hAnsiTheme="majorHAnsi" w:cstheme="majorBidi"/>
-                <w:b/>
-                <w:bCs/>
-                <w:noProof/>
-              </w:rPr>
-              <w:t>2.2 Matriz de Riesgos y Calidad</w:t>
-            </w:r>
-            <w:r>
-              <w:rPr>
-                <w:noProof/>
-                <w:webHidden/>
-              </w:rPr>
-              <w:tab/>
-            </w:r>
-            <w:r>
-              <w:rPr>
-                <w:noProof/>
-                <w:webHidden/>
-              </w:rPr>
-              <w:fldChar w:fldCharType="begin"/>
-            </w:r>
-            <w:r>
-              <w:rPr>
-                <w:noProof/>
-                <w:webHidden/>
-              </w:rPr>
-              <w:instrText xml:space="preserve"> PAGEREF _Toc221820023 \h </w:instrText>
-            </w:r>
-            <w:r>
-              <w:rPr>
-                <w:noProof/>
-                <w:webHidden/>
-              </w:rPr>
-            </w:r>
-            <w:r>
-              <w:rPr>
-                <w:noProof/>
-                <w:webHidden/>
-              </w:rPr>
-              <w:fldChar w:fldCharType="separate"/>
-            </w:r>
-            <w:r>
-              <w:rPr>
-                <w:noProof/>
-                <w:webHidden/>
-              </w:rPr>
-              <w:t>3</w:t>
-            </w:r>
-            <w:r>
-              <w:rPr>
-                <w:noProof/>
-                <w:webHidden/>
-              </w:rPr>
-              <w:fldChar w:fldCharType="end"/>
-            </w:r>
-          </w:hyperlink>
-        </w:p>
-        <w:p>
-          <w:pPr>
-            <w:pStyle w:val="TDC2"/>
-            <w:tabs>
-              <w:tab w:val="right" w:leader="dot" w:pos="9350"/>
-            </w:tabs>
-            <w:rPr>
-              <w:rFonts w:asciiTheme="minorHAnsi" w:hAnsiTheme="minorHAnsi"/>
-              <w:noProof/>
-              <w:color w:val="auto"/>
-              <w:kern w:val="2"/>
-              <w:sz w:val="24"/>
-              <w:szCs w:val="24"/>
-              <w:lang w:eastAsia="es-MX"/>
-              <w14:ligatures w14:val="standardContextual"/>
-            </w:rPr>
-          </w:pPr>
-          <w:hyperlink w:anchor="_Toc221820024" w:history="1">
-            <w:r>
-              <w:rPr>
-                <w:rStyle w:val="Hipervnculo"/>
-                <w:rFonts w:asciiTheme="majorHAnsi" w:eastAsiaTheme="majorEastAsia" w:hAnsiTheme="majorHAnsi" w:cstheme="majorBidi"/>
-                <w:b/>
-                <w:bCs/>
-                <w:noProof/>
-              </w:rPr>
-              <w:t>2.3 Formato de Entrevista a Responsables</w:t>
-            </w:r>
-            <w:r>
-              <w:rPr>
-                <w:noProof/>
-                <w:webHidden/>
-              </w:rPr>
-              <w:tab/>
-            </w:r>
-            <w:r>
-              <w:rPr>
-                <w:noProof/>
-                <w:webHidden/>
-              </w:rPr>
-              <w:fldChar w:fldCharType="begin"/>
-            </w:r>
-            <w:r>
-              <w:rPr>
-                <w:noProof/>
-                <w:webHidden/>
-              </w:rPr>
-              <w:instrText xml:space="preserve"> PAGEREF _Toc221820024 \h </w:instrText>
-            </w:r>
-            <w:r>
-              <w:rPr>
-                <w:noProof/>
-                <w:webHidden/>
-              </w:rPr>
-            </w:r>
-            <w:r>
-              <w:rPr>
-                <w:noProof/>
-                <w:webHidden/>
-              </w:rPr>
-              <w:fldChar w:fldCharType="separate"/>
-            </w:r>
-            <w:r>
-              <w:rPr>
-                <w:noProof/>
-                <w:webHidden/>
-              </w:rPr>
-              <w:t>3</w:t>
-            </w:r>
-            <w:r>
-              <w:rPr>
-                <w:noProof/>
-                <w:webHidden/>
-              </w:rPr>
-              <w:fldChar w:fldCharType="end"/>
-            </w:r>
-          </w:hyperlink>
-        </w:p>
-        <w:p>
-          <w:pPr>
-            <w:pStyle w:val="TDC2"/>
-            <w:tabs>
-              <w:tab w:val="right" w:leader="dot" w:pos="9350"/>
-            </w:tabs>
-            <w:rPr>
-              <w:rFonts w:asciiTheme="minorHAnsi" w:hAnsiTheme="minorHAnsi"/>
-              <w:noProof/>
-              <w:color w:val="auto"/>
-              <w:kern w:val="2"/>
-              <w:sz w:val="24"/>
-              <w:szCs w:val="24"/>
-              <w:lang w:eastAsia="es-MX"/>
-              <w14:ligatures w14:val="standardContextual"/>
-            </w:rPr>
-          </w:pPr>
-          <w:hyperlink w:anchor="_Toc221820025" w:history="1">
-            <w:r>
-              <w:rPr>
-                <w:rStyle w:val="Hipervnculo"/>
-                <w:rFonts w:asciiTheme="majorHAnsi" w:eastAsiaTheme="majorEastAsia" w:hAnsiTheme="majorHAnsi" w:cstheme="majorBidi"/>
-                <w:b/>
-                <w:bCs/>
-                <w:noProof/>
-              </w:rPr>
-              <w:t>2.4 Cronograma de Actividades</w:t>
-            </w:r>
-            <w:r>
-              <w:rPr>
-                <w:noProof/>
-                <w:webHidden/>
-              </w:rPr>
-              <w:tab/>
-            </w:r>
-            <w:r>
-              <w:rPr>
-                <w:noProof/>
-                <w:webHidden/>
-              </w:rPr>
-              <w:fldChar w:fldCharType="begin"/>
-            </w:r>
-            <w:r>
-              <w:rPr>
-                <w:noProof/>
-                <w:webHidden/>
-              </w:rPr>
-              <w:instrText xml:space="preserve"> PAGEREF _Toc221820025 \h </w:instrText>
-            </w:r>
-            <w:r>
-              <w:rPr>
-                <w:noProof/>
-                <w:webHidden/>
-              </w:rPr>
-            </w:r>
-            <w:r>
-              <w:rPr>
-                <w:noProof/>
-                <w:webHidden/>
-              </w:rPr>
-              <w:fldChar w:fldCharType="separate"/>
-            </w:r>
-            <w:r>
-              <w:rPr>
-                <w:noProof/>
-                <w:webHidden/>
-              </w:rPr>
-              <w:t>4</w:t>
-            </w:r>
-            <w:r>
-              <w:rPr>
-                <w:noProof/>
-                <w:webHidden/>
-              </w:rPr>
-              <w:fldChar w:fldCharType="end"/>
-            </w:r>
-          </w:hyperlink>
-        </w:p>
-        <w:p>
-          <w:pPr>
-            <w:pStyle w:val="TDC2"/>
-            <w:tabs>
-              <w:tab w:val="right" w:leader="dot" w:pos="9350"/>
-            </w:tabs>
-            <w:rPr>
-              <w:rFonts w:asciiTheme="minorHAnsi" w:hAnsiTheme="minorHAnsi"/>
-              <w:noProof/>
-              <w:color w:val="auto"/>
-              <w:kern w:val="2"/>
-              <w:sz w:val="24"/>
-              <w:szCs w:val="24"/>
-              <w:lang w:eastAsia="es-MX"/>
-              <w14:ligatures w14:val="standardContextual"/>
-            </w:rPr>
-          </w:pPr>
-          <w:hyperlink w:anchor="_Toc221820026" w:history="1">
-            <w:r>
-              <w:rPr>
-                <w:rStyle w:val="Hipervnculo"/>
-                <w:rFonts w:asciiTheme="majorHAnsi" w:eastAsiaTheme="majorEastAsia" w:hAnsiTheme="majorHAnsi" w:cstheme="majorBidi"/>
-                <w:b/>
-                <w:bCs/>
-                <w:noProof/>
-              </w:rPr>
-              <w:t>2.5 Taller Colaborativo</w:t>
-            </w:r>
-            <w:r>
-              <w:rPr>
-                <w:noProof/>
-                <w:webHidden/>
-              </w:rPr>
-              <w:tab/>
-            </w:r>
-            <w:r>
-              <w:rPr>
-                <w:noProof/>
-                <w:webHidden/>
-              </w:rPr>
-              <w:fldChar w:fldCharType="begin"/>
-            </w:r>
-            <w:r>
-              <w:rPr>
-                <w:noProof/>
-                <w:webHidden/>
-              </w:rPr>
-              <w:instrText xml:space="preserve"> PAGEREF _Toc221820026 \h </w:instrText>
-            </w:r>
-            <w:r>
-              <w:rPr>
-                <w:noProof/>
-                <w:webHidden/>
-              </w:rPr>
-            </w:r>
-            <w:r>
-              <w:rPr>
-                <w:noProof/>
-                <w:webHidden/>
-              </w:rPr>
-              <w:fldChar w:fldCharType="separate"/>
-            </w:r>
-            <w:r>
-              <w:rPr>
-                <w:noProof/>
-                <w:webHidden/>
-              </w:rPr>
-              <w:t>4</w:t>
-            </w:r>
-            <w:r>
-              <w:rPr>
-                <w:noProof/>
-                <w:webHidden/>
-              </w:rPr>
-              <w:fldChar w:fldCharType="end"/>
-            </w:r>
-          </w:hyperlink>
-        </w:p>
-        <w:p>
-          <w:pPr>
-            <w:pStyle w:val="TDC3"/>
-            <w:tabs>
-              <w:tab w:val="right" w:leader="dot" w:pos="9350"/>
-            </w:tabs>
-            <w:rPr>
-              <w:rFonts w:asciiTheme="minorHAnsi" w:hAnsiTheme="minorHAnsi"/>
-              <w:noProof/>
-              <w:color w:val="auto"/>
-              <w:kern w:val="2"/>
-              <w:sz w:val="24"/>
-              <w:szCs w:val="24"/>
-              <w:lang w:eastAsia="es-MX"/>
-              <w14:ligatures w14:val="standardContextual"/>
-            </w:rPr>
-          </w:pPr>
-          <w:hyperlink w:anchor="_Toc221820027" w:history="1">
-            <w:r>
-              <w:rPr>
-                <w:rStyle w:val="Hipervnculo"/>
-                <w:rFonts w:asciiTheme="majorHAnsi" w:eastAsiaTheme="majorEastAsia" w:hAnsiTheme="majorHAnsi" w:cstheme="majorBidi"/>
-                <w:b/>
-                <w:bCs/>
-                <w:noProof/>
-              </w:rPr>
-              <w:t>Sugerencia de Actividades para el Taller Colaborativo</w:t>
-            </w:r>
-            <w:r>
-              <w:rPr>
-                <w:noProof/>
-                <w:webHidden/>
-              </w:rPr>
-              <w:tab/>
-            </w:r>
-            <w:r>
-              <w:rPr>
-                <w:noProof/>
-                <w:webHidden/>
-              </w:rPr>
-              <w:fldChar w:fldCharType="begin"/>
-            </w:r>
-            <w:r>
-              <w:rPr>
-                <w:noProof/>
-                <w:webHidden/>
-              </w:rPr>
-              <w:instrText xml:space="preserve"> PAGEREF _Toc221820027 \h </w:instrText>
-            </w:r>
-            <w:r>
-              <w:rPr>
-                <w:noProof/>
-                <w:webHidden/>
-              </w:rPr>
-            </w:r>
-            <w:r>
-              <w:rPr>
-                <w:noProof/>
-                <w:webHidden/>
-              </w:rPr>
-              <w:fldChar w:fldCharType="separate"/>
-            </w:r>
-            <w:r>
-              <w:rPr>
-                <w:noProof/>
-                <w:webHidden/>
-              </w:rPr>
-              <w:t>5</w:t>
-            </w:r>
-            <w:r>
-              <w:rPr>
-                <w:noProof/>
-                <w:webHidden/>
-              </w:rPr>
-              <w:fldChar w:fldCharType="end"/>
-            </w:r>
-          </w:hyperlink>
-        </w:p>
-        <w:p>
-          <w:pPr>
-            <w:pStyle w:val="TDC2"/>
-            <w:tabs>
-              <w:tab w:val="right" w:leader="dot" w:pos="9350"/>
-            </w:tabs>
-            <w:rPr>
-              <w:rFonts w:asciiTheme="minorHAnsi" w:hAnsiTheme="minorHAnsi"/>
-              <w:noProof/>
-              <w:color w:val="auto"/>
-              <w:kern w:val="2"/>
-              <w:sz w:val="24"/>
-              <w:szCs w:val="24"/>
-              <w:lang w:eastAsia="es-MX"/>
-              <w14:ligatures w14:val="standardContextual"/>
-            </w:rPr>
-          </w:pPr>
-          <w:hyperlink w:anchor="_Toc221820028" w:history="1">
-            <w:r>
-              <w:rPr>
-                <w:rStyle w:val="Hipervnculo"/>
-                <w:rFonts w:asciiTheme="majorHAnsi" w:eastAsiaTheme="majorEastAsia" w:hAnsiTheme="majorHAnsi" w:cstheme="majorBidi"/>
-                <w:b/>
-                <w:bCs/>
-                <w:noProof/>
-              </w:rPr>
-              <w:t>2.6 Documentación de Hallazgos y Recomendaciones</w:t>
-            </w:r>
-            <w:r>
-              <w:rPr>
-                <w:noProof/>
-                <w:webHidden/>
-              </w:rPr>
-              <w:tab/>
-            </w:r>
-            <w:r>
-              <w:rPr>
-                <w:noProof/>
-                <w:webHidden/>
-              </w:rPr>
-              <w:fldChar w:fldCharType="begin"/>
-            </w:r>
-            <w:r>
-              <w:rPr>
-                <w:noProof/>
-                <w:webHidden/>
-              </w:rPr>
-              <w:instrText xml:space="preserve"> PAGEREF _Toc221820028 \h </w:instrText>
-            </w:r>
-            <w:r>
-              <w:rPr>
-                <w:noProof/>
-                <w:webHidden/>
-              </w:rPr>
-            </w:r>
-            <w:r>
-              <w:rPr>
-                <w:noProof/>
-                <w:webHidden/>
-              </w:rPr>
-              <w:fldChar w:fldCharType="separate"/>
-            </w:r>
-            <w:r>
-              <w:rPr>
-                <w:noProof/>
-                <w:webHidden/>
-              </w:rPr>
-              <w:t>5</w:t>
-            </w:r>
-            <w:r>
-              <w:rPr>
-                <w:noProof/>
-                <w:webHidden/>
-              </w:rPr>
-              <w:fldChar w:fldCharType="end"/>
-            </w:r>
-          </w:hyperlink>
-        </w:p>
-        <w:p>
-          <w:pPr>
-            <w:pStyle w:val="TDC3"/>
-            <w:tabs>
-              <w:tab w:val="right" w:leader="dot" w:pos="9350"/>
-            </w:tabs>
-            <w:rPr>
-              <w:rFonts w:asciiTheme="minorHAnsi" w:hAnsiTheme="minorHAnsi"/>
-              <w:noProof/>
-              <w:color w:val="auto"/>
-              <w:kern w:val="2"/>
-              <w:sz w:val="24"/>
-              <w:szCs w:val="24"/>
-              <w:lang w:eastAsia="es-MX"/>
-              <w14:ligatures w14:val="standardContextual"/>
-            </w:rPr>
-          </w:pPr>
-          <w:hyperlink w:anchor="_Toc221820029" w:history="1">
-            <w:r>
-              <w:rPr>
-                <w:rStyle w:val="Hipervnculo"/>
-                <w:rFonts w:asciiTheme="majorHAnsi" w:eastAsiaTheme="majorEastAsia" w:hAnsiTheme="majorHAnsi" w:cstheme="majorBidi"/>
-                <w:b/>
-                <w:bCs/>
-                <w:noProof/>
-              </w:rPr>
-              <w:t>Ejemplo de una matriz de Hallazgos y Recomendaciones</w:t>
-            </w:r>
-            <w:r>
-              <w:rPr>
-                <w:noProof/>
-                <w:webHidden/>
-              </w:rPr>
-              <w:tab/>
-            </w:r>
-            <w:r>
-              <w:rPr>
-                <w:noProof/>
-                <w:webHidden/>
-              </w:rPr>
-              <w:fldChar w:fldCharType="begin"/>
-            </w:r>
-            <w:r>
-              <w:rPr>
-                <w:noProof/>
-                <w:webHidden/>
-              </w:rPr>
-              <w:instrText xml:space="preserve"> PAGEREF _Toc221820029 \h </w:instrText>
-            </w:r>
-            <w:r>
-              <w:rPr>
-                <w:noProof/>
-                <w:webHidden/>
-              </w:rPr>
-            </w:r>
-            <w:r>
-              <w:rPr>
-                <w:noProof/>
-                <w:webHidden/>
-              </w:rPr>
-              <w:fldChar w:fldCharType="separate"/>
-            </w:r>
-            <w:r>
-              <w:rPr>
-                <w:noProof/>
-                <w:webHidden/>
-              </w:rPr>
-              <w:t>5</w:t>
-            </w:r>
-            <w:r>
-              <w:rPr>
-                <w:noProof/>
-                <w:webHidden/>
-              </w:rPr>
-              <w:fldChar w:fldCharType="end"/>
-            </w:r>
-          </w:hyperlink>
-        </w:p>
-        <w:p>
-          <w:pPr>
-            <w:pStyle w:val="TDC2"/>
-            <w:tabs>
-              <w:tab w:val="right" w:leader="dot" w:pos="9350"/>
-            </w:tabs>
-            <w:rPr>
-              <w:rFonts w:asciiTheme="minorHAnsi" w:hAnsiTheme="minorHAnsi"/>
-              <w:noProof/>
-              <w:color w:val="auto"/>
-              <w:kern w:val="2"/>
-              <w:sz w:val="24"/>
-              <w:szCs w:val="24"/>
-              <w:lang w:eastAsia="es-MX"/>
-              <w14:ligatures w14:val="standardContextual"/>
-            </w:rPr>
-          </w:pPr>
-          <w:hyperlink w:anchor="_Toc221820030" w:history="1">
-            <w:r>
-              <w:rPr>
-                <w:rStyle w:val="Hipervnculo"/>
-                <w:rFonts w:asciiTheme="majorHAnsi" w:eastAsiaTheme="majorEastAsia" w:hAnsiTheme="majorHAnsi" w:cstheme="majorBidi"/>
-                <w:b/>
-                <w:bCs/>
-                <w:noProof/>
-              </w:rPr>
-              <w:t>2.7 Ejemplo de Informe Estructurado</w:t>
-            </w:r>
-            <w:r>
-              <w:rPr>
-                <w:noProof/>
-                <w:webHidden/>
-              </w:rPr>
-              <w:tab/>
-            </w:r>
-            <w:r>
-              <w:rPr>
-                <w:noProof/>
-                <w:webHidden/>
-              </w:rPr>
-              <w:fldChar w:fldCharType="begin"/>
-            </w:r>
-            <w:r>
-              <w:rPr>
-                <w:noProof/>
-                <w:webHidden/>
-              </w:rPr>
-              <w:instrText xml:space="preserve"> PAGEREF _Toc221820030 \h </w:instrText>
-            </w:r>
-            <w:r>
-              <w:rPr>
-                <w:noProof/>
-                <w:webHidden/>
-              </w:rPr>
-            </w:r>
-            <w:r>
-              <w:rPr>
-                <w:noProof/>
-                <w:webHidden/>
-              </w:rPr>
-              <w:fldChar w:fldCharType="separate"/>
-            </w:r>
-            <w:r>
-              <w:rPr>
-                <w:noProof/>
-                <w:webHidden/>
-              </w:rPr>
-              <w:t>6</w:t>
-            </w:r>
-            <w:r>
-              <w:rPr>
-                <w:noProof/>
-                <w:webHidden/>
-              </w:rPr>
-              <w:fldChar w:fldCharType="end"/>
-            </w:r>
-          </w:hyperlink>
-        </w:p>
-        <w:p>
-          <w:pPr>
-            <w:pStyle w:val="TDC3"/>
-            <w:tabs>
-              <w:tab w:val="right" w:leader="dot" w:pos="9350"/>
-            </w:tabs>
-            <w:rPr>
-              <w:rFonts w:asciiTheme="minorHAnsi" w:hAnsiTheme="minorHAnsi"/>
-              <w:noProof/>
-              <w:color w:val="auto"/>
-              <w:kern w:val="2"/>
-              <w:sz w:val="24"/>
-              <w:szCs w:val="24"/>
-              <w:lang w:eastAsia="es-MX"/>
-              <w14:ligatures w14:val="standardContextual"/>
-            </w:rPr>
-          </w:pPr>
-          <w:hyperlink w:anchor="_Toc221820031" w:history="1">
-            <w:r>
-              <w:rPr>
-                <w:rStyle w:val="Hipervnculo"/>
-                <w:rFonts w:asciiTheme="majorHAnsi" w:eastAsiaTheme="majorEastAsia" w:hAnsiTheme="majorHAnsi" w:cstheme="majorBidi"/>
-                <w:b/>
-                <w:bCs/>
-                <w:noProof/>
-              </w:rPr>
-              <w:t>Breve ejemplo de informe estructurado</w:t>
-            </w:r>
-            <w:r>
-              <w:rPr>
-                <w:noProof/>
-                <w:webHidden/>
-              </w:rPr>
-              <w:tab/>
-            </w:r>
-            <w:r>
-              <w:rPr>
-                <w:noProof/>
-                <w:webHidden/>
-              </w:rPr>
-              <w:fldChar w:fldCharType="begin"/>
-            </w:r>
-            <w:r>
-              <w:rPr>
-                <w:noProof/>
-                <w:webHidden/>
-              </w:rPr>
-              <w:instrText xml:space="preserve"> PAGEREF _Toc221820031 \h </w:instrText>
-            </w:r>
-            <w:r>
-              <w:rPr>
-                <w:noProof/>
-                <w:webHidden/>
-              </w:rPr>
-            </w:r>
-            <w:r>
-              <w:rPr>
-                <w:noProof/>
-                <w:webHidden/>
-              </w:rPr>
-              <w:fldChar w:fldCharType="separate"/>
-            </w:r>
-            <w:r>
-              <w:rPr>
-                <w:noProof/>
-                <w:webHidden/>
-              </w:rPr>
-              <w:t>6</w:t>
-            </w:r>
-            <w:r>
-              <w:rPr>
-                <w:noProof/>
-                <w:webHidden/>
-              </w:rPr>
-              <w:fldChar w:fldCharType="end"/>
-            </w:r>
-          </w:hyperlink>
-        </w:p>
-        <w:p>
-          <w:pPr>
-            <w:pStyle w:val="TDC2"/>
-            <w:tabs>
-              <w:tab w:val="right" w:leader="dot" w:pos="9350"/>
-            </w:tabs>
-            <w:rPr>
-              <w:rFonts w:asciiTheme="minorHAnsi" w:hAnsiTheme="minorHAnsi"/>
-              <w:noProof/>
-              <w:color w:val="auto"/>
-              <w:kern w:val="2"/>
-              <w:sz w:val="24"/>
-              <w:szCs w:val="24"/>
-              <w:lang w:eastAsia="es-MX"/>
-              <w14:ligatures w14:val="standardContextual"/>
-            </w:rPr>
-          </w:pPr>
-          <w:hyperlink w:anchor="_Toc221820032" w:history="1">
-            <w:r>
-              <w:rPr>
-                <w:rStyle w:val="Hipervnculo"/>
-                <w:rFonts w:asciiTheme="majorHAnsi" w:eastAsiaTheme="majorEastAsia" w:hAnsiTheme="majorHAnsi" w:cstheme="majorBidi"/>
-                <w:b/>
-                <w:bCs/>
-                <w:noProof/>
-              </w:rPr>
-              <w:t>2.8 Matriz Visual de Riesgos</w:t>
-            </w:r>
-            <w:r>
-              <w:rPr>
-                <w:noProof/>
-                <w:webHidden/>
-              </w:rPr>
-              <w:tab/>
-            </w:r>
-            <w:r>
-              <w:rPr>
-                <w:noProof/>
-                <w:webHidden/>
-              </w:rPr>
-              <w:fldChar w:fldCharType="begin"/>
-            </w:r>
-            <w:r>
-              <w:rPr>
-                <w:noProof/>
-                <w:webHidden/>
-              </w:rPr>
-              <w:instrText xml:space="preserve"> PAGEREF _Toc221820032 \h </w:instrText>
-            </w:r>
-            <w:r>
-              <w:rPr>
-                <w:noProof/>
-                <w:webHidden/>
-              </w:rPr>
-            </w:r>
-            <w:r>
-              <w:rPr>
-                <w:noProof/>
-                <w:webHidden/>
-              </w:rPr>
-              <w:fldChar w:fldCharType="separate"/>
-            </w:r>
-            <w:r>
-              <w:rPr>
-                <w:noProof/>
-                <w:webHidden/>
-              </w:rPr>
-              <w:t>7</w:t>
-            </w:r>
-            <w:r>
-              <w:rPr>
-                <w:noProof/>
-                <w:webHidden/>
-              </w:rPr>
-              <w:fldChar w:fldCharType="end"/>
-            </w:r>
-          </w:hyperlink>
-        </w:p>
-        <w:p>
-          <w:pPr>
-            <w:pStyle w:val="TDC2"/>
-            <w:tabs>
-              <w:tab w:val="right" w:leader="dot" w:pos="9350"/>
-            </w:tabs>
-            <w:rPr>
-              <w:rFonts w:asciiTheme="minorHAnsi" w:hAnsiTheme="minorHAnsi"/>
-              <w:noProof/>
-              <w:color w:val="auto"/>
-              <w:kern w:val="2"/>
-              <w:sz w:val="24"/>
-              <w:szCs w:val="24"/>
-              <w:lang w:eastAsia="es-MX"/>
-              <w14:ligatures w14:val="standardContextual"/>
-            </w:rPr>
-          </w:pPr>
-          <w:hyperlink w:anchor="_Toc221820033" w:history="1">
-            <w:r>
-              <w:rPr>
-                <w:rStyle w:val="Hipervnculo"/>
-                <w:rFonts w:asciiTheme="majorHAnsi" w:eastAsiaTheme="majorEastAsia" w:hAnsiTheme="majorHAnsi" w:cstheme="majorBidi"/>
-                <w:b/>
-                <w:bCs/>
-                <w:noProof/>
-              </w:rPr>
-              <w:t>3. Sección de firmas</w:t>
-            </w:r>
-            <w:r>
-              <w:rPr>
-                <w:noProof/>
-                <w:webHidden/>
-              </w:rPr>
-              <w:tab/>
-            </w:r>
-            <w:r>
-              <w:rPr>
-                <w:noProof/>
-                <w:webHidden/>
-              </w:rPr>
-              <w:fldChar w:fldCharType="begin"/>
-            </w:r>
-            <w:r>
-              <w:rPr>
-                <w:noProof/>
-                <w:webHidden/>
-              </w:rPr>
-              <w:instrText xml:space="preserve"> PAGEREF _Toc221820033 \h </w:instrText>
-            </w:r>
-            <w:r>
-              <w:rPr>
-                <w:noProof/>
-                <w:webHidden/>
-              </w:rPr>
-            </w:r>
-            <w:r>
-              <w:rPr>
-                <w:noProof/>
-                <w:webHidden/>
-              </w:rPr>
-              <w:fldChar w:fldCharType="separate"/>
-            </w:r>
-            <w:r>
-              <w:rPr>
-                <w:noProof/>
-                <w:webHidden/>
-              </w:rPr>
-              <w:t>10</w:t>
-            </w:r>
-            <w:r>
-              <w:rPr>
-                <w:noProof/>
-                <w:webHidden/>
-              </w:rPr>
-              <w:fldChar w:fldCharType="end"/>
-            </w:r>
-          </w:hyperlink>
-        </w:p>
-        <w:p>
-          <w:r>
-            <w:rPr>
-              <w:b/>
-              <w:bCs/>
-            </w:rPr>
-            <w:fldChar w:fldCharType="end"/>
-          </w:r>
-        </w:p>
-      </w:sdtContent>
-    </w:sdt>
     <w:p>
       <w:pPr>
-        <w:keepNext/>
-        <w:keepLines/>
-        <w:spacing w:before="480" w:after="0"/>
-        <w:outlineLvl w:val="0"/>
-        <w:rPr>
-          <w:rFonts w:asciiTheme="majorHAnsi" w:eastAsiaTheme="majorEastAsia" w:hAnsiTheme="majorHAnsi" w:cstheme="majorBidi"/>
-          <w:b/>
-          <w:bCs/>
-          <w:color w:val="365F91" w:themeColor="accent1" w:themeShade="BF"/>
-          <w:sz w:val="28"/>
-          <w:szCs w:val="28"/>
-        </w:rPr>
-      </w:pPr>
-    </w:p>
-    <w:p>
-      <w:pPr>
-        <w:keepNext/>
-        <w:keepLines/>
-        <w:spacing w:before="480" w:after="0"/>
-        <w:outlineLvl w:val="0"/>
-        <w:rPr>
-          <w:rFonts w:asciiTheme="majorHAnsi" w:eastAsiaTheme="majorEastAsia" w:hAnsiTheme="majorHAnsi" w:cstheme="majorBidi"/>
-          <w:b/>
-          <w:bCs/>
-          <w:color w:val="365F91" w:themeColor="accent1" w:themeShade="BF"/>
-          <w:sz w:val="28"/>
-          <w:szCs w:val="28"/>
-        </w:rPr>
-      </w:pPr>
-    </w:p>
-    <w:p>
-      <w:pPr>
-        <w:keepNext/>
-        <w:keepLines/>
-        <w:spacing w:before="480" w:after="0"/>
-        <w:outlineLvl w:val="0"/>
-        <w:rPr>
-          <w:rFonts w:asciiTheme="majorHAnsi" w:eastAsiaTheme="majorEastAsia" w:hAnsiTheme="majorHAnsi" w:cstheme="majorBidi"/>
-          <w:b/>
-          <w:bCs/>
-          <w:color w:val="365F91" w:themeColor="accent1" w:themeShade="BF"/>
-          <w:sz w:val="28"/>
-          <w:szCs w:val="28"/>
-        </w:rPr>
-      </w:pPr>
-      <w:bookmarkStart w:id="0" w:name="_Toc221820019"/>
-      <w:r>
-        <w:rPr>
-          <w:rFonts w:asciiTheme="majorHAnsi" w:eastAsiaTheme="majorEastAsia" w:hAnsiTheme="majorHAnsi" w:cstheme="majorBidi"/>
-          <w:b/>
-          <w:bCs/>
-          <w:color w:val="365F91" w:themeColor="accent1" w:themeShade="BF"/>
-          <w:sz w:val="28"/>
-          <w:szCs w:val="28"/>
-        </w:rPr>
-        <w:t>Diagnóstico del ecosistema de datos</w:t>
-      </w:r>
-      <w:bookmarkEnd w:id="0"/>
+        <w:rPr>
+          <w:rFonts w:asciiTheme="minorHAnsi" w:hAnsiTheme="minorHAnsi"/>
+          <w:color w:val="auto"/>
+        </w:rPr>
+      </w:pPr>
     </w:p>
     <w:p>
       <w:pPr>
@@ -3044,7 +1761,8 @@
           <w:szCs w:val="26"/>
         </w:rPr>
       </w:pPr>
-      <w:bookmarkStart w:id="1" w:name="_Toc221820020"/>
+      <w:bookmarkStart w:id="0" w:name="_Toc217296775"/>
+      <w:bookmarkStart w:id="1" w:name="_Toc219739752"/>
       <w:r>
         <w:rPr>
           <w:rFonts w:asciiTheme="majorHAnsi" w:eastAsiaTheme="majorEastAsia" w:hAnsiTheme="majorHAnsi" w:cstheme="majorBidi"/>
@@ -3054,4279 +1772,10 @@
           <w:sz w:val="26"/>
           <w:szCs w:val="26"/>
         </w:rPr>
-        <w:t>1. Resumen Ejecutivo</w:t>
+        <w:t>8. Sección de firmas</w:t>
       </w:r>
+      <w:bookmarkEnd w:id="0"/>
       <w:bookmarkEnd w:id="1"/>
-    </w:p>
-    <w:p>
-      <w:pPr>
-        <w:rPr>
-          <w:rFonts w:asciiTheme="minorHAnsi" w:hAnsiTheme="minorHAnsi"/>
-          <w:color w:val="auto"/>
-        </w:rPr>
-      </w:pPr>
-    </w:p>
-    <w:p>
-      <w:pPr>
-        <w:jc w:val="both"/>
-        <w:rPr>
-          <w:rFonts w:asciiTheme="minorHAnsi" w:hAnsiTheme="minorHAnsi"/>
-          <w:color w:val="auto"/>
-        </w:rPr>
-      </w:pPr>
-      <w:r>
-        <w:rPr>
-          <w:rFonts w:asciiTheme="minorHAnsi" w:hAnsiTheme="minorHAnsi"/>
-          <w:color w:val="auto"/>
-        </w:rPr>
-        <w:t xml:space="preserve">Durante enero 2026 se realizó un análisis preliminar para definir las actividades necesarias que permitan llevar a cabo el diagnóstico del ecosistema de datos institucional. </w:t>
-      </w:r>
-    </w:p>
-    <w:p>
-      <w:pPr>
-        <w:jc w:val="both"/>
-        <w:rPr>
-          <w:rFonts w:asciiTheme="minorHAnsi" w:hAnsiTheme="minorHAnsi"/>
-          <w:color w:val="auto"/>
-        </w:rPr>
-      </w:pPr>
-      <w:r>
-        <w:rPr>
-          <w:rFonts w:asciiTheme="minorHAnsi" w:hAnsiTheme="minorHAnsi"/>
-          <w:color w:val="auto"/>
-        </w:rPr>
-        <w:t>Se plante</w:t>
-      </w:r>
-      <w:r>
-        <w:rPr>
-          <w:rFonts w:asciiTheme="minorHAnsi" w:hAnsiTheme="minorHAnsi"/>
-          <w:color w:val="auto"/>
-        </w:rPr>
-        <w:t>an</w:t>
-      </w:r>
-      <w:r>
-        <w:rPr>
-          <w:rFonts w:asciiTheme="minorHAnsi" w:hAnsiTheme="minorHAnsi"/>
-          <w:color w:val="auto"/>
-        </w:rPr>
-        <w:t xml:space="preserve"> propuestas para identificar fuentes de datos, estimar calidad y volumen, detectar posibles riesgos y establecer acciones prioritarias. </w:t>
-      </w:r>
-    </w:p>
-    <w:p>
-      <w:pPr>
-        <w:jc w:val="both"/>
-        <w:rPr>
-          <w:rFonts w:asciiTheme="minorHAnsi" w:hAnsiTheme="minorHAnsi"/>
-          <w:color w:val="auto"/>
-        </w:rPr>
-      </w:pPr>
-      <w:r>
-        <w:rPr>
-          <w:rFonts w:asciiTheme="minorHAnsi" w:hAnsiTheme="minorHAnsi"/>
-          <w:color w:val="auto"/>
-        </w:rPr>
-        <w:t xml:space="preserve">Todas las cifras y riesgos mencionados son ejemplos o estimaciones para orientar el diagnóstico futuro. </w:t>
-      </w:r>
-    </w:p>
-    <w:p>
-      <w:pPr>
-        <w:rPr>
-          <w:rFonts w:asciiTheme="minorHAnsi" w:hAnsiTheme="minorHAnsi"/>
-          <w:color w:val="auto"/>
-        </w:rPr>
-      </w:pPr>
-    </w:p>
-    <w:p>
-      <w:pPr>
-        <w:keepNext/>
-        <w:keepLines/>
-        <w:spacing w:before="200" w:after="0"/>
-        <w:outlineLvl w:val="1"/>
-        <w:rPr>
-          <w:rFonts w:asciiTheme="majorHAnsi" w:eastAsiaTheme="majorEastAsia" w:hAnsiTheme="majorHAnsi" w:cstheme="majorBidi"/>
-          <w:b/>
-          <w:bCs/>
-          <w:color w:val="4F81BD" w:themeColor="accent1"/>
-          <w:sz w:val="26"/>
-          <w:szCs w:val="26"/>
-        </w:rPr>
-      </w:pPr>
-      <w:bookmarkStart w:id="2" w:name="_Toc221820021"/>
-      <w:r>
-        <w:rPr>
-          <w:rFonts w:asciiTheme="majorHAnsi" w:eastAsiaTheme="majorEastAsia" w:hAnsiTheme="majorHAnsi" w:cstheme="majorBidi"/>
-          <w:b/>
-          <w:bCs/>
-          <w:color w:val="4F81BD" w:themeColor="accent1"/>
-          <w:sz w:val="26"/>
-          <w:szCs w:val="26"/>
-        </w:rPr>
-        <w:t>2. Actividades Realizadas</w:t>
-      </w:r>
-      <w:bookmarkEnd w:id="2"/>
-    </w:p>
-    <w:p>
-      <w:pPr>
-        <w:keepNext/>
-        <w:keepLines/>
-        <w:spacing w:before="200" w:after="0"/>
-        <w:outlineLvl w:val="1"/>
-        <w:rPr>
-          <w:rFonts w:asciiTheme="majorHAnsi" w:eastAsiaTheme="majorEastAsia" w:hAnsiTheme="majorHAnsi" w:cstheme="majorBidi"/>
-          <w:b/>
-          <w:bCs/>
-          <w:color w:val="4F81BD" w:themeColor="accent1"/>
-          <w:sz w:val="26"/>
-          <w:szCs w:val="26"/>
-        </w:rPr>
-      </w:pPr>
-      <w:bookmarkStart w:id="3" w:name="_Toc221820022"/>
-      <w:r>
-        <w:rPr>
-          <w:rFonts w:asciiTheme="majorHAnsi" w:eastAsiaTheme="majorEastAsia" w:hAnsiTheme="majorHAnsi" w:cstheme="majorBidi"/>
-          <w:b/>
-          <w:bCs/>
-          <w:color w:val="4F81BD" w:themeColor="accent1"/>
-          <w:sz w:val="26"/>
-          <w:szCs w:val="26"/>
-        </w:rPr>
-        <w:t>2.1 Matriz de Inventario de Fuentes de Datos</w:t>
-      </w:r>
-      <w:bookmarkEnd w:id="3"/>
-    </w:p>
-    <w:p>
-      <w:pPr>
-        <w:rPr>
-          <w:rFonts w:asciiTheme="minorHAnsi" w:hAnsiTheme="minorHAnsi"/>
-          <w:color w:val="auto"/>
-        </w:rPr>
-      </w:pPr>
-    </w:p>
-    <w:p>
-      <w:pPr>
-        <w:rPr>
-          <w:rFonts w:asciiTheme="minorHAnsi" w:hAnsiTheme="minorHAnsi"/>
-          <w:color w:val="auto"/>
-        </w:rPr>
-      </w:pPr>
-      <w:r>
-        <w:rPr>
-          <w:rFonts w:asciiTheme="minorHAnsi" w:hAnsiTheme="minorHAnsi"/>
-          <w:color w:val="auto"/>
-        </w:rPr>
-        <w:t>Esta tabla muestra las principales fuentes de datos institucionales, el área responsable, el sistema de origen, la periodicidad de actualización, el nivel de calidad, los riesgos identificados y las acciones recomendadas para cada fuente.</w:t>
-      </w:r>
-    </w:p>
-    <w:p>
-      <w:pPr>
-        <w:rPr>
-          <w:rFonts w:asciiTheme="minorHAnsi" w:hAnsiTheme="minorHAnsi"/>
-          <w:color w:val="auto"/>
-        </w:rPr>
-      </w:pPr>
-    </w:p>
-    <w:tbl>
-      <w:tblPr>
-        <w:tblStyle w:val="Tablaconcuadrcula"/>
-        <w:tblW w:w="0" w:type="auto"/>
-        <w:tblLook w:val="04A0" w:firstRow="1" w:lastRow="0" w:firstColumn="1" w:lastColumn="0" w:noHBand="0" w:noVBand="1"/>
-      </w:tblPr>
-      <w:tblGrid>
-        <w:gridCol w:w="1056"/>
-        <w:gridCol w:w="1235"/>
-        <w:gridCol w:w="961"/>
-        <w:gridCol w:w="1182"/>
-        <w:gridCol w:w="2340"/>
-        <w:gridCol w:w="1207"/>
-        <w:gridCol w:w="1369"/>
-      </w:tblGrid>
-      <w:tr>
-        <w:tc>
-          <w:tcPr>
-            <w:tcW w:w="1413" w:type="dxa"/>
-            <w:vAlign w:val="center"/>
-          </w:tcPr>
-          <w:p>
-            <w:pPr>
-              <w:rPr>
-                <w:rFonts w:asciiTheme="minorHAnsi" w:hAnsiTheme="minorHAnsi"/>
-                <w:color w:val="auto"/>
-              </w:rPr>
-            </w:pPr>
-            <w:r>
-              <w:rPr>
-                <w:rFonts w:asciiTheme="minorHAnsi" w:hAnsiTheme="minorHAnsi"/>
-                <w:color w:val="auto"/>
-              </w:rPr>
-              <w:t>Fuente de Datos</w:t>
-            </w:r>
-          </w:p>
-        </w:tc>
-        <w:tc>
-          <w:tcPr>
-            <w:tcW w:w="878" w:type="dxa"/>
-            <w:vAlign w:val="center"/>
-          </w:tcPr>
-          <w:p>
-            <w:pPr>
-              <w:rPr>
-                <w:rFonts w:asciiTheme="minorHAnsi" w:hAnsiTheme="minorHAnsi"/>
-                <w:color w:val="auto"/>
-              </w:rPr>
-            </w:pPr>
-            <w:r>
-              <w:rPr>
-                <w:rFonts w:asciiTheme="minorHAnsi" w:hAnsiTheme="minorHAnsi"/>
-                <w:color w:val="auto"/>
-              </w:rPr>
-              <w:t>Responsable</w:t>
-            </w:r>
-          </w:p>
-        </w:tc>
-        <w:tc>
-          <w:tcPr>
-            <w:tcW w:w="961" w:type="dxa"/>
-            <w:vAlign w:val="center"/>
-          </w:tcPr>
-          <w:p>
-            <w:pPr>
-              <w:rPr>
-                <w:rFonts w:asciiTheme="minorHAnsi" w:hAnsiTheme="minorHAnsi"/>
-                <w:color w:val="auto"/>
-              </w:rPr>
-            </w:pPr>
-            <w:r>
-              <w:rPr>
-                <w:rFonts w:asciiTheme="minorHAnsi" w:hAnsiTheme="minorHAnsi"/>
-                <w:color w:val="auto"/>
-              </w:rPr>
-              <w:t>Sistema Origen</w:t>
-            </w:r>
-          </w:p>
-        </w:tc>
-        <w:tc>
-          <w:tcPr>
-            <w:tcW w:w="1182" w:type="dxa"/>
-            <w:vAlign w:val="center"/>
-          </w:tcPr>
-          <w:p>
-            <w:pPr>
-              <w:rPr>
-                <w:rFonts w:asciiTheme="minorHAnsi" w:hAnsiTheme="minorHAnsi"/>
-                <w:color w:val="auto"/>
-              </w:rPr>
-            </w:pPr>
-            <w:r>
-              <w:rPr>
-                <w:rFonts w:asciiTheme="minorHAnsi" w:hAnsiTheme="minorHAnsi"/>
-                <w:color w:val="auto"/>
-              </w:rPr>
-              <w:t>Periodicidad</w:t>
-            </w:r>
-          </w:p>
-        </w:tc>
-        <w:tc>
-          <w:tcPr>
-            <w:tcW w:w="2340" w:type="dxa"/>
-            <w:vAlign w:val="center"/>
-          </w:tcPr>
-          <w:p>
-            <w:pPr>
-              <w:rPr>
-                <w:rFonts w:asciiTheme="minorHAnsi" w:hAnsiTheme="minorHAnsi"/>
-                <w:color w:val="auto"/>
-              </w:rPr>
-            </w:pPr>
-            <w:r>
-              <w:rPr>
-                <w:rFonts w:asciiTheme="minorHAnsi" w:hAnsiTheme="minorHAnsi"/>
-                <w:color w:val="auto"/>
-              </w:rPr>
-              <w:t>Calidad (Completitud/Consistencia)</w:t>
-            </w:r>
-          </w:p>
-        </w:tc>
-        <w:tc>
-          <w:tcPr>
-            <w:tcW w:w="1207" w:type="dxa"/>
-            <w:vAlign w:val="center"/>
-          </w:tcPr>
-          <w:p>
-            <w:pPr>
-              <w:rPr>
-                <w:rFonts w:asciiTheme="minorHAnsi" w:hAnsiTheme="minorHAnsi"/>
-                <w:color w:val="auto"/>
-              </w:rPr>
-            </w:pPr>
-            <w:r>
-              <w:rPr>
-                <w:rFonts w:asciiTheme="minorHAnsi" w:hAnsiTheme="minorHAnsi"/>
-                <w:color w:val="auto"/>
-              </w:rPr>
-              <w:t>Riesgos Identificados</w:t>
-            </w:r>
-          </w:p>
-        </w:tc>
-        <w:tc>
-          <w:tcPr>
-            <w:tcW w:w="1369" w:type="dxa"/>
-            <w:vAlign w:val="center"/>
-          </w:tcPr>
-          <w:p>
-            <w:pPr>
-              <w:rPr>
-                <w:rFonts w:asciiTheme="minorHAnsi" w:hAnsiTheme="minorHAnsi"/>
-                <w:color w:val="auto"/>
-              </w:rPr>
-            </w:pPr>
-            <w:r>
-              <w:rPr>
-                <w:rFonts w:asciiTheme="minorHAnsi" w:hAnsiTheme="minorHAnsi"/>
-                <w:color w:val="auto"/>
-              </w:rPr>
-              <w:t>Acciones Recomendadas</w:t>
-            </w:r>
-          </w:p>
-        </w:tc>
-      </w:tr>
-      <w:tr>
-        <w:tc>
-          <w:tcPr>
-            <w:tcW w:w="1413" w:type="dxa"/>
-            <w:vAlign w:val="center"/>
-          </w:tcPr>
-          <w:p>
-            <w:pPr>
-              <w:rPr>
-                <w:rFonts w:asciiTheme="minorHAnsi" w:hAnsiTheme="minorHAnsi"/>
-                <w:color w:val="auto"/>
-              </w:rPr>
-            </w:pPr>
-            <w:r>
-              <w:rPr>
-                <w:rFonts w:asciiTheme="minorHAnsi" w:hAnsiTheme="minorHAnsi"/>
-                <w:color w:val="auto"/>
-              </w:rPr>
-              <w:t>Base de Datos de Alumnos</w:t>
-            </w:r>
-          </w:p>
-        </w:tc>
-        <w:tc>
-          <w:tcPr>
-            <w:tcW w:w="878" w:type="dxa"/>
-            <w:vAlign w:val="center"/>
-          </w:tcPr>
-          <w:p>
-            <w:pPr>
-              <w:rPr>
-                <w:rFonts w:asciiTheme="minorHAnsi" w:hAnsiTheme="minorHAnsi"/>
-                <w:color w:val="auto"/>
-              </w:rPr>
-            </w:pPr>
-            <w:r>
-              <w:rPr>
-                <w:rFonts w:asciiTheme="minorHAnsi" w:hAnsiTheme="minorHAnsi"/>
-                <w:color w:val="auto"/>
-              </w:rPr>
-              <w:t>Servicios Escolares</w:t>
-            </w:r>
-          </w:p>
-        </w:tc>
-        <w:tc>
-          <w:tcPr>
-            <w:tcW w:w="961" w:type="dxa"/>
-            <w:vAlign w:val="center"/>
-          </w:tcPr>
-          <w:p>
-            <w:pPr>
-              <w:rPr>
-                <w:rFonts w:asciiTheme="minorHAnsi" w:hAnsiTheme="minorHAnsi"/>
-                <w:color w:val="auto"/>
-              </w:rPr>
-            </w:pPr>
-            <w:r>
-              <w:rPr>
-                <w:rFonts w:asciiTheme="minorHAnsi" w:hAnsiTheme="minorHAnsi"/>
-                <w:color w:val="auto"/>
-              </w:rPr>
-              <w:t>SIGA</w:t>
-            </w:r>
-          </w:p>
-        </w:tc>
-        <w:tc>
-          <w:tcPr>
-            <w:tcW w:w="1182" w:type="dxa"/>
-            <w:vAlign w:val="center"/>
-          </w:tcPr>
-          <w:p>
-            <w:pPr>
-              <w:rPr>
-                <w:rFonts w:asciiTheme="minorHAnsi" w:hAnsiTheme="minorHAnsi"/>
-                <w:color w:val="auto"/>
-              </w:rPr>
-            </w:pPr>
-            <w:r>
-              <w:rPr>
-                <w:rFonts w:asciiTheme="minorHAnsi" w:hAnsiTheme="minorHAnsi"/>
-                <w:color w:val="auto"/>
-              </w:rPr>
-              <w:t>Diaria</w:t>
-            </w:r>
-          </w:p>
-        </w:tc>
-        <w:tc>
-          <w:tcPr>
-            <w:tcW w:w="2340" w:type="dxa"/>
-            <w:vAlign w:val="center"/>
-          </w:tcPr>
-          <w:p>
-            <w:pPr>
-              <w:rPr>
-                <w:rFonts w:asciiTheme="minorHAnsi" w:hAnsiTheme="minorHAnsi"/>
-                <w:color w:val="auto"/>
-              </w:rPr>
-            </w:pPr>
-            <w:r>
-              <w:rPr>
-                <w:rFonts w:asciiTheme="minorHAnsi" w:hAnsiTheme="minorHAnsi"/>
-                <w:color w:val="auto"/>
-              </w:rPr>
-              <w:t>Alta / Media</w:t>
-            </w:r>
-          </w:p>
-        </w:tc>
-        <w:tc>
-          <w:tcPr>
-            <w:tcW w:w="1207" w:type="dxa"/>
-            <w:vAlign w:val="center"/>
-          </w:tcPr>
-          <w:p>
-            <w:pPr>
-              <w:rPr>
-                <w:rFonts w:asciiTheme="minorHAnsi" w:hAnsiTheme="minorHAnsi"/>
-                <w:color w:val="auto"/>
-              </w:rPr>
-            </w:pPr>
-            <w:r>
-              <w:rPr>
-                <w:rFonts w:asciiTheme="minorHAnsi" w:hAnsiTheme="minorHAnsi"/>
-                <w:color w:val="auto"/>
-              </w:rPr>
-              <w:t>Falta de datos de contacto</w:t>
-            </w:r>
-          </w:p>
-        </w:tc>
-        <w:tc>
-          <w:tcPr>
-            <w:tcW w:w="1369" w:type="dxa"/>
-            <w:vAlign w:val="center"/>
-          </w:tcPr>
-          <w:p>
-            <w:pPr>
-              <w:rPr>
-                <w:rFonts w:asciiTheme="minorHAnsi" w:hAnsiTheme="minorHAnsi"/>
-                <w:color w:val="auto"/>
-              </w:rPr>
-            </w:pPr>
-            <w:r>
-              <w:rPr>
-                <w:rFonts w:asciiTheme="minorHAnsi" w:hAnsiTheme="minorHAnsi"/>
-                <w:color w:val="auto"/>
-              </w:rPr>
-              <w:t>Validar y depurar registros</w:t>
-            </w:r>
-          </w:p>
-        </w:tc>
-      </w:tr>
-      <w:tr>
-        <w:tc>
-          <w:tcPr>
-            <w:tcW w:w="1413" w:type="dxa"/>
-            <w:vAlign w:val="center"/>
-          </w:tcPr>
-          <w:p>
-            <w:pPr>
-              <w:rPr>
-                <w:rFonts w:asciiTheme="minorHAnsi" w:hAnsiTheme="minorHAnsi"/>
-                <w:color w:val="auto"/>
-              </w:rPr>
-            </w:pPr>
-            <w:r>
-              <w:rPr>
-                <w:rFonts w:asciiTheme="minorHAnsi" w:hAnsiTheme="minorHAnsi"/>
-                <w:color w:val="auto"/>
-              </w:rPr>
-              <w:lastRenderedPageBreak/>
-              <w:t>Sistema de Recursos Humanos</w:t>
-            </w:r>
-          </w:p>
-        </w:tc>
-        <w:tc>
-          <w:tcPr>
-            <w:tcW w:w="878" w:type="dxa"/>
-            <w:vAlign w:val="center"/>
-          </w:tcPr>
-          <w:p>
-            <w:pPr>
-              <w:rPr>
-                <w:rFonts w:asciiTheme="minorHAnsi" w:hAnsiTheme="minorHAnsi"/>
-                <w:color w:val="auto"/>
-              </w:rPr>
-            </w:pPr>
-            <w:r>
-              <w:rPr>
-                <w:rFonts w:asciiTheme="minorHAnsi" w:hAnsiTheme="minorHAnsi"/>
-                <w:color w:val="auto"/>
-              </w:rPr>
-              <w:t>Dirección de Recursos Humanos</w:t>
-            </w:r>
-          </w:p>
-        </w:tc>
-        <w:tc>
-          <w:tcPr>
-            <w:tcW w:w="961" w:type="dxa"/>
-            <w:vAlign w:val="center"/>
-          </w:tcPr>
-          <w:p>
-            <w:pPr>
-              <w:rPr>
-                <w:rFonts w:asciiTheme="minorHAnsi" w:hAnsiTheme="minorHAnsi"/>
-                <w:color w:val="auto"/>
-              </w:rPr>
-            </w:pPr>
-            <w:r>
-              <w:rPr>
-                <w:rFonts w:asciiTheme="minorHAnsi" w:hAnsiTheme="minorHAnsi"/>
-                <w:color w:val="auto"/>
-              </w:rPr>
-              <w:t>RH-Plus</w:t>
-            </w:r>
-          </w:p>
-        </w:tc>
-        <w:tc>
-          <w:tcPr>
-            <w:tcW w:w="1182" w:type="dxa"/>
-            <w:vAlign w:val="center"/>
-          </w:tcPr>
-          <w:p>
-            <w:pPr>
-              <w:rPr>
-                <w:rFonts w:asciiTheme="minorHAnsi" w:hAnsiTheme="minorHAnsi"/>
-                <w:color w:val="auto"/>
-              </w:rPr>
-            </w:pPr>
-            <w:r>
-              <w:rPr>
-                <w:rFonts w:asciiTheme="minorHAnsi" w:hAnsiTheme="minorHAnsi"/>
-                <w:color w:val="auto"/>
-              </w:rPr>
-              <w:t>Diaria</w:t>
-            </w:r>
-          </w:p>
-        </w:tc>
-        <w:tc>
-          <w:tcPr>
-            <w:tcW w:w="2340" w:type="dxa"/>
-            <w:vAlign w:val="center"/>
-          </w:tcPr>
-          <w:p>
-            <w:pPr>
-              <w:rPr>
-                <w:rFonts w:asciiTheme="minorHAnsi" w:hAnsiTheme="minorHAnsi"/>
-                <w:color w:val="auto"/>
-              </w:rPr>
-            </w:pPr>
-            <w:r>
-              <w:rPr>
-                <w:rFonts w:asciiTheme="minorHAnsi" w:hAnsiTheme="minorHAnsi"/>
-                <w:color w:val="auto"/>
-              </w:rPr>
-              <w:t>Media / Alta</w:t>
-            </w:r>
-          </w:p>
-        </w:tc>
-        <w:tc>
-          <w:tcPr>
-            <w:tcW w:w="1207" w:type="dxa"/>
-            <w:vAlign w:val="center"/>
-          </w:tcPr>
-          <w:p>
-            <w:pPr>
-              <w:rPr>
-                <w:rFonts w:asciiTheme="minorHAnsi" w:hAnsiTheme="minorHAnsi"/>
-                <w:color w:val="auto"/>
-              </w:rPr>
-            </w:pPr>
-            <w:r>
-              <w:rPr>
-                <w:rFonts w:asciiTheme="minorHAnsi" w:hAnsiTheme="minorHAnsi"/>
-                <w:color w:val="auto"/>
-              </w:rPr>
-              <w:t>Campos incompletos</w:t>
-            </w:r>
-          </w:p>
-        </w:tc>
-        <w:tc>
-          <w:tcPr>
-            <w:tcW w:w="1369" w:type="dxa"/>
-            <w:vAlign w:val="center"/>
-          </w:tcPr>
-          <w:p>
-            <w:pPr>
-              <w:rPr>
-                <w:rFonts w:asciiTheme="minorHAnsi" w:hAnsiTheme="minorHAnsi"/>
-                <w:color w:val="auto"/>
-              </w:rPr>
-            </w:pPr>
-            <w:r>
-              <w:rPr>
-                <w:rFonts w:asciiTheme="minorHAnsi" w:hAnsiTheme="minorHAnsi"/>
-                <w:color w:val="auto"/>
-              </w:rPr>
-              <w:t>Actualizar información</w:t>
-            </w:r>
-          </w:p>
-        </w:tc>
-      </w:tr>
-      <w:tr>
-        <w:tc>
-          <w:tcPr>
-            <w:tcW w:w="1413" w:type="dxa"/>
-            <w:vAlign w:val="center"/>
-          </w:tcPr>
-          <w:p>
-            <w:pPr>
-              <w:rPr>
-                <w:rFonts w:asciiTheme="minorHAnsi" w:hAnsiTheme="minorHAnsi"/>
-                <w:color w:val="auto"/>
-              </w:rPr>
-            </w:pPr>
-            <w:r>
-              <w:rPr>
-                <w:rFonts w:asciiTheme="minorHAnsi" w:hAnsiTheme="minorHAnsi"/>
-                <w:color w:val="auto"/>
-              </w:rPr>
-              <w:t>Plataforma Evaluación Docente</w:t>
-            </w:r>
-          </w:p>
-        </w:tc>
-        <w:tc>
-          <w:tcPr>
-            <w:tcW w:w="878" w:type="dxa"/>
-            <w:vAlign w:val="center"/>
-          </w:tcPr>
-          <w:p>
-            <w:pPr>
-              <w:rPr>
-                <w:rFonts w:asciiTheme="minorHAnsi" w:hAnsiTheme="minorHAnsi"/>
-                <w:color w:val="auto"/>
-              </w:rPr>
-            </w:pPr>
-            <w:r>
-              <w:rPr>
-                <w:rFonts w:asciiTheme="minorHAnsi" w:hAnsiTheme="minorHAnsi"/>
-                <w:color w:val="auto"/>
-              </w:rPr>
-              <w:t>Coordinación Académica</w:t>
-            </w:r>
-          </w:p>
-        </w:tc>
-        <w:tc>
-          <w:tcPr>
-            <w:tcW w:w="961" w:type="dxa"/>
-            <w:vAlign w:val="center"/>
-          </w:tcPr>
-          <w:p>
-            <w:pPr>
-              <w:rPr>
-                <w:rFonts w:asciiTheme="minorHAnsi" w:hAnsiTheme="minorHAnsi"/>
-                <w:color w:val="auto"/>
-              </w:rPr>
-            </w:pPr>
-            <w:r>
-              <w:rPr>
-                <w:rFonts w:asciiTheme="minorHAnsi" w:hAnsiTheme="minorHAnsi"/>
-                <w:color w:val="auto"/>
-              </w:rPr>
-              <w:t>EvalDoc</w:t>
-            </w:r>
-          </w:p>
-        </w:tc>
-        <w:tc>
-          <w:tcPr>
-            <w:tcW w:w="1182" w:type="dxa"/>
-            <w:vAlign w:val="center"/>
-          </w:tcPr>
-          <w:p>
-            <w:pPr>
-              <w:rPr>
-                <w:rFonts w:asciiTheme="minorHAnsi" w:hAnsiTheme="minorHAnsi"/>
-                <w:color w:val="auto"/>
-              </w:rPr>
-            </w:pPr>
-            <w:r>
-              <w:rPr>
-                <w:rFonts w:asciiTheme="minorHAnsi" w:hAnsiTheme="minorHAnsi"/>
-                <w:color w:val="auto"/>
-              </w:rPr>
-              <w:t>Semestral</w:t>
-            </w:r>
-          </w:p>
-        </w:tc>
-        <w:tc>
-          <w:tcPr>
-            <w:tcW w:w="2340" w:type="dxa"/>
-            <w:vAlign w:val="center"/>
-          </w:tcPr>
-          <w:p>
-            <w:pPr>
-              <w:rPr>
-                <w:rFonts w:asciiTheme="minorHAnsi" w:hAnsiTheme="minorHAnsi"/>
-                <w:color w:val="auto"/>
-              </w:rPr>
-            </w:pPr>
-            <w:r>
-              <w:rPr>
-                <w:rFonts w:asciiTheme="minorHAnsi" w:hAnsiTheme="minorHAnsi"/>
-                <w:color w:val="auto"/>
-              </w:rPr>
-              <w:t>Media / Baja</w:t>
-            </w:r>
-          </w:p>
-        </w:tc>
-        <w:tc>
-          <w:tcPr>
-            <w:tcW w:w="1207" w:type="dxa"/>
-            <w:vAlign w:val="center"/>
-          </w:tcPr>
-          <w:p>
-            <w:pPr>
-              <w:rPr>
-                <w:rFonts w:asciiTheme="minorHAnsi" w:hAnsiTheme="minorHAnsi"/>
-                <w:color w:val="auto"/>
-              </w:rPr>
-            </w:pPr>
-            <w:r>
-              <w:rPr>
-                <w:rFonts w:asciiTheme="minorHAnsi" w:hAnsiTheme="minorHAnsi"/>
-                <w:color w:val="auto"/>
-              </w:rPr>
-              <w:t>Duplicidad de registros</w:t>
-            </w:r>
-          </w:p>
-        </w:tc>
-        <w:tc>
-          <w:tcPr>
-            <w:tcW w:w="1369" w:type="dxa"/>
-            <w:vAlign w:val="center"/>
-          </w:tcPr>
-          <w:p>
-            <w:pPr>
-              <w:rPr>
-                <w:rFonts w:asciiTheme="minorHAnsi" w:hAnsiTheme="minorHAnsi"/>
-                <w:color w:val="auto"/>
-              </w:rPr>
-            </w:pPr>
-            <w:r>
-              <w:rPr>
-                <w:rFonts w:asciiTheme="minorHAnsi" w:hAnsiTheme="minorHAnsi"/>
-                <w:color w:val="auto"/>
-              </w:rPr>
-              <w:t>Depuración y control de acceso</w:t>
-            </w:r>
-          </w:p>
-        </w:tc>
-      </w:tr>
-      <w:tr>
-        <w:tc>
-          <w:tcPr>
-            <w:tcW w:w="1413" w:type="dxa"/>
-            <w:vAlign w:val="center"/>
-          </w:tcPr>
-          <w:p>
-            <w:pPr>
-              <w:rPr>
-                <w:rFonts w:asciiTheme="minorHAnsi" w:hAnsiTheme="minorHAnsi"/>
-                <w:color w:val="auto"/>
-              </w:rPr>
-            </w:pPr>
-            <w:r>
-              <w:rPr>
-                <w:rFonts w:asciiTheme="minorHAnsi" w:hAnsiTheme="minorHAnsi"/>
-                <w:color w:val="auto"/>
-              </w:rPr>
-              <w:t>Sistema de Bibliotecas</w:t>
-            </w:r>
-          </w:p>
-        </w:tc>
-        <w:tc>
-          <w:tcPr>
-            <w:tcW w:w="878" w:type="dxa"/>
-            <w:vAlign w:val="center"/>
-          </w:tcPr>
-          <w:p>
-            <w:pPr>
-              <w:rPr>
-                <w:rFonts w:asciiTheme="minorHAnsi" w:hAnsiTheme="minorHAnsi"/>
-                <w:color w:val="auto"/>
-              </w:rPr>
-            </w:pPr>
-            <w:r>
-              <w:rPr>
-                <w:rFonts w:asciiTheme="minorHAnsi" w:hAnsiTheme="minorHAnsi"/>
-                <w:color w:val="auto"/>
-              </w:rPr>
-              <w:t>Biblioteca Central</w:t>
-            </w:r>
-          </w:p>
-        </w:tc>
-        <w:tc>
-          <w:tcPr>
-            <w:tcW w:w="961" w:type="dxa"/>
-            <w:vAlign w:val="center"/>
-          </w:tcPr>
-          <w:p>
-            <w:pPr>
-              <w:rPr>
-                <w:rFonts w:asciiTheme="minorHAnsi" w:hAnsiTheme="minorHAnsi"/>
-                <w:color w:val="auto"/>
-              </w:rPr>
-            </w:pPr>
-            <w:r>
-              <w:rPr>
-                <w:rFonts w:asciiTheme="minorHAnsi" w:hAnsiTheme="minorHAnsi"/>
-                <w:color w:val="auto"/>
-              </w:rPr>
-              <w:t>BiblioSoft</w:t>
-            </w:r>
-          </w:p>
-        </w:tc>
-        <w:tc>
-          <w:tcPr>
-            <w:tcW w:w="1182" w:type="dxa"/>
-            <w:vAlign w:val="center"/>
-          </w:tcPr>
-          <w:p>
-            <w:pPr>
-              <w:rPr>
-                <w:rFonts w:asciiTheme="minorHAnsi" w:hAnsiTheme="minorHAnsi"/>
-                <w:color w:val="auto"/>
-              </w:rPr>
-            </w:pPr>
-            <w:r>
-              <w:rPr>
-                <w:rFonts w:asciiTheme="minorHAnsi" w:hAnsiTheme="minorHAnsi"/>
-                <w:color w:val="auto"/>
-              </w:rPr>
-              <w:t>Semanal</w:t>
-            </w:r>
-          </w:p>
-        </w:tc>
-        <w:tc>
-          <w:tcPr>
-            <w:tcW w:w="2340" w:type="dxa"/>
-            <w:vAlign w:val="center"/>
-          </w:tcPr>
-          <w:p>
-            <w:pPr>
-              <w:rPr>
-                <w:rFonts w:asciiTheme="minorHAnsi" w:hAnsiTheme="minorHAnsi"/>
-                <w:color w:val="auto"/>
-              </w:rPr>
-            </w:pPr>
-            <w:r>
-              <w:rPr>
-                <w:rFonts w:asciiTheme="minorHAnsi" w:hAnsiTheme="minorHAnsi"/>
-                <w:color w:val="auto"/>
-              </w:rPr>
-              <w:t>Alta / Alta</w:t>
-            </w:r>
-          </w:p>
-        </w:tc>
-        <w:tc>
-          <w:tcPr>
-            <w:tcW w:w="1207" w:type="dxa"/>
-            <w:vAlign w:val="center"/>
-          </w:tcPr>
-          <w:p>
-            <w:pPr>
-              <w:rPr>
-                <w:rFonts w:asciiTheme="minorHAnsi" w:hAnsiTheme="minorHAnsi"/>
-                <w:color w:val="auto"/>
-              </w:rPr>
-            </w:pPr>
-            <w:r>
-              <w:rPr>
-                <w:rFonts w:asciiTheme="minorHAnsi" w:hAnsiTheme="minorHAnsi"/>
-                <w:color w:val="auto"/>
-              </w:rPr>
-              <w:t>Falta de respaldo</w:t>
-            </w:r>
-          </w:p>
-        </w:tc>
-        <w:tc>
-          <w:tcPr>
-            <w:tcW w:w="1369" w:type="dxa"/>
-            <w:vAlign w:val="center"/>
-          </w:tcPr>
-          <w:p>
-            <w:pPr>
-              <w:rPr>
-                <w:rFonts w:asciiTheme="minorHAnsi" w:hAnsiTheme="minorHAnsi"/>
-                <w:color w:val="auto"/>
-              </w:rPr>
-            </w:pPr>
-            <w:r>
-              <w:rPr>
-                <w:rFonts w:asciiTheme="minorHAnsi" w:hAnsiTheme="minorHAnsi"/>
-                <w:color w:val="auto"/>
-              </w:rPr>
-              <w:t>Implementar respaldo periódico</w:t>
-            </w:r>
-          </w:p>
-        </w:tc>
-      </w:tr>
-    </w:tbl>
-    <w:p>
-      <w:pPr>
-        <w:rPr>
-          <w:rFonts w:asciiTheme="minorHAnsi" w:hAnsiTheme="minorHAnsi"/>
-          <w:color w:val="auto"/>
-        </w:rPr>
-      </w:pPr>
-    </w:p>
-    <w:p>
-      <w:pPr>
-        <w:keepNext/>
-        <w:keepLines/>
-        <w:spacing w:before="200" w:after="0"/>
-        <w:outlineLvl w:val="1"/>
-        <w:rPr>
-          <w:rFonts w:asciiTheme="majorHAnsi" w:eastAsiaTheme="majorEastAsia" w:hAnsiTheme="majorHAnsi" w:cstheme="majorBidi"/>
-          <w:b/>
-          <w:bCs/>
-          <w:color w:val="4F81BD" w:themeColor="accent1"/>
-          <w:sz w:val="26"/>
-          <w:szCs w:val="26"/>
-        </w:rPr>
-      </w:pPr>
-      <w:bookmarkStart w:id="4" w:name="_Toc221820023"/>
-      <w:r>
-        <w:rPr>
-          <w:rFonts w:asciiTheme="majorHAnsi" w:eastAsiaTheme="majorEastAsia" w:hAnsiTheme="majorHAnsi" w:cstheme="majorBidi"/>
-          <w:b/>
-          <w:bCs/>
-          <w:color w:val="4F81BD" w:themeColor="accent1"/>
-          <w:sz w:val="26"/>
-          <w:szCs w:val="26"/>
-        </w:rPr>
-        <w:t>2.2 Matriz de Riesgos y Calidad</w:t>
-      </w:r>
-      <w:bookmarkEnd w:id="4"/>
-    </w:p>
-    <w:p>
-      <w:pPr>
-        <w:rPr>
-          <w:rFonts w:asciiTheme="minorHAnsi" w:hAnsiTheme="minorHAnsi"/>
-          <w:color w:val="auto"/>
-        </w:rPr>
-      </w:pPr>
-    </w:p>
-    <w:p>
-      <w:pPr>
-        <w:rPr>
-          <w:rFonts w:asciiTheme="minorHAnsi" w:hAnsiTheme="minorHAnsi"/>
-          <w:color w:val="auto"/>
-        </w:rPr>
-      </w:pPr>
-      <w:r>
-        <w:rPr>
-          <w:rFonts w:asciiTheme="minorHAnsi" w:hAnsiTheme="minorHAnsi"/>
-          <w:color w:val="auto"/>
-        </w:rPr>
-        <w:t>Esta tabla resume los riesgos principales asociados a cada fuente de datos, su probabilidad, impacto y la acción mitigadora sugerida para cada caso.</w:t>
-      </w:r>
-    </w:p>
-    <w:p>
-      <w:pPr>
-        <w:rPr>
-          <w:rFonts w:asciiTheme="minorHAnsi" w:hAnsiTheme="minorHAnsi"/>
-          <w:color w:val="auto"/>
-        </w:rPr>
-      </w:pPr>
-    </w:p>
-    <w:tbl>
-      <w:tblPr>
-        <w:tblStyle w:val="Tablaconcuadrcula"/>
-        <w:tblW w:w="0" w:type="auto"/>
-        <w:tblLook w:val="04A0" w:firstRow="1" w:lastRow="0" w:firstColumn="1" w:lastColumn="0" w:noHBand="0" w:noVBand="1"/>
-      </w:tblPr>
-      <w:tblGrid>
-        <w:gridCol w:w="1728"/>
-        <w:gridCol w:w="1728"/>
-        <w:gridCol w:w="1728"/>
-        <w:gridCol w:w="1728"/>
-        <w:gridCol w:w="1728"/>
-      </w:tblGrid>
-      <w:tr>
-        <w:tc>
-          <w:tcPr>
-            <w:tcW w:w="1728" w:type="dxa"/>
-            <w:vAlign w:val="center"/>
-          </w:tcPr>
-          <w:p>
-            <w:pPr>
-              <w:rPr>
-                <w:rFonts w:asciiTheme="minorHAnsi" w:hAnsiTheme="minorHAnsi"/>
-                <w:color w:val="auto"/>
-              </w:rPr>
-            </w:pPr>
-            <w:r>
-              <w:rPr>
-                <w:rFonts w:asciiTheme="minorHAnsi" w:hAnsiTheme="minorHAnsi"/>
-                <w:color w:val="auto"/>
-              </w:rPr>
-              <w:t>Fuente de Datos</w:t>
-            </w:r>
-          </w:p>
-        </w:tc>
-        <w:tc>
-          <w:tcPr>
-            <w:tcW w:w="1728" w:type="dxa"/>
-            <w:vAlign w:val="center"/>
-          </w:tcPr>
-          <w:p>
-            <w:pPr>
-              <w:rPr>
-                <w:rFonts w:asciiTheme="minorHAnsi" w:hAnsiTheme="minorHAnsi"/>
-                <w:color w:val="auto"/>
-              </w:rPr>
-            </w:pPr>
-            <w:r>
-              <w:rPr>
-                <w:rFonts w:asciiTheme="minorHAnsi" w:hAnsiTheme="minorHAnsi"/>
-                <w:color w:val="auto"/>
-              </w:rPr>
-              <w:t>Riesgo Principal</w:t>
-            </w:r>
-          </w:p>
-        </w:tc>
-        <w:tc>
-          <w:tcPr>
-            <w:tcW w:w="1728" w:type="dxa"/>
-            <w:vAlign w:val="center"/>
-          </w:tcPr>
-          <w:p>
-            <w:pPr>
-              <w:rPr>
-                <w:rFonts w:asciiTheme="minorHAnsi" w:hAnsiTheme="minorHAnsi"/>
-                <w:color w:val="auto"/>
-              </w:rPr>
-            </w:pPr>
-            <w:r>
-              <w:rPr>
-                <w:rFonts w:asciiTheme="minorHAnsi" w:hAnsiTheme="minorHAnsi"/>
-                <w:color w:val="auto"/>
-              </w:rPr>
-              <w:t>Probabilidad</w:t>
-            </w:r>
-          </w:p>
-        </w:tc>
-        <w:tc>
-          <w:tcPr>
-            <w:tcW w:w="1728" w:type="dxa"/>
-            <w:vAlign w:val="center"/>
-          </w:tcPr>
-          <w:p>
-            <w:pPr>
-              <w:rPr>
-                <w:rFonts w:asciiTheme="minorHAnsi" w:hAnsiTheme="minorHAnsi"/>
-                <w:color w:val="auto"/>
-              </w:rPr>
-            </w:pPr>
-            <w:r>
-              <w:rPr>
-                <w:rFonts w:asciiTheme="minorHAnsi" w:hAnsiTheme="minorHAnsi"/>
-                <w:color w:val="auto"/>
-              </w:rPr>
-              <w:t>Impacto</w:t>
-            </w:r>
-          </w:p>
-        </w:tc>
-        <w:tc>
-          <w:tcPr>
-            <w:tcW w:w="1728" w:type="dxa"/>
-            <w:vAlign w:val="center"/>
-          </w:tcPr>
-          <w:p>
-            <w:pPr>
-              <w:rPr>
-                <w:rFonts w:asciiTheme="minorHAnsi" w:hAnsiTheme="minorHAnsi"/>
-                <w:color w:val="auto"/>
-              </w:rPr>
-            </w:pPr>
-            <w:r>
-              <w:rPr>
-                <w:rFonts w:asciiTheme="minorHAnsi" w:hAnsiTheme="minorHAnsi"/>
-                <w:color w:val="auto"/>
-              </w:rPr>
-              <w:t>Acción Mitigadora</w:t>
-            </w:r>
-          </w:p>
-        </w:tc>
-      </w:tr>
-      <w:tr>
-        <w:tc>
-          <w:tcPr>
-            <w:tcW w:w="1728" w:type="dxa"/>
-            <w:vAlign w:val="center"/>
-          </w:tcPr>
-          <w:p>
-            <w:pPr>
-              <w:rPr>
-                <w:rFonts w:asciiTheme="minorHAnsi" w:hAnsiTheme="minorHAnsi"/>
-                <w:color w:val="auto"/>
-              </w:rPr>
-            </w:pPr>
-            <w:r>
-              <w:rPr>
-                <w:rFonts w:asciiTheme="minorHAnsi" w:hAnsiTheme="minorHAnsi"/>
-                <w:color w:val="auto"/>
-              </w:rPr>
-              <w:t>Base de Datos de Alumnos</w:t>
-            </w:r>
-          </w:p>
-        </w:tc>
-        <w:tc>
-          <w:tcPr>
-            <w:tcW w:w="1728" w:type="dxa"/>
-            <w:vAlign w:val="center"/>
-          </w:tcPr>
-          <w:p>
-            <w:pPr>
-              <w:rPr>
-                <w:rFonts w:asciiTheme="minorHAnsi" w:hAnsiTheme="minorHAnsi"/>
-                <w:color w:val="auto"/>
-              </w:rPr>
-            </w:pPr>
-            <w:r>
-              <w:rPr>
-                <w:rFonts w:asciiTheme="minorHAnsi" w:hAnsiTheme="minorHAnsi"/>
-                <w:color w:val="auto"/>
-              </w:rPr>
-              <w:t>Falta de datos de contacto</w:t>
-            </w:r>
-          </w:p>
-        </w:tc>
-        <w:tc>
-          <w:tcPr>
-            <w:tcW w:w="1728" w:type="dxa"/>
-            <w:vAlign w:val="center"/>
-          </w:tcPr>
-          <w:p>
-            <w:pPr>
-              <w:rPr>
-                <w:rFonts w:asciiTheme="minorHAnsi" w:hAnsiTheme="minorHAnsi"/>
-                <w:color w:val="auto"/>
-              </w:rPr>
-            </w:pPr>
-            <w:r>
-              <w:rPr>
-                <w:rFonts w:asciiTheme="minorHAnsi" w:hAnsiTheme="minorHAnsi"/>
-                <w:color w:val="auto"/>
-              </w:rPr>
-              <w:t>Media</w:t>
-            </w:r>
-          </w:p>
-        </w:tc>
-        <w:tc>
-          <w:tcPr>
-            <w:tcW w:w="1728" w:type="dxa"/>
-            <w:vAlign w:val="center"/>
-          </w:tcPr>
-          <w:p>
-            <w:pPr>
-              <w:rPr>
-                <w:rFonts w:asciiTheme="minorHAnsi" w:hAnsiTheme="minorHAnsi"/>
-                <w:color w:val="auto"/>
-              </w:rPr>
-            </w:pPr>
-            <w:r>
-              <w:rPr>
-                <w:rFonts w:asciiTheme="minorHAnsi" w:hAnsiTheme="minorHAnsi"/>
-                <w:color w:val="auto"/>
-              </w:rPr>
-              <w:t>Alta</w:t>
-            </w:r>
-          </w:p>
-        </w:tc>
-        <w:tc>
-          <w:tcPr>
-            <w:tcW w:w="1728" w:type="dxa"/>
-            <w:vAlign w:val="center"/>
-          </w:tcPr>
-          <w:p>
-            <w:pPr>
-              <w:rPr>
-                <w:rFonts w:asciiTheme="minorHAnsi" w:hAnsiTheme="minorHAnsi"/>
-                <w:color w:val="auto"/>
-              </w:rPr>
-            </w:pPr>
-            <w:r>
-              <w:rPr>
-                <w:rFonts w:asciiTheme="minorHAnsi" w:hAnsiTheme="minorHAnsi"/>
-                <w:color w:val="auto"/>
-              </w:rPr>
-              <w:t>Validar y solicitar actualización</w:t>
-            </w:r>
-          </w:p>
-        </w:tc>
-      </w:tr>
-      <w:tr>
-        <w:tc>
-          <w:tcPr>
-            <w:tcW w:w="1728" w:type="dxa"/>
-            <w:vAlign w:val="center"/>
-          </w:tcPr>
-          <w:p>
-            <w:pPr>
-              <w:rPr>
-                <w:rFonts w:asciiTheme="minorHAnsi" w:hAnsiTheme="minorHAnsi"/>
-                <w:color w:val="auto"/>
-              </w:rPr>
-            </w:pPr>
-            <w:r>
-              <w:rPr>
-                <w:rFonts w:asciiTheme="minorHAnsi" w:hAnsiTheme="minorHAnsi"/>
-                <w:color w:val="auto"/>
-              </w:rPr>
-              <w:t>Sistema de Recursos Humanos</w:t>
-            </w:r>
-          </w:p>
-        </w:tc>
-        <w:tc>
-          <w:tcPr>
-            <w:tcW w:w="1728" w:type="dxa"/>
-            <w:vAlign w:val="center"/>
-          </w:tcPr>
-          <w:p>
-            <w:pPr>
-              <w:rPr>
-                <w:rFonts w:asciiTheme="minorHAnsi" w:hAnsiTheme="minorHAnsi"/>
-                <w:color w:val="auto"/>
-              </w:rPr>
-            </w:pPr>
-            <w:r>
-              <w:rPr>
-                <w:rFonts w:asciiTheme="minorHAnsi" w:hAnsiTheme="minorHAnsi"/>
-                <w:color w:val="auto"/>
-              </w:rPr>
-              <w:t>Campos incompletos</w:t>
-            </w:r>
-          </w:p>
-        </w:tc>
-        <w:tc>
-          <w:tcPr>
-            <w:tcW w:w="1728" w:type="dxa"/>
-            <w:vAlign w:val="center"/>
-          </w:tcPr>
-          <w:p>
-            <w:pPr>
-              <w:rPr>
-                <w:rFonts w:asciiTheme="minorHAnsi" w:hAnsiTheme="minorHAnsi"/>
-                <w:color w:val="auto"/>
-              </w:rPr>
-            </w:pPr>
-            <w:r>
-              <w:rPr>
-                <w:rFonts w:asciiTheme="minorHAnsi" w:hAnsiTheme="minorHAnsi"/>
-                <w:color w:val="auto"/>
-              </w:rPr>
-              <w:t>Alta</w:t>
-            </w:r>
-          </w:p>
-        </w:tc>
-        <w:tc>
-          <w:tcPr>
-            <w:tcW w:w="1728" w:type="dxa"/>
-            <w:vAlign w:val="center"/>
-          </w:tcPr>
-          <w:p>
-            <w:pPr>
-              <w:rPr>
-                <w:rFonts w:asciiTheme="minorHAnsi" w:hAnsiTheme="minorHAnsi"/>
-                <w:color w:val="auto"/>
-              </w:rPr>
-            </w:pPr>
-            <w:r>
-              <w:rPr>
-                <w:rFonts w:asciiTheme="minorHAnsi" w:hAnsiTheme="minorHAnsi"/>
-                <w:color w:val="auto"/>
-              </w:rPr>
-              <w:t>Media</w:t>
-            </w:r>
-          </w:p>
-        </w:tc>
-        <w:tc>
-          <w:tcPr>
-            <w:tcW w:w="1728" w:type="dxa"/>
-            <w:vAlign w:val="center"/>
-          </w:tcPr>
-          <w:p>
-            <w:pPr>
-              <w:rPr>
-                <w:rFonts w:asciiTheme="minorHAnsi" w:hAnsiTheme="minorHAnsi"/>
-                <w:color w:val="auto"/>
-              </w:rPr>
-            </w:pPr>
-            <w:r>
-              <w:rPr>
-                <w:rFonts w:asciiTheme="minorHAnsi" w:hAnsiTheme="minorHAnsi"/>
-                <w:color w:val="auto"/>
-              </w:rPr>
-              <w:t>Actualizar registros</w:t>
-            </w:r>
-          </w:p>
-        </w:tc>
-      </w:tr>
-      <w:tr>
-        <w:tc>
-          <w:tcPr>
-            <w:tcW w:w="1728" w:type="dxa"/>
-            <w:vAlign w:val="center"/>
-          </w:tcPr>
-          <w:p>
-            <w:pPr>
-              <w:rPr>
-                <w:rFonts w:asciiTheme="minorHAnsi" w:hAnsiTheme="minorHAnsi"/>
-                <w:color w:val="auto"/>
-              </w:rPr>
-            </w:pPr>
-            <w:r>
-              <w:rPr>
-                <w:rFonts w:asciiTheme="minorHAnsi" w:hAnsiTheme="minorHAnsi"/>
-                <w:color w:val="auto"/>
-              </w:rPr>
-              <w:t>Plataforma Evaluación Docente</w:t>
-            </w:r>
-          </w:p>
-        </w:tc>
-        <w:tc>
-          <w:tcPr>
-            <w:tcW w:w="1728" w:type="dxa"/>
-            <w:vAlign w:val="center"/>
-          </w:tcPr>
-          <w:p>
-            <w:pPr>
-              <w:rPr>
-                <w:rFonts w:asciiTheme="minorHAnsi" w:hAnsiTheme="minorHAnsi"/>
-                <w:color w:val="auto"/>
-              </w:rPr>
-            </w:pPr>
-            <w:r>
-              <w:rPr>
-                <w:rFonts w:asciiTheme="minorHAnsi" w:hAnsiTheme="minorHAnsi"/>
-                <w:color w:val="auto"/>
-              </w:rPr>
-              <w:t>Duplicidad de registros</w:t>
-            </w:r>
-          </w:p>
-        </w:tc>
-        <w:tc>
-          <w:tcPr>
-            <w:tcW w:w="1728" w:type="dxa"/>
-            <w:vAlign w:val="center"/>
-          </w:tcPr>
-          <w:p>
-            <w:pPr>
-              <w:rPr>
-                <w:rFonts w:asciiTheme="minorHAnsi" w:hAnsiTheme="minorHAnsi"/>
-                <w:color w:val="auto"/>
-              </w:rPr>
-            </w:pPr>
-            <w:r>
-              <w:rPr>
-                <w:rFonts w:asciiTheme="minorHAnsi" w:hAnsiTheme="minorHAnsi"/>
-                <w:color w:val="auto"/>
-              </w:rPr>
-              <w:t>Alta</w:t>
-            </w:r>
-          </w:p>
-        </w:tc>
-        <w:tc>
-          <w:tcPr>
-            <w:tcW w:w="1728" w:type="dxa"/>
-            <w:vAlign w:val="center"/>
-          </w:tcPr>
-          <w:p>
-            <w:pPr>
-              <w:rPr>
-                <w:rFonts w:asciiTheme="minorHAnsi" w:hAnsiTheme="minorHAnsi"/>
-                <w:color w:val="auto"/>
-              </w:rPr>
-            </w:pPr>
-            <w:r>
-              <w:rPr>
-                <w:rFonts w:asciiTheme="minorHAnsi" w:hAnsiTheme="minorHAnsi"/>
-                <w:color w:val="auto"/>
-              </w:rPr>
-              <w:t>Alta</w:t>
-            </w:r>
-          </w:p>
-        </w:tc>
-        <w:tc>
-          <w:tcPr>
-            <w:tcW w:w="1728" w:type="dxa"/>
-            <w:vAlign w:val="center"/>
-          </w:tcPr>
-          <w:p>
-            <w:pPr>
-              <w:rPr>
-                <w:rFonts w:asciiTheme="minorHAnsi" w:hAnsiTheme="minorHAnsi"/>
-                <w:color w:val="auto"/>
-              </w:rPr>
-            </w:pPr>
-            <w:r>
-              <w:rPr>
-                <w:rFonts w:asciiTheme="minorHAnsi" w:hAnsiTheme="minorHAnsi"/>
-                <w:color w:val="auto"/>
-              </w:rPr>
-              <w:t>Depuración periódica</w:t>
-            </w:r>
-          </w:p>
-        </w:tc>
-      </w:tr>
-      <w:tr>
-        <w:tc>
-          <w:tcPr>
-            <w:tcW w:w="1728" w:type="dxa"/>
-            <w:vAlign w:val="center"/>
-          </w:tcPr>
-          <w:p>
-            <w:pPr>
-              <w:rPr>
-                <w:rFonts w:asciiTheme="minorHAnsi" w:hAnsiTheme="minorHAnsi"/>
-                <w:color w:val="auto"/>
-              </w:rPr>
-            </w:pPr>
-            <w:r>
-              <w:rPr>
-                <w:rFonts w:asciiTheme="minorHAnsi" w:hAnsiTheme="minorHAnsi"/>
-                <w:color w:val="auto"/>
-              </w:rPr>
-              <w:t>Sistema de Bibliotecas</w:t>
-            </w:r>
-          </w:p>
-        </w:tc>
-        <w:tc>
-          <w:tcPr>
-            <w:tcW w:w="1728" w:type="dxa"/>
-            <w:vAlign w:val="center"/>
-          </w:tcPr>
-          <w:p>
-            <w:pPr>
-              <w:rPr>
-                <w:rFonts w:asciiTheme="minorHAnsi" w:hAnsiTheme="minorHAnsi"/>
-                <w:color w:val="auto"/>
-              </w:rPr>
-            </w:pPr>
-            <w:r>
-              <w:rPr>
-                <w:rFonts w:asciiTheme="minorHAnsi" w:hAnsiTheme="minorHAnsi"/>
-                <w:color w:val="auto"/>
-              </w:rPr>
-              <w:t>Falta de respaldo</w:t>
-            </w:r>
-          </w:p>
-        </w:tc>
-        <w:tc>
-          <w:tcPr>
-            <w:tcW w:w="1728" w:type="dxa"/>
-            <w:vAlign w:val="center"/>
-          </w:tcPr>
-          <w:p>
-            <w:pPr>
-              <w:rPr>
-                <w:rFonts w:asciiTheme="minorHAnsi" w:hAnsiTheme="minorHAnsi"/>
-                <w:color w:val="auto"/>
-              </w:rPr>
-            </w:pPr>
-            <w:r>
-              <w:rPr>
-                <w:rFonts w:asciiTheme="minorHAnsi" w:hAnsiTheme="minorHAnsi"/>
-                <w:color w:val="auto"/>
-              </w:rPr>
-              <w:t>Media</w:t>
-            </w:r>
-          </w:p>
-        </w:tc>
-        <w:tc>
-          <w:tcPr>
-            <w:tcW w:w="1728" w:type="dxa"/>
-            <w:vAlign w:val="center"/>
-          </w:tcPr>
-          <w:p>
-            <w:pPr>
-              <w:rPr>
-                <w:rFonts w:asciiTheme="minorHAnsi" w:hAnsiTheme="minorHAnsi"/>
-                <w:color w:val="auto"/>
-              </w:rPr>
-            </w:pPr>
-            <w:r>
-              <w:rPr>
-                <w:rFonts w:asciiTheme="minorHAnsi" w:hAnsiTheme="minorHAnsi"/>
-                <w:color w:val="auto"/>
-              </w:rPr>
-              <w:t>Alta</w:t>
-            </w:r>
-          </w:p>
-        </w:tc>
-        <w:tc>
-          <w:tcPr>
-            <w:tcW w:w="1728" w:type="dxa"/>
-            <w:vAlign w:val="center"/>
-          </w:tcPr>
-          <w:p>
-            <w:pPr>
-              <w:rPr>
-                <w:rFonts w:asciiTheme="minorHAnsi" w:hAnsiTheme="minorHAnsi"/>
-                <w:color w:val="auto"/>
-              </w:rPr>
-            </w:pPr>
-            <w:r>
-              <w:rPr>
-                <w:rFonts w:asciiTheme="minorHAnsi" w:hAnsiTheme="minorHAnsi"/>
-                <w:color w:val="auto"/>
-              </w:rPr>
-              <w:t>Implementar respaldo automático</w:t>
-            </w:r>
-          </w:p>
-        </w:tc>
-      </w:tr>
-    </w:tbl>
-    <w:p>
-      <w:pPr>
-        <w:rPr>
-          <w:rFonts w:asciiTheme="minorHAnsi" w:hAnsiTheme="minorHAnsi"/>
-          <w:color w:val="auto"/>
-        </w:rPr>
-      </w:pPr>
-    </w:p>
-    <w:p>
-      <w:pPr>
-        <w:rPr>
-          <w:rFonts w:asciiTheme="minorHAnsi" w:hAnsiTheme="minorHAnsi"/>
-          <w:color w:val="auto"/>
-        </w:rPr>
-      </w:pPr>
-    </w:p>
-    <w:p>
-      <w:pPr>
-        <w:rPr>
-          <w:rFonts w:asciiTheme="minorHAnsi" w:hAnsiTheme="minorHAnsi"/>
-          <w:color w:val="auto"/>
-        </w:rPr>
-      </w:pPr>
-    </w:p>
-    <w:p>
-      <w:pPr>
-        <w:keepNext/>
-        <w:keepLines/>
-        <w:spacing w:before="200" w:after="0"/>
-        <w:outlineLvl w:val="1"/>
-        <w:rPr>
-          <w:rFonts w:asciiTheme="majorHAnsi" w:eastAsiaTheme="majorEastAsia" w:hAnsiTheme="majorHAnsi" w:cstheme="majorBidi"/>
-          <w:b/>
-          <w:bCs/>
-          <w:color w:val="4F81BD" w:themeColor="accent1"/>
-          <w:sz w:val="26"/>
-          <w:szCs w:val="26"/>
-        </w:rPr>
-      </w:pPr>
-      <w:bookmarkStart w:id="5" w:name="_Toc221820024"/>
-      <w:r>
-        <w:rPr>
-          <w:rFonts w:asciiTheme="majorHAnsi" w:eastAsiaTheme="majorEastAsia" w:hAnsiTheme="majorHAnsi" w:cstheme="majorBidi"/>
-          <w:b/>
-          <w:bCs/>
-          <w:color w:val="4F81BD" w:themeColor="accent1"/>
-          <w:sz w:val="26"/>
-          <w:szCs w:val="26"/>
-        </w:rPr>
-        <w:t>2.3 Formato de Entrevista a Responsables</w:t>
-      </w:r>
-      <w:bookmarkEnd w:id="5"/>
-    </w:p>
-    <w:p>
-      <w:pPr>
-        <w:rPr>
-          <w:rFonts w:asciiTheme="minorHAnsi" w:hAnsiTheme="minorHAnsi"/>
-          <w:color w:val="auto"/>
-        </w:rPr>
-      </w:pPr>
-    </w:p>
-    <w:p>
-      <w:pPr>
-        <w:tabs>
-          <w:tab w:val="num" w:pos="360"/>
-        </w:tabs>
-        <w:ind w:left="360" w:hanging="360"/>
-        <w:contextualSpacing/>
-        <w:rPr>
-          <w:rFonts w:asciiTheme="minorHAnsi" w:hAnsiTheme="minorHAnsi"/>
-          <w:color w:val="auto"/>
-        </w:rPr>
-      </w:pPr>
-      <w:r>
-        <w:rPr>
-          <w:rFonts w:asciiTheme="minorHAnsi" w:hAnsiTheme="minorHAnsi"/>
-          <w:color w:val="auto"/>
-        </w:rPr>
-        <w:t>1. ¿Cuál es la fuente de datos bajo su responsabilidad?</w:t>
-      </w:r>
-    </w:p>
-    <w:p>
-      <w:pPr>
-        <w:tabs>
-          <w:tab w:val="num" w:pos="360"/>
-        </w:tabs>
-        <w:ind w:left="360" w:hanging="360"/>
-        <w:contextualSpacing/>
-        <w:rPr>
-          <w:rFonts w:asciiTheme="minorHAnsi" w:hAnsiTheme="minorHAnsi"/>
-          <w:color w:val="auto"/>
-        </w:rPr>
-      </w:pPr>
-    </w:p>
-    <w:p>
-      <w:pPr>
-        <w:rPr>
-          <w:rFonts w:asciiTheme="minorHAnsi" w:hAnsiTheme="minorHAnsi"/>
-          <w:color w:val="auto"/>
-        </w:rPr>
-      </w:pPr>
-      <w:r>
-        <w:rPr>
-          <w:rFonts w:asciiTheme="minorHAnsi" w:hAnsiTheme="minorHAnsi"/>
-          <w:color w:val="auto"/>
-        </w:rPr>
-        <w:t>2. ¿Con qué frecuencia se actualiza la información?</w:t>
-      </w:r>
-    </w:p>
-    <w:p>
-      <w:pPr>
-        <w:rPr>
-          <w:rFonts w:asciiTheme="minorHAnsi" w:hAnsiTheme="minorHAnsi"/>
-          <w:color w:val="auto"/>
-        </w:rPr>
-      </w:pPr>
-      <w:r>
-        <w:rPr>
-          <w:rFonts w:asciiTheme="minorHAnsi" w:hAnsiTheme="minorHAnsi"/>
-          <w:color w:val="auto"/>
-        </w:rPr>
-        <w:t>3. ¿Qué problemas de calidad o riesgos ha detectado?</w:t>
-      </w:r>
-    </w:p>
-    <w:p>
-      <w:pPr>
-        <w:rPr>
-          <w:rFonts w:asciiTheme="minorHAnsi" w:hAnsiTheme="minorHAnsi"/>
-          <w:color w:val="auto"/>
-        </w:rPr>
-      </w:pPr>
-      <w:r>
-        <w:rPr>
-          <w:rFonts w:asciiTheme="minorHAnsi" w:hAnsiTheme="minorHAnsi"/>
-          <w:color w:val="auto"/>
-        </w:rPr>
-        <w:t>4. ¿Qué acciones considera necesarias para mejorar la gestión de datos?</w:t>
-      </w:r>
-    </w:p>
-    <w:p>
-      <w:pPr>
-        <w:rPr>
-          <w:rFonts w:asciiTheme="minorHAnsi" w:hAnsiTheme="minorHAnsi"/>
-          <w:color w:val="auto"/>
-        </w:rPr>
-      </w:pPr>
-      <w:r>
-        <w:rPr>
-          <w:rFonts w:asciiTheme="minorHAnsi" w:hAnsiTheme="minorHAnsi"/>
-          <w:color w:val="auto"/>
-        </w:rPr>
-        <w:t>5. ¿Cuenta con mecanismos de respaldo y seguridad?</w:t>
-      </w:r>
-    </w:p>
-    <w:p>
-      <w:pPr>
-        <w:rPr>
-          <w:rFonts w:asciiTheme="minorHAnsi" w:hAnsiTheme="minorHAnsi"/>
-          <w:color w:val="auto"/>
-        </w:rPr>
-      </w:pPr>
-    </w:p>
-    <w:p>
-      <w:pPr>
-        <w:keepNext/>
-        <w:keepLines/>
-        <w:spacing w:before="200" w:after="0"/>
-        <w:outlineLvl w:val="1"/>
-        <w:rPr>
-          <w:rFonts w:asciiTheme="majorHAnsi" w:eastAsiaTheme="majorEastAsia" w:hAnsiTheme="majorHAnsi" w:cstheme="majorBidi"/>
-          <w:b/>
-          <w:bCs/>
-          <w:color w:val="4F81BD" w:themeColor="accent1"/>
-          <w:sz w:val="26"/>
-          <w:szCs w:val="26"/>
-        </w:rPr>
-      </w:pPr>
-      <w:bookmarkStart w:id="6" w:name="_Toc221820025"/>
-      <w:r>
-        <w:rPr>
-          <w:rFonts w:asciiTheme="majorHAnsi" w:eastAsiaTheme="majorEastAsia" w:hAnsiTheme="majorHAnsi" w:cstheme="majorBidi"/>
-          <w:b/>
-          <w:bCs/>
-          <w:color w:val="4F81BD" w:themeColor="accent1"/>
-          <w:sz w:val="26"/>
-          <w:szCs w:val="26"/>
-        </w:rPr>
-        <w:t>2.4 Cronograma de Actividades</w:t>
-      </w:r>
-      <w:bookmarkEnd w:id="6"/>
-    </w:p>
-    <w:p>
-      <w:pPr>
-        <w:rPr>
-          <w:rFonts w:asciiTheme="minorHAnsi" w:hAnsiTheme="minorHAnsi"/>
-          <w:color w:val="auto"/>
-        </w:rPr>
-      </w:pPr>
-    </w:p>
-    <w:tbl>
-      <w:tblPr>
-        <w:tblStyle w:val="Tablaconcuadrcula"/>
-        <w:tblW w:w="0" w:type="auto"/>
-        <w:tblLook w:val="04A0" w:firstRow="1" w:lastRow="0" w:firstColumn="1" w:lastColumn="0" w:noHBand="0" w:noVBand="1"/>
-      </w:tblPr>
-      <w:tblGrid>
-        <w:gridCol w:w="3397"/>
-        <w:gridCol w:w="3402"/>
-        <w:gridCol w:w="1841"/>
-      </w:tblGrid>
-      <w:tr>
-        <w:trPr>
-          <w:trHeight w:val="547"/>
-        </w:trPr>
-        <w:tc>
-          <w:tcPr>
-            <w:tcW w:w="3397" w:type="dxa"/>
-            <w:vAlign w:val="center"/>
-          </w:tcPr>
-          <w:p>
-            <w:pPr>
-              <w:jc w:val="center"/>
-              <w:rPr>
-                <w:rFonts w:asciiTheme="minorHAnsi" w:hAnsiTheme="minorHAnsi"/>
-                <w:color w:val="auto"/>
-              </w:rPr>
-            </w:pPr>
-            <w:r>
-              <w:rPr>
-                <w:rFonts w:asciiTheme="minorHAnsi" w:hAnsiTheme="minorHAnsi"/>
-                <w:color w:val="auto"/>
-              </w:rPr>
-              <w:t>Actividad</w:t>
-            </w:r>
-          </w:p>
-        </w:tc>
-        <w:tc>
-          <w:tcPr>
-            <w:tcW w:w="3402" w:type="dxa"/>
-            <w:vAlign w:val="center"/>
-          </w:tcPr>
-          <w:p>
-            <w:pPr>
-              <w:jc w:val="center"/>
-              <w:rPr>
-                <w:rFonts w:asciiTheme="minorHAnsi" w:hAnsiTheme="minorHAnsi"/>
-                <w:color w:val="auto"/>
-              </w:rPr>
-            </w:pPr>
-            <w:r>
-              <w:rPr>
-                <w:rFonts w:asciiTheme="minorHAnsi" w:hAnsiTheme="minorHAnsi"/>
-                <w:color w:val="auto"/>
-              </w:rPr>
-              <w:t>Responsable</w:t>
-            </w:r>
-          </w:p>
-        </w:tc>
-        <w:tc>
-          <w:tcPr>
-            <w:tcW w:w="1841" w:type="dxa"/>
-            <w:vAlign w:val="center"/>
-          </w:tcPr>
-          <w:p>
-            <w:pPr>
-              <w:jc w:val="center"/>
-              <w:rPr>
-                <w:rFonts w:asciiTheme="minorHAnsi" w:hAnsiTheme="minorHAnsi"/>
-                <w:color w:val="auto"/>
-              </w:rPr>
-            </w:pPr>
-            <w:r>
-              <w:rPr>
-                <w:rFonts w:asciiTheme="minorHAnsi" w:hAnsiTheme="minorHAnsi"/>
-                <w:color w:val="auto"/>
-              </w:rPr>
-              <w:t>Fecha Estimada</w:t>
-            </w:r>
-          </w:p>
-        </w:tc>
-      </w:tr>
-      <w:tr>
-        <w:trPr>
-          <w:trHeight w:val="411"/>
-        </w:trPr>
-        <w:tc>
-          <w:tcPr>
-            <w:tcW w:w="3397" w:type="dxa"/>
-            <w:vAlign w:val="center"/>
-          </w:tcPr>
-          <w:p>
-            <w:pPr>
-              <w:rPr>
-                <w:rFonts w:asciiTheme="minorHAnsi" w:hAnsiTheme="minorHAnsi"/>
-                <w:color w:val="auto"/>
-              </w:rPr>
-            </w:pPr>
-            <w:r>
-              <w:rPr>
-                <w:rFonts w:asciiTheme="minorHAnsi" w:hAnsiTheme="minorHAnsi"/>
-                <w:color w:val="auto"/>
-              </w:rPr>
-              <w:t>Identificación de fuentes de datos</w:t>
-            </w:r>
-          </w:p>
-        </w:tc>
-        <w:tc>
-          <w:tcPr>
-            <w:tcW w:w="3402" w:type="dxa"/>
-            <w:vAlign w:val="center"/>
-          </w:tcPr>
-          <w:p>
-            <w:pPr>
-              <w:rPr>
-                <w:rFonts w:asciiTheme="minorHAnsi" w:hAnsiTheme="minorHAnsi"/>
-                <w:color w:val="auto"/>
-              </w:rPr>
-            </w:pPr>
-            <w:r>
-              <w:rPr>
-                <w:rFonts w:asciiTheme="minorHAnsi" w:hAnsiTheme="minorHAnsi"/>
-                <w:color w:val="auto"/>
-              </w:rPr>
-              <w:t>Coordinación de Proyectos TI</w:t>
-            </w:r>
-          </w:p>
-        </w:tc>
-        <w:tc>
-          <w:tcPr>
-            <w:tcW w:w="1841" w:type="dxa"/>
-            <w:vAlign w:val="center"/>
-          </w:tcPr>
-          <w:p>
-            <w:pPr>
-              <w:rPr>
-                <w:rFonts w:asciiTheme="minorHAnsi" w:hAnsiTheme="minorHAnsi"/>
-                <w:color w:val="auto"/>
-              </w:rPr>
-            </w:pPr>
-            <w:r>
-              <w:rPr>
-                <w:rFonts w:asciiTheme="minorHAnsi" w:hAnsiTheme="minorHAnsi"/>
-                <w:color w:val="auto"/>
-              </w:rPr>
-              <w:t>Pendiente</w:t>
-            </w:r>
-          </w:p>
-        </w:tc>
-      </w:tr>
-      <w:tr>
-        <w:trPr>
-          <w:trHeight w:val="403"/>
-        </w:trPr>
-        <w:tc>
-          <w:tcPr>
-            <w:tcW w:w="3397" w:type="dxa"/>
-            <w:vAlign w:val="center"/>
-          </w:tcPr>
-          <w:p>
-            <w:pPr>
-              <w:rPr>
-                <w:rFonts w:asciiTheme="minorHAnsi" w:hAnsiTheme="minorHAnsi"/>
-                <w:color w:val="auto"/>
-              </w:rPr>
-            </w:pPr>
-            <w:r>
-              <w:rPr>
-                <w:rFonts w:asciiTheme="minorHAnsi" w:hAnsiTheme="minorHAnsi"/>
-                <w:color w:val="auto"/>
-              </w:rPr>
-              <w:t>Reunión con responsables</w:t>
-            </w:r>
-          </w:p>
-        </w:tc>
-        <w:tc>
-          <w:tcPr>
-            <w:tcW w:w="3402" w:type="dxa"/>
-            <w:vAlign w:val="center"/>
-          </w:tcPr>
-          <w:p>
-            <w:pPr>
-              <w:rPr>
-                <w:rFonts w:asciiTheme="minorHAnsi" w:hAnsiTheme="minorHAnsi"/>
-                <w:color w:val="auto"/>
-              </w:rPr>
-            </w:pPr>
-            <w:r>
-              <w:rPr>
-                <w:rFonts w:asciiTheme="minorHAnsi" w:hAnsiTheme="minorHAnsi"/>
-                <w:color w:val="auto"/>
-              </w:rPr>
-              <w:t>Coordinación de Proyectos TI</w:t>
-            </w:r>
-          </w:p>
-        </w:tc>
-        <w:tc>
-          <w:tcPr>
-            <w:tcW w:w="1841" w:type="dxa"/>
-            <w:vAlign w:val="center"/>
-          </w:tcPr>
-          <w:p>
-            <w:pPr>
-              <w:rPr>
-                <w:rFonts w:asciiTheme="minorHAnsi" w:hAnsiTheme="minorHAnsi"/>
-                <w:color w:val="auto"/>
-              </w:rPr>
-            </w:pPr>
-            <w:r>
-              <w:rPr>
-                <w:rFonts w:asciiTheme="minorHAnsi" w:hAnsiTheme="minorHAnsi"/>
-                <w:color w:val="auto"/>
-              </w:rPr>
-              <w:t>Pendiente</w:t>
-            </w:r>
-          </w:p>
-        </w:tc>
-      </w:tr>
-      <w:tr>
-        <w:trPr>
-          <w:trHeight w:val="423"/>
-        </w:trPr>
-        <w:tc>
-          <w:tcPr>
-            <w:tcW w:w="3397" w:type="dxa"/>
-            <w:vAlign w:val="center"/>
-          </w:tcPr>
-          <w:p>
-            <w:pPr>
-              <w:rPr>
-                <w:rFonts w:asciiTheme="minorHAnsi" w:hAnsiTheme="minorHAnsi"/>
-                <w:color w:val="auto"/>
-              </w:rPr>
-            </w:pPr>
-            <w:r>
-              <w:rPr>
-                <w:rFonts w:asciiTheme="minorHAnsi" w:hAnsiTheme="minorHAnsi"/>
-                <w:color w:val="auto"/>
-              </w:rPr>
-              <w:t>Evaluación de calidad y riesgos</w:t>
-            </w:r>
-          </w:p>
-        </w:tc>
-        <w:tc>
-          <w:tcPr>
-            <w:tcW w:w="3402" w:type="dxa"/>
-            <w:vAlign w:val="center"/>
-          </w:tcPr>
-          <w:p>
-            <w:pPr>
-              <w:rPr>
-                <w:rFonts w:asciiTheme="minorHAnsi" w:hAnsiTheme="minorHAnsi"/>
-                <w:color w:val="auto"/>
-              </w:rPr>
-            </w:pPr>
-            <w:r>
-              <w:rPr>
-                <w:rFonts w:asciiTheme="minorHAnsi" w:hAnsiTheme="minorHAnsi"/>
-                <w:color w:val="auto"/>
-              </w:rPr>
-              <w:t>Coordinación de Proyectos TI</w:t>
-            </w:r>
-          </w:p>
-        </w:tc>
-        <w:tc>
-          <w:tcPr>
-            <w:tcW w:w="1841" w:type="dxa"/>
-            <w:vAlign w:val="center"/>
-          </w:tcPr>
-          <w:p>
-            <w:pPr>
-              <w:rPr>
-                <w:rFonts w:asciiTheme="minorHAnsi" w:hAnsiTheme="minorHAnsi"/>
-                <w:color w:val="auto"/>
-              </w:rPr>
-            </w:pPr>
-            <w:r>
-              <w:rPr>
-                <w:rFonts w:asciiTheme="minorHAnsi" w:hAnsiTheme="minorHAnsi"/>
-                <w:color w:val="auto"/>
-              </w:rPr>
-              <w:t>Pendiente</w:t>
-            </w:r>
-          </w:p>
-        </w:tc>
-      </w:tr>
-      <w:tr>
-        <w:trPr>
-          <w:trHeight w:val="699"/>
-        </w:trPr>
-        <w:tc>
-          <w:tcPr>
-            <w:tcW w:w="3397" w:type="dxa"/>
-            <w:vAlign w:val="center"/>
-          </w:tcPr>
-          <w:p>
-            <w:pPr>
-              <w:rPr>
-                <w:rFonts w:asciiTheme="minorHAnsi" w:hAnsiTheme="minorHAnsi"/>
-                <w:color w:val="auto"/>
-              </w:rPr>
-            </w:pPr>
-            <w:r>
-              <w:rPr>
-                <w:rFonts w:asciiTheme="minorHAnsi" w:hAnsiTheme="minorHAnsi"/>
-                <w:color w:val="auto"/>
-              </w:rPr>
-              <w:t>Documentación de inventario y matrices</w:t>
-            </w:r>
-          </w:p>
-        </w:tc>
-        <w:tc>
-          <w:tcPr>
-            <w:tcW w:w="3402" w:type="dxa"/>
-            <w:vAlign w:val="center"/>
-          </w:tcPr>
-          <w:p>
-            <w:pPr>
-              <w:rPr>
-                <w:rFonts w:asciiTheme="minorHAnsi" w:hAnsiTheme="minorHAnsi"/>
-                <w:color w:val="auto"/>
-              </w:rPr>
-            </w:pPr>
-            <w:r>
-              <w:rPr>
-                <w:rFonts w:asciiTheme="minorHAnsi" w:hAnsiTheme="minorHAnsi"/>
-                <w:color w:val="auto"/>
-              </w:rPr>
-              <w:t>Coordinación de Proyectos TI</w:t>
-            </w:r>
-          </w:p>
-        </w:tc>
-        <w:tc>
-          <w:tcPr>
-            <w:tcW w:w="1841" w:type="dxa"/>
-            <w:vAlign w:val="center"/>
-          </w:tcPr>
-          <w:p>
-            <w:pPr>
-              <w:rPr>
-                <w:rFonts w:asciiTheme="minorHAnsi" w:hAnsiTheme="minorHAnsi"/>
-                <w:color w:val="auto"/>
-              </w:rPr>
-            </w:pPr>
-            <w:r>
-              <w:rPr>
-                <w:rFonts w:asciiTheme="minorHAnsi" w:hAnsiTheme="minorHAnsi"/>
-                <w:color w:val="auto"/>
-              </w:rPr>
-              <w:t>Pendiente</w:t>
-            </w:r>
-          </w:p>
-        </w:tc>
-      </w:tr>
-      <w:tr>
-        <w:trPr>
-          <w:trHeight w:val="707"/>
-        </w:trPr>
-        <w:tc>
-          <w:tcPr>
-            <w:tcW w:w="3397" w:type="dxa"/>
-            <w:vAlign w:val="center"/>
-          </w:tcPr>
-          <w:p>
-            <w:pPr>
-              <w:rPr>
-                <w:rFonts w:asciiTheme="minorHAnsi" w:hAnsiTheme="minorHAnsi"/>
-                <w:color w:val="auto"/>
-              </w:rPr>
-            </w:pPr>
-            <w:r>
-              <w:rPr>
-                <w:rFonts w:asciiTheme="minorHAnsi" w:hAnsiTheme="minorHAnsi"/>
-                <w:color w:val="auto"/>
-              </w:rPr>
-              <w:t>Propuesta de acciones y capacitación</w:t>
-            </w:r>
-          </w:p>
-        </w:tc>
-        <w:tc>
-          <w:tcPr>
-            <w:tcW w:w="3402" w:type="dxa"/>
-            <w:vAlign w:val="center"/>
-          </w:tcPr>
-          <w:p>
-            <w:pPr>
-              <w:rPr>
-                <w:rFonts w:asciiTheme="minorHAnsi" w:hAnsiTheme="minorHAnsi"/>
-                <w:color w:val="auto"/>
-              </w:rPr>
-            </w:pPr>
-            <w:r>
-              <w:rPr>
-                <w:rFonts w:asciiTheme="minorHAnsi" w:hAnsiTheme="minorHAnsi"/>
-                <w:color w:val="auto"/>
-              </w:rPr>
-              <w:t>Coordinación de Proyectos TI</w:t>
-            </w:r>
-          </w:p>
-        </w:tc>
-        <w:tc>
-          <w:tcPr>
-            <w:tcW w:w="1841" w:type="dxa"/>
-            <w:vAlign w:val="center"/>
-          </w:tcPr>
-          <w:p>
-            <w:pPr>
-              <w:rPr>
-                <w:rFonts w:asciiTheme="minorHAnsi" w:hAnsiTheme="minorHAnsi"/>
-                <w:color w:val="auto"/>
-              </w:rPr>
-            </w:pPr>
-            <w:r>
-              <w:rPr>
-                <w:rFonts w:asciiTheme="minorHAnsi" w:hAnsiTheme="minorHAnsi"/>
-                <w:color w:val="auto"/>
-              </w:rPr>
-              <w:t>Pendiente</w:t>
-            </w:r>
-          </w:p>
-        </w:tc>
-      </w:tr>
-    </w:tbl>
-    <w:p>
-      <w:pPr>
-        <w:rPr>
-          <w:rFonts w:asciiTheme="minorHAnsi" w:hAnsiTheme="minorHAnsi"/>
-          <w:color w:val="auto"/>
-        </w:rPr>
-      </w:pPr>
-    </w:p>
-    <w:p>
-      <w:pPr>
-        <w:rPr>
-          <w:rFonts w:asciiTheme="minorHAnsi" w:hAnsiTheme="minorHAnsi"/>
-          <w:color w:val="auto"/>
-        </w:rPr>
-      </w:pPr>
-    </w:p>
-    <w:p>
-      <w:pPr>
-        <w:rPr>
-          <w:rFonts w:asciiTheme="minorHAnsi" w:hAnsiTheme="minorHAnsi"/>
-          <w:color w:val="auto"/>
-        </w:rPr>
-      </w:pPr>
-    </w:p>
-    <w:p>
-      <w:pPr>
-        <w:rPr>
-          <w:rFonts w:asciiTheme="minorHAnsi" w:hAnsiTheme="minorHAnsi"/>
-          <w:color w:val="auto"/>
-        </w:rPr>
-      </w:pPr>
-    </w:p>
-    <w:p>
-      <w:pPr>
-        <w:rPr>
-          <w:rFonts w:asciiTheme="minorHAnsi" w:hAnsiTheme="minorHAnsi"/>
-          <w:color w:val="auto"/>
-        </w:rPr>
-      </w:pPr>
-    </w:p>
-    <w:p>
-      <w:pPr>
-        <w:rPr>
-          <w:rFonts w:asciiTheme="minorHAnsi" w:hAnsiTheme="minorHAnsi"/>
-          <w:color w:val="auto"/>
-        </w:rPr>
-      </w:pPr>
-    </w:p>
-    <w:p>
-      <w:pPr>
-        <w:rPr>
-          <w:rFonts w:asciiTheme="minorHAnsi" w:hAnsiTheme="minorHAnsi"/>
-          <w:color w:val="auto"/>
-        </w:rPr>
-      </w:pPr>
-    </w:p>
-    <w:p>
-      <w:pPr>
-        <w:keepNext/>
-        <w:keepLines/>
-        <w:spacing w:before="200" w:after="0"/>
-        <w:outlineLvl w:val="1"/>
-        <w:rPr>
-          <w:rFonts w:asciiTheme="majorHAnsi" w:eastAsiaTheme="majorEastAsia" w:hAnsiTheme="majorHAnsi" w:cstheme="majorBidi"/>
-          <w:b/>
-          <w:bCs/>
-          <w:color w:val="4F81BD" w:themeColor="accent1"/>
-          <w:sz w:val="26"/>
-          <w:szCs w:val="26"/>
-        </w:rPr>
-      </w:pPr>
-      <w:bookmarkStart w:id="7" w:name="_Toc221820026"/>
-      <w:r>
-        <w:rPr>
-          <w:rFonts w:asciiTheme="majorHAnsi" w:eastAsiaTheme="majorEastAsia" w:hAnsiTheme="majorHAnsi" w:cstheme="majorBidi"/>
-          <w:b/>
-          <w:bCs/>
-          <w:color w:val="4F81BD" w:themeColor="accent1"/>
-          <w:sz w:val="26"/>
-          <w:szCs w:val="26"/>
-        </w:rPr>
-        <w:t>2.5 Taller Colaborativo</w:t>
-      </w:r>
-      <w:bookmarkEnd w:id="7"/>
-    </w:p>
-    <w:p>
-      <w:pPr>
-        <w:tabs>
-          <w:tab w:val="num" w:pos="360"/>
-        </w:tabs>
-        <w:ind w:left="360" w:hanging="360"/>
-        <w:contextualSpacing/>
-        <w:rPr>
-          <w:rFonts w:asciiTheme="minorHAnsi" w:hAnsiTheme="minorHAnsi"/>
-          <w:color w:val="auto"/>
-        </w:rPr>
-      </w:pPr>
-    </w:p>
-    <w:p>
-      <w:pPr>
-        <w:tabs>
-          <w:tab w:val="num" w:pos="360"/>
-        </w:tabs>
-        <w:ind w:left="360" w:hanging="360"/>
-        <w:contextualSpacing/>
-        <w:rPr>
-          <w:rFonts w:asciiTheme="minorHAnsi" w:hAnsiTheme="minorHAnsi"/>
-          <w:color w:val="auto"/>
-        </w:rPr>
-      </w:pPr>
-      <w:r>
-        <w:rPr>
-          <w:rFonts w:asciiTheme="minorHAnsi" w:hAnsiTheme="minorHAnsi"/>
-          <w:color w:val="auto"/>
-        </w:rPr>
-        <w:t>Revisión de riesgos y definición de acciones prioritarias:</w:t>
-      </w:r>
-    </w:p>
-    <w:p>
-      <w:pPr>
-        <w:tabs>
-          <w:tab w:val="num" w:pos="360"/>
-        </w:tabs>
-        <w:ind w:left="360" w:hanging="360"/>
-        <w:contextualSpacing/>
-        <w:rPr>
-          <w:rFonts w:asciiTheme="minorHAnsi" w:hAnsiTheme="minorHAnsi"/>
-          <w:color w:val="auto"/>
-        </w:rPr>
-      </w:pPr>
-    </w:p>
-    <w:p>
-      <w:pPr>
-        <w:rPr>
-          <w:rFonts w:asciiTheme="minorHAnsi" w:hAnsiTheme="minorHAnsi"/>
-          <w:color w:val="auto"/>
-        </w:rPr>
-      </w:pPr>
-      <w:r>
-        <w:rPr>
-          <w:rFonts w:asciiTheme="minorHAnsi" w:hAnsiTheme="minorHAnsi"/>
-          <w:color w:val="auto"/>
-        </w:rPr>
-        <w:tab/>
-        <w:t>- Validación y depuración en la</w:t>
-      </w:r>
-      <w:r>
-        <w:rPr>
-          <w:rFonts w:asciiTheme="minorHAnsi" w:hAnsiTheme="minorHAnsi"/>
-          <w:color w:val="auto"/>
-        </w:rPr>
-        <w:t>s</w:t>
-      </w:r>
-      <w:r>
-        <w:rPr>
-          <w:rFonts w:asciiTheme="minorHAnsi" w:hAnsiTheme="minorHAnsi"/>
-          <w:color w:val="auto"/>
-        </w:rPr>
-        <w:t xml:space="preserve"> Plataforma</w:t>
-      </w:r>
-      <w:r>
-        <w:rPr>
-          <w:rFonts w:asciiTheme="minorHAnsi" w:hAnsiTheme="minorHAnsi"/>
-          <w:color w:val="auto"/>
-        </w:rPr>
-        <w:t>s</w:t>
-      </w:r>
-      <w:r>
-        <w:rPr>
-          <w:rFonts w:asciiTheme="minorHAnsi" w:hAnsiTheme="minorHAnsi"/>
-          <w:color w:val="auto"/>
-        </w:rPr>
-        <w:t>.</w:t>
-      </w:r>
-    </w:p>
-    <w:p>
-      <w:pPr>
-        <w:rPr>
-          <w:rFonts w:asciiTheme="minorHAnsi" w:hAnsiTheme="minorHAnsi"/>
-          <w:color w:val="auto"/>
-        </w:rPr>
-      </w:pPr>
-      <w:r>
-        <w:rPr>
-          <w:rFonts w:asciiTheme="minorHAnsi" w:hAnsiTheme="minorHAnsi"/>
-          <w:color w:val="auto"/>
-        </w:rPr>
-        <w:tab/>
-        <w:t xml:space="preserve">- Respaldos automáticos semanales en </w:t>
-      </w:r>
-      <w:r>
-        <w:rPr>
-          <w:rFonts w:asciiTheme="minorHAnsi" w:hAnsiTheme="minorHAnsi"/>
-          <w:color w:val="auto"/>
-        </w:rPr>
-        <w:t xml:space="preserve">los </w:t>
-      </w:r>
-      <w:r>
-        <w:rPr>
-          <w:rFonts w:asciiTheme="minorHAnsi" w:hAnsiTheme="minorHAnsi"/>
-          <w:color w:val="auto"/>
-        </w:rPr>
-        <w:t>Sistema</w:t>
-      </w:r>
-      <w:r>
-        <w:rPr>
-          <w:rFonts w:asciiTheme="minorHAnsi" w:hAnsiTheme="minorHAnsi"/>
-          <w:color w:val="auto"/>
-        </w:rPr>
-        <w:t>s</w:t>
-      </w:r>
-      <w:r>
-        <w:rPr>
-          <w:rFonts w:asciiTheme="minorHAnsi" w:hAnsiTheme="minorHAnsi"/>
-          <w:color w:val="auto"/>
-        </w:rPr>
-        <w:t>.</w:t>
-      </w:r>
-    </w:p>
-    <w:p>
-      <w:pPr>
-        <w:rPr>
-          <w:rFonts w:asciiTheme="minorHAnsi" w:hAnsiTheme="minorHAnsi"/>
-          <w:color w:val="auto"/>
-        </w:rPr>
-      </w:pPr>
-      <w:r>
-        <w:rPr>
-          <w:rFonts w:asciiTheme="minorHAnsi" w:hAnsiTheme="minorHAnsi"/>
-          <w:color w:val="auto"/>
-        </w:rPr>
-        <w:tab/>
-        <w:t>- Reforzar controles de acceso y autenticación en la</w:t>
-      </w:r>
-      <w:r>
-        <w:rPr>
-          <w:rFonts w:asciiTheme="minorHAnsi" w:hAnsiTheme="minorHAnsi"/>
-          <w:color w:val="auto"/>
-        </w:rPr>
-        <w:t>s</w:t>
-      </w:r>
-      <w:r>
-        <w:rPr>
-          <w:rFonts w:asciiTheme="minorHAnsi" w:hAnsiTheme="minorHAnsi"/>
-          <w:color w:val="auto"/>
-        </w:rPr>
-        <w:t xml:space="preserve"> Base</w:t>
-      </w:r>
-      <w:r>
-        <w:rPr>
-          <w:rFonts w:asciiTheme="minorHAnsi" w:hAnsiTheme="minorHAnsi"/>
-          <w:color w:val="auto"/>
-        </w:rPr>
-        <w:t>s</w:t>
-      </w:r>
-      <w:r>
-        <w:rPr>
-          <w:rFonts w:asciiTheme="minorHAnsi" w:hAnsiTheme="minorHAnsi"/>
-          <w:color w:val="auto"/>
-        </w:rPr>
-        <w:t xml:space="preserve"> de Datos.</w:t>
-      </w:r>
-    </w:p>
-    <w:p>
-      <w:pPr>
-        <w:keepNext/>
-        <w:keepLines/>
-        <w:spacing w:before="200" w:after="0"/>
-        <w:outlineLvl w:val="2"/>
-        <w:rPr>
-          <w:rFonts w:asciiTheme="majorHAnsi" w:eastAsiaTheme="majorEastAsia" w:hAnsiTheme="majorHAnsi" w:cstheme="majorBidi"/>
-          <w:b/>
-          <w:bCs/>
-          <w:color w:val="4F81BD" w:themeColor="accent1"/>
-        </w:rPr>
-      </w:pPr>
-    </w:p>
-    <w:p>
-      <w:pPr>
-        <w:keepNext/>
-        <w:keepLines/>
-        <w:spacing w:before="200" w:after="0"/>
-        <w:outlineLvl w:val="2"/>
-        <w:rPr>
-          <w:rFonts w:asciiTheme="majorHAnsi" w:eastAsiaTheme="majorEastAsia" w:hAnsiTheme="majorHAnsi" w:cstheme="majorBidi"/>
-          <w:b/>
-          <w:bCs/>
-          <w:color w:val="4F81BD" w:themeColor="accent1"/>
-        </w:rPr>
-      </w:pPr>
-      <w:bookmarkStart w:id="8" w:name="_Toc221820027"/>
-      <w:r>
-        <w:rPr>
-          <w:rFonts w:asciiTheme="majorHAnsi" w:eastAsiaTheme="majorEastAsia" w:hAnsiTheme="majorHAnsi" w:cstheme="majorBidi"/>
-          <w:b/>
-          <w:bCs/>
-          <w:color w:val="4F81BD" w:themeColor="accent1"/>
-        </w:rPr>
-        <w:t>Sugerencia de Actividades para el Taller Colaborativo</w:t>
-      </w:r>
-      <w:bookmarkEnd w:id="8"/>
-    </w:p>
-    <w:p>
-      <w:pPr>
-        <w:tabs>
-          <w:tab w:val="num" w:pos="360"/>
-        </w:tabs>
-        <w:ind w:left="360" w:hanging="360"/>
-        <w:contextualSpacing/>
-        <w:rPr>
-          <w:rFonts w:asciiTheme="minorHAnsi" w:hAnsiTheme="minorHAnsi"/>
-          <w:color w:val="auto"/>
-        </w:rPr>
-      </w:pPr>
-    </w:p>
-    <w:p>
-      <w:pPr>
-        <w:numPr>
-          <w:ilvl w:val="0"/>
-          <w:numId w:val="1"/>
-        </w:numPr>
-        <w:contextualSpacing/>
-        <w:rPr>
-          <w:rFonts w:asciiTheme="minorHAnsi" w:hAnsiTheme="minorHAnsi"/>
-          <w:color w:val="auto"/>
-        </w:rPr>
-      </w:pPr>
-      <w:r>
-        <w:rPr>
-          <w:rFonts w:asciiTheme="minorHAnsi" w:hAnsiTheme="minorHAnsi"/>
-          <w:color w:val="auto"/>
-        </w:rPr>
-        <w:t>Presentación de objetivos y alcance del diagnóstico de datos.</w:t>
-      </w:r>
-    </w:p>
-    <w:p>
-      <w:pPr>
-        <w:numPr>
-          <w:ilvl w:val="0"/>
-          <w:numId w:val="1"/>
-        </w:numPr>
-        <w:contextualSpacing/>
-        <w:rPr>
-          <w:rFonts w:asciiTheme="minorHAnsi" w:hAnsiTheme="minorHAnsi"/>
-          <w:color w:val="auto"/>
-        </w:rPr>
-      </w:pPr>
-      <w:r>
-        <w:rPr>
-          <w:rFonts w:asciiTheme="minorHAnsi" w:hAnsiTheme="minorHAnsi"/>
-          <w:color w:val="auto"/>
-        </w:rPr>
-        <w:t>Revisión y validación conjunta del inventario de fuentes de datos.</w:t>
-      </w:r>
-    </w:p>
-    <w:p>
-      <w:pPr>
-        <w:numPr>
-          <w:ilvl w:val="0"/>
-          <w:numId w:val="1"/>
-        </w:numPr>
-        <w:contextualSpacing/>
-        <w:rPr>
-          <w:rFonts w:asciiTheme="minorHAnsi" w:hAnsiTheme="minorHAnsi"/>
-          <w:color w:val="auto"/>
-        </w:rPr>
-      </w:pPr>
-      <w:r>
-        <w:rPr>
-          <w:rFonts w:asciiTheme="minorHAnsi" w:hAnsiTheme="minorHAnsi"/>
-          <w:color w:val="auto"/>
-        </w:rPr>
-        <w:t>Identificación de problemas de calidad y riesgos en cada fuente.</w:t>
-      </w:r>
-    </w:p>
-    <w:p>
-      <w:pPr>
-        <w:numPr>
-          <w:ilvl w:val="0"/>
-          <w:numId w:val="1"/>
-        </w:numPr>
-        <w:contextualSpacing/>
-        <w:rPr>
-          <w:rFonts w:asciiTheme="minorHAnsi" w:hAnsiTheme="minorHAnsi"/>
-          <w:color w:val="auto"/>
-        </w:rPr>
-      </w:pPr>
-      <w:r>
-        <w:rPr>
-          <w:rFonts w:asciiTheme="minorHAnsi" w:hAnsiTheme="minorHAnsi"/>
-          <w:color w:val="auto"/>
-        </w:rPr>
-        <w:t>Priorización de acciones y definición de responsables.</w:t>
-      </w:r>
-    </w:p>
-    <w:p>
-      <w:pPr>
-        <w:numPr>
-          <w:ilvl w:val="0"/>
-          <w:numId w:val="1"/>
-        </w:numPr>
-        <w:contextualSpacing/>
-        <w:rPr>
-          <w:rFonts w:asciiTheme="minorHAnsi" w:hAnsiTheme="minorHAnsi"/>
-          <w:color w:val="auto"/>
-        </w:rPr>
-      </w:pPr>
-      <w:r>
-        <w:rPr>
-          <w:rFonts w:asciiTheme="minorHAnsi" w:hAnsiTheme="minorHAnsi"/>
-          <w:color w:val="auto"/>
-        </w:rPr>
-        <w:t>Elaboración de un plan de seguimiento y mejora.</w:t>
-      </w:r>
-    </w:p>
-    <w:p>
-      <w:pPr>
-        <w:tabs>
-          <w:tab w:val="num" w:pos="360"/>
-        </w:tabs>
-        <w:ind w:left="360" w:hanging="360"/>
-        <w:contextualSpacing/>
-        <w:rPr>
-          <w:rFonts w:asciiTheme="minorHAnsi" w:hAnsiTheme="minorHAnsi"/>
-          <w:color w:val="auto"/>
-        </w:rPr>
-      </w:pPr>
-    </w:p>
-    <w:p>
-      <w:pPr>
-        <w:tabs>
-          <w:tab w:val="num" w:pos="360"/>
-        </w:tabs>
-        <w:ind w:left="360" w:hanging="360"/>
-        <w:contextualSpacing/>
-        <w:rPr>
-          <w:rFonts w:asciiTheme="minorHAnsi" w:hAnsiTheme="minorHAnsi"/>
-          <w:color w:val="auto"/>
-        </w:rPr>
-      </w:pPr>
-    </w:p>
-    <w:p>
-      <w:pPr>
-        <w:tabs>
-          <w:tab w:val="num" w:pos="360"/>
-        </w:tabs>
-        <w:ind w:left="360" w:hanging="360"/>
-        <w:contextualSpacing/>
-        <w:rPr>
-          <w:rFonts w:asciiTheme="minorHAnsi" w:hAnsiTheme="minorHAnsi"/>
-          <w:color w:val="auto"/>
-        </w:rPr>
-      </w:pPr>
-    </w:p>
-    <w:p>
-      <w:pPr>
-        <w:tabs>
-          <w:tab w:val="num" w:pos="360"/>
-        </w:tabs>
-        <w:ind w:left="360" w:hanging="360"/>
-        <w:contextualSpacing/>
-        <w:rPr>
-          <w:rFonts w:asciiTheme="minorHAnsi" w:hAnsiTheme="minorHAnsi"/>
-          <w:color w:val="auto"/>
-        </w:rPr>
-      </w:pPr>
-    </w:p>
-    <w:p>
-      <w:pPr>
-        <w:tabs>
-          <w:tab w:val="num" w:pos="360"/>
-        </w:tabs>
-        <w:ind w:left="360" w:hanging="360"/>
-        <w:contextualSpacing/>
-        <w:rPr>
-          <w:rFonts w:asciiTheme="minorHAnsi" w:hAnsiTheme="minorHAnsi"/>
-          <w:color w:val="auto"/>
-        </w:rPr>
-      </w:pPr>
-    </w:p>
-    <w:p>
-      <w:pPr>
-        <w:tabs>
-          <w:tab w:val="num" w:pos="360"/>
-        </w:tabs>
-        <w:ind w:left="360" w:hanging="360"/>
-        <w:contextualSpacing/>
-        <w:rPr>
-          <w:rFonts w:asciiTheme="minorHAnsi" w:hAnsiTheme="minorHAnsi"/>
-          <w:color w:val="auto"/>
-        </w:rPr>
-      </w:pPr>
-    </w:p>
-    <w:p>
-      <w:pPr>
-        <w:tabs>
-          <w:tab w:val="num" w:pos="360"/>
-        </w:tabs>
-        <w:ind w:left="360" w:hanging="360"/>
-        <w:contextualSpacing/>
-        <w:rPr>
-          <w:rFonts w:asciiTheme="minorHAnsi" w:hAnsiTheme="minorHAnsi"/>
-          <w:color w:val="auto"/>
-        </w:rPr>
-      </w:pPr>
-    </w:p>
-    <w:p>
-      <w:pPr>
-        <w:tabs>
-          <w:tab w:val="num" w:pos="360"/>
-        </w:tabs>
-        <w:ind w:left="360" w:hanging="360"/>
-        <w:contextualSpacing/>
-        <w:rPr>
-          <w:rFonts w:asciiTheme="minorHAnsi" w:hAnsiTheme="minorHAnsi"/>
-          <w:color w:val="auto"/>
-        </w:rPr>
-      </w:pPr>
-    </w:p>
-    <w:p>
-      <w:pPr>
-        <w:tabs>
-          <w:tab w:val="num" w:pos="360"/>
-        </w:tabs>
-        <w:ind w:left="360" w:hanging="360"/>
-        <w:contextualSpacing/>
-        <w:rPr>
-          <w:rFonts w:asciiTheme="minorHAnsi" w:hAnsiTheme="minorHAnsi"/>
-          <w:color w:val="auto"/>
-        </w:rPr>
-      </w:pPr>
-    </w:p>
-    <w:p>
-      <w:pPr>
-        <w:tabs>
-          <w:tab w:val="num" w:pos="360"/>
-        </w:tabs>
-        <w:ind w:left="360" w:hanging="360"/>
-        <w:contextualSpacing/>
-        <w:rPr>
-          <w:rFonts w:asciiTheme="minorHAnsi" w:hAnsiTheme="minorHAnsi"/>
-          <w:color w:val="auto"/>
-        </w:rPr>
-      </w:pPr>
-    </w:p>
-    <w:p>
-      <w:pPr>
-        <w:tabs>
-          <w:tab w:val="num" w:pos="360"/>
-        </w:tabs>
-        <w:ind w:left="360" w:hanging="360"/>
-        <w:contextualSpacing/>
-        <w:rPr>
-          <w:rFonts w:asciiTheme="minorHAnsi" w:hAnsiTheme="minorHAnsi"/>
-          <w:color w:val="auto"/>
-        </w:rPr>
-      </w:pPr>
-    </w:p>
-    <w:p>
-      <w:pPr>
-        <w:tabs>
-          <w:tab w:val="num" w:pos="360"/>
-        </w:tabs>
-        <w:ind w:left="360" w:hanging="360"/>
-        <w:contextualSpacing/>
-        <w:rPr>
-          <w:rFonts w:asciiTheme="minorHAnsi" w:hAnsiTheme="minorHAnsi"/>
-          <w:color w:val="auto"/>
-        </w:rPr>
-      </w:pPr>
-    </w:p>
-    <w:p>
-      <w:pPr>
-        <w:tabs>
-          <w:tab w:val="num" w:pos="360"/>
-        </w:tabs>
-        <w:ind w:left="360" w:hanging="360"/>
-        <w:contextualSpacing/>
-        <w:rPr>
-          <w:rFonts w:asciiTheme="minorHAnsi" w:hAnsiTheme="minorHAnsi"/>
-          <w:color w:val="auto"/>
-        </w:rPr>
-      </w:pPr>
-    </w:p>
-    <w:p>
-      <w:pPr>
-        <w:tabs>
-          <w:tab w:val="num" w:pos="360"/>
-        </w:tabs>
-        <w:ind w:left="360" w:hanging="360"/>
-        <w:contextualSpacing/>
-        <w:rPr>
-          <w:rFonts w:asciiTheme="minorHAnsi" w:hAnsiTheme="minorHAnsi"/>
-          <w:color w:val="auto"/>
-        </w:rPr>
-      </w:pPr>
-    </w:p>
-    <w:p>
-      <w:pPr>
-        <w:tabs>
-          <w:tab w:val="num" w:pos="360"/>
-        </w:tabs>
-        <w:ind w:left="360" w:hanging="360"/>
-        <w:contextualSpacing/>
-        <w:rPr>
-          <w:rFonts w:asciiTheme="minorHAnsi" w:hAnsiTheme="minorHAnsi"/>
-          <w:color w:val="auto"/>
-        </w:rPr>
-      </w:pPr>
-    </w:p>
-    <w:p>
-      <w:pPr>
-        <w:keepNext/>
-        <w:keepLines/>
-        <w:spacing w:before="200" w:after="0"/>
-        <w:outlineLvl w:val="1"/>
-        <w:rPr>
-          <w:rFonts w:asciiTheme="majorHAnsi" w:eastAsiaTheme="majorEastAsia" w:hAnsiTheme="majorHAnsi" w:cstheme="majorBidi"/>
-          <w:b/>
-          <w:bCs/>
-          <w:color w:val="4F81BD" w:themeColor="accent1"/>
-          <w:sz w:val="26"/>
-          <w:szCs w:val="26"/>
-        </w:rPr>
-      </w:pPr>
-      <w:bookmarkStart w:id="9" w:name="_Toc221820028"/>
-      <w:r>
-        <w:rPr>
-          <w:rFonts w:asciiTheme="majorHAnsi" w:eastAsiaTheme="majorEastAsia" w:hAnsiTheme="majorHAnsi" w:cstheme="majorBidi"/>
-          <w:b/>
-          <w:bCs/>
-          <w:color w:val="4F81BD" w:themeColor="accent1"/>
-          <w:sz w:val="26"/>
-          <w:szCs w:val="26"/>
-        </w:rPr>
-        <w:t>2.6 Documentación de Hallazgos y Recomendaciones</w:t>
-      </w:r>
-      <w:bookmarkEnd w:id="9"/>
-    </w:p>
-    <w:p>
-      <w:pPr>
-        <w:rPr>
-          <w:rFonts w:asciiTheme="minorHAnsi" w:hAnsiTheme="minorHAnsi"/>
-          <w:color w:val="auto"/>
-        </w:rPr>
-      </w:pPr>
-    </w:p>
-    <w:p>
-      <w:pPr>
-        <w:keepNext/>
-        <w:keepLines/>
-        <w:spacing w:before="200" w:after="0"/>
-        <w:outlineLvl w:val="2"/>
-        <w:rPr>
-          <w:rFonts w:asciiTheme="majorHAnsi" w:eastAsiaTheme="majorEastAsia" w:hAnsiTheme="majorHAnsi" w:cstheme="majorBidi"/>
-          <w:b/>
-          <w:bCs/>
-          <w:color w:val="4F81BD" w:themeColor="accent1"/>
-        </w:rPr>
-      </w:pPr>
-      <w:bookmarkStart w:id="10" w:name="_Toc221820029"/>
-      <w:r>
-        <w:rPr>
-          <w:rFonts w:asciiTheme="majorHAnsi" w:eastAsiaTheme="majorEastAsia" w:hAnsiTheme="majorHAnsi" w:cstheme="majorBidi"/>
-          <w:b/>
-          <w:bCs/>
-          <w:color w:val="4F81BD" w:themeColor="accent1"/>
-        </w:rPr>
-        <w:t>Ejemplo de una m</w:t>
-      </w:r>
-      <w:r>
-        <w:rPr>
-          <w:rFonts w:asciiTheme="majorHAnsi" w:eastAsiaTheme="majorEastAsia" w:hAnsiTheme="majorHAnsi" w:cstheme="majorBidi"/>
-          <w:b/>
-          <w:bCs/>
-          <w:color w:val="4F81BD" w:themeColor="accent1"/>
-        </w:rPr>
-        <w:t>atriz de Hallazgos y Recomendaciones</w:t>
-      </w:r>
-      <w:bookmarkEnd w:id="10"/>
-    </w:p>
-    <w:p>
-      <w:pPr>
-        <w:rPr>
-          <w:rFonts w:asciiTheme="minorHAnsi" w:hAnsiTheme="minorHAnsi"/>
-          <w:color w:val="auto"/>
-        </w:rPr>
-      </w:pPr>
-    </w:p>
-    <w:tbl>
-      <w:tblPr>
-        <w:tblStyle w:val="Tablaconcuadrcula"/>
-        <w:tblW w:w="0" w:type="auto"/>
-        <w:tblLook w:val="04A0" w:firstRow="1" w:lastRow="0" w:firstColumn="1" w:lastColumn="0" w:noHBand="0" w:noVBand="1"/>
-      </w:tblPr>
-      <w:tblGrid>
-        <w:gridCol w:w="1728"/>
-        <w:gridCol w:w="1728"/>
-        <w:gridCol w:w="1728"/>
-        <w:gridCol w:w="1728"/>
-        <w:gridCol w:w="1728"/>
-      </w:tblGrid>
-      <w:tr>
-        <w:tc>
-          <w:tcPr>
-            <w:tcW w:w="1728" w:type="dxa"/>
-          </w:tcPr>
-          <w:p>
-            <w:pPr>
-              <w:rPr>
-                <w:rFonts w:asciiTheme="minorHAnsi" w:hAnsiTheme="minorHAnsi"/>
-                <w:color w:val="auto"/>
-              </w:rPr>
-            </w:pPr>
-            <w:r>
-              <w:rPr>
-                <w:rFonts w:asciiTheme="minorHAnsi" w:hAnsiTheme="minorHAnsi"/>
-                <w:color w:val="auto"/>
-              </w:rPr>
-              <w:t>Hallazgo</w:t>
-            </w:r>
-          </w:p>
-        </w:tc>
-        <w:tc>
-          <w:tcPr>
-            <w:tcW w:w="1728" w:type="dxa"/>
-          </w:tcPr>
-          <w:p>
-            <w:pPr>
-              <w:rPr>
-                <w:rFonts w:asciiTheme="minorHAnsi" w:hAnsiTheme="minorHAnsi"/>
-                <w:color w:val="auto"/>
-              </w:rPr>
-            </w:pPr>
-            <w:r>
-              <w:rPr>
-                <w:rFonts w:asciiTheme="minorHAnsi" w:hAnsiTheme="minorHAnsi"/>
-                <w:color w:val="auto"/>
-              </w:rPr>
-              <w:t>Fuente de Datos</w:t>
-            </w:r>
-          </w:p>
-        </w:tc>
-        <w:tc>
-          <w:tcPr>
-            <w:tcW w:w="1728" w:type="dxa"/>
-          </w:tcPr>
-          <w:p>
-            <w:pPr>
-              <w:rPr>
-                <w:rFonts w:asciiTheme="minorHAnsi" w:hAnsiTheme="minorHAnsi"/>
-                <w:color w:val="auto"/>
-              </w:rPr>
-            </w:pPr>
-            <w:r>
-              <w:rPr>
-                <w:rFonts w:asciiTheme="minorHAnsi" w:hAnsiTheme="minorHAnsi"/>
-                <w:color w:val="auto"/>
-              </w:rPr>
-              <w:t>Recomendación</w:t>
-            </w:r>
-          </w:p>
-        </w:tc>
-        <w:tc>
-          <w:tcPr>
-            <w:tcW w:w="1728" w:type="dxa"/>
-          </w:tcPr>
-          <w:p>
-            <w:pPr>
-              <w:rPr>
-                <w:rFonts w:asciiTheme="minorHAnsi" w:hAnsiTheme="minorHAnsi"/>
-                <w:color w:val="auto"/>
-              </w:rPr>
-            </w:pPr>
-            <w:r>
-              <w:rPr>
-                <w:rFonts w:asciiTheme="minorHAnsi" w:hAnsiTheme="minorHAnsi"/>
-                <w:color w:val="auto"/>
-              </w:rPr>
-              <w:t>Responsable</w:t>
-            </w:r>
-          </w:p>
-        </w:tc>
-        <w:tc>
-          <w:tcPr>
-            <w:tcW w:w="1728" w:type="dxa"/>
-          </w:tcPr>
-          <w:p>
-            <w:pPr>
-              <w:rPr>
-                <w:rFonts w:asciiTheme="minorHAnsi" w:hAnsiTheme="minorHAnsi"/>
-                <w:color w:val="auto"/>
-              </w:rPr>
-            </w:pPr>
-            <w:r>
-              <w:rPr>
-                <w:rFonts w:asciiTheme="minorHAnsi" w:hAnsiTheme="minorHAnsi"/>
-                <w:color w:val="auto"/>
-              </w:rPr>
-              <w:t>Prioridad</w:t>
-            </w:r>
-          </w:p>
-        </w:tc>
-      </w:tr>
-      <w:tr>
-        <w:tc>
-          <w:tcPr>
-            <w:tcW w:w="1728" w:type="dxa"/>
-          </w:tcPr>
-          <w:p>
-            <w:pPr>
-              <w:rPr>
-                <w:rFonts w:asciiTheme="minorHAnsi" w:hAnsiTheme="minorHAnsi"/>
-                <w:color w:val="auto"/>
-              </w:rPr>
-            </w:pPr>
-            <w:r>
-              <w:rPr>
-                <w:rFonts w:asciiTheme="minorHAnsi" w:hAnsiTheme="minorHAnsi"/>
-                <w:color w:val="auto"/>
-              </w:rPr>
-              <w:t>Falta de datos de contacto</w:t>
-            </w:r>
-          </w:p>
-        </w:tc>
-        <w:tc>
-          <w:tcPr>
-            <w:tcW w:w="1728" w:type="dxa"/>
-          </w:tcPr>
-          <w:p>
-            <w:pPr>
-              <w:rPr>
-                <w:rFonts w:asciiTheme="minorHAnsi" w:hAnsiTheme="minorHAnsi"/>
-                <w:color w:val="auto"/>
-              </w:rPr>
-            </w:pPr>
-            <w:r>
-              <w:rPr>
-                <w:rFonts w:asciiTheme="minorHAnsi" w:hAnsiTheme="minorHAnsi"/>
-                <w:color w:val="auto"/>
-              </w:rPr>
-              <w:t>Base de Datos de Alumnos</w:t>
-            </w:r>
-          </w:p>
-        </w:tc>
-        <w:tc>
-          <w:tcPr>
-            <w:tcW w:w="1728" w:type="dxa"/>
-          </w:tcPr>
-          <w:p>
-            <w:pPr>
-              <w:rPr>
-                <w:rFonts w:asciiTheme="minorHAnsi" w:hAnsiTheme="minorHAnsi"/>
-                <w:color w:val="auto"/>
-              </w:rPr>
-            </w:pPr>
-            <w:r>
-              <w:rPr>
-                <w:rFonts w:asciiTheme="minorHAnsi" w:hAnsiTheme="minorHAnsi"/>
-                <w:color w:val="auto"/>
-              </w:rPr>
-              <w:t>Solicitar actualización a estudiantes</w:t>
-            </w:r>
-          </w:p>
-        </w:tc>
-        <w:tc>
-          <w:tcPr>
-            <w:tcW w:w="1728" w:type="dxa"/>
-          </w:tcPr>
-          <w:p>
-            <w:pPr>
-              <w:rPr>
-                <w:rFonts w:asciiTheme="minorHAnsi" w:hAnsiTheme="minorHAnsi"/>
-                <w:color w:val="auto"/>
-              </w:rPr>
-            </w:pPr>
-            <w:r>
-              <w:rPr>
-                <w:rFonts w:asciiTheme="minorHAnsi" w:hAnsiTheme="minorHAnsi"/>
-                <w:color w:val="auto"/>
-              </w:rPr>
-              <w:t>Servicios Escolares</w:t>
-            </w:r>
-          </w:p>
-        </w:tc>
-        <w:tc>
-          <w:tcPr>
-            <w:tcW w:w="1728" w:type="dxa"/>
-          </w:tcPr>
-          <w:p>
-            <w:pPr>
-              <w:rPr>
-                <w:rFonts w:asciiTheme="minorHAnsi" w:hAnsiTheme="minorHAnsi"/>
-                <w:color w:val="auto"/>
-              </w:rPr>
-            </w:pPr>
-            <w:r>
-              <w:rPr>
-                <w:rFonts w:asciiTheme="minorHAnsi" w:hAnsiTheme="minorHAnsi"/>
-                <w:color w:val="auto"/>
-              </w:rPr>
-              <w:t>Alta</w:t>
-            </w:r>
-          </w:p>
-        </w:tc>
-      </w:tr>
-      <w:tr>
-        <w:tc>
-          <w:tcPr>
-            <w:tcW w:w="1728" w:type="dxa"/>
-          </w:tcPr>
-          <w:p>
-            <w:pPr>
-              <w:rPr>
-                <w:rFonts w:asciiTheme="minorHAnsi" w:hAnsiTheme="minorHAnsi"/>
-                <w:color w:val="auto"/>
-              </w:rPr>
-            </w:pPr>
-            <w:r>
-              <w:rPr>
-                <w:rFonts w:asciiTheme="minorHAnsi" w:hAnsiTheme="minorHAnsi"/>
-                <w:color w:val="auto"/>
-              </w:rPr>
-              <w:t>Campos incompletos</w:t>
-            </w:r>
-          </w:p>
-        </w:tc>
-        <w:tc>
-          <w:tcPr>
-            <w:tcW w:w="1728" w:type="dxa"/>
-          </w:tcPr>
-          <w:p>
-            <w:pPr>
-              <w:rPr>
-                <w:rFonts w:asciiTheme="minorHAnsi" w:hAnsiTheme="minorHAnsi"/>
-                <w:color w:val="auto"/>
-              </w:rPr>
-            </w:pPr>
-            <w:r>
-              <w:rPr>
-                <w:rFonts w:asciiTheme="minorHAnsi" w:hAnsiTheme="minorHAnsi"/>
-                <w:color w:val="auto"/>
-              </w:rPr>
-              <w:t>Sistema de Recursos Humanos</w:t>
-            </w:r>
-          </w:p>
-        </w:tc>
-        <w:tc>
-          <w:tcPr>
-            <w:tcW w:w="1728" w:type="dxa"/>
-          </w:tcPr>
-          <w:p>
-            <w:pPr>
-              <w:rPr>
-                <w:rFonts w:asciiTheme="minorHAnsi" w:hAnsiTheme="minorHAnsi"/>
-                <w:color w:val="auto"/>
-              </w:rPr>
-            </w:pPr>
-            <w:r>
-              <w:rPr>
-                <w:rFonts w:asciiTheme="minorHAnsi" w:hAnsiTheme="minorHAnsi"/>
-                <w:color w:val="auto"/>
-              </w:rPr>
-              <w:t>Revisar y completar registros</w:t>
-            </w:r>
-          </w:p>
-        </w:tc>
-        <w:tc>
-          <w:tcPr>
-            <w:tcW w:w="1728" w:type="dxa"/>
-          </w:tcPr>
-          <w:p>
-            <w:pPr>
-              <w:rPr>
-                <w:rFonts w:asciiTheme="minorHAnsi" w:hAnsiTheme="minorHAnsi"/>
-                <w:color w:val="auto"/>
-              </w:rPr>
-            </w:pPr>
-            <w:r>
-              <w:rPr>
-                <w:rFonts w:asciiTheme="minorHAnsi" w:hAnsiTheme="minorHAnsi"/>
-                <w:color w:val="auto"/>
-              </w:rPr>
-              <w:t>Dirección de Recursos Humanos</w:t>
-            </w:r>
-          </w:p>
-        </w:tc>
-        <w:tc>
-          <w:tcPr>
-            <w:tcW w:w="1728" w:type="dxa"/>
-          </w:tcPr>
-          <w:p>
-            <w:pPr>
-              <w:rPr>
-                <w:rFonts w:asciiTheme="minorHAnsi" w:hAnsiTheme="minorHAnsi"/>
-                <w:color w:val="auto"/>
-              </w:rPr>
-            </w:pPr>
-            <w:r>
-              <w:rPr>
-                <w:rFonts w:asciiTheme="minorHAnsi" w:hAnsiTheme="minorHAnsi"/>
-                <w:color w:val="auto"/>
-              </w:rPr>
-              <w:t>Media</w:t>
-            </w:r>
-          </w:p>
-        </w:tc>
-      </w:tr>
-      <w:tr>
-        <w:tc>
-          <w:tcPr>
-            <w:tcW w:w="1728" w:type="dxa"/>
-          </w:tcPr>
-          <w:p>
-            <w:pPr>
-              <w:rPr>
-                <w:rFonts w:asciiTheme="minorHAnsi" w:hAnsiTheme="minorHAnsi"/>
-                <w:color w:val="auto"/>
-              </w:rPr>
-            </w:pPr>
-            <w:r>
-              <w:rPr>
-                <w:rFonts w:asciiTheme="minorHAnsi" w:hAnsiTheme="minorHAnsi"/>
-                <w:color w:val="auto"/>
-              </w:rPr>
-              <w:t>Duplicidad de registros</w:t>
-            </w:r>
-          </w:p>
-        </w:tc>
-        <w:tc>
-          <w:tcPr>
-            <w:tcW w:w="1728" w:type="dxa"/>
-          </w:tcPr>
-          <w:p>
-            <w:pPr>
-              <w:rPr>
-                <w:rFonts w:asciiTheme="minorHAnsi" w:hAnsiTheme="minorHAnsi"/>
-                <w:color w:val="auto"/>
-              </w:rPr>
-            </w:pPr>
-            <w:r>
-              <w:rPr>
-                <w:rFonts w:asciiTheme="minorHAnsi" w:hAnsiTheme="minorHAnsi"/>
-                <w:color w:val="auto"/>
-              </w:rPr>
-              <w:t>Plataforma Evaluación Docente</w:t>
-            </w:r>
-          </w:p>
-        </w:tc>
-        <w:tc>
-          <w:tcPr>
-            <w:tcW w:w="1728" w:type="dxa"/>
-          </w:tcPr>
-          <w:p>
-            <w:pPr>
-              <w:rPr>
-                <w:rFonts w:asciiTheme="minorHAnsi" w:hAnsiTheme="minorHAnsi"/>
-                <w:color w:val="auto"/>
-              </w:rPr>
-            </w:pPr>
-            <w:r>
-              <w:rPr>
-                <w:rFonts w:asciiTheme="minorHAnsi" w:hAnsiTheme="minorHAnsi"/>
-                <w:color w:val="auto"/>
-              </w:rPr>
-              <w:t>Depuración periódica</w:t>
-            </w:r>
-          </w:p>
-        </w:tc>
-        <w:tc>
-          <w:tcPr>
-            <w:tcW w:w="1728" w:type="dxa"/>
-          </w:tcPr>
-          <w:p>
-            <w:pPr>
-              <w:rPr>
-                <w:rFonts w:asciiTheme="minorHAnsi" w:hAnsiTheme="minorHAnsi"/>
-                <w:color w:val="auto"/>
-              </w:rPr>
-            </w:pPr>
-            <w:r>
-              <w:rPr>
-                <w:rFonts w:asciiTheme="minorHAnsi" w:hAnsiTheme="minorHAnsi"/>
-                <w:color w:val="auto"/>
-              </w:rPr>
-              <w:t>Coordinación Académica</w:t>
-            </w:r>
-          </w:p>
-        </w:tc>
-        <w:tc>
-          <w:tcPr>
-            <w:tcW w:w="1728" w:type="dxa"/>
-          </w:tcPr>
-          <w:p>
-            <w:pPr>
-              <w:rPr>
-                <w:rFonts w:asciiTheme="minorHAnsi" w:hAnsiTheme="minorHAnsi"/>
-                <w:color w:val="auto"/>
-              </w:rPr>
-            </w:pPr>
-            <w:r>
-              <w:rPr>
-                <w:rFonts w:asciiTheme="minorHAnsi" w:hAnsiTheme="minorHAnsi"/>
-                <w:color w:val="auto"/>
-              </w:rPr>
-              <w:t>Alta</w:t>
-            </w:r>
-          </w:p>
-        </w:tc>
-      </w:tr>
-      <w:tr>
-        <w:tc>
-          <w:tcPr>
-            <w:tcW w:w="1728" w:type="dxa"/>
-          </w:tcPr>
-          <w:p>
-            <w:pPr>
-              <w:rPr>
-                <w:rFonts w:asciiTheme="minorHAnsi" w:hAnsiTheme="minorHAnsi"/>
-                <w:color w:val="auto"/>
-              </w:rPr>
-            </w:pPr>
-            <w:r>
-              <w:rPr>
-                <w:rFonts w:asciiTheme="minorHAnsi" w:hAnsiTheme="minorHAnsi"/>
-                <w:color w:val="auto"/>
-              </w:rPr>
-              <w:t>Falta de respaldo</w:t>
-            </w:r>
-          </w:p>
-        </w:tc>
-        <w:tc>
-          <w:tcPr>
-            <w:tcW w:w="1728" w:type="dxa"/>
-          </w:tcPr>
-          <w:p>
-            <w:pPr>
-              <w:rPr>
-                <w:rFonts w:asciiTheme="minorHAnsi" w:hAnsiTheme="minorHAnsi"/>
-                <w:color w:val="auto"/>
-              </w:rPr>
-            </w:pPr>
-            <w:r>
-              <w:rPr>
-                <w:rFonts w:asciiTheme="minorHAnsi" w:hAnsiTheme="minorHAnsi"/>
-                <w:color w:val="auto"/>
-              </w:rPr>
-              <w:t>Sistema de Bibliotecas</w:t>
-            </w:r>
-          </w:p>
-        </w:tc>
-        <w:tc>
-          <w:tcPr>
-            <w:tcW w:w="1728" w:type="dxa"/>
-          </w:tcPr>
-          <w:p>
-            <w:pPr>
-              <w:rPr>
-                <w:rFonts w:asciiTheme="minorHAnsi" w:hAnsiTheme="minorHAnsi"/>
-                <w:color w:val="auto"/>
-              </w:rPr>
-            </w:pPr>
-            <w:r>
-              <w:rPr>
-                <w:rFonts w:asciiTheme="minorHAnsi" w:hAnsiTheme="minorHAnsi"/>
-                <w:color w:val="auto"/>
-              </w:rPr>
-              <w:t>Implementar respaldo automático</w:t>
-            </w:r>
-          </w:p>
-        </w:tc>
-        <w:tc>
-          <w:tcPr>
-            <w:tcW w:w="1728" w:type="dxa"/>
-          </w:tcPr>
-          <w:p>
-            <w:pPr>
-              <w:rPr>
-                <w:rFonts w:asciiTheme="minorHAnsi" w:hAnsiTheme="minorHAnsi"/>
-                <w:color w:val="auto"/>
-              </w:rPr>
-            </w:pPr>
-            <w:r>
-              <w:rPr>
-                <w:rFonts w:asciiTheme="minorHAnsi" w:hAnsiTheme="minorHAnsi"/>
-                <w:color w:val="auto"/>
-              </w:rPr>
-              <w:t>Biblioteca Central</w:t>
-            </w:r>
-          </w:p>
-        </w:tc>
-        <w:tc>
-          <w:tcPr>
-            <w:tcW w:w="1728" w:type="dxa"/>
-          </w:tcPr>
-          <w:p>
-            <w:pPr>
-              <w:rPr>
-                <w:rFonts w:asciiTheme="minorHAnsi" w:hAnsiTheme="minorHAnsi"/>
-                <w:color w:val="auto"/>
-              </w:rPr>
-            </w:pPr>
-            <w:r>
-              <w:rPr>
-                <w:rFonts w:asciiTheme="minorHAnsi" w:hAnsiTheme="minorHAnsi"/>
-                <w:color w:val="auto"/>
-              </w:rPr>
-              <w:t>Alta</w:t>
-            </w:r>
-          </w:p>
-        </w:tc>
-      </w:tr>
-    </w:tbl>
-    <w:p>
-      <w:pPr>
-        <w:rPr>
-          <w:rFonts w:asciiTheme="minorHAnsi" w:hAnsiTheme="minorHAnsi"/>
-          <w:color w:val="auto"/>
-        </w:rPr>
-      </w:pPr>
-    </w:p>
-    <w:p>
-      <w:pPr>
-        <w:keepNext/>
-        <w:keepLines/>
-        <w:spacing w:before="200" w:after="0"/>
-        <w:outlineLvl w:val="1"/>
-        <w:rPr>
-          <w:rFonts w:asciiTheme="majorHAnsi" w:eastAsiaTheme="majorEastAsia" w:hAnsiTheme="majorHAnsi" w:cstheme="majorBidi"/>
-          <w:b/>
-          <w:bCs/>
-          <w:color w:val="4F81BD" w:themeColor="accent1"/>
-          <w:sz w:val="26"/>
-          <w:szCs w:val="26"/>
-        </w:rPr>
-      </w:pPr>
-      <w:bookmarkStart w:id="11" w:name="_Toc221820030"/>
-      <w:r>
-        <w:rPr>
-          <w:rFonts w:asciiTheme="majorHAnsi" w:eastAsiaTheme="majorEastAsia" w:hAnsiTheme="majorHAnsi" w:cstheme="majorBidi"/>
-          <w:b/>
-          <w:bCs/>
-          <w:color w:val="4F81BD" w:themeColor="accent1"/>
-          <w:sz w:val="26"/>
-          <w:szCs w:val="26"/>
-        </w:rPr>
-        <w:t>2.7 Ejemplo de Informe Estructurado</w:t>
-      </w:r>
-      <w:bookmarkEnd w:id="11"/>
-    </w:p>
-    <w:p>
-      <w:pPr>
-        <w:keepNext/>
-        <w:keepLines/>
-        <w:spacing w:before="200" w:after="0"/>
-        <w:outlineLvl w:val="2"/>
-        <w:rPr>
-          <w:rFonts w:asciiTheme="majorHAnsi" w:eastAsiaTheme="majorEastAsia" w:hAnsiTheme="majorHAnsi" w:cstheme="majorBidi"/>
-          <w:b/>
-          <w:bCs/>
-          <w:color w:val="4F81BD" w:themeColor="accent1"/>
-        </w:rPr>
-      </w:pPr>
-      <w:bookmarkStart w:id="12" w:name="_Toc221820031"/>
-      <w:r>
-        <w:rPr>
-          <w:rFonts w:asciiTheme="majorHAnsi" w:eastAsiaTheme="majorEastAsia" w:hAnsiTheme="majorHAnsi" w:cstheme="majorBidi"/>
-          <w:b/>
-          <w:bCs/>
-          <w:color w:val="4F81BD" w:themeColor="accent1"/>
-        </w:rPr>
-        <w:t>Breve ejemplo de informe estructurado</w:t>
-      </w:r>
-      <w:bookmarkEnd w:id="12"/>
-    </w:p>
-    <w:p>
-      <w:pPr>
-        <w:rPr>
-          <w:rFonts w:asciiTheme="minorHAnsi" w:hAnsiTheme="minorHAnsi"/>
-          <w:color w:val="auto"/>
-        </w:rPr>
-      </w:pPr>
-      <w:r>
-        <w:rPr>
-          <w:rFonts w:asciiTheme="minorHAnsi" w:hAnsiTheme="minorHAnsi"/>
-          <w:color w:val="auto"/>
-        </w:rPr>
-        <w:tab/>
-        <w:t>- Priorizar la mejora de calidad y seguridad en las fuentes críticas.</w:t>
-      </w:r>
-    </w:p>
-    <w:p>
-      <w:pPr>
-        <w:rPr>
-          <w:rFonts w:asciiTheme="minorHAnsi" w:hAnsiTheme="minorHAnsi"/>
-          <w:color w:val="auto"/>
-        </w:rPr>
-      </w:pPr>
-      <w:r>
-        <w:rPr>
-          <w:rFonts w:asciiTheme="minorHAnsi" w:hAnsiTheme="minorHAnsi"/>
-          <w:color w:val="auto"/>
-        </w:rPr>
-        <w:tab/>
-        <w:t>- Establecer procesos de respaldo y validación de datos.</w:t>
-      </w:r>
-    </w:p>
-    <w:p>
-      <w:pPr>
-        <w:rPr>
-          <w:rFonts w:asciiTheme="minorHAnsi" w:hAnsiTheme="minorHAnsi"/>
-          <w:color w:val="auto"/>
-        </w:rPr>
-      </w:pPr>
-      <w:r>
-        <w:rPr>
-          <w:rFonts w:asciiTheme="minorHAnsi" w:hAnsiTheme="minorHAnsi"/>
-          <w:color w:val="auto"/>
-        </w:rPr>
-        <w:tab/>
-        <w:t>- Implementar controles de acceso y autenticación.</w:t>
-      </w:r>
-    </w:p>
-    <w:p>
-      <w:pPr>
-        <w:rPr>
-          <w:rFonts w:asciiTheme="minorHAnsi" w:hAnsiTheme="minorHAnsi"/>
-          <w:color w:val="auto"/>
-        </w:rPr>
-      </w:pPr>
-      <w:r>
-        <w:rPr>
-          <w:rFonts w:asciiTheme="minorHAnsi" w:hAnsiTheme="minorHAnsi"/>
-          <w:color w:val="auto"/>
-        </w:rPr>
-        <w:tab/>
-        <w:t>- Estas acciones permitirán una gestión de datos más eficiente y segura.</w:t>
-      </w:r>
-    </w:p>
-    <w:p>
-      <w:pPr>
-        <w:rPr>
-          <w:rFonts w:asciiTheme="minorHAnsi" w:hAnsiTheme="minorHAnsi"/>
-          <w:color w:val="auto"/>
-        </w:rPr>
-      </w:pPr>
-    </w:p>
-    <w:p>
-      <w:pPr>
-        <w:rPr>
-          <w:rFonts w:asciiTheme="minorHAnsi" w:hAnsiTheme="minorHAnsi"/>
-          <w:color w:val="auto"/>
-        </w:rPr>
-      </w:pPr>
-      <w:r>
-        <w:rPr>
-          <w:rFonts w:asciiTheme="minorHAnsi" w:hAnsiTheme="minorHAnsi"/>
-          <w:color w:val="auto"/>
-        </w:rPr>
-        <w:t>Un informe estructurado debe incluir:</w:t>
-      </w:r>
-    </w:p>
-    <w:p>
-      <w:pPr>
-        <w:numPr>
-          <w:ilvl w:val="0"/>
-          <w:numId w:val="1"/>
-        </w:numPr>
-        <w:contextualSpacing/>
-        <w:rPr>
-          <w:rFonts w:asciiTheme="minorHAnsi" w:hAnsiTheme="minorHAnsi"/>
-          <w:color w:val="auto"/>
-        </w:rPr>
-      </w:pPr>
-      <w:r>
-        <w:rPr>
-          <w:rFonts w:asciiTheme="minorHAnsi" w:hAnsiTheme="minorHAnsi"/>
-          <w:color w:val="auto"/>
-        </w:rPr>
-        <w:t>Portada con título, fecha, responsable y área.</w:t>
-      </w:r>
-    </w:p>
-    <w:p>
-      <w:pPr>
-        <w:numPr>
-          <w:ilvl w:val="0"/>
-          <w:numId w:val="1"/>
-        </w:numPr>
-        <w:contextualSpacing/>
-        <w:rPr>
-          <w:rFonts w:asciiTheme="minorHAnsi" w:hAnsiTheme="minorHAnsi"/>
-          <w:color w:val="auto"/>
-        </w:rPr>
-      </w:pPr>
-      <w:r>
-        <w:rPr>
-          <w:rFonts w:asciiTheme="minorHAnsi" w:hAnsiTheme="minorHAnsi"/>
-          <w:color w:val="auto"/>
-        </w:rPr>
-        <w:t>Resumen ejecutivo de los principales hallazgos y objetivos.</w:t>
-      </w:r>
-    </w:p>
-    <w:p>
-      <w:pPr>
-        <w:numPr>
-          <w:ilvl w:val="0"/>
-          <w:numId w:val="1"/>
-        </w:numPr>
-        <w:contextualSpacing/>
-        <w:rPr>
-          <w:rFonts w:asciiTheme="minorHAnsi" w:hAnsiTheme="minorHAnsi"/>
-          <w:color w:val="auto"/>
-        </w:rPr>
-      </w:pPr>
-      <w:r>
-        <w:rPr>
-          <w:rFonts w:asciiTheme="minorHAnsi" w:hAnsiTheme="minorHAnsi"/>
-          <w:color w:val="auto"/>
-        </w:rPr>
-        <w:t>Inventario de fuentes de datos institucionales (nombre, responsable, sistema origen, periodicidad).</w:t>
-      </w:r>
-    </w:p>
-    <w:p>
-      <w:pPr>
-        <w:numPr>
-          <w:ilvl w:val="0"/>
-          <w:numId w:val="1"/>
-        </w:numPr>
-        <w:contextualSpacing/>
-        <w:rPr>
-          <w:rFonts w:asciiTheme="minorHAnsi" w:hAnsiTheme="minorHAnsi"/>
-          <w:color w:val="auto"/>
-        </w:rPr>
-      </w:pPr>
-      <w:r>
-        <w:rPr>
-          <w:rFonts w:asciiTheme="minorHAnsi" w:hAnsiTheme="minorHAnsi"/>
-          <w:color w:val="auto"/>
-        </w:rPr>
-        <w:t>Evaluación de calidad y riesgos (completitud, consistencia, actualidad, riesgos principales).</w:t>
-      </w:r>
-    </w:p>
-    <w:p>
-      <w:pPr>
-        <w:numPr>
-          <w:ilvl w:val="0"/>
-          <w:numId w:val="1"/>
-        </w:numPr>
-        <w:contextualSpacing/>
-        <w:rPr>
-          <w:rFonts w:asciiTheme="minorHAnsi" w:hAnsiTheme="minorHAnsi"/>
-          <w:color w:val="auto"/>
-        </w:rPr>
-      </w:pPr>
-      <w:r>
-        <w:rPr>
-          <w:rFonts w:asciiTheme="minorHAnsi" w:hAnsiTheme="minorHAnsi"/>
-          <w:color w:val="auto"/>
-        </w:rPr>
-        <w:t>Acciones recomendadas y cronograma de implementación.</w:t>
-      </w:r>
-    </w:p>
-    <w:p>
-      <w:pPr>
-        <w:numPr>
-          <w:ilvl w:val="0"/>
-          <w:numId w:val="1"/>
-        </w:numPr>
-        <w:contextualSpacing/>
-        <w:rPr>
-          <w:rFonts w:asciiTheme="minorHAnsi" w:hAnsiTheme="minorHAnsi"/>
-          <w:color w:val="auto"/>
-        </w:rPr>
-      </w:pPr>
-      <w:r>
-        <w:rPr>
-          <w:rFonts w:asciiTheme="minorHAnsi" w:hAnsiTheme="minorHAnsi"/>
-          <w:color w:val="auto"/>
-        </w:rPr>
-        <w:t>Evidencias y bitácoras de procesos realizados.</w:t>
-      </w:r>
-    </w:p>
-    <w:p>
-      <w:pPr>
-        <w:numPr>
-          <w:ilvl w:val="0"/>
-          <w:numId w:val="1"/>
-        </w:numPr>
-        <w:contextualSpacing/>
-        <w:rPr>
-          <w:rFonts w:asciiTheme="minorHAnsi" w:hAnsiTheme="minorHAnsi"/>
-          <w:color w:val="auto"/>
-        </w:rPr>
-      </w:pPr>
-      <w:r>
-        <w:rPr>
-          <w:rFonts w:asciiTheme="minorHAnsi" w:hAnsiTheme="minorHAnsi"/>
-          <w:color w:val="auto"/>
-        </w:rPr>
-        <w:t>Recomendaciones finales para la mejora continua.</w:t>
-      </w:r>
-    </w:p>
-    <w:p>
-      <w:pPr>
-        <w:rPr>
-          <w:rFonts w:asciiTheme="minorHAnsi" w:hAnsiTheme="minorHAnsi"/>
-          <w:color w:val="auto"/>
-        </w:rPr>
-      </w:pPr>
-    </w:p>
-    <w:p>
-      <w:pPr>
-        <w:rPr>
-          <w:rFonts w:asciiTheme="minorHAnsi" w:hAnsiTheme="minorHAnsi"/>
-          <w:color w:val="auto"/>
-        </w:rPr>
-      </w:pPr>
-      <w:r>
-        <w:rPr>
-          <w:rFonts w:asciiTheme="minorHAnsi" w:hAnsiTheme="minorHAnsi"/>
-          <w:color w:val="auto"/>
-        </w:rPr>
-        <w:t>Cada sección debe estar claramente identificada y contener datos específicos, tablas, gráficos o matrices según corresponda.</w:t>
-      </w:r>
-    </w:p>
-    <w:p>
-      <w:pPr>
-        <w:rPr>
-          <w:rFonts w:asciiTheme="minorHAnsi" w:hAnsiTheme="minorHAnsi"/>
-          <w:color w:val="auto"/>
-        </w:rPr>
-      </w:pPr>
-      <w:r>
-        <w:rPr>
-          <w:rFonts w:asciiTheme="minorHAnsi" w:hAnsiTheme="minorHAnsi"/>
-          <w:color w:val="auto"/>
-        </w:rPr>
-        <w:t>Se sugiere incluir anexos con documentación adicional relevante.</w:t>
-      </w:r>
-    </w:p>
-    <w:p>
-      <w:pPr>
-        <w:rPr>
-          <w:rFonts w:asciiTheme="minorHAnsi" w:hAnsiTheme="minorHAnsi"/>
-          <w:color w:val="auto"/>
-        </w:rPr>
-      </w:pPr>
-    </w:p>
-    <w:p>
-      <w:pPr>
-        <w:keepNext/>
-        <w:keepLines/>
-        <w:spacing w:before="200" w:after="0"/>
-        <w:outlineLvl w:val="1"/>
-        <w:rPr>
-          <w:rFonts w:asciiTheme="majorHAnsi" w:eastAsiaTheme="majorEastAsia" w:hAnsiTheme="majorHAnsi" w:cstheme="majorBidi"/>
-          <w:b/>
-          <w:bCs/>
-          <w:color w:val="4F81BD" w:themeColor="accent1"/>
-          <w:sz w:val="26"/>
-          <w:szCs w:val="26"/>
-        </w:rPr>
-      </w:pPr>
-      <w:bookmarkStart w:id="13" w:name="_Toc221820032"/>
-      <w:r>
-        <w:rPr>
-          <w:rFonts w:asciiTheme="majorHAnsi" w:eastAsiaTheme="majorEastAsia" w:hAnsiTheme="majorHAnsi" w:cstheme="majorBidi"/>
-          <w:b/>
-          <w:bCs/>
-          <w:color w:val="4F81BD" w:themeColor="accent1"/>
-          <w:sz w:val="26"/>
-          <w:szCs w:val="26"/>
-        </w:rPr>
-        <w:t>2.</w:t>
-      </w:r>
-      <w:r>
-        <w:rPr>
-          <w:rFonts w:asciiTheme="majorHAnsi" w:eastAsiaTheme="majorEastAsia" w:hAnsiTheme="majorHAnsi" w:cstheme="majorBidi"/>
-          <w:b/>
-          <w:bCs/>
-          <w:color w:val="4F81BD" w:themeColor="accent1"/>
-          <w:sz w:val="26"/>
-          <w:szCs w:val="26"/>
-        </w:rPr>
-        <w:t>8</w:t>
-      </w:r>
-      <w:r>
-        <w:rPr>
-          <w:rFonts w:asciiTheme="majorHAnsi" w:eastAsiaTheme="majorEastAsia" w:hAnsiTheme="majorHAnsi" w:cstheme="majorBidi"/>
-          <w:b/>
-          <w:bCs/>
-          <w:color w:val="4F81BD" w:themeColor="accent1"/>
-          <w:sz w:val="26"/>
-          <w:szCs w:val="26"/>
-        </w:rPr>
-        <w:t xml:space="preserve"> Matriz Visual de Riesgos</w:t>
-      </w:r>
-      <w:bookmarkEnd w:id="13"/>
-    </w:p>
-    <w:p>
-      <w:pPr>
-        <w:rPr>
-          <w:rFonts w:asciiTheme="minorHAnsi" w:hAnsiTheme="minorHAnsi"/>
-          <w:color w:val="auto"/>
-        </w:rPr>
-      </w:pPr>
-    </w:p>
-    <w:p>
-      <w:pPr>
-        <w:rPr>
-          <w:rFonts w:asciiTheme="minorHAnsi" w:hAnsiTheme="minorHAnsi"/>
-          <w:color w:val="auto"/>
-        </w:rPr>
-      </w:pPr>
-      <w:r>
-        <w:rPr>
-          <w:rFonts w:asciiTheme="minorHAnsi" w:hAnsiTheme="minorHAnsi"/>
-          <w:noProof/>
-          <w:color w:val="auto"/>
-        </w:rPr>
-        <w:drawing>
-          <wp:inline distT="0" distB="0" distL="0" distR="0" wp14:anchorId="70C4291F" wp14:editId="4B23C987">
-            <wp:extent cx="5943600" cy="1003300"/>
-            <wp:effectExtent l="0" t="0" r="0" b="6350"/>
-            <wp:docPr id="1560390585" name="Imagen 1" descr="Interfaz de usuario gráfica, Aplicación&#10;&#10;El contenido generado por IA puede ser incorrecto."/>
-            <wp:cNvGraphicFramePr>
-              <a:graphicFrameLocks xmlns:a="http://schemas.openxmlformats.org/drawingml/2006/main" noChangeAspect="1"/>
-            </wp:cNvGraphicFramePr>
-            <a:graphic xmlns:a="http://schemas.openxmlformats.org/drawingml/2006/main">
-              <a:graphicData uri="http://schemas.openxmlformats.org/drawingml/2006/picture">
-                <pic:pic xmlns:pic="http://schemas.openxmlformats.org/drawingml/2006/picture">
-                  <pic:nvPicPr>
-                    <pic:cNvPr id="1560390585" name="Imagen 1" descr="Interfaz de usuario gráfica, Aplicación&#10;&#10;El contenido generado por IA puede ser incorrecto."/>
-                    <pic:cNvPicPr/>
-                  </pic:nvPicPr>
-                  <pic:blipFill>
-                    <a:blip r:embed="rId10"/>
-                    <a:stretch>
-                      <a:fillRect/>
-                    </a:stretch>
-                  </pic:blipFill>
-                  <pic:spPr>
-                    <a:xfrm>
-                      <a:off x="0" y="0"/>
-                      <a:ext cx="5943600" cy="1003300"/>
-                    </a:xfrm>
-                    <a:prstGeom prst="rect">
-                      <a:avLst/>
-                    </a:prstGeom>
-                  </pic:spPr>
-                </pic:pic>
-              </a:graphicData>
-            </a:graphic>
-          </wp:inline>
-        </w:drawing>
-      </w:r>
-    </w:p>
-    <w:p>
-      <w:pPr>
-        <w:rPr>
-          <w:rFonts w:asciiTheme="minorHAnsi" w:hAnsiTheme="minorHAnsi"/>
-          <w:color w:val="auto"/>
-        </w:rPr>
-      </w:pPr>
-    </w:p>
-    <w:p>
-      <w:pPr>
-        <w:jc w:val="center"/>
-        <w:rPr>
-          <w:rFonts w:asciiTheme="minorHAnsi" w:hAnsiTheme="minorHAnsi"/>
-          <w:color w:val="auto"/>
-        </w:rPr>
-      </w:pPr>
-      <w:r>
-        <w:rPr>
-          <w:rFonts w:asciiTheme="minorHAnsi" w:hAnsiTheme="minorHAnsi"/>
-          <w:noProof/>
-          <w:color w:val="auto"/>
-        </w:rPr>
-        <w:drawing>
-          <wp:inline distT="0" distB="0" distL="0" distR="0" wp14:anchorId="0F326546" wp14:editId="5A638692">
-            <wp:extent cx="1741657" cy="4983480"/>
-            <wp:effectExtent l="0" t="0" r="0" b="7620"/>
-            <wp:docPr id="1253413742" name="Imagen 1" descr="Diagrama&#10;&#10;El contenido generado por IA puede ser incorrecto."/>
-            <wp:cNvGraphicFramePr>
-              <a:graphicFrameLocks xmlns:a="http://schemas.openxmlformats.org/drawingml/2006/main" noChangeAspect="1"/>
-            </wp:cNvGraphicFramePr>
-            <a:graphic xmlns:a="http://schemas.openxmlformats.org/drawingml/2006/main">
-              <a:graphicData uri="http://schemas.openxmlformats.org/drawingml/2006/picture">
-                <pic:pic xmlns:pic="http://schemas.openxmlformats.org/drawingml/2006/picture">
-                  <pic:nvPicPr>
-                    <pic:cNvPr id="1253413742" name="Imagen 1" descr="Diagrama&#10;&#10;El contenido generado por IA puede ser incorrecto."/>
-                    <pic:cNvPicPr/>
-                  </pic:nvPicPr>
-                  <pic:blipFill>
-                    <a:blip r:embed="rId11"/>
-                    <a:stretch>
-                      <a:fillRect/>
-                    </a:stretch>
-                  </pic:blipFill>
-                  <pic:spPr>
-                    <a:xfrm>
-                      <a:off x="0" y="0"/>
-                      <a:ext cx="1741808" cy="4983912"/>
-                    </a:xfrm>
-                    <a:prstGeom prst="rect">
-                      <a:avLst/>
-                    </a:prstGeom>
-                  </pic:spPr>
-                </pic:pic>
-              </a:graphicData>
-            </a:graphic>
-          </wp:inline>
-        </w:drawing>
-      </w:r>
-    </w:p>
-    <w:p>
-      <w:pPr>
-        <w:rPr>
-          <w:rFonts w:asciiTheme="minorHAnsi" w:hAnsiTheme="minorHAnsi"/>
-          <w:color w:val="auto"/>
-        </w:rPr>
-      </w:pPr>
-    </w:p>
-    <w:p>
-      <w:pPr>
-        <w:rPr>
-          <w:rFonts w:asciiTheme="minorHAnsi" w:hAnsiTheme="minorHAnsi"/>
-          <w:color w:val="auto"/>
-        </w:rPr>
-      </w:pPr>
-      <w:r>
-        <w:rPr>
-          <w:rFonts w:asciiTheme="minorHAnsi" w:hAnsiTheme="minorHAnsi"/>
-          <w:color w:val="auto"/>
-        </w:rPr>
-        <w:t>Sección 1:</w:t>
-      </w:r>
-      <w:r>
-        <w:rPr>
-          <w:rFonts w:asciiTheme="minorHAnsi" w:hAnsiTheme="minorHAnsi"/>
-          <w:color w:val="auto"/>
-        </w:rPr>
-        <w:t xml:space="preserve"> </w:t>
-      </w:r>
-      <w:r>
-        <w:rPr>
-          <w:rFonts w:asciiTheme="minorHAnsi" w:hAnsiTheme="minorHAnsi"/>
-          <w:color w:val="auto"/>
-        </w:rPr>
-        <w:t>Inventario de fuentes de datos</w:t>
-      </w:r>
-    </w:p>
-    <w:p>
-      <w:pPr>
-        <w:rPr>
-          <w:rFonts w:asciiTheme="minorHAnsi" w:hAnsiTheme="minorHAnsi"/>
-          <w:color w:val="auto"/>
-        </w:rPr>
-      </w:pPr>
-      <w:r>
-        <w:rPr>
-          <w:rFonts w:asciiTheme="minorHAnsi" w:hAnsiTheme="minorHAnsi"/>
-          <w:color w:val="auto"/>
-        </w:rPr>
-        <w:t>Sección 2: Evaluación de calidad y riesgos</w:t>
-      </w:r>
-    </w:p>
-    <w:p>
-      <w:pPr>
-        <w:rPr>
-          <w:rFonts w:asciiTheme="minorHAnsi" w:hAnsiTheme="minorHAnsi"/>
-          <w:color w:val="auto"/>
-        </w:rPr>
-      </w:pPr>
-      <w:r>
-        <w:rPr>
-          <w:rFonts w:asciiTheme="minorHAnsi" w:hAnsiTheme="minorHAnsi"/>
-          <w:color w:val="auto"/>
-        </w:rPr>
-        <w:t>Sección 3: Acciones recomendadas y cronograma</w:t>
-      </w:r>
-    </w:p>
-    <w:p>
-      <w:pPr>
-        <w:rPr>
-          <w:rFonts w:asciiTheme="minorHAnsi" w:hAnsiTheme="minorHAnsi"/>
-          <w:color w:val="auto"/>
-        </w:rPr>
-      </w:pPr>
-      <w:r>
-        <w:rPr>
-          <w:rFonts w:asciiTheme="minorHAnsi" w:hAnsiTheme="minorHAnsi"/>
-          <w:color w:val="auto"/>
-        </w:rPr>
-        <w:t>Sección 4: Evidencias y bitácoras de procesos</w:t>
-      </w:r>
-    </w:p>
-    <w:p>
-      <w:pPr>
-        <w:rPr>
-          <w:rFonts w:asciiTheme="minorHAnsi" w:hAnsiTheme="minorHAnsi"/>
-          <w:color w:val="auto"/>
-        </w:rPr>
-      </w:pPr>
-      <w:r>
-        <w:rPr>
-          <w:rFonts w:asciiTheme="minorHAnsi" w:hAnsiTheme="minorHAnsi"/>
-          <w:color w:val="auto"/>
-        </w:rPr>
-        <w:t>Sección 5: Recomendaciones finales</w:t>
-      </w:r>
-    </w:p>
-    <w:p>
-      <w:pPr>
-        <w:rPr>
-          <w:rFonts w:asciiTheme="minorHAnsi" w:hAnsiTheme="minorHAnsi"/>
-          <w:color w:val="auto"/>
-        </w:rPr>
-      </w:pPr>
-      <w:r>
-        <w:rPr>
-          <w:rFonts w:asciiTheme="minorHAnsi" w:hAnsiTheme="minorHAnsi"/>
-          <w:color w:val="auto"/>
-        </w:rPr>
-        <w:t>Identificación y listado de fuentes de datos institucionales.</w:t>
-      </w:r>
-    </w:p>
-    <w:p>
-      <w:pPr>
-        <w:ind w:firstLine="720"/>
-        <w:rPr>
-          <w:rFonts w:asciiTheme="minorHAnsi" w:hAnsiTheme="minorHAnsi"/>
-          <w:color w:val="auto"/>
-        </w:rPr>
-      </w:pPr>
-      <w:r>
-        <w:rPr>
-          <w:rFonts w:asciiTheme="minorHAnsi" w:hAnsiTheme="minorHAnsi"/>
-          <w:color w:val="auto"/>
-        </w:rPr>
-        <w:t>- Reunión con responsables de cada fuente para obtener información relevante.</w:t>
-      </w:r>
-    </w:p>
-    <w:p>
-      <w:pPr>
-        <w:rPr>
-          <w:rFonts w:asciiTheme="minorHAnsi" w:hAnsiTheme="minorHAnsi"/>
-          <w:color w:val="auto"/>
-        </w:rPr>
-      </w:pPr>
-      <w:r>
-        <w:rPr>
-          <w:rFonts w:asciiTheme="minorHAnsi" w:hAnsiTheme="minorHAnsi"/>
-          <w:color w:val="auto"/>
-        </w:rPr>
-        <w:tab/>
-        <w:t>- Evaluación preliminar de la calidad de los datos (completitud, consistencia, actualidad).</w:t>
-      </w:r>
-    </w:p>
-    <w:p>
-      <w:pPr>
-        <w:ind w:left="720"/>
-        <w:rPr>
-          <w:rFonts w:asciiTheme="minorHAnsi" w:hAnsiTheme="minorHAnsi"/>
-          <w:color w:val="auto"/>
-        </w:rPr>
-      </w:pPr>
-      <w:r>
-        <w:rPr>
-          <w:rFonts w:asciiTheme="minorHAnsi" w:hAnsiTheme="minorHAnsi"/>
-          <w:color w:val="auto"/>
-        </w:rPr>
-        <w:t>- Detección de posibles riesgos asociados a los datos (duplicidad, falta de respaldo, accesos no controlados).</w:t>
-      </w:r>
-    </w:p>
-    <w:p>
-      <w:pPr>
-        <w:rPr>
-          <w:rFonts w:asciiTheme="minorHAnsi" w:hAnsiTheme="minorHAnsi"/>
-          <w:color w:val="auto"/>
-        </w:rPr>
-      </w:pPr>
-      <w:r>
-        <w:rPr>
-          <w:rFonts w:asciiTheme="minorHAnsi" w:hAnsiTheme="minorHAnsi"/>
-          <w:color w:val="auto"/>
-        </w:rPr>
-        <w:tab/>
-        <w:t>- Documentación del inventario de fuentes, responsables y sistemas origen.</w:t>
-      </w:r>
-    </w:p>
-    <w:p>
-      <w:pPr>
-        <w:rPr>
-          <w:rFonts w:asciiTheme="minorHAnsi" w:hAnsiTheme="minorHAnsi"/>
-          <w:color w:val="auto"/>
-        </w:rPr>
-      </w:pPr>
-      <w:r>
-        <w:rPr>
-          <w:rFonts w:asciiTheme="minorHAnsi" w:hAnsiTheme="minorHAnsi"/>
-          <w:color w:val="auto"/>
-        </w:rPr>
-        <w:tab/>
-        <w:t>- Definición de criterios de priorización para la atención de fuentes críticas.</w:t>
-      </w:r>
-    </w:p>
-    <w:p>
-      <w:pPr>
-        <w:rPr>
-          <w:rFonts w:asciiTheme="minorHAnsi" w:hAnsiTheme="minorHAnsi"/>
-          <w:color w:val="auto"/>
-        </w:rPr>
-      </w:pPr>
-      <w:r>
-        <w:rPr>
-          <w:rFonts w:asciiTheme="minorHAnsi" w:hAnsiTheme="minorHAnsi"/>
-          <w:color w:val="auto"/>
-        </w:rPr>
-        <w:tab/>
-        <w:t>- Establecimiento de reglas de validación y depuración de datos.</w:t>
-      </w:r>
-    </w:p>
-    <w:p>
-      <w:pPr>
-        <w:rPr>
-          <w:rFonts w:asciiTheme="minorHAnsi" w:hAnsiTheme="minorHAnsi"/>
-          <w:color w:val="auto"/>
-        </w:rPr>
-      </w:pPr>
-      <w:r>
-        <w:rPr>
-          <w:rFonts w:asciiTheme="minorHAnsi" w:hAnsiTheme="minorHAnsi"/>
-          <w:color w:val="auto"/>
-        </w:rPr>
-        <w:tab/>
-        <w:t>- Registro de bitácoras y evidencias de los procesos implementados.</w:t>
-      </w:r>
-    </w:p>
-    <w:p>
-      <w:pPr>
-        <w:rPr>
-          <w:rFonts w:asciiTheme="minorHAnsi" w:hAnsiTheme="minorHAnsi"/>
-          <w:color w:val="auto"/>
-        </w:rPr>
-      </w:pPr>
-      <w:r>
-        <w:rPr>
-          <w:rFonts w:asciiTheme="minorHAnsi" w:hAnsiTheme="minorHAnsi"/>
-          <w:color w:val="auto"/>
-        </w:rPr>
-        <w:tab/>
-        <w:t>- Propuesta de mecanismos de seguridad y respaldo.</w:t>
-      </w:r>
-    </w:p>
-    <w:p>
-      <w:pPr>
-        <w:rPr>
-          <w:rFonts w:asciiTheme="minorHAnsi" w:hAnsiTheme="minorHAnsi"/>
-          <w:color w:val="auto"/>
-        </w:rPr>
-      </w:pPr>
-    </w:p>
-    <w:p>
-      <w:pPr>
-        <w:rPr>
-          <w:rFonts w:asciiTheme="minorHAnsi" w:hAnsiTheme="minorHAnsi"/>
-          <w:color w:val="auto"/>
-        </w:rPr>
-      </w:pPr>
-      <w:r>
-        <w:rPr>
-          <w:rFonts w:asciiTheme="minorHAnsi" w:hAnsiTheme="minorHAnsi"/>
-          <w:color w:val="auto"/>
-        </w:rPr>
-        <w:t>IMPORTANTE:</w:t>
-      </w:r>
-    </w:p>
-    <w:p>
-      <w:pPr>
-        <w:rPr>
-          <w:rFonts w:asciiTheme="minorHAnsi" w:hAnsiTheme="minorHAnsi"/>
-          <w:color w:val="auto"/>
-        </w:rPr>
-      </w:pPr>
-      <w:r>
-        <w:rPr>
-          <w:rFonts w:asciiTheme="minorHAnsi" w:hAnsiTheme="minorHAnsi"/>
-          <w:color w:val="auto"/>
-        </w:rPr>
-        <w:t xml:space="preserve">Se recomienda mantener comunicación continua con los responsables de cada fuente de datos para asegurar la actualización y calidad de la información. </w:t>
-      </w:r>
-    </w:p>
-    <w:p>
-      <w:pPr>
-        <w:rPr>
-          <w:rFonts w:asciiTheme="minorHAnsi" w:hAnsiTheme="minorHAnsi"/>
-          <w:color w:val="auto"/>
-        </w:rPr>
-      </w:pPr>
-    </w:p>
-    <w:p>
-      <w:pPr>
-        <w:rPr>
-          <w:rFonts w:asciiTheme="minorHAnsi" w:hAnsiTheme="minorHAnsi"/>
-          <w:color w:val="auto"/>
-        </w:rPr>
-      </w:pPr>
-    </w:p>
-    <w:p>
-      <w:pPr>
-        <w:rPr>
-          <w:rFonts w:asciiTheme="minorHAnsi" w:hAnsiTheme="minorHAnsi"/>
-          <w:color w:val="auto"/>
-        </w:rPr>
-      </w:pPr>
-    </w:p>
-    <w:p>
-      <w:pPr>
-        <w:rPr>
-          <w:rFonts w:asciiTheme="minorHAnsi" w:hAnsiTheme="minorHAnsi"/>
-          <w:color w:val="auto"/>
-        </w:rPr>
-      </w:pPr>
-    </w:p>
-    <w:p>
-      <w:pPr>
-        <w:rPr>
-          <w:rFonts w:asciiTheme="minorHAnsi" w:hAnsiTheme="minorHAnsi"/>
-          <w:color w:val="auto"/>
-        </w:rPr>
-      </w:pPr>
-    </w:p>
-    <w:p>
-      <w:pPr>
-        <w:rPr>
-          <w:rFonts w:asciiTheme="minorHAnsi" w:hAnsiTheme="minorHAnsi"/>
-          <w:color w:val="auto"/>
-        </w:rPr>
-      </w:pPr>
-    </w:p>
-    <w:p>
-      <w:pPr>
-        <w:rPr>
-          <w:rFonts w:asciiTheme="minorHAnsi" w:hAnsiTheme="minorHAnsi"/>
-          <w:color w:val="auto"/>
-        </w:rPr>
-      </w:pPr>
-    </w:p>
-    <w:p>
-      <w:pPr>
-        <w:rPr>
-          <w:rFonts w:asciiTheme="minorHAnsi" w:hAnsiTheme="minorHAnsi"/>
-          <w:color w:val="auto"/>
-        </w:rPr>
-      </w:pPr>
-    </w:p>
-    <w:p>
-      <w:pPr>
-        <w:keepNext/>
-        <w:keepLines/>
-        <w:spacing w:before="200" w:after="0"/>
-        <w:outlineLvl w:val="1"/>
-        <w:rPr>
-          <w:rFonts w:asciiTheme="majorHAnsi" w:eastAsiaTheme="majorEastAsia" w:hAnsiTheme="majorHAnsi" w:cstheme="majorBidi"/>
-          <w:b/>
-          <w:bCs/>
-          <w:color w:val="4F81BD" w:themeColor="accent1"/>
-          <w:sz w:val="26"/>
-          <w:szCs w:val="26"/>
-        </w:rPr>
-      </w:pPr>
-      <w:bookmarkStart w:id="14" w:name="_Toc217296775"/>
-      <w:bookmarkStart w:id="15" w:name="_Toc219739752"/>
-      <w:bookmarkStart w:id="16" w:name="_Toc221820033"/>
-      <w:r>
-        <w:rPr>
-          <w:rFonts w:asciiTheme="majorHAnsi" w:eastAsiaTheme="majorEastAsia" w:hAnsiTheme="majorHAnsi" w:cstheme="majorBidi"/>
-          <w:b/>
-          <w:bCs/>
-          <w:color w:val="4F81BD" w:themeColor="accent1"/>
-          <w:sz w:val="26"/>
-          <w:szCs w:val="26"/>
-        </w:rPr>
-        <w:t>3</w:t>
-      </w:r>
-      <w:r>
-        <w:rPr>
-          <w:rFonts w:asciiTheme="majorHAnsi" w:eastAsiaTheme="majorEastAsia" w:hAnsiTheme="majorHAnsi" w:cstheme="majorBidi"/>
-          <w:b/>
-          <w:bCs/>
-          <w:color w:val="4F81BD" w:themeColor="accent1"/>
-          <w:sz w:val="26"/>
-          <w:szCs w:val="26"/>
-        </w:rPr>
-        <w:t>. Sección de firmas</w:t>
-      </w:r>
-      <w:bookmarkEnd w:id="14"/>
-      <w:bookmarkEnd w:id="15"/>
-      <w:bookmarkEnd w:id="16"/>
     </w:p>
     <w:p>
       <w:pPr>
@@ -7735,8 +2184,8 @@
       </w:pPr>
     </w:p>
     <w:sectPr>
-      <w:headerReference w:type="default" r:id="rId12"/>
-      <w:footerReference w:type="default" r:id="rId13"/>
+      <w:headerReference w:type="default" r:id="rId10"/>
+      <w:footerReference w:type="default" r:id="rId11"/>
       <w:pgSz w:w="12240" w:h="15840"/>
       <w:pgMar w:top="2268" w:right="1440" w:bottom="2269" w:left="1440" w:header="720" w:footer="0" w:gutter="0"/>
       <w:cols w:space="720"/>
@@ -7777,8 +2226,8 @@
         <w:szCs w:val="18"/>
       </w:rPr>
     </w:pPr>
-    <w:bookmarkStart w:id="17" w:name="_Hlk195261366"/>
-    <w:bookmarkStart w:id="18" w:name="_Hlk195261367"/>
+    <w:bookmarkStart w:id="2" w:name="_Hlk195261366"/>
+    <w:bookmarkStart w:id="3" w:name="_Hlk195261367"/>
     <w:r>
       <w:rPr>
         <w:rFonts w:ascii="Noto Sans" w:hAnsi="Noto Sans" w:cs="Noto Sans"/>
@@ -8063,8 +2512,8 @@
       <w:tab/>
     </w:r>
   </w:p>
-  <w:bookmarkEnd w:id="17"/>
-  <w:bookmarkEnd w:id="18"/>
+  <w:bookmarkEnd w:id="2"/>
+  <w:bookmarkEnd w:id="3"/>
   <w:p>
     <w:pPr>
       <w:pStyle w:val="Encabezado"/>
@@ -8476,9 +2925,9 @@
     </w:lvl>
   </w:abstractNum>
   <w:abstractNum w:abstractNumId="8" w15:restartNumberingAfterBreak="0">
-    <w:nsid w:val="07F27C7A"/>
+    <w:nsid w:val="07D35EEB"/>
     <w:multiLevelType w:val="multilevel"/>
-    <w:tmpl w:val="3B4078F4"/>
+    <w:tmpl w:val="66DEB330"/>
     <w:lvl w:ilvl="0">
       <w:start w:val="1"/>
       <w:numFmt w:val="bullet"/>
@@ -8625,9 +3074,9 @@
     </w:lvl>
   </w:abstractNum>
   <w:abstractNum w:abstractNumId="9" w15:restartNumberingAfterBreak="0">
-    <w:nsid w:val="09AE0C3F"/>
+    <w:nsid w:val="082234B5"/>
     <w:multiLevelType w:val="multilevel"/>
-    <w:tmpl w:val="E382AB22"/>
+    <w:tmpl w:val="753E43E2"/>
     <w:lvl w:ilvl="0">
       <w:start w:val="1"/>
       <w:numFmt w:val="bullet"/>
@@ -8774,155 +3223,6 @@
     </w:lvl>
   </w:abstractNum>
   <w:abstractNum w:abstractNumId="10" w15:restartNumberingAfterBreak="0">
-    <w:nsid w:val="13C533BF"/>
-    <w:multiLevelType w:val="multilevel"/>
-    <w:tmpl w:val="C41278DC"/>
-    <w:lvl w:ilvl="0">
-      <w:start w:val="1"/>
-      <w:numFmt w:val="bullet"/>
-      <w:lvlText w:val=""/>
-      <w:lvlJc w:val="left"/>
-      <w:pPr>
-        <w:tabs>
-          <w:tab w:val="num" w:pos="720"/>
-        </w:tabs>
-        <w:ind w:left="720" w:hanging="360"/>
-      </w:pPr>
-      <w:rPr>
-        <w:rFonts w:ascii="Symbol" w:hAnsi="Symbol" w:hint="default"/>
-        <w:sz w:val="20"/>
-      </w:rPr>
-    </w:lvl>
-    <w:lvl w:ilvl="1" w:tentative="1">
-      <w:start w:val="1"/>
-      <w:numFmt w:val="bullet"/>
-      <w:lvlText w:val="o"/>
-      <w:lvlJc w:val="left"/>
-      <w:pPr>
-        <w:tabs>
-          <w:tab w:val="num" w:pos="1440"/>
-        </w:tabs>
-        <w:ind w:left="1440" w:hanging="360"/>
-      </w:pPr>
-      <w:rPr>
-        <w:rFonts w:ascii="Courier New" w:hAnsi="Courier New" w:hint="default"/>
-        <w:sz w:val="20"/>
-      </w:rPr>
-    </w:lvl>
-    <w:lvl w:ilvl="2" w:tentative="1">
-      <w:start w:val="1"/>
-      <w:numFmt w:val="bullet"/>
-      <w:lvlText w:val=""/>
-      <w:lvlJc w:val="left"/>
-      <w:pPr>
-        <w:tabs>
-          <w:tab w:val="num" w:pos="2160"/>
-        </w:tabs>
-        <w:ind w:left="2160" w:hanging="360"/>
-      </w:pPr>
-      <w:rPr>
-        <w:rFonts w:ascii="Wingdings" w:hAnsi="Wingdings" w:hint="default"/>
-        <w:sz w:val="20"/>
-      </w:rPr>
-    </w:lvl>
-    <w:lvl w:ilvl="3" w:tentative="1">
-      <w:start w:val="1"/>
-      <w:numFmt w:val="bullet"/>
-      <w:lvlText w:val=""/>
-      <w:lvlJc w:val="left"/>
-      <w:pPr>
-        <w:tabs>
-          <w:tab w:val="num" w:pos="2880"/>
-        </w:tabs>
-        <w:ind w:left="2880" w:hanging="360"/>
-      </w:pPr>
-      <w:rPr>
-        <w:rFonts w:ascii="Wingdings" w:hAnsi="Wingdings" w:hint="default"/>
-        <w:sz w:val="20"/>
-      </w:rPr>
-    </w:lvl>
-    <w:lvl w:ilvl="4" w:tentative="1">
-      <w:start w:val="1"/>
-      <w:numFmt w:val="bullet"/>
-      <w:lvlText w:val=""/>
-      <w:lvlJc w:val="left"/>
-      <w:pPr>
-        <w:tabs>
-          <w:tab w:val="num" w:pos="3600"/>
-        </w:tabs>
-        <w:ind w:left="3600" w:hanging="360"/>
-      </w:pPr>
-      <w:rPr>
-        <w:rFonts w:ascii="Wingdings" w:hAnsi="Wingdings" w:hint="default"/>
-        <w:sz w:val="20"/>
-      </w:rPr>
-    </w:lvl>
-    <w:lvl w:ilvl="5" w:tentative="1">
-      <w:start w:val="1"/>
-      <w:numFmt w:val="bullet"/>
-      <w:lvlText w:val=""/>
-      <w:lvlJc w:val="left"/>
-      <w:pPr>
-        <w:tabs>
-          <w:tab w:val="num" w:pos="4320"/>
-        </w:tabs>
-        <w:ind w:left="4320" w:hanging="360"/>
-      </w:pPr>
-      <w:rPr>
-        <w:rFonts w:ascii="Wingdings" w:hAnsi="Wingdings" w:hint="default"/>
-        <w:sz w:val="20"/>
-      </w:rPr>
-    </w:lvl>
-    <w:lvl w:ilvl="6" w:tentative="1">
-      <w:start w:val="1"/>
-      <w:numFmt w:val="bullet"/>
-      <w:lvlText w:val=""/>
-      <w:lvlJc w:val="left"/>
-      <w:pPr>
-        <w:tabs>
-          <w:tab w:val="num" w:pos="5040"/>
-        </w:tabs>
-        <w:ind w:left="5040" w:hanging="360"/>
-      </w:pPr>
-      <w:rPr>
-        <w:rFonts w:ascii="Wingdings" w:hAnsi="Wingdings" w:hint="default"/>
-        <w:sz w:val="20"/>
-      </w:rPr>
-    </w:lvl>
-    <w:lvl w:ilvl="7" w:tentative="1">
-      <w:start w:val="1"/>
-      <w:numFmt w:val="bullet"/>
-      <w:lvlText w:val=""/>
-      <w:lvlJc w:val="left"/>
-      <w:pPr>
-        <w:tabs>
-          <w:tab w:val="num" w:pos="5760"/>
-        </w:tabs>
-        <w:ind w:left="5760" w:hanging="360"/>
-      </w:pPr>
-      <w:rPr>
-        <w:rFonts w:ascii="Wingdings" w:hAnsi="Wingdings" w:hint="default"/>
-        <w:sz w:val="20"/>
-      </w:rPr>
-    </w:lvl>
-    <w:lvl w:ilvl="8" w:tentative="1">
-      <w:start w:val="1"/>
-      <w:numFmt w:val="bullet"/>
-      <w:lvlText w:val=""/>
-      <w:lvlJc w:val="left"/>
-      <w:pPr>
-        <w:tabs>
-          <w:tab w:val="num" w:pos="6480"/>
-        </w:tabs>
-        <w:ind w:left="6480" w:hanging="360"/>
-      </w:pPr>
-      <w:rPr>
-        <w:rFonts w:ascii="Wingdings" w:hAnsi="Wingdings" w:hint="default"/>
-        <w:sz w:val="20"/>
-      </w:rPr>
-    </w:lvl>
-  </w:abstractNum>
-  <w:abstractNum w:abstractNumId="11" w15:restartNumberingAfterBreak="0">
     <w:nsid w:val="14A24D95"/>
     <w:multiLevelType w:val="hybridMultilevel"/>
     <w:tmpl w:val="0EDC7788"/>
@@ -9035,10 +3335,10 @@
       </w:rPr>
     </w:lvl>
   </w:abstractNum>
-  <w:abstractNum w:abstractNumId="12" w15:restartNumberingAfterBreak="0">
-    <w:nsid w:val="16AC7364"/>
+  <w:abstractNum w:abstractNumId="11" w15:restartNumberingAfterBreak="0">
+    <w:nsid w:val="281F7544"/>
     <w:multiLevelType w:val="multilevel"/>
-    <w:tmpl w:val="03E6F6C4"/>
+    <w:tmpl w:val="031A3D52"/>
     <w:lvl w:ilvl="0">
       <w:start w:val="1"/>
       <w:numFmt w:val="bullet"/>
@@ -9184,156 +3484,7 @@
       </w:rPr>
     </w:lvl>
   </w:abstractNum>
-  <w:abstractNum w:abstractNumId="13" w15:restartNumberingAfterBreak="0">
-    <w:nsid w:val="28613ED9"/>
-    <w:multiLevelType w:val="multilevel"/>
-    <w:tmpl w:val="5096064C"/>
-    <w:lvl w:ilvl="0">
-      <w:start w:val="1"/>
-      <w:numFmt w:val="bullet"/>
-      <w:lvlText w:val=""/>
-      <w:lvlJc w:val="left"/>
-      <w:pPr>
-        <w:tabs>
-          <w:tab w:val="num" w:pos="720"/>
-        </w:tabs>
-        <w:ind w:left="720" w:hanging="360"/>
-      </w:pPr>
-      <w:rPr>
-        <w:rFonts w:ascii="Symbol" w:hAnsi="Symbol" w:hint="default"/>
-        <w:sz w:val="20"/>
-      </w:rPr>
-    </w:lvl>
-    <w:lvl w:ilvl="1" w:tentative="1">
-      <w:start w:val="1"/>
-      <w:numFmt w:val="bullet"/>
-      <w:lvlText w:val="o"/>
-      <w:lvlJc w:val="left"/>
-      <w:pPr>
-        <w:tabs>
-          <w:tab w:val="num" w:pos="1440"/>
-        </w:tabs>
-        <w:ind w:left="1440" w:hanging="360"/>
-      </w:pPr>
-      <w:rPr>
-        <w:rFonts w:ascii="Courier New" w:hAnsi="Courier New" w:hint="default"/>
-        <w:sz w:val="20"/>
-      </w:rPr>
-    </w:lvl>
-    <w:lvl w:ilvl="2" w:tentative="1">
-      <w:start w:val="1"/>
-      <w:numFmt w:val="bullet"/>
-      <w:lvlText w:val=""/>
-      <w:lvlJc w:val="left"/>
-      <w:pPr>
-        <w:tabs>
-          <w:tab w:val="num" w:pos="2160"/>
-        </w:tabs>
-        <w:ind w:left="2160" w:hanging="360"/>
-      </w:pPr>
-      <w:rPr>
-        <w:rFonts w:ascii="Wingdings" w:hAnsi="Wingdings" w:hint="default"/>
-        <w:sz w:val="20"/>
-      </w:rPr>
-    </w:lvl>
-    <w:lvl w:ilvl="3" w:tentative="1">
-      <w:start w:val="1"/>
-      <w:numFmt w:val="bullet"/>
-      <w:lvlText w:val=""/>
-      <w:lvlJc w:val="left"/>
-      <w:pPr>
-        <w:tabs>
-          <w:tab w:val="num" w:pos="2880"/>
-        </w:tabs>
-        <w:ind w:left="2880" w:hanging="360"/>
-      </w:pPr>
-      <w:rPr>
-        <w:rFonts w:ascii="Wingdings" w:hAnsi="Wingdings" w:hint="default"/>
-        <w:sz w:val="20"/>
-      </w:rPr>
-    </w:lvl>
-    <w:lvl w:ilvl="4" w:tentative="1">
-      <w:start w:val="1"/>
-      <w:numFmt w:val="bullet"/>
-      <w:lvlText w:val=""/>
-      <w:lvlJc w:val="left"/>
-      <w:pPr>
-        <w:tabs>
-          <w:tab w:val="num" w:pos="3600"/>
-        </w:tabs>
-        <w:ind w:left="3600" w:hanging="360"/>
-      </w:pPr>
-      <w:rPr>
-        <w:rFonts w:ascii="Wingdings" w:hAnsi="Wingdings" w:hint="default"/>
-        <w:sz w:val="20"/>
-      </w:rPr>
-    </w:lvl>
-    <w:lvl w:ilvl="5" w:tentative="1">
-      <w:start w:val="1"/>
-      <w:numFmt w:val="bullet"/>
-      <w:lvlText w:val=""/>
-      <w:lvlJc w:val="left"/>
-      <w:pPr>
-        <w:tabs>
-          <w:tab w:val="num" w:pos="4320"/>
-        </w:tabs>
-        <w:ind w:left="4320" w:hanging="360"/>
-      </w:pPr>
-      <w:rPr>
-        <w:rFonts w:ascii="Wingdings" w:hAnsi="Wingdings" w:hint="default"/>
-        <w:sz w:val="20"/>
-      </w:rPr>
-    </w:lvl>
-    <w:lvl w:ilvl="6" w:tentative="1">
-      <w:start w:val="1"/>
-      <w:numFmt w:val="bullet"/>
-      <w:lvlText w:val=""/>
-      <w:lvlJc w:val="left"/>
-      <w:pPr>
-        <w:tabs>
-          <w:tab w:val="num" w:pos="5040"/>
-        </w:tabs>
-        <w:ind w:left="5040" w:hanging="360"/>
-      </w:pPr>
-      <w:rPr>
-        <w:rFonts w:ascii="Wingdings" w:hAnsi="Wingdings" w:hint="default"/>
-        <w:sz w:val="20"/>
-      </w:rPr>
-    </w:lvl>
-    <w:lvl w:ilvl="7" w:tentative="1">
-      <w:start w:val="1"/>
-      <w:numFmt w:val="bullet"/>
-      <w:lvlText w:val=""/>
-      <w:lvlJc w:val="left"/>
-      <w:pPr>
-        <w:tabs>
-          <w:tab w:val="num" w:pos="5760"/>
-        </w:tabs>
-        <w:ind w:left="5760" w:hanging="360"/>
-      </w:pPr>
-      <w:rPr>
-        <w:rFonts w:ascii="Wingdings" w:hAnsi="Wingdings" w:hint="default"/>
-        <w:sz w:val="20"/>
-      </w:rPr>
-    </w:lvl>
-    <w:lvl w:ilvl="8" w:tentative="1">
-      <w:start w:val="1"/>
-      <w:numFmt w:val="bullet"/>
-      <w:lvlText w:val=""/>
-      <w:lvlJc w:val="left"/>
-      <w:pPr>
-        <w:tabs>
-          <w:tab w:val="num" w:pos="6480"/>
-        </w:tabs>
-        <w:ind w:left="6480" w:hanging="360"/>
-      </w:pPr>
-      <w:rPr>
-        <w:rFonts w:ascii="Wingdings" w:hAnsi="Wingdings" w:hint="default"/>
-        <w:sz w:val="20"/>
-      </w:rPr>
-    </w:lvl>
-  </w:abstractNum>
-  <w:abstractNum w:abstractNumId="14" w15:restartNumberingAfterBreak="0">
+  <w:abstractNum w:abstractNumId="12" w15:restartNumberingAfterBreak="0">
     <w:nsid w:val="28FF771F"/>
     <w:multiLevelType w:val="hybridMultilevel"/>
     <w:tmpl w:val="660C7888"/>
@@ -9443,6 +3594,304 @@
       </w:pPr>
       <w:rPr>
         <w:rFonts w:ascii="Wingdings" w:hAnsi="Wingdings" w:hint="default"/>
+      </w:rPr>
+    </w:lvl>
+  </w:abstractNum>
+  <w:abstractNum w:abstractNumId="13" w15:restartNumberingAfterBreak="0">
+    <w:nsid w:val="2B395471"/>
+    <w:multiLevelType w:val="multilevel"/>
+    <w:tmpl w:val="56FEDE0E"/>
+    <w:lvl w:ilvl="0">
+      <w:start w:val="1"/>
+      <w:numFmt w:val="bullet"/>
+      <w:lvlText w:val=""/>
+      <w:lvlJc w:val="left"/>
+      <w:pPr>
+        <w:tabs>
+          <w:tab w:val="num" w:pos="720"/>
+        </w:tabs>
+        <w:ind w:left="720" w:hanging="360"/>
+      </w:pPr>
+      <w:rPr>
+        <w:rFonts w:ascii="Symbol" w:hAnsi="Symbol" w:hint="default"/>
+        <w:sz w:val="20"/>
+      </w:rPr>
+    </w:lvl>
+    <w:lvl w:ilvl="1" w:tentative="1">
+      <w:start w:val="1"/>
+      <w:numFmt w:val="bullet"/>
+      <w:lvlText w:val="o"/>
+      <w:lvlJc w:val="left"/>
+      <w:pPr>
+        <w:tabs>
+          <w:tab w:val="num" w:pos="1440"/>
+        </w:tabs>
+        <w:ind w:left="1440" w:hanging="360"/>
+      </w:pPr>
+      <w:rPr>
+        <w:rFonts w:ascii="Courier New" w:hAnsi="Courier New" w:hint="default"/>
+        <w:sz w:val="20"/>
+      </w:rPr>
+    </w:lvl>
+    <w:lvl w:ilvl="2" w:tentative="1">
+      <w:start w:val="1"/>
+      <w:numFmt w:val="bullet"/>
+      <w:lvlText w:val=""/>
+      <w:lvlJc w:val="left"/>
+      <w:pPr>
+        <w:tabs>
+          <w:tab w:val="num" w:pos="2160"/>
+        </w:tabs>
+        <w:ind w:left="2160" w:hanging="360"/>
+      </w:pPr>
+      <w:rPr>
+        <w:rFonts w:ascii="Wingdings" w:hAnsi="Wingdings" w:hint="default"/>
+        <w:sz w:val="20"/>
+      </w:rPr>
+    </w:lvl>
+    <w:lvl w:ilvl="3" w:tentative="1">
+      <w:start w:val="1"/>
+      <w:numFmt w:val="bullet"/>
+      <w:lvlText w:val=""/>
+      <w:lvlJc w:val="left"/>
+      <w:pPr>
+        <w:tabs>
+          <w:tab w:val="num" w:pos="2880"/>
+        </w:tabs>
+        <w:ind w:left="2880" w:hanging="360"/>
+      </w:pPr>
+      <w:rPr>
+        <w:rFonts w:ascii="Wingdings" w:hAnsi="Wingdings" w:hint="default"/>
+        <w:sz w:val="20"/>
+      </w:rPr>
+    </w:lvl>
+    <w:lvl w:ilvl="4" w:tentative="1">
+      <w:start w:val="1"/>
+      <w:numFmt w:val="bullet"/>
+      <w:lvlText w:val=""/>
+      <w:lvlJc w:val="left"/>
+      <w:pPr>
+        <w:tabs>
+          <w:tab w:val="num" w:pos="3600"/>
+        </w:tabs>
+        <w:ind w:left="3600" w:hanging="360"/>
+      </w:pPr>
+      <w:rPr>
+        <w:rFonts w:ascii="Wingdings" w:hAnsi="Wingdings" w:hint="default"/>
+        <w:sz w:val="20"/>
+      </w:rPr>
+    </w:lvl>
+    <w:lvl w:ilvl="5" w:tentative="1">
+      <w:start w:val="1"/>
+      <w:numFmt w:val="bullet"/>
+      <w:lvlText w:val=""/>
+      <w:lvlJc w:val="left"/>
+      <w:pPr>
+        <w:tabs>
+          <w:tab w:val="num" w:pos="4320"/>
+        </w:tabs>
+        <w:ind w:left="4320" w:hanging="360"/>
+      </w:pPr>
+      <w:rPr>
+        <w:rFonts w:ascii="Wingdings" w:hAnsi="Wingdings" w:hint="default"/>
+        <w:sz w:val="20"/>
+      </w:rPr>
+    </w:lvl>
+    <w:lvl w:ilvl="6" w:tentative="1">
+      <w:start w:val="1"/>
+      <w:numFmt w:val="bullet"/>
+      <w:lvlText w:val=""/>
+      <w:lvlJc w:val="left"/>
+      <w:pPr>
+        <w:tabs>
+          <w:tab w:val="num" w:pos="5040"/>
+        </w:tabs>
+        <w:ind w:left="5040" w:hanging="360"/>
+      </w:pPr>
+      <w:rPr>
+        <w:rFonts w:ascii="Wingdings" w:hAnsi="Wingdings" w:hint="default"/>
+        <w:sz w:val="20"/>
+      </w:rPr>
+    </w:lvl>
+    <w:lvl w:ilvl="7" w:tentative="1">
+      <w:start w:val="1"/>
+      <w:numFmt w:val="bullet"/>
+      <w:lvlText w:val=""/>
+      <w:lvlJc w:val="left"/>
+      <w:pPr>
+        <w:tabs>
+          <w:tab w:val="num" w:pos="5760"/>
+        </w:tabs>
+        <w:ind w:left="5760" w:hanging="360"/>
+      </w:pPr>
+      <w:rPr>
+        <w:rFonts w:ascii="Wingdings" w:hAnsi="Wingdings" w:hint="default"/>
+        <w:sz w:val="20"/>
+      </w:rPr>
+    </w:lvl>
+    <w:lvl w:ilvl="8" w:tentative="1">
+      <w:start w:val="1"/>
+      <w:numFmt w:val="bullet"/>
+      <w:lvlText w:val=""/>
+      <w:lvlJc w:val="left"/>
+      <w:pPr>
+        <w:tabs>
+          <w:tab w:val="num" w:pos="6480"/>
+        </w:tabs>
+        <w:ind w:left="6480" w:hanging="360"/>
+      </w:pPr>
+      <w:rPr>
+        <w:rFonts w:ascii="Wingdings" w:hAnsi="Wingdings" w:hint="default"/>
+        <w:sz w:val="20"/>
+      </w:rPr>
+    </w:lvl>
+  </w:abstractNum>
+  <w:abstractNum w:abstractNumId="14" w15:restartNumberingAfterBreak="0">
+    <w:nsid w:val="41DD718C"/>
+    <w:multiLevelType w:val="multilevel"/>
+    <w:tmpl w:val="8A7AF968"/>
+    <w:lvl w:ilvl="0">
+      <w:start w:val="1"/>
+      <w:numFmt w:val="bullet"/>
+      <w:lvlText w:val=""/>
+      <w:lvlJc w:val="left"/>
+      <w:pPr>
+        <w:tabs>
+          <w:tab w:val="num" w:pos="720"/>
+        </w:tabs>
+        <w:ind w:left="720" w:hanging="360"/>
+      </w:pPr>
+      <w:rPr>
+        <w:rFonts w:ascii="Symbol" w:hAnsi="Symbol" w:hint="default"/>
+        <w:sz w:val="20"/>
+      </w:rPr>
+    </w:lvl>
+    <w:lvl w:ilvl="1" w:tentative="1">
+      <w:start w:val="1"/>
+      <w:numFmt w:val="bullet"/>
+      <w:lvlText w:val="o"/>
+      <w:lvlJc w:val="left"/>
+      <w:pPr>
+        <w:tabs>
+          <w:tab w:val="num" w:pos="1440"/>
+        </w:tabs>
+        <w:ind w:left="1440" w:hanging="360"/>
+      </w:pPr>
+      <w:rPr>
+        <w:rFonts w:ascii="Courier New" w:hAnsi="Courier New" w:hint="default"/>
+        <w:sz w:val="20"/>
+      </w:rPr>
+    </w:lvl>
+    <w:lvl w:ilvl="2" w:tentative="1">
+      <w:start w:val="1"/>
+      <w:numFmt w:val="bullet"/>
+      <w:lvlText w:val=""/>
+      <w:lvlJc w:val="left"/>
+      <w:pPr>
+        <w:tabs>
+          <w:tab w:val="num" w:pos="2160"/>
+        </w:tabs>
+        <w:ind w:left="2160" w:hanging="360"/>
+      </w:pPr>
+      <w:rPr>
+        <w:rFonts w:ascii="Wingdings" w:hAnsi="Wingdings" w:hint="default"/>
+        <w:sz w:val="20"/>
+      </w:rPr>
+    </w:lvl>
+    <w:lvl w:ilvl="3" w:tentative="1">
+      <w:start w:val="1"/>
+      <w:numFmt w:val="bullet"/>
+      <w:lvlText w:val=""/>
+      <w:lvlJc w:val="left"/>
+      <w:pPr>
+        <w:tabs>
+          <w:tab w:val="num" w:pos="2880"/>
+        </w:tabs>
+        <w:ind w:left="2880" w:hanging="360"/>
+      </w:pPr>
+      <w:rPr>
+        <w:rFonts w:ascii="Wingdings" w:hAnsi="Wingdings" w:hint="default"/>
+        <w:sz w:val="20"/>
+      </w:rPr>
+    </w:lvl>
+    <w:lvl w:ilvl="4" w:tentative="1">
+      <w:start w:val="1"/>
+      <w:numFmt w:val="bullet"/>
+      <w:lvlText w:val=""/>
+      <w:lvlJc w:val="left"/>
+      <w:pPr>
+        <w:tabs>
+          <w:tab w:val="num" w:pos="3600"/>
+        </w:tabs>
+        <w:ind w:left="3600" w:hanging="360"/>
+      </w:pPr>
+      <w:rPr>
+        <w:rFonts w:ascii="Wingdings" w:hAnsi="Wingdings" w:hint="default"/>
+        <w:sz w:val="20"/>
+      </w:rPr>
+    </w:lvl>
+    <w:lvl w:ilvl="5" w:tentative="1">
+      <w:start w:val="1"/>
+      <w:numFmt w:val="bullet"/>
+      <w:lvlText w:val=""/>
+      <w:lvlJc w:val="left"/>
+      <w:pPr>
+        <w:tabs>
+          <w:tab w:val="num" w:pos="4320"/>
+        </w:tabs>
+        <w:ind w:left="4320" w:hanging="360"/>
+      </w:pPr>
+      <w:rPr>
+        <w:rFonts w:ascii="Wingdings" w:hAnsi="Wingdings" w:hint="default"/>
+        <w:sz w:val="20"/>
+      </w:rPr>
+    </w:lvl>
+    <w:lvl w:ilvl="6" w:tentative="1">
+      <w:start w:val="1"/>
+      <w:numFmt w:val="bullet"/>
+      <w:lvlText w:val=""/>
+      <w:lvlJc w:val="left"/>
+      <w:pPr>
+        <w:tabs>
+          <w:tab w:val="num" w:pos="5040"/>
+        </w:tabs>
+        <w:ind w:left="5040" w:hanging="360"/>
+      </w:pPr>
+      <w:rPr>
+        <w:rFonts w:ascii="Wingdings" w:hAnsi="Wingdings" w:hint="default"/>
+        <w:sz w:val="20"/>
+      </w:rPr>
+    </w:lvl>
+    <w:lvl w:ilvl="7" w:tentative="1">
+      <w:start w:val="1"/>
+      <w:numFmt w:val="bullet"/>
+      <w:lvlText w:val=""/>
+      <w:lvlJc w:val="left"/>
+      <w:pPr>
+        <w:tabs>
+          <w:tab w:val="num" w:pos="5760"/>
+        </w:tabs>
+        <w:ind w:left="5760" w:hanging="360"/>
+      </w:pPr>
+      <w:rPr>
+        <w:rFonts w:ascii="Wingdings" w:hAnsi="Wingdings" w:hint="default"/>
+        <w:sz w:val="20"/>
+      </w:rPr>
+    </w:lvl>
+    <w:lvl w:ilvl="8" w:tentative="1">
+      <w:start w:val="1"/>
+      <w:numFmt w:val="bullet"/>
+      <w:lvlText w:val=""/>
+      <w:lvlJc w:val="left"/>
+      <w:pPr>
+        <w:tabs>
+          <w:tab w:val="num" w:pos="6480"/>
+        </w:tabs>
+        <w:ind w:left="6480" w:hanging="360"/>
+      </w:pPr>
+      <w:rPr>
+        <w:rFonts w:ascii="Wingdings" w:hAnsi="Wingdings" w:hint="default"/>
+        <w:sz w:val="20"/>
       </w:rPr>
     </w:lvl>
   </w:abstractNum>
@@ -9646,13 +4095,13 @@
     <w:abstractNumId w:val="15"/>
   </w:num>
   <w:num w:numId="8" w16cid:durableId="1187519976">
-    <w:abstractNumId w:val="11"/>
+    <w:abstractNumId w:val="10"/>
   </w:num>
   <w:num w:numId="9" w16cid:durableId="774518276">
     <w:abstractNumId w:val="7"/>
   </w:num>
   <w:num w:numId="10" w16cid:durableId="2009867063">
-    <w:abstractNumId w:val="14"/>
+    <w:abstractNumId w:val="12"/>
   </w:num>
   <w:num w:numId="11" w16cid:durableId="1924602666">
     <w:abstractNumId w:val="16"/>
@@ -9660,20 +4109,20 @@
   <w:num w:numId="12" w16cid:durableId="2021344936">
     <w:abstractNumId w:val="2"/>
   </w:num>
-  <w:num w:numId="13" w16cid:durableId="1790586182">
+  <w:num w:numId="13" w16cid:durableId="1621256670">
+    <w:abstractNumId w:val="11"/>
+  </w:num>
+  <w:num w:numId="14" w16cid:durableId="1103457290">
     <w:abstractNumId w:val="13"/>
   </w:num>
-  <w:num w:numId="14" w16cid:durableId="1511607097">
+  <w:num w:numId="15" w16cid:durableId="1179003592">
+    <w:abstractNumId w:val="9"/>
+  </w:num>
+  <w:num w:numId="16" w16cid:durableId="1842307486">
     <w:abstractNumId w:val="8"/>
   </w:num>
-  <w:num w:numId="15" w16cid:durableId="1477381364">
-    <w:abstractNumId w:val="9"/>
-  </w:num>
-  <w:num w:numId="16" w16cid:durableId="65424018">
-    <w:abstractNumId w:val="10"/>
-  </w:num>
-  <w:num w:numId="17" w16cid:durableId="905455444">
-    <w:abstractNumId w:val="12"/>
+  <w:num w:numId="17" w16cid:durableId="1229338601">
+    <w:abstractNumId w:val="14"/>
   </w:num>
   <w:numIdMacAtCleanup w:val="10"/>
 </w:numbering>
@@ -10974,6 +5423,7 @@
     <w:basedOn w:val="Ttulo1"/>
     <w:next w:val="Normal"/>
     <w:uiPriority w:val="39"/>
+    <w:semiHidden/>
     <w:unhideWhenUsed/>
     <w:qFormat/>
     <w:rsid w:val="00FC693F"/>
@@ -21286,51 +15736,13 @@
       </w:tblBorders>
     </w:tblPr>
   </w:style>
-  <w:style w:type="paragraph" w:styleId="TDC1">
-    <w:name w:val="toc 1"/>
-    <w:basedOn w:val="Normal"/>
-    <w:next w:val="Normal"/>
-    <w:autoRedefine/>
-    <w:uiPriority w:val="39"/>
-    <w:unhideWhenUsed/>
-    <w:rsid w:val="00B76CBE"/>
-    <w:pPr>
-      <w:spacing w:after="100"/>
-    </w:pPr>
-  </w:style>
-  <w:style w:type="paragraph" w:styleId="TDC2">
-    <w:name w:val="toc 2"/>
-    <w:basedOn w:val="Normal"/>
-    <w:next w:val="Normal"/>
-    <w:autoRedefine/>
-    <w:uiPriority w:val="39"/>
-    <w:unhideWhenUsed/>
-    <w:rsid w:val="00B76CBE"/>
-    <w:pPr>
-      <w:spacing w:after="100"/>
-      <w:ind w:left="220"/>
-    </w:pPr>
-  </w:style>
-  <w:style w:type="paragraph" w:styleId="TDC3">
-    <w:name w:val="toc 3"/>
-    <w:basedOn w:val="Normal"/>
-    <w:next w:val="Normal"/>
-    <w:autoRedefine/>
-    <w:uiPriority w:val="39"/>
-    <w:unhideWhenUsed/>
-    <w:rsid w:val="00B76CBE"/>
-    <w:pPr>
-      <w:spacing w:after="100"/>
-      <w:ind w:left="440"/>
-    </w:pPr>
-  </w:style>
   <w:style w:type="paragraph" w:styleId="NormalWeb">
     <w:name w:val="Normal (Web)"/>
     <w:basedOn w:val="Normal"/>
     <w:uiPriority w:val="99"/>
     <w:semiHidden/>
     <w:unhideWhenUsed/>
-    <w:rsid w:val="00892E5F"/>
+    <w:rsid w:val="003805E8"/>
     <w:pPr>
       <w:spacing w:before="100" w:beforeAutospacing="1" w:after="100" w:afterAutospacing="1" w:line="240" w:lineRule="auto"/>
     </w:pPr>
@@ -21348,7 +15760,7 @@
     <w:uiPriority w:val="99"/>
     <w:semiHidden/>
     <w:unhideWhenUsed/>
-    <w:rsid w:val="00892E5F"/>
+    <w:rsid w:val="003805E8"/>
     <w:rPr>
       <w:rFonts w:ascii="Courier New" w:eastAsiaTheme="minorEastAsia" w:hAnsi="Courier New" w:cs="Courier New"/>
       <w:sz w:val="20"/>

--- a/Reportes/2026-06/Informe_Mensual_2026-06_INSTITUCIONAL.docx
+++ b/Reportes/2026-06/Informe_Mensual_2026-06_INSTITUCIONAL.docx
@@ -161,7 +161,7 @@
         <w:rPr>
           <w:rFonts w:ascii="Calibri" w:eastAsia="Times New Roman" w:hAnsi="Calibri" w:cs="Calibri"/>
         </w:rPr>
-        <w:pict w14:anchorId="6D1B2473">
+        <w:pict w14:anchorId="01742C5D">
           <v:rect id="_x0000_i1025" style="width:0;height:1.5pt" o:hralign="center" o:hrstd="t" o:hr="t" fillcolor="#a0a0a0" stroked="f"/>
         </w:pict>
       </w:r>
@@ -297,7 +297,7 @@
         <w:rPr>
           <w:rFonts w:ascii="Calibri" w:eastAsia="Times New Roman" w:hAnsi="Calibri" w:cs="Calibri"/>
         </w:rPr>
-        <w:pict w14:anchorId="455236E1">
+        <w:pict w14:anchorId="60D68CAD">
           <v:rect id="_x0000_i1026" style="width:0;height:1.5pt" o:hralign="center" o:hrstd="t" o:hr="t" fillcolor="#a0a0a0" stroked="f"/>
         </w:pict>
       </w:r>
@@ -345,6 +345,7 @@
         <w:rPr>
           <w:rFonts w:ascii="Calibri" w:eastAsia="Times New Roman" w:hAnsi="Calibri" w:cs="Calibri"/>
         </w:rPr>
+        <w:lastRenderedPageBreak/>
         <w:t>2.1 Ecosistema de Inteligencia Analítica (MUSEMS-PU)</w:t>
       </w:r>
     </w:p>
@@ -377,8 +378,9 @@
           <w:rFonts w:ascii="Calibri" w:eastAsia="Times New Roman" w:hAnsi="Calibri" w:cs="Calibri"/>
           <w:noProof/>
         </w:rPr>
+        <w:lastRenderedPageBreak/>
         <w:drawing>
-          <wp:inline distT="0" distB="0" distL="0" distR="0" wp14:anchorId="460C3132" wp14:editId="5CC81C29">
+          <wp:inline distT="0" distB="0" distL="0" distR="0" wp14:anchorId="1BDEB7A8" wp14:editId="4A3878F4">
             <wp:extent cx="4465320" cy="8641080"/>
             <wp:effectExtent l="0" t="0" r="0" b="7620"/>
             <wp:docPr id="3" name="Imagen 3"/>
@@ -443,6 +445,7 @@
           <w:sz w:val="22"/>
           <w:szCs w:val="22"/>
         </w:rPr>
+        <w:lastRenderedPageBreak/>
         <w:t>Principios Estructurales Aprobados y Entregados:</w:t>
       </w:r>
     </w:p>
@@ -554,7 +557,7 @@
           <w:noProof/>
         </w:rPr>
         <w:drawing>
-          <wp:inline distT="0" distB="0" distL="0" distR="0" wp14:anchorId="03ED384D" wp14:editId="3E958890">
+          <wp:inline distT="0" distB="0" distL="0" distR="0" wp14:anchorId="73850912" wp14:editId="51B9EEF9">
             <wp:extent cx="17282160" cy="2743200"/>
             <wp:effectExtent l="0" t="0" r="0" b="0"/>
             <wp:docPr id="4" name="Imagen 4"/>
@@ -613,7 +616,7 @@
         <w:rPr>
           <w:rFonts w:ascii="Calibri" w:eastAsia="Times New Roman" w:hAnsi="Calibri" w:cs="Calibri"/>
         </w:rPr>
-        <w:pict w14:anchorId="7E102D2D">
+        <w:pict w14:anchorId="21DFBF16">
           <v:rect id="_x0000_i1027" style="width:0;height:1.5pt" o:hralign="center" o:hrstd="t" o:hr="t" fillcolor="#a0a0a0" stroked="f"/>
         </w:pict>
       </w:r>
@@ -680,6 +683,7 @@
           <w:rStyle w:val="Fuerte"/>
           <w:rFonts w:ascii="Calibri" w:eastAsia="Times New Roman" w:hAnsi="Calibri" w:cs="Calibri"/>
         </w:rPr>
+        <w:lastRenderedPageBreak/>
         <w:t>Mitigación Issue 60 (Transición AES-256-GCM):</w:t>
       </w:r>
       <w:r>
@@ -860,7 +864,7 @@
         <w:rPr>
           <w:rFonts w:ascii="Calibri" w:eastAsia="Times New Roman" w:hAnsi="Calibri" w:cs="Calibri"/>
         </w:rPr>
-        <w:pict w14:anchorId="4DA21693">
+        <w:pict w14:anchorId="1FB28610">
           <v:rect id="_x0000_i1028" style="width:0;height:1.5pt" o:hralign="center" o:hrstd="t" o:hr="t" fillcolor="#a0a0a0" stroked="f"/>
         </w:pict>
       </w:r>
@@ -1128,7 +1132,7 @@
         <w:rPr>
           <w:rFonts w:ascii="Calibri" w:eastAsia="Times New Roman" w:hAnsi="Calibri" w:cs="Calibri"/>
         </w:rPr>
-        <w:pict w14:anchorId="5E48EFB9">
+        <w:pict w14:anchorId="1ECDC9D7">
           <v:rect id="_x0000_i1029" style="width:0;height:1.5pt" o:hralign="center" o:hrstd="t" o:hr="t" fillcolor="#a0a0a0" stroked="f"/>
         </w:pict>
       </w:r>
@@ -1364,7 +1368,7 @@
         <w:rPr>
           <w:rFonts w:ascii="Calibri" w:eastAsia="Times New Roman" w:hAnsi="Calibri" w:cs="Calibri"/>
         </w:rPr>
-        <w:pict w14:anchorId="2F2182BF">
+        <w:pict w14:anchorId="57C4EF28">
           <v:rect id="_x0000_i1030" style="width:0;height:1.5pt" o:hralign="center" o:hrstd="t" o:hr="t" fillcolor="#a0a0a0" stroked="f"/>
         </w:pict>
       </w:r>
@@ -2925,9 +2929,9 @@
     </w:lvl>
   </w:abstractNum>
   <w:abstractNum w:abstractNumId="8" w15:restartNumberingAfterBreak="0">
-    <w:nsid w:val="07D35EEB"/>
+    <w:nsid w:val="04A13E87"/>
     <w:multiLevelType w:val="multilevel"/>
-    <w:tmpl w:val="66DEB330"/>
+    <w:tmpl w:val="210ACE5A"/>
     <w:lvl w:ilvl="0">
       <w:start w:val="1"/>
       <w:numFmt w:val="bullet"/>
@@ -3074,155 +3078,6 @@
     </w:lvl>
   </w:abstractNum>
   <w:abstractNum w:abstractNumId="9" w15:restartNumberingAfterBreak="0">
-    <w:nsid w:val="082234B5"/>
-    <w:multiLevelType w:val="multilevel"/>
-    <w:tmpl w:val="753E43E2"/>
-    <w:lvl w:ilvl="0">
-      <w:start w:val="1"/>
-      <w:numFmt w:val="bullet"/>
-      <w:lvlText w:val=""/>
-      <w:lvlJc w:val="left"/>
-      <w:pPr>
-        <w:tabs>
-          <w:tab w:val="num" w:pos="720"/>
-        </w:tabs>
-        <w:ind w:left="720" w:hanging="360"/>
-      </w:pPr>
-      <w:rPr>
-        <w:rFonts w:ascii="Symbol" w:hAnsi="Symbol" w:hint="default"/>
-        <w:sz w:val="20"/>
-      </w:rPr>
-    </w:lvl>
-    <w:lvl w:ilvl="1" w:tentative="1">
-      <w:start w:val="1"/>
-      <w:numFmt w:val="bullet"/>
-      <w:lvlText w:val="o"/>
-      <w:lvlJc w:val="left"/>
-      <w:pPr>
-        <w:tabs>
-          <w:tab w:val="num" w:pos="1440"/>
-        </w:tabs>
-        <w:ind w:left="1440" w:hanging="360"/>
-      </w:pPr>
-      <w:rPr>
-        <w:rFonts w:ascii="Courier New" w:hAnsi="Courier New" w:hint="default"/>
-        <w:sz w:val="20"/>
-      </w:rPr>
-    </w:lvl>
-    <w:lvl w:ilvl="2" w:tentative="1">
-      <w:start w:val="1"/>
-      <w:numFmt w:val="bullet"/>
-      <w:lvlText w:val=""/>
-      <w:lvlJc w:val="left"/>
-      <w:pPr>
-        <w:tabs>
-          <w:tab w:val="num" w:pos="2160"/>
-        </w:tabs>
-        <w:ind w:left="2160" w:hanging="360"/>
-      </w:pPr>
-      <w:rPr>
-        <w:rFonts w:ascii="Wingdings" w:hAnsi="Wingdings" w:hint="default"/>
-        <w:sz w:val="20"/>
-      </w:rPr>
-    </w:lvl>
-    <w:lvl w:ilvl="3" w:tentative="1">
-      <w:start w:val="1"/>
-      <w:numFmt w:val="bullet"/>
-      <w:lvlText w:val=""/>
-      <w:lvlJc w:val="left"/>
-      <w:pPr>
-        <w:tabs>
-          <w:tab w:val="num" w:pos="2880"/>
-        </w:tabs>
-        <w:ind w:left="2880" w:hanging="360"/>
-      </w:pPr>
-      <w:rPr>
-        <w:rFonts w:ascii="Wingdings" w:hAnsi="Wingdings" w:hint="default"/>
-        <w:sz w:val="20"/>
-      </w:rPr>
-    </w:lvl>
-    <w:lvl w:ilvl="4" w:tentative="1">
-      <w:start w:val="1"/>
-      <w:numFmt w:val="bullet"/>
-      <w:lvlText w:val=""/>
-      <w:lvlJc w:val="left"/>
-      <w:pPr>
-        <w:tabs>
-          <w:tab w:val="num" w:pos="3600"/>
-        </w:tabs>
-        <w:ind w:left="3600" w:hanging="360"/>
-      </w:pPr>
-      <w:rPr>
-        <w:rFonts w:ascii="Wingdings" w:hAnsi="Wingdings" w:hint="default"/>
-        <w:sz w:val="20"/>
-      </w:rPr>
-    </w:lvl>
-    <w:lvl w:ilvl="5" w:tentative="1">
-      <w:start w:val="1"/>
-      <w:numFmt w:val="bullet"/>
-      <w:lvlText w:val=""/>
-      <w:lvlJc w:val="left"/>
-      <w:pPr>
-        <w:tabs>
-          <w:tab w:val="num" w:pos="4320"/>
-        </w:tabs>
-        <w:ind w:left="4320" w:hanging="360"/>
-      </w:pPr>
-      <w:rPr>
-        <w:rFonts w:ascii="Wingdings" w:hAnsi="Wingdings" w:hint="default"/>
-        <w:sz w:val="20"/>
-      </w:rPr>
-    </w:lvl>
-    <w:lvl w:ilvl="6" w:tentative="1">
-      <w:start w:val="1"/>
-      <w:numFmt w:val="bullet"/>
-      <w:lvlText w:val=""/>
-      <w:lvlJc w:val="left"/>
-      <w:pPr>
-        <w:tabs>
-          <w:tab w:val="num" w:pos="5040"/>
-        </w:tabs>
-        <w:ind w:left="5040" w:hanging="360"/>
-      </w:pPr>
-      <w:rPr>
-        <w:rFonts w:ascii="Wingdings" w:hAnsi="Wingdings" w:hint="default"/>
-        <w:sz w:val="20"/>
-      </w:rPr>
-    </w:lvl>
-    <w:lvl w:ilvl="7" w:tentative="1">
-      <w:start w:val="1"/>
-      <w:numFmt w:val="bullet"/>
-      <w:lvlText w:val=""/>
-      <w:lvlJc w:val="left"/>
-      <w:pPr>
-        <w:tabs>
-          <w:tab w:val="num" w:pos="5760"/>
-        </w:tabs>
-        <w:ind w:left="5760" w:hanging="360"/>
-      </w:pPr>
-      <w:rPr>
-        <w:rFonts w:ascii="Wingdings" w:hAnsi="Wingdings" w:hint="default"/>
-        <w:sz w:val="20"/>
-      </w:rPr>
-    </w:lvl>
-    <w:lvl w:ilvl="8" w:tentative="1">
-      <w:start w:val="1"/>
-      <w:numFmt w:val="bullet"/>
-      <w:lvlText w:val=""/>
-      <w:lvlJc w:val="left"/>
-      <w:pPr>
-        <w:tabs>
-          <w:tab w:val="num" w:pos="6480"/>
-        </w:tabs>
-        <w:ind w:left="6480" w:hanging="360"/>
-      </w:pPr>
-      <w:rPr>
-        <w:rFonts w:ascii="Wingdings" w:hAnsi="Wingdings" w:hint="default"/>
-        <w:sz w:val="20"/>
-      </w:rPr>
-    </w:lvl>
-  </w:abstractNum>
-  <w:abstractNum w:abstractNumId="10" w15:restartNumberingAfterBreak="0">
     <w:nsid w:val="14A24D95"/>
     <w:multiLevelType w:val="hybridMultilevel"/>
     <w:tmpl w:val="0EDC7788"/>
@@ -3335,156 +3190,7 @@
       </w:rPr>
     </w:lvl>
   </w:abstractNum>
-  <w:abstractNum w:abstractNumId="11" w15:restartNumberingAfterBreak="0">
-    <w:nsid w:val="281F7544"/>
-    <w:multiLevelType w:val="multilevel"/>
-    <w:tmpl w:val="031A3D52"/>
-    <w:lvl w:ilvl="0">
-      <w:start w:val="1"/>
-      <w:numFmt w:val="bullet"/>
-      <w:lvlText w:val=""/>
-      <w:lvlJc w:val="left"/>
-      <w:pPr>
-        <w:tabs>
-          <w:tab w:val="num" w:pos="720"/>
-        </w:tabs>
-        <w:ind w:left="720" w:hanging="360"/>
-      </w:pPr>
-      <w:rPr>
-        <w:rFonts w:ascii="Symbol" w:hAnsi="Symbol" w:hint="default"/>
-        <w:sz w:val="20"/>
-      </w:rPr>
-    </w:lvl>
-    <w:lvl w:ilvl="1" w:tentative="1">
-      <w:start w:val="1"/>
-      <w:numFmt w:val="bullet"/>
-      <w:lvlText w:val="o"/>
-      <w:lvlJc w:val="left"/>
-      <w:pPr>
-        <w:tabs>
-          <w:tab w:val="num" w:pos="1440"/>
-        </w:tabs>
-        <w:ind w:left="1440" w:hanging="360"/>
-      </w:pPr>
-      <w:rPr>
-        <w:rFonts w:ascii="Courier New" w:hAnsi="Courier New" w:hint="default"/>
-        <w:sz w:val="20"/>
-      </w:rPr>
-    </w:lvl>
-    <w:lvl w:ilvl="2" w:tentative="1">
-      <w:start w:val="1"/>
-      <w:numFmt w:val="bullet"/>
-      <w:lvlText w:val=""/>
-      <w:lvlJc w:val="left"/>
-      <w:pPr>
-        <w:tabs>
-          <w:tab w:val="num" w:pos="2160"/>
-        </w:tabs>
-        <w:ind w:left="2160" w:hanging="360"/>
-      </w:pPr>
-      <w:rPr>
-        <w:rFonts w:ascii="Wingdings" w:hAnsi="Wingdings" w:hint="default"/>
-        <w:sz w:val="20"/>
-      </w:rPr>
-    </w:lvl>
-    <w:lvl w:ilvl="3" w:tentative="1">
-      <w:start w:val="1"/>
-      <w:numFmt w:val="bullet"/>
-      <w:lvlText w:val=""/>
-      <w:lvlJc w:val="left"/>
-      <w:pPr>
-        <w:tabs>
-          <w:tab w:val="num" w:pos="2880"/>
-        </w:tabs>
-        <w:ind w:left="2880" w:hanging="360"/>
-      </w:pPr>
-      <w:rPr>
-        <w:rFonts w:ascii="Wingdings" w:hAnsi="Wingdings" w:hint="default"/>
-        <w:sz w:val="20"/>
-      </w:rPr>
-    </w:lvl>
-    <w:lvl w:ilvl="4" w:tentative="1">
-      <w:start w:val="1"/>
-      <w:numFmt w:val="bullet"/>
-      <w:lvlText w:val=""/>
-      <w:lvlJc w:val="left"/>
-      <w:pPr>
-        <w:tabs>
-          <w:tab w:val="num" w:pos="3600"/>
-        </w:tabs>
-        <w:ind w:left="3600" w:hanging="360"/>
-      </w:pPr>
-      <w:rPr>
-        <w:rFonts w:ascii="Wingdings" w:hAnsi="Wingdings" w:hint="default"/>
-        <w:sz w:val="20"/>
-      </w:rPr>
-    </w:lvl>
-    <w:lvl w:ilvl="5" w:tentative="1">
-      <w:start w:val="1"/>
-      <w:numFmt w:val="bullet"/>
-      <w:lvlText w:val=""/>
-      <w:lvlJc w:val="left"/>
-      <w:pPr>
-        <w:tabs>
-          <w:tab w:val="num" w:pos="4320"/>
-        </w:tabs>
-        <w:ind w:left="4320" w:hanging="360"/>
-      </w:pPr>
-      <w:rPr>
-        <w:rFonts w:ascii="Wingdings" w:hAnsi="Wingdings" w:hint="default"/>
-        <w:sz w:val="20"/>
-      </w:rPr>
-    </w:lvl>
-    <w:lvl w:ilvl="6" w:tentative="1">
-      <w:start w:val="1"/>
-      <w:numFmt w:val="bullet"/>
-      <w:lvlText w:val=""/>
-      <w:lvlJc w:val="left"/>
-      <w:pPr>
-        <w:tabs>
-          <w:tab w:val="num" w:pos="5040"/>
-        </w:tabs>
-        <w:ind w:left="5040" w:hanging="360"/>
-      </w:pPr>
-      <w:rPr>
-        <w:rFonts w:ascii="Wingdings" w:hAnsi="Wingdings" w:hint="default"/>
-        <w:sz w:val="20"/>
-      </w:rPr>
-    </w:lvl>
-    <w:lvl w:ilvl="7" w:tentative="1">
-      <w:start w:val="1"/>
-      <w:numFmt w:val="bullet"/>
-      <w:lvlText w:val=""/>
-      <w:lvlJc w:val="left"/>
-      <w:pPr>
-        <w:tabs>
-          <w:tab w:val="num" w:pos="5760"/>
-        </w:tabs>
-        <w:ind w:left="5760" w:hanging="360"/>
-      </w:pPr>
-      <w:rPr>
-        <w:rFonts w:ascii="Wingdings" w:hAnsi="Wingdings" w:hint="default"/>
-        <w:sz w:val="20"/>
-      </w:rPr>
-    </w:lvl>
-    <w:lvl w:ilvl="8" w:tentative="1">
-      <w:start w:val="1"/>
-      <w:numFmt w:val="bullet"/>
-      <w:lvlText w:val=""/>
-      <w:lvlJc w:val="left"/>
-      <w:pPr>
-        <w:tabs>
-          <w:tab w:val="num" w:pos="6480"/>
-        </w:tabs>
-        <w:ind w:left="6480" w:hanging="360"/>
-      </w:pPr>
-      <w:rPr>
-        <w:rFonts w:ascii="Wingdings" w:hAnsi="Wingdings" w:hint="default"/>
-        <w:sz w:val="20"/>
-      </w:rPr>
-    </w:lvl>
-  </w:abstractNum>
-  <w:abstractNum w:abstractNumId="12" w15:restartNumberingAfterBreak="0">
+  <w:abstractNum w:abstractNumId="10" w15:restartNumberingAfterBreak="0">
     <w:nsid w:val="28FF771F"/>
     <w:multiLevelType w:val="hybridMultilevel"/>
     <w:tmpl w:val="660C7888"/>
@@ -3597,10 +3303,10 @@
       </w:rPr>
     </w:lvl>
   </w:abstractNum>
-  <w:abstractNum w:abstractNumId="13" w15:restartNumberingAfterBreak="0">
-    <w:nsid w:val="2B395471"/>
+  <w:abstractNum w:abstractNumId="11" w15:restartNumberingAfterBreak="0">
+    <w:nsid w:val="3C233965"/>
     <w:multiLevelType w:val="multilevel"/>
-    <w:tmpl w:val="56FEDE0E"/>
+    <w:tmpl w:val="214E0168"/>
     <w:lvl w:ilvl="0">
       <w:start w:val="1"/>
       <w:numFmt w:val="bullet"/>
@@ -3746,10 +3452,10 @@
       </w:rPr>
     </w:lvl>
   </w:abstractNum>
-  <w:abstractNum w:abstractNumId="14" w15:restartNumberingAfterBreak="0">
-    <w:nsid w:val="41DD718C"/>
+  <w:abstractNum w:abstractNumId="12" w15:restartNumberingAfterBreak="0">
+    <w:nsid w:val="41ED54B0"/>
     <w:multiLevelType w:val="multilevel"/>
-    <w:tmpl w:val="8A7AF968"/>
+    <w:tmpl w:val="5A7A700C"/>
     <w:lvl w:ilvl="0">
       <w:start w:val="1"/>
       <w:numFmt w:val="bullet"/>
@@ -3895,7 +3601,7 @@
       </w:rPr>
     </w:lvl>
   </w:abstractNum>
-  <w:abstractNum w:abstractNumId="15" w15:restartNumberingAfterBreak="0">
+  <w:abstractNum w:abstractNumId="13" w15:restartNumberingAfterBreak="0">
     <w:nsid w:val="52D74056"/>
     <w:multiLevelType w:val="hybridMultilevel"/>
     <w:tmpl w:val="F8E884D6"/>
@@ -3984,7 +3690,7 @@
       </w:pPr>
     </w:lvl>
   </w:abstractNum>
-  <w:abstractNum w:abstractNumId="16" w15:restartNumberingAfterBreak="0">
+  <w:abstractNum w:abstractNumId="14" w15:restartNumberingAfterBreak="0">
     <w:nsid w:val="53C20551"/>
     <w:multiLevelType w:val="hybridMultilevel"/>
     <w:tmpl w:val="9EBC212E"/>
@@ -4071,6 +3777,304 @@
       <w:pPr>
         <w:ind w:left="6480" w:hanging="180"/>
       </w:pPr>
+    </w:lvl>
+  </w:abstractNum>
+  <w:abstractNum w:abstractNumId="15" w15:restartNumberingAfterBreak="0">
+    <w:nsid w:val="61A25A7E"/>
+    <w:multiLevelType w:val="multilevel"/>
+    <w:tmpl w:val="D3C0F14A"/>
+    <w:lvl w:ilvl="0">
+      <w:start w:val="1"/>
+      <w:numFmt w:val="bullet"/>
+      <w:lvlText w:val=""/>
+      <w:lvlJc w:val="left"/>
+      <w:pPr>
+        <w:tabs>
+          <w:tab w:val="num" w:pos="720"/>
+        </w:tabs>
+        <w:ind w:left="720" w:hanging="360"/>
+      </w:pPr>
+      <w:rPr>
+        <w:rFonts w:ascii="Symbol" w:hAnsi="Symbol" w:hint="default"/>
+        <w:sz w:val="20"/>
+      </w:rPr>
+    </w:lvl>
+    <w:lvl w:ilvl="1" w:tentative="1">
+      <w:start w:val="1"/>
+      <w:numFmt w:val="bullet"/>
+      <w:lvlText w:val="o"/>
+      <w:lvlJc w:val="left"/>
+      <w:pPr>
+        <w:tabs>
+          <w:tab w:val="num" w:pos="1440"/>
+        </w:tabs>
+        <w:ind w:left="1440" w:hanging="360"/>
+      </w:pPr>
+      <w:rPr>
+        <w:rFonts w:ascii="Courier New" w:hAnsi="Courier New" w:hint="default"/>
+        <w:sz w:val="20"/>
+      </w:rPr>
+    </w:lvl>
+    <w:lvl w:ilvl="2" w:tentative="1">
+      <w:start w:val="1"/>
+      <w:numFmt w:val="bullet"/>
+      <w:lvlText w:val=""/>
+      <w:lvlJc w:val="left"/>
+      <w:pPr>
+        <w:tabs>
+          <w:tab w:val="num" w:pos="2160"/>
+        </w:tabs>
+        <w:ind w:left="2160" w:hanging="360"/>
+      </w:pPr>
+      <w:rPr>
+        <w:rFonts w:ascii="Wingdings" w:hAnsi="Wingdings" w:hint="default"/>
+        <w:sz w:val="20"/>
+      </w:rPr>
+    </w:lvl>
+    <w:lvl w:ilvl="3" w:tentative="1">
+      <w:start w:val="1"/>
+      <w:numFmt w:val="bullet"/>
+      <w:lvlText w:val=""/>
+      <w:lvlJc w:val="left"/>
+      <w:pPr>
+        <w:tabs>
+          <w:tab w:val="num" w:pos="2880"/>
+        </w:tabs>
+        <w:ind w:left="2880" w:hanging="360"/>
+      </w:pPr>
+      <w:rPr>
+        <w:rFonts w:ascii="Wingdings" w:hAnsi="Wingdings" w:hint="default"/>
+        <w:sz w:val="20"/>
+      </w:rPr>
+    </w:lvl>
+    <w:lvl w:ilvl="4" w:tentative="1">
+      <w:start w:val="1"/>
+      <w:numFmt w:val="bullet"/>
+      <w:lvlText w:val=""/>
+      <w:lvlJc w:val="left"/>
+      <w:pPr>
+        <w:tabs>
+          <w:tab w:val="num" w:pos="3600"/>
+        </w:tabs>
+        <w:ind w:left="3600" w:hanging="360"/>
+      </w:pPr>
+      <w:rPr>
+        <w:rFonts w:ascii="Wingdings" w:hAnsi="Wingdings" w:hint="default"/>
+        <w:sz w:val="20"/>
+      </w:rPr>
+    </w:lvl>
+    <w:lvl w:ilvl="5" w:tentative="1">
+      <w:start w:val="1"/>
+      <w:numFmt w:val="bullet"/>
+      <w:lvlText w:val=""/>
+      <w:lvlJc w:val="left"/>
+      <w:pPr>
+        <w:tabs>
+          <w:tab w:val="num" w:pos="4320"/>
+        </w:tabs>
+        <w:ind w:left="4320" w:hanging="360"/>
+      </w:pPr>
+      <w:rPr>
+        <w:rFonts w:ascii="Wingdings" w:hAnsi="Wingdings" w:hint="default"/>
+        <w:sz w:val="20"/>
+      </w:rPr>
+    </w:lvl>
+    <w:lvl w:ilvl="6" w:tentative="1">
+      <w:start w:val="1"/>
+      <w:numFmt w:val="bullet"/>
+      <w:lvlText w:val=""/>
+      <w:lvlJc w:val="left"/>
+      <w:pPr>
+        <w:tabs>
+          <w:tab w:val="num" w:pos="5040"/>
+        </w:tabs>
+        <w:ind w:left="5040" w:hanging="360"/>
+      </w:pPr>
+      <w:rPr>
+        <w:rFonts w:ascii="Wingdings" w:hAnsi="Wingdings" w:hint="default"/>
+        <w:sz w:val="20"/>
+      </w:rPr>
+    </w:lvl>
+    <w:lvl w:ilvl="7" w:tentative="1">
+      <w:start w:val="1"/>
+      <w:numFmt w:val="bullet"/>
+      <w:lvlText w:val=""/>
+      <w:lvlJc w:val="left"/>
+      <w:pPr>
+        <w:tabs>
+          <w:tab w:val="num" w:pos="5760"/>
+        </w:tabs>
+        <w:ind w:left="5760" w:hanging="360"/>
+      </w:pPr>
+      <w:rPr>
+        <w:rFonts w:ascii="Wingdings" w:hAnsi="Wingdings" w:hint="default"/>
+        <w:sz w:val="20"/>
+      </w:rPr>
+    </w:lvl>
+    <w:lvl w:ilvl="8" w:tentative="1">
+      <w:start w:val="1"/>
+      <w:numFmt w:val="bullet"/>
+      <w:lvlText w:val=""/>
+      <w:lvlJc w:val="left"/>
+      <w:pPr>
+        <w:tabs>
+          <w:tab w:val="num" w:pos="6480"/>
+        </w:tabs>
+        <w:ind w:left="6480" w:hanging="360"/>
+      </w:pPr>
+      <w:rPr>
+        <w:rFonts w:ascii="Wingdings" w:hAnsi="Wingdings" w:hint="default"/>
+        <w:sz w:val="20"/>
+      </w:rPr>
+    </w:lvl>
+  </w:abstractNum>
+  <w:abstractNum w:abstractNumId="16" w15:restartNumberingAfterBreak="0">
+    <w:nsid w:val="722D0147"/>
+    <w:multiLevelType w:val="multilevel"/>
+    <w:tmpl w:val="BF16360C"/>
+    <w:lvl w:ilvl="0">
+      <w:start w:val="1"/>
+      <w:numFmt w:val="bullet"/>
+      <w:lvlText w:val=""/>
+      <w:lvlJc w:val="left"/>
+      <w:pPr>
+        <w:tabs>
+          <w:tab w:val="num" w:pos="720"/>
+        </w:tabs>
+        <w:ind w:left="720" w:hanging="360"/>
+      </w:pPr>
+      <w:rPr>
+        <w:rFonts w:ascii="Symbol" w:hAnsi="Symbol" w:hint="default"/>
+        <w:sz w:val="20"/>
+      </w:rPr>
+    </w:lvl>
+    <w:lvl w:ilvl="1" w:tentative="1">
+      <w:start w:val="1"/>
+      <w:numFmt w:val="bullet"/>
+      <w:lvlText w:val="o"/>
+      <w:lvlJc w:val="left"/>
+      <w:pPr>
+        <w:tabs>
+          <w:tab w:val="num" w:pos="1440"/>
+        </w:tabs>
+        <w:ind w:left="1440" w:hanging="360"/>
+      </w:pPr>
+      <w:rPr>
+        <w:rFonts w:ascii="Courier New" w:hAnsi="Courier New" w:hint="default"/>
+        <w:sz w:val="20"/>
+      </w:rPr>
+    </w:lvl>
+    <w:lvl w:ilvl="2" w:tentative="1">
+      <w:start w:val="1"/>
+      <w:numFmt w:val="bullet"/>
+      <w:lvlText w:val=""/>
+      <w:lvlJc w:val="left"/>
+      <w:pPr>
+        <w:tabs>
+          <w:tab w:val="num" w:pos="2160"/>
+        </w:tabs>
+        <w:ind w:left="2160" w:hanging="360"/>
+      </w:pPr>
+      <w:rPr>
+        <w:rFonts w:ascii="Wingdings" w:hAnsi="Wingdings" w:hint="default"/>
+        <w:sz w:val="20"/>
+      </w:rPr>
+    </w:lvl>
+    <w:lvl w:ilvl="3" w:tentative="1">
+      <w:start w:val="1"/>
+      <w:numFmt w:val="bullet"/>
+      <w:lvlText w:val=""/>
+      <w:lvlJc w:val="left"/>
+      <w:pPr>
+        <w:tabs>
+          <w:tab w:val="num" w:pos="2880"/>
+        </w:tabs>
+        <w:ind w:left="2880" w:hanging="360"/>
+      </w:pPr>
+      <w:rPr>
+        <w:rFonts w:ascii="Wingdings" w:hAnsi="Wingdings" w:hint="default"/>
+        <w:sz w:val="20"/>
+      </w:rPr>
+    </w:lvl>
+    <w:lvl w:ilvl="4" w:tentative="1">
+      <w:start w:val="1"/>
+      <w:numFmt w:val="bullet"/>
+      <w:lvlText w:val=""/>
+      <w:lvlJc w:val="left"/>
+      <w:pPr>
+        <w:tabs>
+          <w:tab w:val="num" w:pos="3600"/>
+        </w:tabs>
+        <w:ind w:left="3600" w:hanging="360"/>
+      </w:pPr>
+      <w:rPr>
+        <w:rFonts w:ascii="Wingdings" w:hAnsi="Wingdings" w:hint="default"/>
+        <w:sz w:val="20"/>
+      </w:rPr>
+    </w:lvl>
+    <w:lvl w:ilvl="5" w:tentative="1">
+      <w:start w:val="1"/>
+      <w:numFmt w:val="bullet"/>
+      <w:lvlText w:val=""/>
+      <w:lvlJc w:val="left"/>
+      <w:pPr>
+        <w:tabs>
+          <w:tab w:val="num" w:pos="4320"/>
+        </w:tabs>
+        <w:ind w:left="4320" w:hanging="360"/>
+      </w:pPr>
+      <w:rPr>
+        <w:rFonts w:ascii="Wingdings" w:hAnsi="Wingdings" w:hint="default"/>
+        <w:sz w:val="20"/>
+      </w:rPr>
+    </w:lvl>
+    <w:lvl w:ilvl="6" w:tentative="1">
+      <w:start w:val="1"/>
+      <w:numFmt w:val="bullet"/>
+      <w:lvlText w:val=""/>
+      <w:lvlJc w:val="left"/>
+      <w:pPr>
+        <w:tabs>
+          <w:tab w:val="num" w:pos="5040"/>
+        </w:tabs>
+        <w:ind w:left="5040" w:hanging="360"/>
+      </w:pPr>
+      <w:rPr>
+        <w:rFonts w:ascii="Wingdings" w:hAnsi="Wingdings" w:hint="default"/>
+        <w:sz w:val="20"/>
+      </w:rPr>
+    </w:lvl>
+    <w:lvl w:ilvl="7" w:tentative="1">
+      <w:start w:val="1"/>
+      <w:numFmt w:val="bullet"/>
+      <w:lvlText w:val=""/>
+      <w:lvlJc w:val="left"/>
+      <w:pPr>
+        <w:tabs>
+          <w:tab w:val="num" w:pos="5760"/>
+        </w:tabs>
+        <w:ind w:left="5760" w:hanging="360"/>
+      </w:pPr>
+      <w:rPr>
+        <w:rFonts w:ascii="Wingdings" w:hAnsi="Wingdings" w:hint="default"/>
+        <w:sz w:val="20"/>
+      </w:rPr>
+    </w:lvl>
+    <w:lvl w:ilvl="8" w:tentative="1">
+      <w:start w:val="1"/>
+      <w:numFmt w:val="bullet"/>
+      <w:lvlText w:val=""/>
+      <w:lvlJc w:val="left"/>
+      <w:pPr>
+        <w:tabs>
+          <w:tab w:val="num" w:pos="6480"/>
+        </w:tabs>
+        <w:ind w:left="6480" w:hanging="360"/>
+      </w:pPr>
+      <w:rPr>
+        <w:rFonts w:ascii="Wingdings" w:hAnsi="Wingdings" w:hint="default"/>
+        <w:sz w:val="20"/>
+      </w:rPr>
     </w:lvl>
   </w:abstractNum>
   <w:num w:numId="1" w16cid:durableId="761797777">
@@ -4092,37 +4096,37 @@
     <w:abstractNumId w:val="0"/>
   </w:num>
   <w:num w:numId="7" w16cid:durableId="767509364">
-    <w:abstractNumId w:val="15"/>
+    <w:abstractNumId w:val="13"/>
   </w:num>
   <w:num w:numId="8" w16cid:durableId="1187519976">
-    <w:abstractNumId w:val="10"/>
+    <w:abstractNumId w:val="9"/>
   </w:num>
   <w:num w:numId="9" w16cid:durableId="774518276">
     <w:abstractNumId w:val="7"/>
   </w:num>
   <w:num w:numId="10" w16cid:durableId="2009867063">
-    <w:abstractNumId w:val="12"/>
+    <w:abstractNumId w:val="10"/>
   </w:num>
   <w:num w:numId="11" w16cid:durableId="1924602666">
-    <w:abstractNumId w:val="16"/>
+    <w:abstractNumId w:val="14"/>
   </w:num>
   <w:num w:numId="12" w16cid:durableId="2021344936">
     <w:abstractNumId w:val="2"/>
   </w:num>
-  <w:num w:numId="13" w16cid:durableId="1621256670">
-    <w:abstractNumId w:val="11"/>
+  <w:num w:numId="13" w16cid:durableId="1690137507">
+    <w:abstractNumId w:val="16"/>
   </w:num>
-  <w:num w:numId="14" w16cid:durableId="1103457290">
-    <w:abstractNumId w:val="13"/>
-  </w:num>
-  <w:num w:numId="15" w16cid:durableId="1179003592">
-    <w:abstractNumId w:val="9"/>
-  </w:num>
-  <w:num w:numId="16" w16cid:durableId="1842307486">
+  <w:num w:numId="14" w16cid:durableId="147749504">
     <w:abstractNumId w:val="8"/>
   </w:num>
-  <w:num w:numId="17" w16cid:durableId="1229338601">
-    <w:abstractNumId w:val="14"/>
+  <w:num w:numId="15" w16cid:durableId="7291123">
+    <w:abstractNumId w:val="12"/>
+  </w:num>
+  <w:num w:numId="16" w16cid:durableId="470825812">
+    <w:abstractNumId w:val="15"/>
+  </w:num>
+  <w:num w:numId="17" w16cid:durableId="901215865">
+    <w:abstractNumId w:val="11"/>
   </w:num>
   <w:numIdMacAtCleanup w:val="10"/>
 </w:numbering>
@@ -15742,7 +15746,7 @@
     <w:uiPriority w:val="99"/>
     <w:semiHidden/>
     <w:unhideWhenUsed/>
-    <w:rsid w:val="003805E8"/>
+    <w:rsid w:val="00CD686A"/>
     <w:pPr>
       <w:spacing w:before="100" w:beforeAutospacing="1" w:after="100" w:afterAutospacing="1" w:line="240" w:lineRule="auto"/>
     </w:pPr>
@@ -15760,7 +15764,7 @@
     <w:uiPriority w:val="99"/>
     <w:semiHidden/>
     <w:unhideWhenUsed/>
-    <w:rsid w:val="003805E8"/>
+    <w:rsid w:val="00CD686A"/>
     <w:rPr>
       <w:rFonts w:ascii="Courier New" w:eastAsiaTheme="minorEastAsia" w:hAnsi="Courier New" w:cs="Courier New"/>
       <w:sz w:val="20"/>
